--- a/Deutsch_11/Kafka_Appell/Tafelscript_Kafkas_Appell.docx
+++ b/Deutsch_11/Kafka_Appell/Tafelscript_Kafkas_Appell.docx
@@ -749,7 +749,7 @@
           <w:sz w:val="17"/>
           <w:szCs w:val="17"/>
         </w:rPr>
-        <w:t xml:space="preserve">TAFELSCRIPT · ABLAUF DER STUNDE (45 MIN.)</w:t>
+        <w:t xml:space="preserve">TAFELSCRIPT · ABLAUF DER STUNDE (45 MIN.: 10 RECHTSCHREIBUNG + 35 KAFKA)</w:t>
       </w:r>
     </w:p>
     <w:p>
@@ -781,7 +781,7 @@
           <w:sz w:val="18"/>
           <w:szCs w:val="18"/>
         </w:rPr>
-        <w:t xml:space="preserve">Phasenfolge nach dem Muster der Mentorin: Auszug → Information → Vorarbeit → Analyse mit Visualisierung → Transfer → Reflexion. Jede Phase hat ein eigenes Produkt (rechts: was danach an der Tafel steht).</w:t>
+        <w:t xml:space="preserve">Teil 1 höchstens 10 Minuten – Tempo ist Ziel. Teil 2 nach dem Muster der Mentorin: Auszug → Information → Vorarbeit → Analyse mit Visualisierung → Transfer → Reflexion. Alle Folien in 27 pt.</w:t>
       </w:r>
     </w:p>
     <w:tbl>
@@ -798,9 +798,9 @@
       </w:tblPr>
       <w:tblGrid>
         <w:gridCol w:w="950"/>
-        <w:gridCol w:w="1900"/>
-        <w:gridCol w:w="7000"/>
-        <w:gridCol w:w="3088"/>
+        <w:gridCol w:w="2350"/>
+        <w:gridCol w:w="6650"/>
+        <w:gridCol w:w="2988"/>
         <w:gridCol w:w="2400"/>
       </w:tblGrid>
       <w:tr>
@@ -845,7 +845,7 @@
         </w:tc>
         <w:tc>
           <w:tcPr>
-            <w:tcW w:type="dxa" w:w="1900"/>
+            <w:tcW w:type="dxa" w:w="2350"/>
             <w:tcBorders>
               <w:top w:val="single" w:color="B9C6E8" w:sz="6"/>
               <w:left w:val="single" w:color="B9C6E8" w:sz="6"/>
@@ -880,7 +880,7 @@
         </w:tc>
         <w:tc>
           <w:tcPr>
-            <w:tcW w:type="dxa" w:w="7000"/>
+            <w:tcW w:type="dxa" w:w="6650"/>
             <w:tcBorders>
               <w:top w:val="single" w:color="B9C6E8" w:sz="6"/>
               <w:left w:val="single" w:color="B9C6E8" w:sz="6"/>
@@ -915,7 +915,7 @@
         </w:tc>
         <w:tc>
           <w:tcPr>
-            <w:tcW w:type="dxa" w:w="3088"/>
+            <w:tcW w:type="dxa" w:w="2988"/>
             <w:tcBorders>
               <w:top w:val="single" w:color="B9C6E8" w:sz="6"/>
               <w:left w:val="single" w:color="B9C6E8" w:sz="6"/>
@@ -1019,13 +1019,13 @@
                 <w:sz w:val="18"/>
                 <w:szCs w:val="18"/>
               </w:rPr>
-              <w:t xml:space="preserve">0–4'</w:t>
-            </w:r>
-          </w:p>
-        </w:tc>
-        <w:tc>
-          <w:tcPr>
-            <w:tcW w:type="dxa" w:w="1900"/>
+              <w:t xml:space="preserve">0–2'</w:t>
+            </w:r>
+          </w:p>
+        </w:tc>
+        <w:tc>
+          <w:tcPr>
+            <w:tcW w:type="dxa" w:w="2350"/>
             <w:tcBorders>
               <w:top w:val="single" w:color="B9C6E8" w:sz="6"/>
               <w:left w:val="single" w:color="B9C6E8" w:sz="6"/>
@@ -1054,71 +1054,71 @@
                 <w:sz w:val="18"/>
                 <w:szCs w:val="18"/>
               </w:rPr>
-              <w:t xml:space="preserve">Einstieg</w:t>
-            </w:r>
-          </w:p>
-        </w:tc>
-        <w:tc>
-          <w:tcPr>
-            <w:tcW w:type="dxa" w:w="7000"/>
-            <w:tcBorders>
-              <w:top w:val="single" w:color="B9C6E8" w:sz="6"/>
-              <w:left w:val="single" w:color="B9C6E8" w:sz="6"/>
-              <w:bottom w:val="single" w:color="B9C6E8" w:sz="6"/>
-              <w:right w:val="single" w:color="B9C6E8" w:sz="6"/>
-            </w:tcBorders>
-            <w:tcMar>
-              <w:top w:type="dxa" w:w="60"/>
-              <w:left w:type="dxa" w:w="120"/>
-              <w:bottom w:type="dxa" w:w="60"/>
-              <w:right w:type="dxa" w:w="120"/>
-            </w:tcMar>
-            <w:vAlign w:val="top"/>
-          </w:tcPr>
-          <w:p>
-            <w:pPr>
-              <w:spacing w:after="0" w:before="0"/>
-            </w:pPr>
-            <w:r>
-              <w:rPr>
-                <w:rFonts w:ascii="Calibri" w:cs="Calibri" w:eastAsia="Calibri" w:hAnsi="Calibri"/>
-                <w:color w:val="000000"/>
-                <w:sz w:val="18"/>
-                <w:szCs w:val="18"/>
-              </w:rPr>
-              <w:t xml:space="preserve">Kontext vom Arbeitsblatt vorlesen, dann den Auszug (Folie 1, Klasse liest mit). Impuls (Folie 2): „Worum bittet Kafka seinen Vater?“ Zwei, drei spontane Antworten – nicht bewerten.</w:t>
-            </w:r>
-          </w:p>
-        </w:tc>
-        <w:tc>
-          <w:tcPr>
-            <w:tcW w:type="dxa" w:w="3088"/>
-            <w:tcBorders>
-              <w:top w:val="single" w:color="B9C6E8" w:sz="6"/>
-              <w:left w:val="single" w:color="B9C6E8" w:sz="6"/>
-              <w:bottom w:val="single" w:color="B9C6E8" w:sz="6"/>
-              <w:right w:val="single" w:color="B9C6E8" w:sz="6"/>
-            </w:tcBorders>
-            <w:tcMar>
-              <w:top w:type="dxa" w:w="60"/>
-              <w:left w:type="dxa" w:w="120"/>
-              <w:bottom w:type="dxa" w:w="60"/>
-              <w:right w:type="dxa" w:w="120"/>
-            </w:tcMar>
-            <w:vAlign w:val="top"/>
-          </w:tcPr>
-          <w:p>
-            <w:pPr>
-              <w:spacing w:after="0" w:before="0"/>
-            </w:pPr>
-            <w:r>
-              <w:rPr>
-                <w:rFonts w:ascii="Calibri" w:cs="Calibri" w:eastAsia="Calibri" w:hAnsi="Calibri"/>
-                <w:color w:val="000000"/>
-                <w:sz w:val="18"/>
-                <w:szCs w:val="18"/>
-              </w:rPr>
-              <w:t xml:space="preserve">① Vermutungen</w:t>
+              <w:t xml:space="preserve">Rechtschreibung: Instruktion</w:t>
+            </w:r>
+          </w:p>
+        </w:tc>
+        <w:tc>
+          <w:tcPr>
+            <w:tcW w:type="dxa" w:w="6650"/>
+            <w:tcBorders>
+              <w:top w:val="single" w:color="B9C6E8" w:sz="6"/>
+              <w:left w:val="single" w:color="B9C6E8" w:sz="6"/>
+              <w:bottom w:val="single" w:color="B9C6E8" w:sz="6"/>
+              <w:right w:val="single" w:color="B9C6E8" w:sz="6"/>
+            </w:tcBorders>
+            <w:tcMar>
+              <w:top w:type="dxa" w:w="60"/>
+              <w:left w:type="dxa" w:w="120"/>
+              <w:bottom w:type="dxa" w:w="60"/>
+              <w:right w:type="dxa" w:w="120"/>
+            </w:tcMar>
+            <w:vAlign w:val="top"/>
+          </w:tcPr>
+          <w:p>
+            <w:pPr>
+              <w:spacing w:after="0" w:before="0"/>
+            </w:pPr>
+            <w:r>
+              <w:rPr>
+                <w:rFonts w:ascii="Calibri" w:cs="Calibri" w:eastAsia="Calibri" w:hAnsi="Calibri"/>
+                <w:color w:val="000000"/>
+                <w:sz w:val="18"/>
+                <w:szCs w:val="18"/>
+              </w:rPr>
+              <w:t xml:space="preserve">Schnipsel austeilen. „In euren Texten passieren immer dieselben zwei Fehler – nicht, weil ihr die Regel nicht kennt, sondern weil ihr nicht darauf achtet.“ Regel 1 und 2 zeigen (Folie 2–3), je ein Beispiel laut prüfen.</w:t>
+            </w:r>
+          </w:p>
+        </w:tc>
+        <w:tc>
+          <w:tcPr>
+            <w:tcW w:type="dxa" w:w="2988"/>
+            <w:tcBorders>
+              <w:top w:val="single" w:color="B9C6E8" w:sz="6"/>
+              <w:left w:val="single" w:color="B9C6E8" w:sz="6"/>
+              <w:bottom w:val="single" w:color="B9C6E8" w:sz="6"/>
+              <w:right w:val="single" w:color="B9C6E8" w:sz="6"/>
+            </w:tcBorders>
+            <w:tcMar>
+              <w:top w:type="dxa" w:w="60"/>
+              <w:left w:type="dxa" w:w="120"/>
+              <w:bottom w:type="dxa" w:w="60"/>
+              <w:right w:type="dxa" w:w="120"/>
+            </w:tcMar>
+            <w:vAlign w:val="top"/>
+          </w:tcPr>
+          <w:p>
+            <w:pPr>
+              <w:spacing w:after="0" w:before="0"/>
+            </w:pPr>
+            <w:r>
+              <w:rPr>
+                <w:rFonts w:ascii="Calibri" w:cs="Calibri" w:eastAsia="Calibri" w:hAnsi="Calibri"/>
+                <w:color w:val="000000"/>
+                <w:sz w:val="18"/>
+                <w:szCs w:val="18"/>
+              </w:rPr>
+              <w:t xml:space="preserve">–</w:t>
             </w:r>
           </w:p>
         </w:tc>
@@ -1150,7 +1150,7 @@
                 <w:sz w:val="17"/>
                 <w:szCs w:val="17"/>
               </w:rPr>
-              <w:t xml:space="preserve">AB, Folie 1–2</w:t>
+              <w:t xml:space="preserve">Schnipsel, Folie 1–3</w:t>
             </w:r>
           </w:p>
         </w:tc>
@@ -1190,13 +1190,13 @@
                 <w:sz w:val="18"/>
                 <w:szCs w:val="18"/>
               </w:rPr>
-              <w:t xml:space="preserve">4–9'</w:t>
-            </w:r>
-          </w:p>
-        </w:tc>
-        <w:tc>
-          <w:tcPr>
-            <w:tcW w:type="dxa" w:w="1900"/>
+              <w:t xml:space="preserve">2–4'</w:t>
+            </w:r>
+          </w:p>
+        </w:tc>
+        <w:tc>
+          <w:tcPr>
+            <w:tcW w:type="dxa" w:w="2350"/>
             <w:tcBorders>
               <w:top w:val="single" w:color="B9C6E8" w:sz="6"/>
               <w:left w:val="single" w:color="B9C6E8" w:sz="6"/>
@@ -1225,45 +1225,45 @@
                 <w:sz w:val="18"/>
                 <w:szCs w:val="18"/>
               </w:rPr>
-              <w:t xml:space="preserve">Information: Mini-Diktat</w:t>
-            </w:r>
-          </w:p>
-        </w:tc>
-        <w:tc>
-          <w:tcPr>
-            <w:tcW w:type="dxa" w:w="7000"/>
-            <w:tcBorders>
-              <w:top w:val="single" w:color="B9C6E8" w:sz="6"/>
-              <w:left w:val="single" w:color="B9C6E8" w:sz="6"/>
-              <w:bottom w:val="single" w:color="B9C6E8" w:sz="6"/>
-              <w:right w:val="single" w:color="B9C6E8" w:sz="6"/>
-            </w:tcBorders>
-            <w:tcMar>
-              <w:top w:type="dxa" w:w="60"/>
-              <w:left w:type="dxa" w:w="120"/>
-              <w:bottom w:type="dxa" w:w="60"/>
-              <w:right w:type="dxa" w:w="120"/>
-            </w:tcMar>
-            <w:vAlign w:val="top"/>
-          </w:tcPr>
-          <w:p>
-            <w:pPr>
-              <w:spacing w:after="0" w:before="0"/>
-            </w:pPr>
-            <w:r>
-              <w:rPr>
-                <w:rFonts w:ascii="Calibri" w:cs="Calibri" w:eastAsia="Calibri" w:hAnsi="Calibri"/>
-                <w:color w:val="000000"/>
-                <w:sz w:val="18"/>
-                <w:szCs w:val="18"/>
-              </w:rPr>
-              <w:t xml:space="preserve">Folie 3 steht. Ganz vorlesen, Satz für Satz diktieren (Pausen an ‖), noch einmal vorlesen. Selbstkontrolle mit Folie 4, Fehler zählen, Stolperstellen kurz zeigen.</w:t>
-            </w:r>
-          </w:p>
-        </w:tc>
-        <w:tc>
-          <w:tcPr>
-            <w:tcW w:type="dxa" w:w="3088"/>
+              <w:t xml:space="preserve">Vormachen</w:t>
+            </w:r>
+          </w:p>
+        </w:tc>
+        <w:tc>
+          <w:tcPr>
+            <w:tcW w:type="dxa" w:w="6650"/>
+            <w:tcBorders>
+              <w:top w:val="single" w:color="B9C6E8" w:sz="6"/>
+              <w:left w:val="single" w:color="B9C6E8" w:sz="6"/>
+              <w:bottom w:val="single" w:color="B9C6E8" w:sz="6"/>
+              <w:right w:val="single" w:color="B9C6E8" w:sz="6"/>
+            </w:tcBorders>
+            <w:tcMar>
+              <w:top w:type="dxa" w:w="60"/>
+              <w:left w:type="dxa" w:w="120"/>
+              <w:bottom w:type="dxa" w:w="60"/>
+              <w:right w:type="dxa" w:w="120"/>
+            </w:tcMar>
+            <w:vAlign w:val="top"/>
+          </w:tcPr>
+          <w:p>
+            <w:pPr>
+              <w:spacing w:after="0" w:before="0"/>
+            </w:pPr>
+            <w:r>
+              <w:rPr>
+                <w:rFonts w:ascii="Calibri" w:cs="Calibri" w:eastAsia="Calibri" w:hAnsi="Calibri"/>
+                <w:color w:val="000000"/>
+                <w:sz w:val="18"/>
+                <w:szCs w:val="18"/>
+              </w:rPr>
+              <w:t xml:space="preserve">Nachricht 1 laut denkend korrigieren (Folie 4, dann 5): Artikelprobe, Verb am Ende → Komma. Siehe nächste Seite.</w:t>
+            </w:r>
+          </w:p>
+        </w:tc>
+        <w:tc>
+          <w:tcPr>
+            <w:tcW w:type="dxa" w:w="2988"/>
             <w:tcBorders>
               <w:top w:val="single" w:color="B9C6E8" w:sz="6"/>
               <w:left w:val="single" w:color="B9C6E8" w:sz="6"/>
@@ -1321,7 +1321,7 @@
                 <w:sz w:val="17"/>
                 <w:szCs w:val="17"/>
               </w:rPr>
-              <w:t xml:space="preserve">Vorlesefassung, Folie 3–4</w:t>
+              <w:t xml:space="preserve">Folie 4–5</w:t>
             </w:r>
           </w:p>
         </w:tc>
@@ -1361,13 +1361,13 @@
                 <w:sz w:val="18"/>
                 <w:szCs w:val="18"/>
               </w:rPr>
-              <w:t xml:space="preserve">9–13'</w:t>
-            </w:r>
-          </w:p>
-        </w:tc>
-        <w:tc>
-          <w:tcPr>
-            <w:tcW w:type="dxa" w:w="1900"/>
+              <w:t xml:space="preserve">4–8'</w:t>
+            </w:r>
+          </w:p>
+        </w:tc>
+        <w:tc>
+          <w:tcPr>
+            <w:tcW w:type="dxa" w:w="2350"/>
             <w:tcBorders>
               <w:top w:val="single" w:color="B9C6E8" w:sz="6"/>
               <w:left w:val="single" w:color="B9C6E8" w:sz="6"/>
@@ -1396,71 +1396,71 @@
                 <w:sz w:val="18"/>
                 <w:szCs w:val="18"/>
               </w:rPr>
-              <w:t xml:space="preserve">Vorarbeit (allein)</w:t>
-            </w:r>
-          </w:p>
-        </w:tc>
-        <w:tc>
-          <w:tcPr>
-            <w:tcW w:type="dxa" w:w="7000"/>
-            <w:tcBorders>
-              <w:top w:val="single" w:color="B9C6E8" w:sz="6"/>
-              <w:left w:val="single" w:color="B9C6E8" w:sz="6"/>
-              <w:bottom w:val="single" w:color="B9C6E8" w:sz="6"/>
-              <w:right w:val="single" w:color="B9C6E8" w:sz="6"/>
-            </w:tcBorders>
-            <w:tcMar>
-              <w:top w:type="dxa" w:w="60"/>
-              <w:left w:type="dxa" w:w="120"/>
-              <w:bottom w:type="dxa" w:w="60"/>
-              <w:right w:type="dxa" w:w="120"/>
-            </w:tcMar>
-            <w:vAlign w:val="top"/>
-          </w:tcPr>
-          <w:p>
-            <w:pPr>
-              <w:spacing w:after="0" w:before="0"/>
-            </w:pPr>
-            <w:r>
-              <w:rPr>
-                <w:rFonts w:ascii="Calibri" w:cs="Calibri" w:eastAsia="Calibri" w:hAnsi="Calibri"/>
-                <w:color w:val="000000"/>
-                <w:sz w:val="18"/>
-                <w:szCs w:val="18"/>
-              </w:rPr>
-              <w:t xml:space="preserve">Auftrag 1 (Folie 5): Kernbotschaft in einem Satz, „Kafka bittet seinen Vater, …“. Zwei Sätze vorlesen lassen, den treffendsten anschreiben. Impuls: „Stimmt das mit unseren Vermutungen überein?“</w:t>
-            </w:r>
-          </w:p>
-        </w:tc>
-        <w:tc>
-          <w:tcPr>
-            <w:tcW w:type="dxa" w:w="3088"/>
-            <w:tcBorders>
-              <w:top w:val="single" w:color="B9C6E8" w:sz="6"/>
-              <w:left w:val="single" w:color="B9C6E8" w:sz="6"/>
-              <w:bottom w:val="single" w:color="B9C6E8" w:sz="6"/>
-              <w:right w:val="single" w:color="B9C6E8" w:sz="6"/>
-            </w:tcBorders>
-            <w:tcMar>
-              <w:top w:type="dxa" w:w="60"/>
-              <w:left w:type="dxa" w:w="120"/>
-              <w:bottom w:type="dxa" w:w="60"/>
-              <w:right w:type="dxa" w:w="120"/>
-            </w:tcMar>
-            <w:vAlign w:val="top"/>
-          </w:tcPr>
-          <w:p>
-            <w:pPr>
-              <w:spacing w:after="0" w:before="0"/>
-            </w:pPr>
-            <w:r>
-              <w:rPr>
-                <w:rFonts w:ascii="Calibri" w:cs="Calibri" w:eastAsia="Calibri" w:hAnsi="Calibri"/>
-                <w:color w:val="000000"/>
-                <w:sz w:val="18"/>
-                <w:szCs w:val="18"/>
-              </w:rPr>
-              <w:t xml:space="preserve">② Kernbotschaft</w:t>
+              <w:t xml:space="preserve">Korrigieren (allein)</w:t>
+            </w:r>
+          </w:p>
+        </w:tc>
+        <w:tc>
+          <w:tcPr>
+            <w:tcW w:type="dxa" w:w="6650"/>
+            <w:tcBorders>
+              <w:top w:val="single" w:color="B9C6E8" w:sz="6"/>
+              <w:left w:val="single" w:color="B9C6E8" w:sz="6"/>
+              <w:bottom w:val="single" w:color="B9C6E8" w:sz="6"/>
+              <w:right w:val="single" w:color="B9C6E8" w:sz="6"/>
+            </w:tcBorders>
+            <w:tcMar>
+              <w:top w:type="dxa" w:w="60"/>
+              <w:left w:type="dxa" w:w="120"/>
+              <w:bottom w:type="dxa" w:w="60"/>
+              <w:right w:type="dxa" w:w="120"/>
+            </w:tcMar>
+            <w:vAlign w:val="top"/>
+          </w:tcPr>
+          <w:p>
+            <w:pPr>
+              <w:spacing w:after="0" w:before="0"/>
+            </w:pPr>
+            <w:r>
+              <w:rPr>
+                <w:rFonts w:ascii="Calibri" w:cs="Calibri" w:eastAsia="Calibri" w:hAnsi="Calibri"/>
+                <w:color w:val="000000"/>
+                <w:sz w:val="18"/>
+                <w:szCs w:val="18"/>
+              </w:rPr>
+              <w:t xml:space="preserve">Nachrichten 2–6 auf dem Schnipsel korrigieren, Timer 4 Min. sichtbar. Nicht helfen – die Regeln stehen auf dem Schnipsel. Wer fertig ist, zählt seine Fehler.</w:t>
+            </w:r>
+          </w:p>
+        </w:tc>
+        <w:tc>
+          <w:tcPr>
+            <w:tcW w:type="dxa" w:w="2988"/>
+            <w:tcBorders>
+              <w:top w:val="single" w:color="B9C6E8" w:sz="6"/>
+              <w:left w:val="single" w:color="B9C6E8" w:sz="6"/>
+              <w:bottom w:val="single" w:color="B9C6E8" w:sz="6"/>
+              <w:right w:val="single" w:color="B9C6E8" w:sz="6"/>
+            </w:tcBorders>
+            <w:tcMar>
+              <w:top w:type="dxa" w:w="60"/>
+              <w:left w:type="dxa" w:w="120"/>
+              <w:bottom w:type="dxa" w:w="60"/>
+              <w:right w:type="dxa" w:w="120"/>
+            </w:tcMar>
+            <w:vAlign w:val="top"/>
+          </w:tcPr>
+          <w:p>
+            <w:pPr>
+              <w:spacing w:after="0" w:before="0"/>
+            </w:pPr>
+            <w:r>
+              <w:rPr>
+                <w:rFonts w:ascii="Calibri" w:cs="Calibri" w:eastAsia="Calibri" w:hAnsi="Calibri"/>
+                <w:color w:val="000000"/>
+                <w:sz w:val="18"/>
+                <w:szCs w:val="18"/>
+              </w:rPr>
+              <w:t xml:space="preserve">–</w:t>
             </w:r>
           </w:p>
         </w:tc>
@@ -1492,7 +1492,7 @@
                 <w:sz w:val="17"/>
                 <w:szCs w:val="17"/>
               </w:rPr>
-              <w:t xml:space="preserve">Folie 5, Hefter</w:t>
+              <w:t xml:space="preserve">Folie 6, Schnipsel</w:t>
             </w:r>
           </w:p>
         </w:tc>
@@ -1532,13 +1532,13 @@
                 <w:sz w:val="18"/>
                 <w:szCs w:val="18"/>
               </w:rPr>
-              <w:t xml:space="preserve">13–23'</w:t>
-            </w:r>
-          </w:p>
-        </w:tc>
-        <w:tc>
-          <w:tcPr>
-            <w:tcW w:type="dxa" w:w="1900"/>
+              <w:t xml:space="preserve">8–10'</w:t>
+            </w:r>
+          </w:p>
+        </w:tc>
+        <w:tc>
+          <w:tcPr>
+            <w:tcW w:type="dxa" w:w="2350"/>
             <w:tcBorders>
               <w:top w:val="single" w:color="B9C6E8" w:sz="6"/>
               <w:left w:val="single" w:color="B9C6E8" w:sz="6"/>
@@ -1567,71 +1567,71 @@
                 <w:sz w:val="18"/>
                 <w:szCs w:val="18"/>
               </w:rPr>
-              <w:t xml:space="preserve">Analyse (6' allein, 4' Gespräch)</w:t>
-            </w:r>
-          </w:p>
-        </w:tc>
-        <w:tc>
-          <w:tcPr>
-            <w:tcW w:type="dxa" w:w="7000"/>
-            <w:tcBorders>
-              <w:top w:val="single" w:color="B9C6E8" w:sz="6"/>
-              <w:left w:val="single" w:color="B9C6E8" w:sz="6"/>
-              <w:bottom w:val="single" w:color="B9C6E8" w:sz="6"/>
-              <w:right w:val="single" w:color="B9C6E8" w:sz="6"/>
-            </w:tcBorders>
-            <w:tcMar>
-              <w:top w:type="dxa" w:w="60"/>
-              <w:left w:type="dxa" w:w="120"/>
-              <w:bottom w:type="dxa" w:w="60"/>
-              <w:right w:type="dxa" w:w="120"/>
-            </w:tcMar>
-            <w:vAlign w:val="top"/>
-          </w:tcPr>
-          <w:p>
-            <w:pPr>
-              <w:spacing w:after="0" w:before="0"/>
-            </w:pPr>
-            <w:r>
-              <w:rPr>
-                <w:rFonts w:ascii="Calibri" w:cs="Calibri" w:eastAsia="Calibri" w:hAnsi="Calibri"/>
-                <w:color w:val="000000"/>
-                <w:sz w:val="18"/>
-                <w:szCs w:val="18"/>
-              </w:rPr>
-              <w:t xml:space="preserve">Auftrag 2 (Folie 6): drei Leitfragen, jeweils offen oder verdeckt? Danach Frage für Frage im Unterrichtsgespräch, Ergebnisse ins Quadrat. Impulse: „Welches Wort zeigt, dass Kafka etwas will?“ · „Was soll der Vater mit ‚freundliches Wort, Hand, Blick‘ anfangen?“ · „Warum betont Kafka, dass der Vater keine Schuld hat?“ → Furcht.</w:t>
-            </w:r>
-          </w:p>
-        </w:tc>
-        <w:tc>
-          <w:tcPr>
-            <w:tcW w:type="dxa" w:w="3088"/>
-            <w:tcBorders>
-              <w:top w:val="single" w:color="B9C6E8" w:sz="6"/>
-              <w:left w:val="single" w:color="B9C6E8" w:sz="6"/>
-              <w:bottom w:val="single" w:color="B9C6E8" w:sz="6"/>
-              <w:right w:val="single" w:color="B9C6E8" w:sz="6"/>
-            </w:tcBorders>
-            <w:tcMar>
-              <w:top w:type="dxa" w:w="60"/>
-              <w:left w:type="dxa" w:w="120"/>
-              <w:bottom w:type="dxa" w:w="60"/>
-              <w:right w:type="dxa" w:w="120"/>
-            </w:tcMar>
-            <w:vAlign w:val="top"/>
-          </w:tcPr>
-          <w:p>
-            <w:pPr>
-              <w:spacing w:after="0" w:before="0"/>
-            </w:pPr>
-            <w:r>
-              <w:rPr>
-                <w:rFonts w:ascii="Calibri" w:cs="Calibri" w:eastAsia="Calibri" w:hAnsi="Calibri"/>
-                <w:color w:val="000000"/>
-                <w:sz w:val="18"/>
-                <w:szCs w:val="18"/>
-              </w:rPr>
-              <w:t xml:space="preserve">③ Quadrat, Appell zuletzt und groß</w:t>
+              <w:t xml:space="preserve">Lösung im Gespräch</w:t>
+            </w:r>
+          </w:p>
+        </w:tc>
+        <w:tc>
+          <w:tcPr>
+            <w:tcW w:type="dxa" w:w="6650"/>
+            <w:tcBorders>
+              <w:top w:val="single" w:color="B9C6E8" w:sz="6"/>
+              <w:left w:val="single" w:color="B9C6E8" w:sz="6"/>
+              <w:bottom w:val="single" w:color="B9C6E8" w:sz="6"/>
+              <w:right w:val="single" w:color="B9C6E8" w:sz="6"/>
+            </w:tcBorders>
+            <w:tcMar>
+              <w:top w:type="dxa" w:w="60"/>
+              <w:left w:type="dxa" w:w="120"/>
+              <w:bottom w:type="dxa" w:w="60"/>
+              <w:right w:type="dxa" w:w="120"/>
+            </w:tcMar>
+            <w:vAlign w:val="top"/>
+          </w:tcPr>
+          <w:p>
+            <w:pPr>
+              <w:spacing w:after="0" w:before="0"/>
+            </w:pPr>
+            <w:r>
+              <w:rPr>
+                <w:rFonts w:ascii="Calibri" w:cs="Calibri" w:eastAsia="Calibri" w:hAnsi="Calibri"/>
+                <w:color w:val="000000"/>
+                <w:sz w:val="18"/>
+                <w:szCs w:val="18"/>
+              </w:rPr>
+              <w:t xml:space="preserve">Klasse nennt die Fehler je Nachricht und begründet (Artikelprobe / Verb am Ende), dann Folie zeigen. Abfrage: „Wer hat mindestens 11 von 14?“ Überleitung: „In Nachricht 2 ging es schon um Kafka.“</w:t>
+            </w:r>
+          </w:p>
+        </w:tc>
+        <w:tc>
+          <w:tcPr>
+            <w:tcW w:type="dxa" w:w="2988"/>
+            <w:tcBorders>
+              <w:top w:val="single" w:color="B9C6E8" w:sz="6"/>
+              <w:left w:val="single" w:color="B9C6E8" w:sz="6"/>
+              <w:bottom w:val="single" w:color="B9C6E8" w:sz="6"/>
+              <w:right w:val="single" w:color="B9C6E8" w:sz="6"/>
+            </w:tcBorders>
+            <w:tcMar>
+              <w:top w:type="dxa" w:w="60"/>
+              <w:left w:type="dxa" w:w="120"/>
+              <w:bottom w:type="dxa" w:w="60"/>
+              <w:right w:type="dxa" w:w="120"/>
+            </w:tcMar>
+            <w:vAlign w:val="top"/>
+          </w:tcPr>
+          <w:p>
+            <w:pPr>
+              <w:spacing w:after="0" w:before="0"/>
+            </w:pPr>
+            <w:r>
+              <w:rPr>
+                <w:rFonts w:ascii="Calibri" w:cs="Calibri" w:eastAsia="Calibri" w:hAnsi="Calibri"/>
+                <w:color w:val="000000"/>
+                <w:sz w:val="18"/>
+                <w:szCs w:val="18"/>
+              </w:rPr>
+              <w:t xml:space="preserve">–</w:t>
             </w:r>
           </w:p>
         </w:tc>
@@ -1663,7 +1663,7 @@
                 <w:sz w:val="17"/>
                 <w:szCs w:val="17"/>
               </w:rPr>
-              <w:t xml:space="preserve">Folie 6, Hefter</w:t>
+              <w:t xml:space="preserve">Folie 7–8</w:t>
             </w:r>
           </w:p>
         </w:tc>
@@ -1703,13 +1703,13 @@
                 <w:sz w:val="18"/>
                 <w:szCs w:val="18"/>
               </w:rPr>
-              <w:t xml:space="preserve">23–38'</w:t>
-            </w:r>
-          </w:p>
-        </w:tc>
-        <w:tc>
-          <w:tcPr>
-            <w:tcW w:type="dxa" w:w="1900"/>
+              <w:t xml:space="preserve">10–13'</w:t>
+            </w:r>
+          </w:p>
+        </w:tc>
+        <w:tc>
+          <w:tcPr>
+            <w:tcW w:type="dxa" w:w="2350"/>
             <w:tcBorders>
               <w:top w:val="single" w:color="B9C6E8" w:sz="6"/>
               <w:left w:val="single" w:color="B9C6E8" w:sz="6"/>
@@ -1738,71 +1738,71 @@
                 <w:sz w:val="18"/>
                 <w:szCs w:val="18"/>
               </w:rPr>
-              <w:t xml:space="preserve">Transfer (allein)</w:t>
-            </w:r>
-          </w:p>
-        </w:tc>
-        <w:tc>
-          <w:tcPr>
-            <w:tcW w:type="dxa" w:w="7000"/>
-            <w:tcBorders>
-              <w:top w:val="single" w:color="B9C6E8" w:sz="6"/>
-              <w:left w:val="single" w:color="B9C6E8" w:sz="6"/>
-              <w:bottom w:val="single" w:color="B9C6E8" w:sz="6"/>
-              <w:right w:val="single" w:color="B9C6E8" w:sz="6"/>
-            </w:tcBorders>
-            <w:tcMar>
-              <w:top w:type="dxa" w:w="60"/>
-              <w:left w:type="dxa" w:w="120"/>
-              <w:bottom w:type="dxa" w:w="60"/>
-              <w:right w:type="dxa" w:w="120"/>
-            </w:tcMar>
-            <w:vAlign w:val="top"/>
-          </w:tcPr>
-          <w:p>
-            <w:pPr>
-              <w:spacing w:after="0" w:before="0"/>
-            </w:pPr>
-            <w:r>
-              <w:rPr>
-                <w:rFonts w:ascii="Calibri" w:cs="Calibri" w:eastAsia="Calibri" w:hAnsi="Calibri"/>
-                <w:color w:val="000000"/>
-                <w:sz w:val="18"/>
-                <w:szCs w:val="18"/>
-              </w:rPr>
-              <w:t xml:space="preserve">Überleitung: „Max Brods Brief hat gewirkt – der Vater hört zu. Jetzt spricht Franz selbst, und zwar offen.“ Auftrag und Kriterien (Folie 7 bzw. Whiteboard-PDF). Kriterien an die Tafel. Timer 15 Min.; herumgehen, bei Bedarf auf die Ich-Botschaft hinweisen.</w:t>
-            </w:r>
-          </w:p>
-        </w:tc>
-        <w:tc>
-          <w:tcPr>
-            <w:tcW w:type="dxa" w:w="3088"/>
-            <w:tcBorders>
-              <w:top w:val="single" w:color="B9C6E8" w:sz="6"/>
-              <w:left w:val="single" w:color="B9C6E8" w:sz="6"/>
-              <w:bottom w:val="single" w:color="B9C6E8" w:sz="6"/>
-              <w:right w:val="single" w:color="B9C6E8" w:sz="6"/>
-            </w:tcBorders>
-            <w:tcMar>
-              <w:top w:type="dxa" w:w="60"/>
-              <w:left w:type="dxa" w:w="120"/>
-              <w:bottom w:type="dxa" w:w="60"/>
-              <w:right w:type="dxa" w:w="120"/>
-            </w:tcMar>
-            <w:vAlign w:val="top"/>
-          </w:tcPr>
-          <w:p>
-            <w:pPr>
-              <w:spacing w:after="0" w:before="0"/>
-            </w:pPr>
-            <w:r>
-              <w:rPr>
-                <w:rFonts w:ascii="Calibri" w:cs="Calibri" w:eastAsia="Calibri" w:hAnsi="Calibri"/>
-                <w:color w:val="000000"/>
-                <w:sz w:val="18"/>
-                <w:szCs w:val="18"/>
-              </w:rPr>
-              <w:t xml:space="preserve">④ Kriterien</w:t>
+              <w:t xml:space="preserve">Kafka: Einstieg</w:t>
+            </w:r>
+          </w:p>
+        </w:tc>
+        <w:tc>
+          <w:tcPr>
+            <w:tcW w:type="dxa" w:w="6650"/>
+            <w:tcBorders>
+              <w:top w:val="single" w:color="B9C6E8" w:sz="6"/>
+              <w:left w:val="single" w:color="B9C6E8" w:sz="6"/>
+              <w:bottom w:val="single" w:color="B9C6E8" w:sz="6"/>
+              <w:right w:val="single" w:color="B9C6E8" w:sz="6"/>
+            </w:tcBorders>
+            <w:tcMar>
+              <w:top w:type="dxa" w:w="60"/>
+              <w:left w:type="dxa" w:w="120"/>
+              <w:bottom w:type="dxa" w:w="60"/>
+              <w:right w:type="dxa" w:w="120"/>
+            </w:tcMar>
+            <w:vAlign w:val="top"/>
+          </w:tcPr>
+          <w:p>
+            <w:pPr>
+              <w:spacing w:after="0" w:before="0"/>
+            </w:pPr>
+            <w:r>
+              <w:rPr>
+                <w:rFonts w:ascii="Calibri" w:cs="Calibri" w:eastAsia="Calibri" w:hAnsi="Calibri"/>
+                <w:color w:val="000000"/>
+                <w:sz w:val="18"/>
+                <w:szCs w:val="18"/>
+              </w:rPr>
+              <w:t xml:space="preserve">Kontext vom Arbeitsblatt vorlesen, dann den Auszug (Folie 9, AB mit Zeilennummern). Impuls (Folie 10): „Worum bittet Kafka seinen Vater?“</w:t>
+            </w:r>
+          </w:p>
+        </w:tc>
+        <w:tc>
+          <w:tcPr>
+            <w:tcW w:type="dxa" w:w="2988"/>
+            <w:tcBorders>
+              <w:top w:val="single" w:color="B9C6E8" w:sz="6"/>
+              <w:left w:val="single" w:color="B9C6E8" w:sz="6"/>
+              <w:bottom w:val="single" w:color="B9C6E8" w:sz="6"/>
+              <w:right w:val="single" w:color="B9C6E8" w:sz="6"/>
+            </w:tcBorders>
+            <w:tcMar>
+              <w:top w:type="dxa" w:w="60"/>
+              <w:left w:type="dxa" w:w="120"/>
+              <w:bottom w:type="dxa" w:w="60"/>
+              <w:right w:type="dxa" w:w="120"/>
+            </w:tcMar>
+            <w:vAlign w:val="top"/>
+          </w:tcPr>
+          <w:p>
+            <w:pPr>
+              <w:spacing w:after="0" w:before="0"/>
+            </w:pPr>
+            <w:r>
+              <w:rPr>
+                <w:rFonts w:ascii="Calibri" w:cs="Calibri" w:eastAsia="Calibri" w:hAnsi="Calibri"/>
+                <w:color w:val="000000"/>
+                <w:sz w:val="18"/>
+                <w:szCs w:val="18"/>
+              </w:rPr>
+              <w:t xml:space="preserve">① Vermutungen</w:t>
             </w:r>
           </w:p>
         </w:tc>
@@ -1834,7 +1834,7 @@
                 <w:sz w:val="17"/>
                 <w:szCs w:val="17"/>
               </w:rPr>
-              <w:t xml:space="preserve">Folie 7 / Whiteboard, Hefter</w:t>
+              <w:t xml:space="preserve">AB, Folie 9–10</w:t>
             </w:r>
           </w:p>
         </w:tc>
@@ -1874,13 +1874,13 @@
                 <w:sz w:val="18"/>
                 <w:szCs w:val="18"/>
               </w:rPr>
-              <w:t xml:space="preserve">38–45'</w:t>
-            </w:r>
-          </w:p>
-        </w:tc>
-        <w:tc>
-          <w:tcPr>
-            <w:tcW w:type="dxa" w:w="1900"/>
+              <w:t xml:space="preserve">13–15'</w:t>
+            </w:r>
+          </w:p>
+        </w:tc>
+        <w:tc>
+          <w:tcPr>
+            <w:tcW w:type="dxa" w:w="2350"/>
             <w:tcBorders>
               <w:top w:val="single" w:color="B9C6E8" w:sz="6"/>
               <w:left w:val="single" w:color="B9C6E8" w:sz="6"/>
@@ -1909,71 +1909,71 @@
                 <w:sz w:val="18"/>
                 <w:szCs w:val="18"/>
               </w:rPr>
-              <w:t xml:space="preserve">Vortrag und Reflexion</w:t>
-            </w:r>
-          </w:p>
-        </w:tc>
-        <w:tc>
-          <w:tcPr>
-            <w:tcW w:type="dxa" w:w="7000"/>
-            <w:tcBorders>
-              <w:top w:val="single" w:color="B9C6E8" w:sz="6"/>
-              <w:left w:val="single" w:color="B9C6E8" w:sz="6"/>
-              <w:bottom w:val="single" w:color="B9C6E8" w:sz="6"/>
-              <w:right w:val="single" w:color="B9C6E8" w:sz="6"/>
-            </w:tcBorders>
-            <w:tcMar>
-              <w:top w:type="dxa" w:w="60"/>
-              <w:left w:type="dxa" w:w="120"/>
-              <w:bottom w:type="dxa" w:w="60"/>
-              <w:right w:type="dxa" w:w="120"/>
-            </w:tcMar>
-            <w:vAlign w:val="top"/>
-          </w:tcPr>
-          <w:p>
-            <w:pPr>
-              <w:spacing w:after="0" w:before="0"/>
-            </w:pPr>
-            <w:r>
-              <w:rPr>
-                <w:rFonts w:ascii="Calibri" w:cs="Calibri" w:eastAsia="Calibri" w:hAnsi="Calibri"/>
-                <w:color w:val="000000"/>
-                <w:sz w:val="18"/>
-                <w:szCs w:val="18"/>
-              </w:rPr>
-              <w:t xml:space="preserve">Zwei Reden ohne Unterbrechung (Folie 8: die anderen haken ab). Auswertung Kriterium für Kriterium. Reflexion (Folie 9): „Warum hat Kafka im Brief nicht so gesprochen? Welche Fassung hätte der Vater eher gehört?“ Merksatz anschreiben. Wer nicht fertig ist, schreibt nächste Stunde weiter – keine Hausaufgabe.</w:t>
-            </w:r>
-          </w:p>
-        </w:tc>
-        <w:tc>
-          <w:tcPr>
-            <w:tcW w:type="dxa" w:w="3088"/>
-            <w:tcBorders>
-              <w:top w:val="single" w:color="B9C6E8" w:sz="6"/>
-              <w:left w:val="single" w:color="B9C6E8" w:sz="6"/>
-              <w:bottom w:val="single" w:color="B9C6E8" w:sz="6"/>
-              <w:right w:val="single" w:color="B9C6E8" w:sz="6"/>
-            </w:tcBorders>
-            <w:tcMar>
-              <w:top w:type="dxa" w:w="60"/>
-              <w:left w:type="dxa" w:w="120"/>
-              <w:bottom w:type="dxa" w:w="60"/>
-              <w:right w:type="dxa" w:w="120"/>
-            </w:tcMar>
-            <w:vAlign w:val="top"/>
-          </w:tcPr>
-          <w:p>
-            <w:pPr>
-              <w:spacing w:after="0" w:before="0"/>
-            </w:pPr>
-            <w:r>
-              <w:rPr>
-                <w:rFonts w:ascii="Calibri" w:cs="Calibri" w:eastAsia="Calibri" w:hAnsi="Calibri"/>
-                <w:color w:val="000000"/>
-                <w:sz w:val="18"/>
-                <w:szCs w:val="18"/>
-              </w:rPr>
-              <w:t xml:space="preserve">⑤ Merksatz</w:t>
+              <w:t xml:space="preserve">Information</w:t>
+            </w:r>
+          </w:p>
+        </w:tc>
+        <w:tc>
+          <w:tcPr>
+            <w:tcW w:type="dxa" w:w="6650"/>
+            <w:tcBorders>
+              <w:top w:val="single" w:color="B9C6E8" w:sz="6"/>
+              <w:left w:val="single" w:color="B9C6E8" w:sz="6"/>
+              <w:bottom w:val="single" w:color="B9C6E8" w:sz="6"/>
+              <w:right w:val="single" w:color="B9C6E8" w:sz="6"/>
+            </w:tcBorders>
+            <w:tcMar>
+              <w:top w:type="dxa" w:w="60"/>
+              <w:left w:type="dxa" w:w="120"/>
+              <w:bottom w:type="dxa" w:w="60"/>
+              <w:right w:type="dxa" w:w="120"/>
+            </w:tcMar>
+            <w:vAlign w:val="top"/>
+          </w:tcPr>
+          <w:p>
+            <w:pPr>
+              <w:spacing w:after="0" w:before="0"/>
+            </w:pPr>
+            <w:r>
+              <w:rPr>
+                <w:rFonts w:ascii="Calibri" w:cs="Calibri" w:eastAsia="Calibri" w:hAnsi="Calibri"/>
+                <w:color w:val="000000"/>
+                <w:sz w:val="18"/>
+                <w:szCs w:val="18"/>
+              </w:rPr>
+              <w:t xml:space="preserve">Folie 11: Appell, offen, verdeckt. Rückfrage zum Chat: „‚Ich wünsche mir, dass mein Vater das Handy weglegt‘ – offen oder verdeckt?“</w:t>
+            </w:r>
+          </w:p>
+        </w:tc>
+        <w:tc>
+          <w:tcPr>
+            <w:tcW w:type="dxa" w:w="2988"/>
+            <w:tcBorders>
+              <w:top w:val="single" w:color="B9C6E8" w:sz="6"/>
+              <w:left w:val="single" w:color="B9C6E8" w:sz="6"/>
+              <w:bottom w:val="single" w:color="B9C6E8" w:sz="6"/>
+              <w:right w:val="single" w:color="B9C6E8" w:sz="6"/>
+            </w:tcBorders>
+            <w:tcMar>
+              <w:top w:type="dxa" w:w="60"/>
+              <w:left w:type="dxa" w:w="120"/>
+              <w:bottom w:type="dxa" w:w="60"/>
+              <w:right w:type="dxa" w:w="120"/>
+            </w:tcMar>
+            <w:vAlign w:val="top"/>
+          </w:tcPr>
+          <w:p>
+            <w:pPr>
+              <w:spacing w:after="0" w:before="0"/>
+            </w:pPr>
+            <w:r>
+              <w:rPr>
+                <w:rFonts w:ascii="Calibri" w:cs="Calibri" w:eastAsia="Calibri" w:hAnsi="Calibri"/>
+                <w:color w:val="000000"/>
+                <w:sz w:val="18"/>
+                <w:szCs w:val="18"/>
+              </w:rPr>
+              <w:t xml:space="preserve">–</w:t>
             </w:r>
           </w:p>
         </w:tc>
@@ -2005,12 +2005,3177 @@
                 <w:sz w:val="17"/>
                 <w:szCs w:val="17"/>
               </w:rPr>
-              <w:t xml:space="preserve">Folie 8–9</w:t>
+              <w:t xml:space="preserve">Folie 11</w:t>
+            </w:r>
+          </w:p>
+        </w:tc>
+      </w:tr>
+      <w:tr>
+        <w:trPr>
+          <w:cantSplit/>
+        </w:trPr>
+        <w:tc>
+          <w:tcPr>
+            <w:tcW w:type="dxa" w:w="950"/>
+            <w:tcBorders>
+              <w:top w:val="single" w:color="B9C6E8" w:sz="6"/>
+              <w:left w:val="single" w:color="B9C6E8" w:sz="6"/>
+              <w:bottom w:val="single" w:color="B9C6E8" w:sz="6"/>
+              <w:right w:val="single" w:color="B9C6E8" w:sz="6"/>
+            </w:tcBorders>
+            <w:shd w:fill="F4F7FD" w:color="auto" w:val="clear"/>
+            <w:tcMar>
+              <w:top w:type="dxa" w:w="60"/>
+              <w:left w:type="dxa" w:w="120"/>
+              <w:bottom w:type="dxa" w:w="60"/>
+              <w:right w:type="dxa" w:w="120"/>
+            </w:tcMar>
+            <w:vAlign w:val="top"/>
+          </w:tcPr>
+          <w:p>
+            <w:pPr>
+              <w:spacing w:after="0" w:before="0"/>
+            </w:pPr>
+            <w:r>
+              <w:rPr>
+                <w:rFonts w:ascii="Calibri" w:cs="Calibri" w:eastAsia="Calibri" w:hAnsi="Calibri"/>
+                <w:b/>
+                <w:bCs/>
+                <w:color w:val="1E2761"/>
+                <w:sz w:val="18"/>
+                <w:szCs w:val="18"/>
+              </w:rPr>
+              <w:t xml:space="preserve">15–18'</w:t>
+            </w:r>
+          </w:p>
+        </w:tc>
+        <w:tc>
+          <w:tcPr>
+            <w:tcW w:type="dxa" w:w="2350"/>
+            <w:tcBorders>
+              <w:top w:val="single" w:color="B9C6E8" w:sz="6"/>
+              <w:left w:val="single" w:color="B9C6E8" w:sz="6"/>
+              <w:bottom w:val="single" w:color="B9C6E8" w:sz="6"/>
+              <w:right w:val="single" w:color="B9C6E8" w:sz="6"/>
+            </w:tcBorders>
+            <w:shd w:fill="F4F7FD" w:color="auto" w:val="clear"/>
+            <w:tcMar>
+              <w:top w:type="dxa" w:w="60"/>
+              <w:left w:type="dxa" w:w="120"/>
+              <w:bottom w:type="dxa" w:w="60"/>
+              <w:right w:type="dxa" w:w="120"/>
+            </w:tcMar>
+            <w:vAlign w:val="top"/>
+          </w:tcPr>
+          <w:p>
+            <w:pPr>
+              <w:spacing w:after="0" w:before="0"/>
+            </w:pPr>
+            <w:r>
+              <w:rPr>
+                <w:rFonts w:ascii="Calibri" w:cs="Calibri" w:eastAsia="Calibri" w:hAnsi="Calibri"/>
+                <w:b/>
+                <w:bCs/>
+                <w:color w:val="1E2761"/>
+                <w:sz w:val="18"/>
+                <w:szCs w:val="18"/>
+              </w:rPr>
+              <w:t xml:space="preserve">Vorarbeit (allein)</w:t>
+            </w:r>
+          </w:p>
+        </w:tc>
+        <w:tc>
+          <w:tcPr>
+            <w:tcW w:type="dxa" w:w="6650"/>
+            <w:tcBorders>
+              <w:top w:val="single" w:color="B9C6E8" w:sz="6"/>
+              <w:left w:val="single" w:color="B9C6E8" w:sz="6"/>
+              <w:bottom w:val="single" w:color="B9C6E8" w:sz="6"/>
+              <w:right w:val="single" w:color="B9C6E8" w:sz="6"/>
+            </w:tcBorders>
+            <w:tcMar>
+              <w:top w:type="dxa" w:w="60"/>
+              <w:left w:type="dxa" w:w="120"/>
+              <w:bottom w:type="dxa" w:w="60"/>
+              <w:right w:type="dxa" w:w="120"/>
+            </w:tcMar>
+            <w:vAlign w:val="top"/>
+          </w:tcPr>
+          <w:p>
+            <w:pPr>
+              <w:spacing w:after="0" w:before="0"/>
+            </w:pPr>
+            <w:r>
+              <w:rPr>
+                <w:rFonts w:ascii="Calibri" w:cs="Calibri" w:eastAsia="Calibri" w:hAnsi="Calibri"/>
+                <w:color w:val="000000"/>
+                <w:sz w:val="18"/>
+                <w:szCs w:val="18"/>
+              </w:rPr>
+              <w:t xml:space="preserve">Auftrag 1 (Folie 12): Kernbotschaft in einem Satz. Zwei vorlesen, den treffendsten anschreiben.</w:t>
+            </w:r>
+          </w:p>
+        </w:tc>
+        <w:tc>
+          <w:tcPr>
+            <w:tcW w:type="dxa" w:w="2988"/>
+            <w:tcBorders>
+              <w:top w:val="single" w:color="B9C6E8" w:sz="6"/>
+              <w:left w:val="single" w:color="B9C6E8" w:sz="6"/>
+              <w:bottom w:val="single" w:color="B9C6E8" w:sz="6"/>
+              <w:right w:val="single" w:color="B9C6E8" w:sz="6"/>
+            </w:tcBorders>
+            <w:tcMar>
+              <w:top w:type="dxa" w:w="60"/>
+              <w:left w:type="dxa" w:w="120"/>
+              <w:bottom w:type="dxa" w:w="60"/>
+              <w:right w:type="dxa" w:w="120"/>
+            </w:tcMar>
+            <w:vAlign w:val="top"/>
+          </w:tcPr>
+          <w:p>
+            <w:pPr>
+              <w:spacing w:after="0" w:before="0"/>
+            </w:pPr>
+            <w:r>
+              <w:rPr>
+                <w:rFonts w:ascii="Calibri" w:cs="Calibri" w:eastAsia="Calibri" w:hAnsi="Calibri"/>
+                <w:color w:val="000000"/>
+                <w:sz w:val="18"/>
+                <w:szCs w:val="18"/>
+              </w:rPr>
+              <w:t xml:space="preserve">② Kernbotschaft</w:t>
+            </w:r>
+          </w:p>
+        </w:tc>
+        <w:tc>
+          <w:tcPr>
+            <w:tcW w:type="dxa" w:w="2400"/>
+            <w:tcBorders>
+              <w:top w:val="single" w:color="B9C6E8" w:sz="6"/>
+              <w:left w:val="single" w:color="B9C6E8" w:sz="6"/>
+              <w:bottom w:val="single" w:color="B9C6E8" w:sz="6"/>
+              <w:right w:val="single" w:color="B9C6E8" w:sz="6"/>
+            </w:tcBorders>
+            <w:tcMar>
+              <w:top w:type="dxa" w:w="60"/>
+              <w:left w:type="dxa" w:w="120"/>
+              <w:bottom w:type="dxa" w:w="60"/>
+              <w:right w:type="dxa" w:w="120"/>
+            </w:tcMar>
+            <w:vAlign w:val="top"/>
+          </w:tcPr>
+          <w:p>
+            <w:pPr>
+              <w:spacing w:after="0" w:before="0"/>
+            </w:pPr>
+            <w:r>
+              <w:rPr>
+                <w:rFonts w:ascii="Calibri" w:cs="Calibri" w:eastAsia="Calibri" w:hAnsi="Calibri"/>
+                <w:color w:val="5B6B8C"/>
+                <w:sz w:val="17"/>
+                <w:szCs w:val="17"/>
+              </w:rPr>
+              <w:t xml:space="preserve">Folie 12, Hefter</w:t>
+            </w:r>
+          </w:p>
+        </w:tc>
+      </w:tr>
+      <w:tr>
+        <w:trPr>
+          <w:cantSplit/>
+        </w:trPr>
+        <w:tc>
+          <w:tcPr>
+            <w:tcW w:type="dxa" w:w="950"/>
+            <w:tcBorders>
+              <w:top w:val="single" w:color="B9C6E8" w:sz="6"/>
+              <w:left w:val="single" w:color="B9C6E8" w:sz="6"/>
+              <w:bottom w:val="single" w:color="B9C6E8" w:sz="6"/>
+              <w:right w:val="single" w:color="B9C6E8" w:sz="6"/>
+            </w:tcBorders>
+            <w:shd w:fill="F4F7FD" w:color="auto" w:val="clear"/>
+            <w:tcMar>
+              <w:top w:type="dxa" w:w="60"/>
+              <w:left w:type="dxa" w:w="120"/>
+              <w:bottom w:type="dxa" w:w="60"/>
+              <w:right w:type="dxa" w:w="120"/>
+            </w:tcMar>
+            <w:vAlign w:val="top"/>
+          </w:tcPr>
+          <w:p>
+            <w:pPr>
+              <w:spacing w:after="0" w:before="0"/>
+            </w:pPr>
+            <w:r>
+              <w:rPr>
+                <w:rFonts w:ascii="Calibri" w:cs="Calibri" w:eastAsia="Calibri" w:hAnsi="Calibri"/>
+                <w:b/>
+                <w:bCs/>
+                <w:color w:val="1E2761"/>
+                <w:sz w:val="18"/>
+                <w:szCs w:val="18"/>
+              </w:rPr>
+              <w:t xml:space="preserve">18–26'</w:t>
+            </w:r>
+          </w:p>
+        </w:tc>
+        <w:tc>
+          <w:tcPr>
+            <w:tcW w:type="dxa" w:w="2350"/>
+            <w:tcBorders>
+              <w:top w:val="single" w:color="B9C6E8" w:sz="6"/>
+              <w:left w:val="single" w:color="B9C6E8" w:sz="6"/>
+              <w:bottom w:val="single" w:color="B9C6E8" w:sz="6"/>
+              <w:right w:val="single" w:color="B9C6E8" w:sz="6"/>
+            </w:tcBorders>
+            <w:shd w:fill="F4F7FD" w:color="auto" w:val="clear"/>
+            <w:tcMar>
+              <w:top w:type="dxa" w:w="60"/>
+              <w:left w:type="dxa" w:w="120"/>
+              <w:bottom w:type="dxa" w:w="60"/>
+              <w:right w:type="dxa" w:w="120"/>
+            </w:tcMar>
+            <w:vAlign w:val="top"/>
+          </w:tcPr>
+          <w:p>
+            <w:pPr>
+              <w:spacing w:after="0" w:before="0"/>
+            </w:pPr>
+            <w:r>
+              <w:rPr>
+                <w:rFonts w:ascii="Calibri" w:cs="Calibri" w:eastAsia="Calibri" w:hAnsi="Calibri"/>
+                <w:b/>
+                <w:bCs/>
+                <w:color w:val="1E2761"/>
+                <w:sz w:val="18"/>
+                <w:szCs w:val="18"/>
+              </w:rPr>
+              <w:t xml:space="preserve">Analyse (5' allein, 3' Gespräch)</w:t>
+            </w:r>
+          </w:p>
+        </w:tc>
+        <w:tc>
+          <w:tcPr>
+            <w:tcW w:type="dxa" w:w="6650"/>
+            <w:tcBorders>
+              <w:top w:val="single" w:color="B9C6E8" w:sz="6"/>
+              <w:left w:val="single" w:color="B9C6E8" w:sz="6"/>
+              <w:bottom w:val="single" w:color="B9C6E8" w:sz="6"/>
+              <w:right w:val="single" w:color="B9C6E8" w:sz="6"/>
+            </w:tcBorders>
+            <w:tcMar>
+              <w:top w:type="dxa" w:w="60"/>
+              <w:left w:type="dxa" w:w="120"/>
+              <w:bottom w:type="dxa" w:w="60"/>
+              <w:right w:type="dxa" w:w="120"/>
+            </w:tcMar>
+            <w:vAlign w:val="top"/>
+          </w:tcPr>
+          <w:p>
+            <w:pPr>
+              <w:spacing w:after="0" w:before="0"/>
+            </w:pPr>
+            <w:r>
+              <w:rPr>
+                <w:rFonts w:ascii="Calibri" w:cs="Calibri" w:eastAsia="Calibri" w:hAnsi="Calibri"/>
+                <w:color w:val="000000"/>
+                <w:sz w:val="18"/>
+                <w:szCs w:val="18"/>
+              </w:rPr>
+              <w:t xml:space="preserve">Auftrag 2 (Folie 13), Formulierungshilfen (Folie 14) bei Bedarf. Dann Frage für Frage ins Quadrat. Impulse: „Welches Wort zeigt, dass Kafka etwas will?“ · „Was soll der Vater mit Wort, Hand, Blick anfangen?“ · „Warum betont Kafka, dass der Vater keine Schuld hat?“ → Furcht.</w:t>
+            </w:r>
+          </w:p>
+        </w:tc>
+        <w:tc>
+          <w:tcPr>
+            <w:tcW w:type="dxa" w:w="2988"/>
+            <w:tcBorders>
+              <w:top w:val="single" w:color="B9C6E8" w:sz="6"/>
+              <w:left w:val="single" w:color="B9C6E8" w:sz="6"/>
+              <w:bottom w:val="single" w:color="B9C6E8" w:sz="6"/>
+              <w:right w:val="single" w:color="B9C6E8" w:sz="6"/>
+            </w:tcBorders>
+            <w:tcMar>
+              <w:top w:type="dxa" w:w="60"/>
+              <w:left w:type="dxa" w:w="120"/>
+              <w:bottom w:type="dxa" w:w="60"/>
+              <w:right w:type="dxa" w:w="120"/>
+            </w:tcMar>
+            <w:vAlign w:val="top"/>
+          </w:tcPr>
+          <w:p>
+            <w:pPr>
+              <w:spacing w:after="0" w:before="0"/>
+            </w:pPr>
+            <w:r>
+              <w:rPr>
+                <w:rFonts w:ascii="Calibri" w:cs="Calibri" w:eastAsia="Calibri" w:hAnsi="Calibri"/>
+                <w:color w:val="000000"/>
+                <w:sz w:val="18"/>
+                <w:szCs w:val="18"/>
+              </w:rPr>
+              <w:t xml:space="preserve">③ Quadrat, Appell zuletzt und groß</w:t>
+            </w:r>
+          </w:p>
+        </w:tc>
+        <w:tc>
+          <w:tcPr>
+            <w:tcW w:type="dxa" w:w="2400"/>
+            <w:tcBorders>
+              <w:top w:val="single" w:color="B9C6E8" w:sz="6"/>
+              <w:left w:val="single" w:color="B9C6E8" w:sz="6"/>
+              <w:bottom w:val="single" w:color="B9C6E8" w:sz="6"/>
+              <w:right w:val="single" w:color="B9C6E8" w:sz="6"/>
+            </w:tcBorders>
+            <w:tcMar>
+              <w:top w:type="dxa" w:w="60"/>
+              <w:left w:type="dxa" w:w="120"/>
+              <w:bottom w:type="dxa" w:w="60"/>
+              <w:right w:type="dxa" w:w="120"/>
+            </w:tcMar>
+            <w:vAlign w:val="top"/>
+          </w:tcPr>
+          <w:p>
+            <w:pPr>
+              <w:spacing w:after="0" w:before="0"/>
+            </w:pPr>
+            <w:r>
+              <w:rPr>
+                <w:rFonts w:ascii="Calibri" w:cs="Calibri" w:eastAsia="Calibri" w:hAnsi="Calibri"/>
+                <w:color w:val="5B6B8C"/>
+                <w:sz w:val="17"/>
+                <w:szCs w:val="17"/>
+              </w:rPr>
+              <w:t xml:space="preserve">Folie 13–14, Hefter</w:t>
+            </w:r>
+          </w:p>
+        </w:tc>
+      </w:tr>
+      <w:tr>
+        <w:trPr>
+          <w:cantSplit/>
+        </w:trPr>
+        <w:tc>
+          <w:tcPr>
+            <w:tcW w:type="dxa" w:w="950"/>
+            <w:tcBorders>
+              <w:top w:val="single" w:color="B9C6E8" w:sz="6"/>
+              <w:left w:val="single" w:color="B9C6E8" w:sz="6"/>
+              <w:bottom w:val="single" w:color="B9C6E8" w:sz="6"/>
+              <w:right w:val="single" w:color="B9C6E8" w:sz="6"/>
+            </w:tcBorders>
+            <w:shd w:fill="F4F7FD" w:color="auto" w:val="clear"/>
+            <w:tcMar>
+              <w:top w:type="dxa" w:w="60"/>
+              <w:left w:type="dxa" w:w="120"/>
+              <w:bottom w:type="dxa" w:w="60"/>
+              <w:right w:type="dxa" w:w="120"/>
+            </w:tcMar>
+            <w:vAlign w:val="top"/>
+          </w:tcPr>
+          <w:p>
+            <w:pPr>
+              <w:spacing w:after="0" w:before="0"/>
+            </w:pPr>
+            <w:r>
+              <w:rPr>
+                <w:rFonts w:ascii="Calibri" w:cs="Calibri" w:eastAsia="Calibri" w:hAnsi="Calibri"/>
+                <w:b/>
+                <w:bCs/>
+                <w:color w:val="1E2761"/>
+                <w:sz w:val="18"/>
+                <w:szCs w:val="18"/>
+              </w:rPr>
+              <w:t xml:space="preserve">26–38'</w:t>
+            </w:r>
+          </w:p>
+        </w:tc>
+        <w:tc>
+          <w:tcPr>
+            <w:tcW w:type="dxa" w:w="2350"/>
+            <w:tcBorders>
+              <w:top w:val="single" w:color="B9C6E8" w:sz="6"/>
+              <w:left w:val="single" w:color="B9C6E8" w:sz="6"/>
+              <w:bottom w:val="single" w:color="B9C6E8" w:sz="6"/>
+              <w:right w:val="single" w:color="B9C6E8" w:sz="6"/>
+            </w:tcBorders>
+            <w:shd w:fill="F4F7FD" w:color="auto" w:val="clear"/>
+            <w:tcMar>
+              <w:top w:type="dxa" w:w="60"/>
+              <w:left w:type="dxa" w:w="120"/>
+              <w:bottom w:type="dxa" w:w="60"/>
+              <w:right w:type="dxa" w:w="120"/>
+            </w:tcMar>
+            <w:vAlign w:val="top"/>
+          </w:tcPr>
+          <w:p>
+            <w:pPr>
+              <w:spacing w:after="0" w:before="0"/>
+            </w:pPr>
+            <w:r>
+              <w:rPr>
+                <w:rFonts w:ascii="Calibri" w:cs="Calibri" w:eastAsia="Calibri" w:hAnsi="Calibri"/>
+                <w:b/>
+                <w:bCs/>
+                <w:color w:val="1E2761"/>
+                <w:sz w:val="18"/>
+                <w:szCs w:val="18"/>
+              </w:rPr>
+              <w:t xml:space="preserve">Transfer (allein)</w:t>
+            </w:r>
+          </w:p>
+        </w:tc>
+        <w:tc>
+          <w:tcPr>
+            <w:tcW w:type="dxa" w:w="6650"/>
+            <w:tcBorders>
+              <w:top w:val="single" w:color="B9C6E8" w:sz="6"/>
+              <w:left w:val="single" w:color="B9C6E8" w:sz="6"/>
+              <w:bottom w:val="single" w:color="B9C6E8" w:sz="6"/>
+              <w:right w:val="single" w:color="B9C6E8" w:sz="6"/>
+            </w:tcBorders>
+            <w:tcMar>
+              <w:top w:type="dxa" w:w="60"/>
+              <w:left w:type="dxa" w:w="120"/>
+              <w:bottom w:type="dxa" w:w="60"/>
+              <w:right w:type="dxa" w:w="120"/>
+            </w:tcMar>
+            <w:vAlign w:val="top"/>
+          </w:tcPr>
+          <w:p>
+            <w:pPr>
+              <w:spacing w:after="0" w:before="0"/>
+            </w:pPr>
+            <w:r>
+              <w:rPr>
+                <w:rFonts w:ascii="Calibri" w:cs="Calibri" w:eastAsia="Calibri" w:hAnsi="Calibri"/>
+                <w:color w:val="000000"/>
+                <w:sz w:val="18"/>
+                <w:szCs w:val="18"/>
+              </w:rPr>
+              <w:t xml:space="preserve">Überleitung: „Max Brods Brief hat gewirkt – der Vater hört zu. Jetzt spricht Franz selbst, und zwar offen.“ Folie 15 bzw. Whiteboard-PDF. Timer 12 Min. Hinweis: Großschreibung und Kommas wie im Chat!</w:t>
+            </w:r>
+          </w:p>
+        </w:tc>
+        <w:tc>
+          <w:tcPr>
+            <w:tcW w:type="dxa" w:w="2988"/>
+            <w:tcBorders>
+              <w:top w:val="single" w:color="B9C6E8" w:sz="6"/>
+              <w:left w:val="single" w:color="B9C6E8" w:sz="6"/>
+              <w:bottom w:val="single" w:color="B9C6E8" w:sz="6"/>
+              <w:right w:val="single" w:color="B9C6E8" w:sz="6"/>
+            </w:tcBorders>
+            <w:tcMar>
+              <w:top w:type="dxa" w:w="60"/>
+              <w:left w:type="dxa" w:w="120"/>
+              <w:bottom w:type="dxa" w:w="60"/>
+              <w:right w:type="dxa" w:w="120"/>
+            </w:tcMar>
+            <w:vAlign w:val="top"/>
+          </w:tcPr>
+          <w:p>
+            <w:pPr>
+              <w:spacing w:after="0" w:before="0"/>
+            </w:pPr>
+            <w:r>
+              <w:rPr>
+                <w:rFonts w:ascii="Calibri" w:cs="Calibri" w:eastAsia="Calibri" w:hAnsi="Calibri"/>
+                <w:color w:val="000000"/>
+                <w:sz w:val="18"/>
+                <w:szCs w:val="18"/>
+              </w:rPr>
+              <w:t xml:space="preserve">④ Kriterien</w:t>
+            </w:r>
+          </w:p>
+        </w:tc>
+        <w:tc>
+          <w:tcPr>
+            <w:tcW w:type="dxa" w:w="2400"/>
+            <w:tcBorders>
+              <w:top w:val="single" w:color="B9C6E8" w:sz="6"/>
+              <w:left w:val="single" w:color="B9C6E8" w:sz="6"/>
+              <w:bottom w:val="single" w:color="B9C6E8" w:sz="6"/>
+              <w:right w:val="single" w:color="B9C6E8" w:sz="6"/>
+            </w:tcBorders>
+            <w:tcMar>
+              <w:top w:type="dxa" w:w="60"/>
+              <w:left w:type="dxa" w:w="120"/>
+              <w:bottom w:type="dxa" w:w="60"/>
+              <w:right w:type="dxa" w:w="120"/>
+            </w:tcMar>
+            <w:vAlign w:val="top"/>
+          </w:tcPr>
+          <w:p>
+            <w:pPr>
+              <w:spacing w:after="0" w:before="0"/>
+            </w:pPr>
+            <w:r>
+              <w:rPr>
+                <w:rFonts w:ascii="Calibri" w:cs="Calibri" w:eastAsia="Calibri" w:hAnsi="Calibri"/>
+                <w:color w:val="5B6B8C"/>
+                <w:sz w:val="17"/>
+                <w:szCs w:val="17"/>
+              </w:rPr>
+              <w:t xml:space="preserve">Folie 15 / Whiteboard, Hefter</w:t>
+            </w:r>
+          </w:p>
+        </w:tc>
+      </w:tr>
+      <w:tr>
+        <w:trPr>
+          <w:cantSplit/>
+        </w:trPr>
+        <w:tc>
+          <w:tcPr>
+            <w:tcW w:type="dxa" w:w="950"/>
+            <w:tcBorders>
+              <w:top w:val="single" w:color="B9C6E8" w:sz="6"/>
+              <w:left w:val="single" w:color="B9C6E8" w:sz="6"/>
+              <w:bottom w:val="single" w:color="B9C6E8" w:sz="6"/>
+              <w:right w:val="single" w:color="B9C6E8" w:sz="6"/>
+            </w:tcBorders>
+            <w:shd w:fill="F4F7FD" w:color="auto" w:val="clear"/>
+            <w:tcMar>
+              <w:top w:type="dxa" w:w="60"/>
+              <w:left w:type="dxa" w:w="120"/>
+              <w:bottom w:type="dxa" w:w="60"/>
+              <w:right w:type="dxa" w:w="120"/>
+            </w:tcMar>
+            <w:vAlign w:val="top"/>
+          </w:tcPr>
+          <w:p>
+            <w:pPr>
+              <w:spacing w:after="0" w:before="0"/>
+            </w:pPr>
+            <w:r>
+              <w:rPr>
+                <w:rFonts w:ascii="Calibri" w:cs="Calibri" w:eastAsia="Calibri" w:hAnsi="Calibri"/>
+                <w:b/>
+                <w:bCs/>
+                <w:color w:val="1E2761"/>
+                <w:sz w:val="18"/>
+                <w:szCs w:val="18"/>
+              </w:rPr>
+              <w:t xml:space="preserve">38–45'</w:t>
+            </w:r>
+          </w:p>
+        </w:tc>
+        <w:tc>
+          <w:tcPr>
+            <w:tcW w:type="dxa" w:w="2350"/>
+            <w:tcBorders>
+              <w:top w:val="single" w:color="B9C6E8" w:sz="6"/>
+              <w:left w:val="single" w:color="B9C6E8" w:sz="6"/>
+              <w:bottom w:val="single" w:color="B9C6E8" w:sz="6"/>
+              <w:right w:val="single" w:color="B9C6E8" w:sz="6"/>
+            </w:tcBorders>
+            <w:shd w:fill="F4F7FD" w:color="auto" w:val="clear"/>
+            <w:tcMar>
+              <w:top w:type="dxa" w:w="60"/>
+              <w:left w:type="dxa" w:w="120"/>
+              <w:bottom w:type="dxa" w:w="60"/>
+              <w:right w:type="dxa" w:w="120"/>
+            </w:tcMar>
+            <w:vAlign w:val="top"/>
+          </w:tcPr>
+          <w:p>
+            <w:pPr>
+              <w:spacing w:after="0" w:before="0"/>
+            </w:pPr>
+            <w:r>
+              <w:rPr>
+                <w:rFonts w:ascii="Calibri" w:cs="Calibri" w:eastAsia="Calibri" w:hAnsi="Calibri"/>
+                <w:b/>
+                <w:bCs/>
+                <w:color w:val="1E2761"/>
+                <w:sz w:val="18"/>
+                <w:szCs w:val="18"/>
+              </w:rPr>
+              <w:t xml:space="preserve">Vortrag und Reflexion</w:t>
+            </w:r>
+          </w:p>
+        </w:tc>
+        <w:tc>
+          <w:tcPr>
+            <w:tcW w:type="dxa" w:w="6650"/>
+            <w:tcBorders>
+              <w:top w:val="single" w:color="B9C6E8" w:sz="6"/>
+              <w:left w:val="single" w:color="B9C6E8" w:sz="6"/>
+              <w:bottom w:val="single" w:color="B9C6E8" w:sz="6"/>
+              <w:right w:val="single" w:color="B9C6E8" w:sz="6"/>
+            </w:tcBorders>
+            <w:tcMar>
+              <w:top w:type="dxa" w:w="60"/>
+              <w:left w:type="dxa" w:w="120"/>
+              <w:bottom w:type="dxa" w:w="60"/>
+              <w:right w:type="dxa" w:w="120"/>
+            </w:tcMar>
+            <w:vAlign w:val="top"/>
+          </w:tcPr>
+          <w:p>
+            <w:pPr>
+              <w:spacing w:after="0" w:before="0"/>
+            </w:pPr>
+            <w:r>
+              <w:rPr>
+                <w:rFonts w:ascii="Calibri" w:cs="Calibri" w:eastAsia="Calibri" w:hAnsi="Calibri"/>
+                <w:color w:val="000000"/>
+                <w:sz w:val="18"/>
+                <w:szCs w:val="18"/>
+              </w:rPr>
+              <w:t xml:space="preserve">Eine bis zwei Reden ohne Unterbrechung (Folie 16, die anderen haken ab), Auswertung nach Kriterien. Reflexion (Folie 17). Merksatz anschreiben. Rest nächste Stunde – keine Hausaufgabe.</w:t>
+            </w:r>
+          </w:p>
+        </w:tc>
+        <w:tc>
+          <w:tcPr>
+            <w:tcW w:type="dxa" w:w="2988"/>
+            <w:tcBorders>
+              <w:top w:val="single" w:color="B9C6E8" w:sz="6"/>
+              <w:left w:val="single" w:color="B9C6E8" w:sz="6"/>
+              <w:bottom w:val="single" w:color="B9C6E8" w:sz="6"/>
+              <w:right w:val="single" w:color="B9C6E8" w:sz="6"/>
+            </w:tcBorders>
+            <w:tcMar>
+              <w:top w:type="dxa" w:w="60"/>
+              <w:left w:type="dxa" w:w="120"/>
+              <w:bottom w:type="dxa" w:w="60"/>
+              <w:right w:type="dxa" w:w="120"/>
+            </w:tcMar>
+            <w:vAlign w:val="top"/>
+          </w:tcPr>
+          <w:p>
+            <w:pPr>
+              <w:spacing w:after="0" w:before="0"/>
+            </w:pPr>
+            <w:r>
+              <w:rPr>
+                <w:rFonts w:ascii="Calibri" w:cs="Calibri" w:eastAsia="Calibri" w:hAnsi="Calibri"/>
+                <w:color w:val="000000"/>
+                <w:sz w:val="18"/>
+                <w:szCs w:val="18"/>
+              </w:rPr>
+              <w:t xml:space="preserve">⑤ Merksatz</w:t>
+            </w:r>
+          </w:p>
+        </w:tc>
+        <w:tc>
+          <w:tcPr>
+            <w:tcW w:type="dxa" w:w="2400"/>
+            <w:tcBorders>
+              <w:top w:val="single" w:color="B9C6E8" w:sz="6"/>
+              <w:left w:val="single" w:color="B9C6E8" w:sz="6"/>
+              <w:bottom w:val="single" w:color="B9C6E8" w:sz="6"/>
+              <w:right w:val="single" w:color="B9C6E8" w:sz="6"/>
+            </w:tcBorders>
+            <w:tcMar>
+              <w:top w:type="dxa" w:w="60"/>
+              <w:left w:type="dxa" w:w="120"/>
+              <w:bottom w:type="dxa" w:w="60"/>
+              <w:right w:type="dxa" w:w="120"/>
+            </w:tcMar>
+            <w:vAlign w:val="top"/>
+          </w:tcPr>
+          <w:p>
+            <w:pPr>
+              <w:spacing w:after="0" w:before="0"/>
+            </w:pPr>
+            <w:r>
+              <w:rPr>
+                <w:rFonts w:ascii="Calibri" w:cs="Calibri" w:eastAsia="Calibri" w:hAnsi="Calibri"/>
+                <w:color w:val="5B6B8C"/>
+                <w:sz w:val="17"/>
+                <w:szCs w:val="17"/>
+              </w:rPr>
+              <w:t xml:space="preserve">Folie 16–17</w:t>
             </w:r>
           </w:p>
         </w:tc>
       </w:tr>
     </w:tbl>
+    <w:p>
+      <w:pPr>
+        <w:pageBreakBefore/>
+        <w:spacing w:after="20" w:before="0"/>
+      </w:pPr>
+      <w:r>
+        <w:rPr>
+          <w:rFonts w:ascii="Calibri" w:cs="Calibri" w:eastAsia="Calibri" w:hAnsi="Calibri"/>
+          <w:b/>
+          <w:bCs/>
+          <w:color w:val="5B6B8C"/>
+          <w:sz w:val="17"/>
+          <w:szCs w:val="17"/>
+        </w:rPr>
+        <w:t xml:space="preserve">TAFELSCRIPT · TEIL 1: RECHTSCHREIB-CHECK</w:t>
+      </w:r>
+    </w:p>
+    <w:p>
+      <w:pPr>
+        <w:spacing w:after="80" w:before="0"/>
+      </w:pPr>
+      <w:r>
+        <w:rPr>
+          <w:rFonts w:ascii="Cambria" w:cs="Cambria" w:eastAsia="Cambria" w:hAnsi="Cambria"/>
+          <w:b/>
+          <w:bCs/>
+          <w:color w:val="1E2761"/>
+          <w:sz w:val="32"/>
+          <w:szCs w:val="32"/>
+        </w:rPr>
+        <w:t xml:space="preserve">Vormachen und Lösung</w:t>
+      </w:r>
+    </w:p>
+    <w:tbl>
+      <w:tblPr>
+        <w:tblW w:type="dxa" w:w="15338"/>
+        <w:tblBorders>
+          <w:top w:val="single" w:color="auto" w:sz="4"/>
+          <w:left w:val="single" w:color="auto" w:sz="4"/>
+          <w:bottom w:val="single" w:color="auto" w:sz="4"/>
+          <w:right w:val="single" w:color="auto" w:sz="4"/>
+          <w:insideH w:val="single" w:color="auto" w:sz="4"/>
+          <w:insideV w:val="single" w:color="auto" w:sz="4"/>
+        </w:tblBorders>
+      </w:tblPr>
+      <w:tblGrid>
+        <w:gridCol w:w="15338"/>
+      </w:tblGrid>
+      <w:tr>
+        <w:trPr>
+          <w:cantSplit/>
+        </w:trPr>
+        <w:tc>
+          <w:tcPr>
+            <w:tcW w:type="dxa" w:w="15338"/>
+            <w:tcBorders>
+              <w:top w:val="none" w:color="FFFFFF" w:sz="0"/>
+              <w:left w:val="none" w:color="FFFFFF" w:sz="0"/>
+              <w:bottom w:val="none" w:color="FFFFFF" w:sz="0"/>
+              <w:right w:val="none" w:color="FFFFFF" w:sz="0"/>
+            </w:tcBorders>
+            <w:shd w:fill="EAF0FA" w:color="auto" w:val="clear"/>
+            <w:tcMar>
+              <w:top w:type="dxa" w:w="60"/>
+              <w:left w:type="dxa" w:w="120"/>
+              <w:bottom w:type="dxa" w:w="60"/>
+              <w:right w:type="dxa" w:w="120"/>
+            </w:tcMar>
+            <w:vAlign w:val="top"/>
+          </w:tcPr>
+          <w:p>
+            <w:pPr>
+              <w:spacing w:after="40" w:before="0"/>
+            </w:pPr>
+            <w:r>
+              <w:rPr>
+                <w:rFonts w:ascii="Calibri" w:cs="Calibri" w:eastAsia="Calibri" w:hAnsi="Calibri"/>
+                <w:b/>
+                <w:bCs/>
+                <w:color w:val="1E2761"/>
+                <w:sz w:val="19"/>
+                <w:szCs w:val="19"/>
+              </w:rPr>
+              <w:t xml:space="preserve">So denken Sie bei Nachricht 1 laut (Folie 4):</w:t>
+            </w:r>
+          </w:p>
+          <w:p>
+            <w:pPr>
+              <w:spacing w:after="0" w:before="0"/>
+            </w:pPr>
+            <w:r>
+              <w:rPr>
+                <w:rFonts w:ascii="Calibri" w:cs="Calibri" w:eastAsia="Calibri" w:hAnsi="Calibri"/>
+                <w:i/>
+                <w:iCs/>
+                <w:color w:val="000000"/>
+                <w:sz w:val="19"/>
+                <w:szCs w:val="19"/>
+              </w:rPr>
+              <w:t xml:space="preserve">„Ich glaube dass … – ‚dass‘: Wo steht das Verb? ‚hatte‘, ganz am Ende. Also Nebensatz, also Komma vor dass. – ‚vater‘: Passt ‚der‘ davor? Der Vater – ja, also groß. – ‚geduld‘: die Geduld – groß.“ Dann Folie 5 mit der Korrektur zeigen.</w:t>
+            </w:r>
+          </w:p>
+        </w:tc>
+      </w:tr>
+    </w:tbl>
+    <w:p>
+      <w:pPr>
+        <w:spacing w:after="60" w:before="0"/>
+      </w:pPr>
+      <w:r>
+        <w:rPr>
+          <w:rFonts w:ascii="Calibri" w:cs="Calibri" w:eastAsia="Calibri" w:hAnsi="Calibri"/>
+          <w:color w:val="000000"/>
+          <w:sz w:val="20"/>
+          <w:szCs w:val="20"/>
+        </w:rPr>
+        <w:t xml:space="preserve"/>
+      </w:r>
+    </w:p>
+    <w:tbl>
+      <w:tblPr>
+        <w:tblW w:type="dxa" w:w="15338"/>
+        <w:tblBorders>
+          <w:top w:val="single" w:color="auto" w:sz="4"/>
+          <w:left w:val="single" w:color="auto" w:sz="4"/>
+          <w:bottom w:val="single" w:color="auto" w:sz="4"/>
+          <w:right w:val="single" w:color="auto" w:sz="4"/>
+          <w:insideH w:val="single" w:color="auto" w:sz="4"/>
+          <w:insideV w:val="single" w:color="auto" w:sz="4"/>
+        </w:tblBorders>
+      </w:tblPr>
+      <w:tblGrid>
+        <w:gridCol w:w="700"/>
+        <w:gridCol w:w="7300"/>
+        <w:gridCol w:w="7338"/>
+      </w:tblGrid>
+      <w:tr>
+        <w:trPr>
+          <w:cantSplit/>
+        </w:trPr>
+        <w:tc>
+          <w:tcPr>
+            <w:tcW w:type="dxa" w:w="700"/>
+            <w:tcBorders>
+              <w:top w:val="single" w:color="B9C6E8" w:sz="6"/>
+              <w:left w:val="single" w:color="B9C6E8" w:sz="6"/>
+              <w:bottom w:val="single" w:color="B9C6E8" w:sz="6"/>
+              <w:right w:val="single" w:color="B9C6E8" w:sz="6"/>
+            </w:tcBorders>
+            <w:shd w:fill="1E2761" w:color="auto" w:val="clear"/>
+            <w:tcMar>
+              <w:top w:type="dxa" w:w="60"/>
+              <w:left w:type="dxa" w:w="120"/>
+              <w:bottom w:type="dxa" w:w="60"/>
+              <w:right w:type="dxa" w:w="120"/>
+            </w:tcMar>
+            <w:vAlign w:val="top"/>
+          </w:tcPr>
+          <w:p>
+            <w:pPr>
+              <w:spacing w:after="0" w:before="0"/>
+            </w:pPr>
+            <w:r>
+              <w:rPr>
+                <w:rFonts w:ascii="Calibri" w:cs="Calibri" w:eastAsia="Calibri" w:hAnsi="Calibri"/>
+                <w:b/>
+                <w:bCs/>
+                <w:color w:val="FFFFFF"/>
+                <w:sz w:val="18"/>
+                <w:szCs w:val="18"/>
+              </w:rPr>
+              <w:t xml:space="preserve">Nr.</w:t>
+            </w:r>
+          </w:p>
+        </w:tc>
+        <w:tc>
+          <w:tcPr>
+            <w:tcW w:type="dxa" w:w="7300"/>
+            <w:tcBorders>
+              <w:top w:val="single" w:color="B9C6E8" w:sz="6"/>
+              <w:left w:val="single" w:color="B9C6E8" w:sz="6"/>
+              <w:bottom w:val="single" w:color="B9C6E8" w:sz="6"/>
+              <w:right w:val="single" w:color="B9C6E8" w:sz="6"/>
+            </w:tcBorders>
+            <w:shd w:fill="1E2761" w:color="auto" w:val="clear"/>
+            <w:tcMar>
+              <w:top w:type="dxa" w:w="60"/>
+              <w:left w:type="dxa" w:w="120"/>
+              <w:bottom w:type="dxa" w:w="60"/>
+              <w:right w:type="dxa" w:w="120"/>
+            </w:tcMar>
+            <w:vAlign w:val="top"/>
+          </w:tcPr>
+          <w:p>
+            <w:pPr>
+              <w:spacing w:after="0" w:before="0"/>
+            </w:pPr>
+            <w:r>
+              <w:rPr>
+                <w:rFonts w:ascii="Calibri" w:cs="Calibri" w:eastAsia="Calibri" w:hAnsi="Calibri"/>
+                <w:b/>
+                <w:bCs/>
+                <w:color w:val="FFFFFF"/>
+                <w:sz w:val="18"/>
+                <w:szCs w:val="18"/>
+              </w:rPr>
+              <w:t xml:space="preserve">Korrigierte Nachricht (Fehler rot)</w:t>
+            </w:r>
+          </w:p>
+        </w:tc>
+        <w:tc>
+          <w:tcPr>
+            <w:tcW w:type="dxa" w:w="7338"/>
+            <w:tcBorders>
+              <w:top w:val="single" w:color="B9C6E8" w:sz="6"/>
+              <w:left w:val="single" w:color="B9C6E8" w:sz="6"/>
+              <w:bottom w:val="single" w:color="B9C6E8" w:sz="6"/>
+              <w:right w:val="single" w:color="B9C6E8" w:sz="6"/>
+            </w:tcBorders>
+            <w:shd w:fill="1E2761" w:color="auto" w:val="clear"/>
+            <w:tcMar>
+              <w:top w:type="dxa" w:w="60"/>
+              <w:left w:type="dxa" w:w="120"/>
+              <w:bottom w:type="dxa" w:w="60"/>
+              <w:right w:type="dxa" w:w="120"/>
+            </w:tcMar>
+            <w:vAlign w:val="top"/>
+          </w:tcPr>
+          <w:p>
+            <w:pPr>
+              <w:spacing w:after="0" w:before="0"/>
+            </w:pPr>
+            <w:r>
+              <w:rPr>
+                <w:rFonts w:ascii="Calibri" w:cs="Calibri" w:eastAsia="Calibri" w:hAnsi="Calibri"/>
+                <w:b/>
+                <w:bCs/>
+                <w:color w:val="FFFFFF"/>
+                <w:sz w:val="18"/>
+                <w:szCs w:val="18"/>
+              </w:rPr>
+              <w:t xml:space="preserve">Begründung</w:t>
+            </w:r>
+          </w:p>
+        </w:tc>
+      </w:tr>
+      <w:tr>
+        <w:trPr>
+          <w:cantSplit/>
+        </w:trPr>
+        <w:tc>
+          <w:tcPr>
+            <w:tcW w:type="dxa" w:w="700"/>
+            <w:tcBorders>
+              <w:top w:val="single" w:color="B9C6E8" w:sz="6"/>
+              <w:left w:val="single" w:color="B9C6E8" w:sz="6"/>
+              <w:bottom w:val="single" w:color="B9C6E8" w:sz="6"/>
+              <w:right w:val="single" w:color="B9C6E8" w:sz="6"/>
+            </w:tcBorders>
+            <w:shd w:fill="F4F7FD" w:color="auto" w:val="clear"/>
+            <w:tcMar>
+              <w:top w:type="dxa" w:w="60"/>
+              <w:left w:type="dxa" w:w="120"/>
+              <w:bottom w:type="dxa" w:w="60"/>
+              <w:right w:type="dxa" w:w="120"/>
+            </w:tcMar>
+            <w:vAlign w:val="top"/>
+          </w:tcPr>
+          <w:p>
+            <w:pPr>
+              <w:spacing w:after="0" w:before="0"/>
+            </w:pPr>
+            <w:r>
+              <w:rPr>
+                <w:rFonts w:ascii="Calibri" w:cs="Calibri" w:eastAsia="Calibri" w:hAnsi="Calibri"/>
+                <w:b/>
+                <w:bCs/>
+                <w:color w:val="1E2761"/>
+                <w:sz w:val="18"/>
+                <w:szCs w:val="18"/>
+              </w:rPr>
+              <w:t xml:space="preserve">1 *</w:t>
+            </w:r>
+          </w:p>
+        </w:tc>
+        <w:tc>
+          <w:tcPr>
+            <w:tcW w:type="dxa" w:w="7300"/>
+            <w:tcBorders>
+              <w:top w:val="single" w:color="B9C6E8" w:sz="6"/>
+              <w:left w:val="single" w:color="B9C6E8" w:sz="6"/>
+              <w:bottom w:val="single" w:color="B9C6E8" w:sz="6"/>
+              <w:right w:val="single" w:color="B9C6E8" w:sz="6"/>
+            </w:tcBorders>
+            <w:tcMar>
+              <w:top w:type="dxa" w:w="60"/>
+              <w:left w:type="dxa" w:w="120"/>
+              <w:bottom w:type="dxa" w:w="60"/>
+              <w:right w:type="dxa" w:w="120"/>
+            </w:tcMar>
+            <w:vAlign w:val="top"/>
+          </w:tcPr>
+          <w:p>
+            <w:pPr>
+              <w:spacing w:after="0" w:before="0"/>
+            </w:pPr>
+            <w:r>
+              <w:rPr>
+                <w:rFonts w:ascii="Calibri" w:cs="Calibri" w:eastAsia="Calibri" w:hAnsi="Calibri"/>
+                <w:b/>
+                <w:bCs/>
+                <w:color w:val="5B6B8C"/>
+                <w:sz w:val="18"/>
+                <w:szCs w:val="18"/>
+              </w:rPr>
+              <w:t xml:space="preserve">Mia: </w:t>
+            </w:r>
+            <w:r>
+              <w:rPr>
+                <w:rFonts w:ascii="Calibri" w:cs="Calibri" w:eastAsia="Calibri" w:hAnsi="Calibri"/>
+                <w:color w:val="000000"/>
+                <w:sz w:val="19"/>
+                <w:szCs w:val="19"/>
+              </w:rPr>
+              <w:t xml:space="preserve">Ich</w:t>
+            </w:r>
+            <w:r>
+              <w:rPr>
+                <w:rFonts w:ascii="Calibri" w:cs="Calibri" w:eastAsia="Calibri" w:hAnsi="Calibri"/>
+                <w:color w:val="000000"/>
+                <w:sz w:val="19"/>
+                <w:szCs w:val="19"/>
+              </w:rPr>
+              <w:t xml:space="preserve"> </w:t>
+            </w:r>
+            <w:r>
+              <w:rPr>
+                <w:rFonts w:ascii="Calibri" w:cs="Calibri" w:eastAsia="Calibri" w:hAnsi="Calibri"/>
+                <w:color w:val="000000"/>
+                <w:sz w:val="19"/>
+                <w:szCs w:val="19"/>
+              </w:rPr>
+              <w:t xml:space="preserve">glaube</w:t>
+            </w:r>
+            <w:r>
+              <w:rPr>
+                <w:rFonts w:ascii="Calibri" w:cs="Calibri" w:eastAsia="Calibri" w:hAnsi="Calibri"/>
+                <w:b/>
+                <w:bCs/>
+                <w:color w:val="D9534F"/>
+                <w:sz w:val="19"/>
+                <w:szCs w:val="19"/>
+              </w:rPr>
+              <w:t xml:space="preserve">,</w:t>
+            </w:r>
+            <w:r>
+              <w:rPr>
+                <w:rFonts w:ascii="Calibri" w:cs="Calibri" w:eastAsia="Calibri" w:hAnsi="Calibri"/>
+                <w:color w:val="000000"/>
+                <w:sz w:val="19"/>
+                <w:szCs w:val="19"/>
+              </w:rPr>
+              <w:t xml:space="preserve"> </w:t>
+            </w:r>
+            <w:r>
+              <w:rPr>
+                <w:rFonts w:ascii="Calibri" w:cs="Calibri" w:eastAsia="Calibri" w:hAnsi="Calibri"/>
+                <w:color w:val="000000"/>
+                <w:sz w:val="19"/>
+                <w:szCs w:val="19"/>
+              </w:rPr>
+              <w:t xml:space="preserve">dass</w:t>
+            </w:r>
+            <w:r>
+              <w:rPr>
+                <w:rFonts w:ascii="Calibri" w:cs="Calibri" w:eastAsia="Calibri" w:hAnsi="Calibri"/>
+                <w:color w:val="000000"/>
+                <w:sz w:val="19"/>
+                <w:szCs w:val="19"/>
+              </w:rPr>
+              <w:t xml:space="preserve"> </w:t>
+            </w:r>
+            <w:r>
+              <w:rPr>
+                <w:rFonts w:ascii="Calibri" w:cs="Calibri" w:eastAsia="Calibri" w:hAnsi="Calibri"/>
+                <w:color w:val="000000"/>
+                <w:sz w:val="19"/>
+                <w:szCs w:val="19"/>
+              </w:rPr>
+              <w:t xml:space="preserve">der</w:t>
+            </w:r>
+            <w:r>
+              <w:rPr>
+                <w:rFonts w:ascii="Calibri" w:cs="Calibri" w:eastAsia="Calibri" w:hAnsi="Calibri"/>
+                <w:color w:val="000000"/>
+                <w:sz w:val="19"/>
+                <w:szCs w:val="19"/>
+              </w:rPr>
+              <w:t xml:space="preserve"> </w:t>
+            </w:r>
+            <w:r>
+              <w:rPr>
+                <w:rFonts w:ascii="Calibri" w:cs="Calibri" w:eastAsia="Calibri" w:hAnsi="Calibri"/>
+                <w:b/>
+                <w:bCs/>
+                <w:color w:val="D9534F"/>
+                <w:sz w:val="19"/>
+                <w:szCs w:val="19"/>
+              </w:rPr>
+              <w:t xml:space="preserve">Vater</w:t>
+            </w:r>
+            <w:r>
+              <w:rPr>
+                <w:rFonts w:ascii="Calibri" w:cs="Calibri" w:eastAsia="Calibri" w:hAnsi="Calibri"/>
+                <w:color w:val="000000"/>
+                <w:sz w:val="19"/>
+                <w:szCs w:val="19"/>
+              </w:rPr>
+              <w:t xml:space="preserve"> </w:t>
+            </w:r>
+            <w:r>
+              <w:rPr>
+                <w:rFonts w:ascii="Calibri" w:cs="Calibri" w:eastAsia="Calibri" w:hAnsi="Calibri"/>
+                <w:color w:val="000000"/>
+                <w:sz w:val="19"/>
+                <w:szCs w:val="19"/>
+              </w:rPr>
+              <w:t xml:space="preserve">von</w:t>
+            </w:r>
+            <w:r>
+              <w:rPr>
+                <w:rFonts w:ascii="Calibri" w:cs="Calibri" w:eastAsia="Calibri" w:hAnsi="Calibri"/>
+                <w:color w:val="000000"/>
+                <w:sz w:val="19"/>
+                <w:szCs w:val="19"/>
+              </w:rPr>
+              <w:t xml:space="preserve"> </w:t>
+            </w:r>
+            <w:r>
+              <w:rPr>
+                <w:rFonts w:ascii="Calibri" w:cs="Calibri" w:eastAsia="Calibri" w:hAnsi="Calibri"/>
+                <w:color w:val="000000"/>
+                <w:sz w:val="19"/>
+                <w:szCs w:val="19"/>
+              </w:rPr>
+              <w:t xml:space="preserve">Kafka</w:t>
+            </w:r>
+            <w:r>
+              <w:rPr>
+                <w:rFonts w:ascii="Calibri" w:cs="Calibri" w:eastAsia="Calibri" w:hAnsi="Calibri"/>
+                <w:color w:val="000000"/>
+                <w:sz w:val="19"/>
+                <w:szCs w:val="19"/>
+              </w:rPr>
+              <w:t xml:space="preserve"> </w:t>
+            </w:r>
+            <w:r>
+              <w:rPr>
+                <w:rFonts w:ascii="Calibri" w:cs="Calibri" w:eastAsia="Calibri" w:hAnsi="Calibri"/>
+                <w:color w:val="000000"/>
+                <w:sz w:val="19"/>
+                <w:szCs w:val="19"/>
+              </w:rPr>
+              <w:t xml:space="preserve">einfach</w:t>
+            </w:r>
+            <w:r>
+              <w:rPr>
+                <w:rFonts w:ascii="Calibri" w:cs="Calibri" w:eastAsia="Calibri" w:hAnsi="Calibri"/>
+                <w:color w:val="000000"/>
+                <w:sz w:val="19"/>
+                <w:szCs w:val="19"/>
+              </w:rPr>
+              <w:t xml:space="preserve"> </w:t>
+            </w:r>
+            <w:r>
+              <w:rPr>
+                <w:rFonts w:ascii="Calibri" w:cs="Calibri" w:eastAsia="Calibri" w:hAnsi="Calibri"/>
+                <w:color w:val="000000"/>
+                <w:sz w:val="19"/>
+                <w:szCs w:val="19"/>
+              </w:rPr>
+              <w:t xml:space="preserve">keine</w:t>
+            </w:r>
+            <w:r>
+              <w:rPr>
+                <w:rFonts w:ascii="Calibri" w:cs="Calibri" w:eastAsia="Calibri" w:hAnsi="Calibri"/>
+                <w:color w:val="000000"/>
+                <w:sz w:val="19"/>
+                <w:szCs w:val="19"/>
+              </w:rPr>
+              <w:t xml:space="preserve"> </w:t>
+            </w:r>
+            <w:r>
+              <w:rPr>
+                <w:rFonts w:ascii="Calibri" w:cs="Calibri" w:eastAsia="Calibri" w:hAnsi="Calibri"/>
+                <w:b/>
+                <w:bCs/>
+                <w:color w:val="D9534F"/>
+                <w:sz w:val="19"/>
+                <w:szCs w:val="19"/>
+              </w:rPr>
+              <w:t xml:space="preserve">Geduld</w:t>
+            </w:r>
+            <w:r>
+              <w:rPr>
+                <w:rFonts w:ascii="Calibri" w:cs="Calibri" w:eastAsia="Calibri" w:hAnsi="Calibri"/>
+                <w:color w:val="000000"/>
+                <w:sz w:val="19"/>
+                <w:szCs w:val="19"/>
+              </w:rPr>
+              <w:t xml:space="preserve"> </w:t>
+            </w:r>
+            <w:r>
+              <w:rPr>
+                <w:rFonts w:ascii="Calibri" w:cs="Calibri" w:eastAsia="Calibri" w:hAnsi="Calibri"/>
+                <w:color w:val="000000"/>
+                <w:sz w:val="19"/>
+                <w:szCs w:val="19"/>
+              </w:rPr>
+              <w:t xml:space="preserve">hatte</w:t>
+            </w:r>
+            <w:r>
+              <w:rPr>
+                <w:rFonts w:ascii="Calibri" w:cs="Calibri" w:eastAsia="Calibri" w:hAnsi="Calibri"/>
+                <w:color w:val="000000"/>
+                <w:sz w:val="19"/>
+                <w:szCs w:val="19"/>
+              </w:rPr>
+              <w:t xml:space="preserve">.</w:t>
+            </w:r>
+            <w:r>
+              <w:rPr>
+                <w:rFonts w:ascii="Calibri" w:cs="Calibri" w:eastAsia="Calibri" w:hAnsi="Calibri"/>
+                <w:color w:val="000000"/>
+                <w:sz w:val="19"/>
+                <w:szCs w:val="19"/>
+              </w:rPr>
+              <w:t xml:space="preserve"/>
+            </w:r>
+          </w:p>
+        </w:tc>
+        <w:tc>
+          <w:tcPr>
+            <w:tcW w:type="dxa" w:w="7338"/>
+            <w:tcBorders>
+              <w:top w:val="single" w:color="B9C6E8" w:sz="6"/>
+              <w:left w:val="single" w:color="B9C6E8" w:sz="6"/>
+              <w:bottom w:val="single" w:color="B9C6E8" w:sz="6"/>
+              <w:right w:val="single" w:color="B9C6E8" w:sz="6"/>
+            </w:tcBorders>
+            <w:tcMar>
+              <w:top w:type="dxa" w:w="60"/>
+              <w:left w:type="dxa" w:w="120"/>
+              <w:bottom w:type="dxa" w:w="60"/>
+              <w:right w:type="dxa" w:w="120"/>
+            </w:tcMar>
+            <w:vAlign w:val="top"/>
+          </w:tcPr>
+          <w:p>
+            <w:pPr>
+              <w:spacing w:after="0" w:before="0"/>
+            </w:pPr>
+            <w:r>
+              <w:rPr>
+                <w:rFonts w:ascii="Calibri" w:cs="Calibri" w:eastAsia="Calibri" w:hAnsi="Calibri"/>
+                <w:color w:val="000000"/>
+                <w:sz w:val="17"/>
+                <w:szCs w:val="17"/>
+              </w:rPr>
+              <w:t xml:space="preserve">groß: Vater, Geduld (Artikelprobe) · Komma vor dem Nebensatz (Verb am Ende)</w:t>
+            </w:r>
+          </w:p>
+        </w:tc>
+      </w:tr>
+      <w:tr>
+        <w:trPr>
+          <w:cantSplit/>
+        </w:trPr>
+        <w:tc>
+          <w:tcPr>
+            <w:tcW w:type="dxa" w:w="700"/>
+            <w:tcBorders>
+              <w:top w:val="single" w:color="B9C6E8" w:sz="6"/>
+              <w:left w:val="single" w:color="B9C6E8" w:sz="6"/>
+              <w:bottom w:val="single" w:color="B9C6E8" w:sz="6"/>
+              <w:right w:val="single" w:color="B9C6E8" w:sz="6"/>
+            </w:tcBorders>
+            <w:shd w:fill="F4F7FD" w:color="auto" w:val="clear"/>
+            <w:tcMar>
+              <w:top w:type="dxa" w:w="60"/>
+              <w:left w:type="dxa" w:w="120"/>
+              <w:bottom w:type="dxa" w:w="60"/>
+              <w:right w:type="dxa" w:w="120"/>
+            </w:tcMar>
+            <w:vAlign w:val="top"/>
+          </w:tcPr>
+          <w:p>
+            <w:pPr>
+              <w:spacing w:after="0" w:before="0"/>
+            </w:pPr>
+            <w:r>
+              <w:rPr>
+                <w:rFonts w:ascii="Calibri" w:cs="Calibri" w:eastAsia="Calibri" w:hAnsi="Calibri"/>
+                <w:b/>
+                <w:bCs/>
+                <w:color w:val="1E2761"/>
+                <w:sz w:val="18"/>
+                <w:szCs w:val="18"/>
+              </w:rPr>
+              <w:t xml:space="preserve">2</w:t>
+            </w:r>
+          </w:p>
+        </w:tc>
+        <w:tc>
+          <w:tcPr>
+            <w:tcW w:type="dxa" w:w="7300"/>
+            <w:tcBorders>
+              <w:top w:val="single" w:color="B9C6E8" w:sz="6"/>
+              <w:left w:val="single" w:color="B9C6E8" w:sz="6"/>
+              <w:bottom w:val="single" w:color="B9C6E8" w:sz="6"/>
+              <w:right w:val="single" w:color="B9C6E8" w:sz="6"/>
+            </w:tcBorders>
+            <w:tcMar>
+              <w:top w:type="dxa" w:w="60"/>
+              <w:left w:type="dxa" w:w="120"/>
+              <w:bottom w:type="dxa" w:w="60"/>
+              <w:right w:type="dxa" w:w="120"/>
+            </w:tcMar>
+            <w:vAlign w:val="top"/>
+          </w:tcPr>
+          <w:p>
+            <w:pPr>
+              <w:spacing w:after="0" w:before="0"/>
+            </w:pPr>
+            <w:r>
+              <w:rPr>
+                <w:rFonts w:ascii="Calibri" w:cs="Calibri" w:eastAsia="Calibri" w:hAnsi="Calibri"/>
+                <w:b/>
+                <w:bCs/>
+                <w:color w:val="5B6B8C"/>
+                <w:sz w:val="18"/>
+                <w:szCs w:val="18"/>
+              </w:rPr>
+              <w:t xml:space="preserve">Jonas: </w:t>
+            </w:r>
+            <w:r>
+              <w:rPr>
+                <w:rFonts w:ascii="Calibri" w:cs="Calibri" w:eastAsia="Calibri" w:hAnsi="Calibri"/>
+                <w:color w:val="000000"/>
+                <w:sz w:val="19"/>
+                <w:szCs w:val="19"/>
+              </w:rPr>
+              <w:t xml:space="preserve">Ja,</w:t>
+            </w:r>
+            <w:r>
+              <w:rPr>
+                <w:rFonts w:ascii="Calibri" w:cs="Calibri" w:eastAsia="Calibri" w:hAnsi="Calibri"/>
+                <w:color w:val="000000"/>
+                <w:sz w:val="19"/>
+                <w:szCs w:val="19"/>
+              </w:rPr>
+              <w:t xml:space="preserve"> </w:t>
+            </w:r>
+            <w:r>
+              <w:rPr>
+                <w:rFonts w:ascii="Calibri" w:cs="Calibri" w:eastAsia="Calibri" w:hAnsi="Calibri"/>
+                <w:color w:val="000000"/>
+                <w:sz w:val="19"/>
+                <w:szCs w:val="19"/>
+              </w:rPr>
+              <w:t xml:space="preserve">aber</w:t>
+            </w:r>
+            <w:r>
+              <w:rPr>
+                <w:rFonts w:ascii="Calibri" w:cs="Calibri" w:eastAsia="Calibri" w:hAnsi="Calibri"/>
+                <w:color w:val="000000"/>
+                <w:sz w:val="19"/>
+                <w:szCs w:val="19"/>
+              </w:rPr>
+              <w:t xml:space="preserve"> </w:t>
+            </w:r>
+            <w:r>
+              <w:rPr>
+                <w:rFonts w:ascii="Calibri" w:cs="Calibri" w:eastAsia="Calibri" w:hAnsi="Calibri"/>
+                <w:color w:val="000000"/>
+                <w:sz w:val="19"/>
+                <w:szCs w:val="19"/>
+              </w:rPr>
+              <w:t xml:space="preserve">Kafka</w:t>
+            </w:r>
+            <w:r>
+              <w:rPr>
+                <w:rFonts w:ascii="Calibri" w:cs="Calibri" w:eastAsia="Calibri" w:hAnsi="Calibri"/>
+                <w:color w:val="000000"/>
+                <w:sz w:val="19"/>
+                <w:szCs w:val="19"/>
+              </w:rPr>
+              <w:t xml:space="preserve"> </w:t>
+            </w:r>
+            <w:r>
+              <w:rPr>
+                <w:rFonts w:ascii="Calibri" w:cs="Calibri" w:eastAsia="Calibri" w:hAnsi="Calibri"/>
+                <w:color w:val="000000"/>
+                <w:sz w:val="19"/>
+                <w:szCs w:val="19"/>
+              </w:rPr>
+              <w:t xml:space="preserve">hatte</w:t>
+            </w:r>
+            <w:r>
+              <w:rPr>
+                <w:rFonts w:ascii="Calibri" w:cs="Calibri" w:eastAsia="Calibri" w:hAnsi="Calibri"/>
+                <w:color w:val="000000"/>
+                <w:sz w:val="19"/>
+                <w:szCs w:val="19"/>
+              </w:rPr>
+              <w:t xml:space="preserve"> </w:t>
+            </w:r>
+            <w:r>
+              <w:rPr>
+                <w:rFonts w:ascii="Calibri" w:cs="Calibri" w:eastAsia="Calibri" w:hAnsi="Calibri"/>
+                <w:color w:val="000000"/>
+                <w:sz w:val="19"/>
+                <w:szCs w:val="19"/>
+              </w:rPr>
+              <w:t xml:space="preserve">auch</w:t>
+            </w:r>
+            <w:r>
+              <w:rPr>
+                <w:rFonts w:ascii="Calibri" w:cs="Calibri" w:eastAsia="Calibri" w:hAnsi="Calibri"/>
+                <w:color w:val="000000"/>
+                <w:sz w:val="19"/>
+                <w:szCs w:val="19"/>
+              </w:rPr>
+              <w:t xml:space="preserve"> </w:t>
+            </w:r>
+            <w:r>
+              <w:rPr>
+                <w:rFonts w:ascii="Calibri" w:cs="Calibri" w:eastAsia="Calibri" w:hAnsi="Calibri"/>
+                <w:b/>
+                <w:bCs/>
+                <w:color w:val="D9534F"/>
+                <w:sz w:val="19"/>
+                <w:szCs w:val="19"/>
+              </w:rPr>
+              <w:t xml:space="preserve">Angst</w:t>
+            </w:r>
+            <w:r>
+              <w:rPr>
+                <w:rFonts w:ascii="Calibri" w:cs="Calibri" w:eastAsia="Calibri" w:hAnsi="Calibri"/>
+                <w:color w:val="000000"/>
+                <w:sz w:val="19"/>
+                <w:szCs w:val="19"/>
+              </w:rPr>
+              <w:t xml:space="preserve">.</w:t>
+            </w:r>
+            <w:r>
+              <w:rPr>
+                <w:rFonts w:ascii="Calibri" w:cs="Calibri" w:eastAsia="Calibri" w:hAnsi="Calibri"/>
+                <w:color w:val="000000"/>
+                <w:sz w:val="19"/>
+                <w:szCs w:val="19"/>
+              </w:rPr>
+              <w:t xml:space="preserve"> </w:t>
+            </w:r>
+            <w:r>
+              <w:rPr>
+                <w:rFonts w:ascii="Calibri" w:cs="Calibri" w:eastAsia="Calibri" w:hAnsi="Calibri"/>
+                <w:color w:val="000000"/>
+                <w:sz w:val="19"/>
+                <w:szCs w:val="19"/>
+              </w:rPr>
+              <w:t xml:space="preserve">Er</w:t>
+            </w:r>
+            <w:r>
+              <w:rPr>
+                <w:rFonts w:ascii="Calibri" w:cs="Calibri" w:eastAsia="Calibri" w:hAnsi="Calibri"/>
+                <w:color w:val="000000"/>
+                <w:sz w:val="19"/>
+                <w:szCs w:val="19"/>
+              </w:rPr>
+              <w:t xml:space="preserve"> </w:t>
+            </w:r>
+            <w:r>
+              <w:rPr>
+                <w:rFonts w:ascii="Calibri" w:cs="Calibri" w:eastAsia="Calibri" w:hAnsi="Calibri"/>
+                <w:color w:val="000000"/>
+                <w:sz w:val="19"/>
+                <w:szCs w:val="19"/>
+              </w:rPr>
+              <w:t xml:space="preserve">schreibt</w:t>
+            </w:r>
+            <w:r>
+              <w:rPr>
+                <w:rFonts w:ascii="Calibri" w:cs="Calibri" w:eastAsia="Calibri" w:hAnsi="Calibri"/>
+                <w:b/>
+                <w:bCs/>
+                <w:color w:val="D9534F"/>
+                <w:sz w:val="19"/>
+                <w:szCs w:val="19"/>
+              </w:rPr>
+              <w:t xml:space="preserve">,</w:t>
+            </w:r>
+            <w:r>
+              <w:rPr>
+                <w:rFonts w:ascii="Calibri" w:cs="Calibri" w:eastAsia="Calibri" w:hAnsi="Calibri"/>
+                <w:color w:val="000000"/>
+                <w:sz w:val="19"/>
+                <w:szCs w:val="19"/>
+              </w:rPr>
+              <w:t xml:space="preserve"> </w:t>
+            </w:r>
+            <w:r>
+              <w:rPr>
+                <w:rFonts w:ascii="Calibri" w:cs="Calibri" w:eastAsia="Calibri" w:hAnsi="Calibri"/>
+                <w:color w:val="000000"/>
+                <w:sz w:val="19"/>
+                <w:szCs w:val="19"/>
+              </w:rPr>
+              <w:t xml:space="preserve">dass</w:t>
+            </w:r>
+            <w:r>
+              <w:rPr>
+                <w:rFonts w:ascii="Calibri" w:cs="Calibri" w:eastAsia="Calibri" w:hAnsi="Calibri"/>
+                <w:color w:val="000000"/>
+                <w:sz w:val="19"/>
+                <w:szCs w:val="19"/>
+              </w:rPr>
+              <w:t xml:space="preserve"> </w:t>
+            </w:r>
+            <w:r>
+              <w:rPr>
+                <w:rFonts w:ascii="Calibri" w:cs="Calibri" w:eastAsia="Calibri" w:hAnsi="Calibri"/>
+                <w:color w:val="000000"/>
+                <w:sz w:val="19"/>
+                <w:szCs w:val="19"/>
+              </w:rPr>
+              <w:t xml:space="preserve">er</w:t>
+            </w:r>
+            <w:r>
+              <w:rPr>
+                <w:rFonts w:ascii="Calibri" w:cs="Calibri" w:eastAsia="Calibri" w:hAnsi="Calibri"/>
+                <w:color w:val="000000"/>
+                <w:sz w:val="19"/>
+                <w:szCs w:val="19"/>
+              </w:rPr>
+              <w:t xml:space="preserve"> </w:t>
+            </w:r>
+            <w:r>
+              <w:rPr>
+                <w:rFonts w:ascii="Calibri" w:cs="Calibri" w:eastAsia="Calibri" w:hAnsi="Calibri"/>
+                <w:color w:val="000000"/>
+                <w:sz w:val="19"/>
+                <w:szCs w:val="19"/>
+              </w:rPr>
+              <w:t xml:space="preserve">als</w:t>
+            </w:r>
+            <w:r>
+              <w:rPr>
+                <w:rFonts w:ascii="Calibri" w:cs="Calibri" w:eastAsia="Calibri" w:hAnsi="Calibri"/>
+                <w:color w:val="000000"/>
+                <w:sz w:val="19"/>
+                <w:szCs w:val="19"/>
+              </w:rPr>
+              <w:t xml:space="preserve"> </w:t>
+            </w:r>
+            <w:r>
+              <w:rPr>
+                <w:rFonts w:ascii="Calibri" w:cs="Calibri" w:eastAsia="Calibri" w:hAnsi="Calibri"/>
+                <w:b/>
+                <w:bCs/>
+                <w:color w:val="D9534F"/>
+                <w:sz w:val="19"/>
+                <w:szCs w:val="19"/>
+              </w:rPr>
+              <w:t xml:space="preserve">Kind</w:t>
+            </w:r>
+            <w:r>
+              <w:rPr>
+                <w:rFonts w:ascii="Calibri" w:cs="Calibri" w:eastAsia="Calibri" w:hAnsi="Calibri"/>
+                <w:color w:val="000000"/>
+                <w:sz w:val="19"/>
+                <w:szCs w:val="19"/>
+              </w:rPr>
+              <w:t xml:space="preserve"> </w:t>
+            </w:r>
+            <w:r>
+              <w:rPr>
+                <w:rFonts w:ascii="Calibri" w:cs="Calibri" w:eastAsia="Calibri" w:hAnsi="Calibri"/>
+                <w:color w:val="000000"/>
+                <w:sz w:val="19"/>
+                <w:szCs w:val="19"/>
+              </w:rPr>
+              <w:t xml:space="preserve">nur</w:t>
+            </w:r>
+            <w:r>
+              <w:rPr>
+                <w:rFonts w:ascii="Calibri" w:cs="Calibri" w:eastAsia="Calibri" w:hAnsi="Calibri"/>
+                <w:color w:val="000000"/>
+                <w:sz w:val="19"/>
+                <w:szCs w:val="19"/>
+              </w:rPr>
+              <w:t xml:space="preserve"> </w:t>
+            </w:r>
+            <w:r>
+              <w:rPr>
+                <w:rFonts w:ascii="Calibri" w:cs="Calibri" w:eastAsia="Calibri" w:hAnsi="Calibri"/>
+                <w:color w:val="000000"/>
+                <w:sz w:val="19"/>
+                <w:szCs w:val="19"/>
+              </w:rPr>
+              <w:t xml:space="preserve">ein</w:t>
+            </w:r>
+            <w:r>
+              <w:rPr>
+                <w:rFonts w:ascii="Calibri" w:cs="Calibri" w:eastAsia="Calibri" w:hAnsi="Calibri"/>
+                <w:color w:val="000000"/>
+                <w:sz w:val="19"/>
+                <w:szCs w:val="19"/>
+              </w:rPr>
+              <w:t xml:space="preserve"> </w:t>
+            </w:r>
+            <w:r>
+              <w:rPr>
+                <w:rFonts w:ascii="Calibri" w:cs="Calibri" w:eastAsia="Calibri" w:hAnsi="Calibri"/>
+                <w:color w:val="000000"/>
+                <w:sz w:val="19"/>
+                <w:szCs w:val="19"/>
+              </w:rPr>
+              <w:t xml:space="preserve">freundliches</w:t>
+            </w:r>
+            <w:r>
+              <w:rPr>
+                <w:rFonts w:ascii="Calibri" w:cs="Calibri" w:eastAsia="Calibri" w:hAnsi="Calibri"/>
+                <w:color w:val="000000"/>
+                <w:sz w:val="19"/>
+                <w:szCs w:val="19"/>
+              </w:rPr>
+              <w:t xml:space="preserve"> </w:t>
+            </w:r>
+            <w:r>
+              <w:rPr>
+                <w:rFonts w:ascii="Calibri" w:cs="Calibri" w:eastAsia="Calibri" w:hAnsi="Calibri"/>
+                <w:b/>
+                <w:bCs/>
+                <w:color w:val="D9534F"/>
+                <w:sz w:val="19"/>
+                <w:szCs w:val="19"/>
+              </w:rPr>
+              <w:t xml:space="preserve">Wort</w:t>
+            </w:r>
+            <w:r>
+              <w:rPr>
+                <w:rFonts w:ascii="Calibri" w:cs="Calibri" w:eastAsia="Calibri" w:hAnsi="Calibri"/>
+                <w:color w:val="000000"/>
+                <w:sz w:val="19"/>
+                <w:szCs w:val="19"/>
+              </w:rPr>
+              <w:t xml:space="preserve"> </w:t>
+            </w:r>
+            <w:r>
+              <w:rPr>
+                <w:rFonts w:ascii="Calibri" w:cs="Calibri" w:eastAsia="Calibri" w:hAnsi="Calibri"/>
+                <w:color w:val="000000"/>
+                <w:sz w:val="19"/>
+                <w:szCs w:val="19"/>
+              </w:rPr>
+              <w:t xml:space="preserve">gebraucht</w:t>
+            </w:r>
+            <w:r>
+              <w:rPr>
+                <w:rFonts w:ascii="Calibri" w:cs="Calibri" w:eastAsia="Calibri" w:hAnsi="Calibri"/>
+                <w:color w:val="000000"/>
+                <w:sz w:val="19"/>
+                <w:szCs w:val="19"/>
+              </w:rPr>
+              <w:t xml:space="preserve"> </w:t>
+            </w:r>
+            <w:r>
+              <w:rPr>
+                <w:rFonts w:ascii="Calibri" w:cs="Calibri" w:eastAsia="Calibri" w:hAnsi="Calibri"/>
+                <w:color w:val="000000"/>
+                <w:sz w:val="19"/>
+                <w:szCs w:val="19"/>
+              </w:rPr>
+              <w:t xml:space="preserve">hätte</w:t>
+            </w:r>
+            <w:r>
+              <w:rPr>
+                <w:rFonts w:ascii="Calibri" w:cs="Calibri" w:eastAsia="Calibri" w:hAnsi="Calibri"/>
+                <w:color w:val="000000"/>
+                <w:sz w:val="19"/>
+                <w:szCs w:val="19"/>
+              </w:rPr>
+              <w:t xml:space="preserve">.</w:t>
+            </w:r>
+            <w:r>
+              <w:rPr>
+                <w:rFonts w:ascii="Calibri" w:cs="Calibri" w:eastAsia="Calibri" w:hAnsi="Calibri"/>
+                <w:color w:val="000000"/>
+                <w:sz w:val="19"/>
+                <w:szCs w:val="19"/>
+              </w:rPr>
+              <w:t xml:space="preserve"/>
+            </w:r>
+          </w:p>
+        </w:tc>
+        <w:tc>
+          <w:tcPr>
+            <w:tcW w:type="dxa" w:w="7338"/>
+            <w:tcBorders>
+              <w:top w:val="single" w:color="B9C6E8" w:sz="6"/>
+              <w:left w:val="single" w:color="B9C6E8" w:sz="6"/>
+              <w:bottom w:val="single" w:color="B9C6E8" w:sz="6"/>
+              <w:right w:val="single" w:color="B9C6E8" w:sz="6"/>
+            </w:tcBorders>
+            <w:tcMar>
+              <w:top w:type="dxa" w:w="60"/>
+              <w:left w:type="dxa" w:w="120"/>
+              <w:bottom w:type="dxa" w:w="60"/>
+              <w:right w:type="dxa" w:w="120"/>
+            </w:tcMar>
+            <w:vAlign w:val="top"/>
+          </w:tcPr>
+          <w:p>
+            <w:pPr>
+              <w:spacing w:after="0" w:before="0"/>
+            </w:pPr>
+            <w:r>
+              <w:rPr>
+                <w:rFonts w:ascii="Calibri" w:cs="Calibri" w:eastAsia="Calibri" w:hAnsi="Calibri"/>
+                <w:color w:val="000000"/>
+                <w:sz w:val="17"/>
+                <w:szCs w:val="17"/>
+              </w:rPr>
+              <w:t xml:space="preserve">groß: Angst, Kind, Wort (Artikelprobe) · Komma vor dem Nebensatz (Verb am Ende)</w:t>
+            </w:r>
+          </w:p>
+        </w:tc>
+      </w:tr>
+      <w:tr>
+        <w:trPr>
+          <w:cantSplit/>
+        </w:trPr>
+        <w:tc>
+          <w:tcPr>
+            <w:tcW w:type="dxa" w:w="700"/>
+            <w:tcBorders>
+              <w:top w:val="single" w:color="B9C6E8" w:sz="6"/>
+              <w:left w:val="single" w:color="B9C6E8" w:sz="6"/>
+              <w:bottom w:val="single" w:color="B9C6E8" w:sz="6"/>
+              <w:right w:val="single" w:color="B9C6E8" w:sz="6"/>
+            </w:tcBorders>
+            <w:shd w:fill="F4F7FD" w:color="auto" w:val="clear"/>
+            <w:tcMar>
+              <w:top w:type="dxa" w:w="60"/>
+              <w:left w:type="dxa" w:w="120"/>
+              <w:bottom w:type="dxa" w:w="60"/>
+              <w:right w:type="dxa" w:w="120"/>
+            </w:tcMar>
+            <w:vAlign w:val="top"/>
+          </w:tcPr>
+          <w:p>
+            <w:pPr>
+              <w:spacing w:after="0" w:before="0"/>
+            </w:pPr>
+            <w:r>
+              <w:rPr>
+                <w:rFonts w:ascii="Calibri" w:cs="Calibri" w:eastAsia="Calibri" w:hAnsi="Calibri"/>
+                <w:b/>
+                <w:bCs/>
+                <w:color w:val="1E2761"/>
+                <w:sz w:val="18"/>
+                <w:szCs w:val="18"/>
+              </w:rPr>
+              <w:t xml:space="preserve">3</w:t>
+            </w:r>
+          </w:p>
+        </w:tc>
+        <w:tc>
+          <w:tcPr>
+            <w:tcW w:type="dxa" w:w="7300"/>
+            <w:tcBorders>
+              <w:top w:val="single" w:color="B9C6E8" w:sz="6"/>
+              <w:left w:val="single" w:color="B9C6E8" w:sz="6"/>
+              <w:bottom w:val="single" w:color="B9C6E8" w:sz="6"/>
+              <w:right w:val="single" w:color="B9C6E8" w:sz="6"/>
+            </w:tcBorders>
+            <w:tcMar>
+              <w:top w:type="dxa" w:w="60"/>
+              <w:left w:type="dxa" w:w="120"/>
+              <w:bottom w:type="dxa" w:w="60"/>
+              <w:right w:type="dxa" w:w="120"/>
+            </w:tcMar>
+            <w:vAlign w:val="top"/>
+          </w:tcPr>
+          <w:p>
+            <w:pPr>
+              <w:spacing w:after="0" w:before="0"/>
+            </w:pPr>
+            <w:r>
+              <w:rPr>
+                <w:rFonts w:ascii="Calibri" w:cs="Calibri" w:eastAsia="Calibri" w:hAnsi="Calibri"/>
+                <w:b/>
+                <w:bCs/>
+                <w:color w:val="5B6B8C"/>
+                <w:sz w:val="18"/>
+                <w:szCs w:val="18"/>
+              </w:rPr>
+              <w:t xml:space="preserve">Mia: </w:t>
+            </w:r>
+            <w:r>
+              <w:rPr>
+                <w:rFonts w:ascii="Calibri" w:cs="Calibri" w:eastAsia="Calibri" w:hAnsi="Calibri"/>
+                <w:color w:val="000000"/>
+                <w:sz w:val="19"/>
+                <w:szCs w:val="19"/>
+              </w:rPr>
+              <w:t xml:space="preserve">Das</w:t>
+            </w:r>
+            <w:r>
+              <w:rPr>
+                <w:rFonts w:ascii="Calibri" w:cs="Calibri" w:eastAsia="Calibri" w:hAnsi="Calibri"/>
+                <w:color w:val="000000"/>
+                <w:sz w:val="19"/>
+                <w:szCs w:val="19"/>
+              </w:rPr>
+              <w:t xml:space="preserve"> </w:t>
+            </w:r>
+            <w:r>
+              <w:rPr>
+                <w:rFonts w:ascii="Calibri" w:cs="Calibri" w:eastAsia="Calibri" w:hAnsi="Calibri"/>
+                <w:color w:val="000000"/>
+                <w:sz w:val="19"/>
+                <w:szCs w:val="19"/>
+              </w:rPr>
+              <w:t xml:space="preserve">finde</w:t>
+            </w:r>
+            <w:r>
+              <w:rPr>
+                <w:rFonts w:ascii="Calibri" w:cs="Calibri" w:eastAsia="Calibri" w:hAnsi="Calibri"/>
+                <w:color w:val="000000"/>
+                <w:sz w:val="19"/>
+                <w:szCs w:val="19"/>
+              </w:rPr>
+              <w:t xml:space="preserve"> </w:t>
+            </w:r>
+            <w:r>
+              <w:rPr>
+                <w:rFonts w:ascii="Calibri" w:cs="Calibri" w:eastAsia="Calibri" w:hAnsi="Calibri"/>
+                <w:color w:val="000000"/>
+                <w:sz w:val="19"/>
+                <w:szCs w:val="19"/>
+              </w:rPr>
+              <w:t xml:space="preserve">ich</w:t>
+            </w:r>
+            <w:r>
+              <w:rPr>
+                <w:rFonts w:ascii="Calibri" w:cs="Calibri" w:eastAsia="Calibri" w:hAnsi="Calibri"/>
+                <w:color w:val="000000"/>
+                <w:sz w:val="19"/>
+                <w:szCs w:val="19"/>
+              </w:rPr>
+              <w:t xml:space="preserve"> </w:t>
+            </w:r>
+            <w:r>
+              <w:rPr>
+                <w:rFonts w:ascii="Calibri" w:cs="Calibri" w:eastAsia="Calibri" w:hAnsi="Calibri"/>
+                <w:color w:val="000000"/>
+                <w:sz w:val="19"/>
+                <w:szCs w:val="19"/>
+              </w:rPr>
+              <w:t xml:space="preserve">traurig</w:t>
+            </w:r>
+            <w:r>
+              <w:rPr>
+                <w:rFonts w:ascii="Calibri" w:cs="Calibri" w:eastAsia="Calibri" w:hAnsi="Calibri"/>
+                <w:color w:val="000000"/>
+                <w:sz w:val="19"/>
+                <w:szCs w:val="19"/>
+              </w:rPr>
+              <w:t xml:space="preserve">.</w:t>
+            </w:r>
+            <w:r>
+              <w:rPr>
+                <w:rFonts w:ascii="Calibri" w:cs="Calibri" w:eastAsia="Calibri" w:hAnsi="Calibri"/>
+                <w:color w:val="000000"/>
+                <w:sz w:val="19"/>
+                <w:szCs w:val="19"/>
+              </w:rPr>
+              <w:t xml:space="preserve"> </w:t>
+            </w:r>
+            <w:r>
+              <w:rPr>
+                <w:rFonts w:ascii="Calibri" w:cs="Calibri" w:eastAsia="Calibri" w:hAnsi="Calibri"/>
+                <w:color w:val="000000"/>
+                <w:sz w:val="19"/>
+                <w:szCs w:val="19"/>
+              </w:rPr>
+              <w:t xml:space="preserve">Ich</w:t>
+            </w:r>
+            <w:r>
+              <w:rPr>
+                <w:rFonts w:ascii="Calibri" w:cs="Calibri" w:eastAsia="Calibri" w:hAnsi="Calibri"/>
+                <w:color w:val="000000"/>
+                <w:sz w:val="19"/>
+                <w:szCs w:val="19"/>
+              </w:rPr>
+              <w:t xml:space="preserve"> </w:t>
+            </w:r>
+            <w:r>
+              <w:rPr>
+                <w:rFonts w:ascii="Calibri" w:cs="Calibri" w:eastAsia="Calibri" w:hAnsi="Calibri"/>
+                <w:color w:val="000000"/>
+                <w:sz w:val="19"/>
+                <w:szCs w:val="19"/>
+              </w:rPr>
+              <w:t xml:space="preserve">wünsche</w:t>
+            </w:r>
+            <w:r>
+              <w:rPr>
+                <w:rFonts w:ascii="Calibri" w:cs="Calibri" w:eastAsia="Calibri" w:hAnsi="Calibri"/>
+                <w:color w:val="000000"/>
+                <w:sz w:val="19"/>
+                <w:szCs w:val="19"/>
+              </w:rPr>
+              <w:t xml:space="preserve"> </w:t>
+            </w:r>
+            <w:r>
+              <w:rPr>
+                <w:rFonts w:ascii="Calibri" w:cs="Calibri" w:eastAsia="Calibri" w:hAnsi="Calibri"/>
+                <w:color w:val="000000"/>
+                <w:sz w:val="19"/>
+                <w:szCs w:val="19"/>
+              </w:rPr>
+              <w:t xml:space="preserve">mir</w:t>
+            </w:r>
+            <w:r>
+              <w:rPr>
+                <w:rFonts w:ascii="Calibri" w:cs="Calibri" w:eastAsia="Calibri" w:hAnsi="Calibri"/>
+                <w:b/>
+                <w:bCs/>
+                <w:color w:val="D9534F"/>
+                <w:sz w:val="19"/>
+                <w:szCs w:val="19"/>
+              </w:rPr>
+              <w:t xml:space="preserve">,</w:t>
+            </w:r>
+            <w:r>
+              <w:rPr>
+                <w:rFonts w:ascii="Calibri" w:cs="Calibri" w:eastAsia="Calibri" w:hAnsi="Calibri"/>
+                <w:color w:val="000000"/>
+                <w:sz w:val="19"/>
+                <w:szCs w:val="19"/>
+              </w:rPr>
+              <w:t xml:space="preserve"> </w:t>
+            </w:r>
+            <w:r>
+              <w:rPr>
+                <w:rFonts w:ascii="Calibri" w:cs="Calibri" w:eastAsia="Calibri" w:hAnsi="Calibri"/>
+                <w:color w:val="000000"/>
+                <w:sz w:val="19"/>
+                <w:szCs w:val="19"/>
+              </w:rPr>
+              <w:t xml:space="preserve">dass</w:t>
+            </w:r>
+            <w:r>
+              <w:rPr>
+                <w:rFonts w:ascii="Calibri" w:cs="Calibri" w:eastAsia="Calibri" w:hAnsi="Calibri"/>
+                <w:color w:val="000000"/>
+                <w:sz w:val="19"/>
+                <w:szCs w:val="19"/>
+              </w:rPr>
+              <w:t xml:space="preserve"> </w:t>
+            </w:r>
+            <w:r>
+              <w:rPr>
+                <w:rFonts w:ascii="Calibri" w:cs="Calibri" w:eastAsia="Calibri" w:hAnsi="Calibri"/>
+                <w:color w:val="000000"/>
+                <w:sz w:val="19"/>
+                <w:szCs w:val="19"/>
+              </w:rPr>
+              <w:t xml:space="preserve">mein</w:t>
+            </w:r>
+            <w:r>
+              <w:rPr>
+                <w:rFonts w:ascii="Calibri" w:cs="Calibri" w:eastAsia="Calibri" w:hAnsi="Calibri"/>
+                <w:color w:val="000000"/>
+                <w:sz w:val="19"/>
+                <w:szCs w:val="19"/>
+              </w:rPr>
+              <w:t xml:space="preserve"> </w:t>
+            </w:r>
+            <w:r>
+              <w:rPr>
+                <w:rFonts w:ascii="Calibri" w:cs="Calibri" w:eastAsia="Calibri" w:hAnsi="Calibri"/>
+                <w:b/>
+                <w:bCs/>
+                <w:color w:val="D9534F"/>
+                <w:sz w:val="19"/>
+                <w:szCs w:val="19"/>
+              </w:rPr>
+              <w:t xml:space="preserve">Vater</w:t>
+            </w:r>
+            <w:r>
+              <w:rPr>
+                <w:rFonts w:ascii="Calibri" w:cs="Calibri" w:eastAsia="Calibri" w:hAnsi="Calibri"/>
+                <w:color w:val="000000"/>
+                <w:sz w:val="19"/>
+                <w:szCs w:val="19"/>
+              </w:rPr>
+              <w:t xml:space="preserve"> </w:t>
+            </w:r>
+            <w:r>
+              <w:rPr>
+                <w:rFonts w:ascii="Calibri" w:cs="Calibri" w:eastAsia="Calibri" w:hAnsi="Calibri"/>
+                <w:color w:val="000000"/>
+                <w:sz w:val="19"/>
+                <w:szCs w:val="19"/>
+              </w:rPr>
+              <w:t xml:space="preserve">beim</w:t>
+            </w:r>
+            <w:r>
+              <w:rPr>
+                <w:rFonts w:ascii="Calibri" w:cs="Calibri" w:eastAsia="Calibri" w:hAnsi="Calibri"/>
+                <w:color w:val="000000"/>
+                <w:sz w:val="19"/>
+                <w:szCs w:val="19"/>
+              </w:rPr>
+              <w:t xml:space="preserve"> </w:t>
+            </w:r>
+            <w:r>
+              <w:rPr>
+                <w:rFonts w:ascii="Calibri" w:cs="Calibri" w:eastAsia="Calibri" w:hAnsi="Calibri"/>
+                <w:b/>
+                <w:bCs/>
+                <w:color w:val="D9534F"/>
+                <w:sz w:val="19"/>
+                <w:szCs w:val="19"/>
+              </w:rPr>
+              <w:t xml:space="preserve">Zuhören</w:t>
+            </w:r>
+            <w:r>
+              <w:rPr>
+                <w:rFonts w:ascii="Calibri" w:cs="Calibri" w:eastAsia="Calibri" w:hAnsi="Calibri"/>
+                <w:color w:val="000000"/>
+                <w:sz w:val="19"/>
+                <w:szCs w:val="19"/>
+              </w:rPr>
+              <w:t xml:space="preserve"> </w:t>
+            </w:r>
+            <w:r>
+              <w:rPr>
+                <w:rFonts w:ascii="Calibri" w:cs="Calibri" w:eastAsia="Calibri" w:hAnsi="Calibri"/>
+                <w:color w:val="000000"/>
+                <w:sz w:val="19"/>
+                <w:szCs w:val="19"/>
+              </w:rPr>
+              <w:t xml:space="preserve">auch</w:t>
+            </w:r>
+            <w:r>
+              <w:rPr>
+                <w:rFonts w:ascii="Calibri" w:cs="Calibri" w:eastAsia="Calibri" w:hAnsi="Calibri"/>
+                <w:color w:val="000000"/>
+                <w:sz w:val="19"/>
+                <w:szCs w:val="19"/>
+              </w:rPr>
+              <w:t xml:space="preserve"> </w:t>
+            </w:r>
+            <w:r>
+              <w:rPr>
+                <w:rFonts w:ascii="Calibri" w:cs="Calibri" w:eastAsia="Calibri" w:hAnsi="Calibri"/>
+                <w:color w:val="000000"/>
+                <w:sz w:val="19"/>
+                <w:szCs w:val="19"/>
+              </w:rPr>
+              <w:t xml:space="preserve">mal</w:t>
+            </w:r>
+            <w:r>
+              <w:rPr>
+                <w:rFonts w:ascii="Calibri" w:cs="Calibri" w:eastAsia="Calibri" w:hAnsi="Calibri"/>
+                <w:color w:val="000000"/>
+                <w:sz w:val="19"/>
+                <w:szCs w:val="19"/>
+              </w:rPr>
+              <w:t xml:space="preserve"> </w:t>
+            </w:r>
+            <w:r>
+              <w:rPr>
+                <w:rFonts w:ascii="Calibri" w:cs="Calibri" w:eastAsia="Calibri" w:hAnsi="Calibri"/>
+                <w:color w:val="000000"/>
+                <w:sz w:val="19"/>
+                <w:szCs w:val="19"/>
+              </w:rPr>
+              <w:t xml:space="preserve">das</w:t>
+            </w:r>
+            <w:r>
+              <w:rPr>
+                <w:rFonts w:ascii="Calibri" w:cs="Calibri" w:eastAsia="Calibri" w:hAnsi="Calibri"/>
+                <w:color w:val="000000"/>
+                <w:sz w:val="19"/>
+                <w:szCs w:val="19"/>
+              </w:rPr>
+              <w:t xml:space="preserve"> </w:t>
+            </w:r>
+            <w:r>
+              <w:rPr>
+                <w:rFonts w:ascii="Calibri" w:cs="Calibri" w:eastAsia="Calibri" w:hAnsi="Calibri"/>
+                <w:b/>
+                <w:bCs/>
+                <w:color w:val="D9534F"/>
+                <w:sz w:val="19"/>
+                <w:szCs w:val="19"/>
+              </w:rPr>
+              <w:t xml:space="preserve">Handy</w:t>
+            </w:r>
+            <w:r>
+              <w:rPr>
+                <w:rFonts w:ascii="Calibri" w:cs="Calibri" w:eastAsia="Calibri" w:hAnsi="Calibri"/>
+                <w:color w:val="000000"/>
+                <w:sz w:val="19"/>
+                <w:szCs w:val="19"/>
+              </w:rPr>
+              <w:t xml:space="preserve"> </w:t>
+            </w:r>
+            <w:r>
+              <w:rPr>
+                <w:rFonts w:ascii="Calibri" w:cs="Calibri" w:eastAsia="Calibri" w:hAnsi="Calibri"/>
+                <w:color w:val="000000"/>
+                <w:sz w:val="19"/>
+                <w:szCs w:val="19"/>
+              </w:rPr>
+              <w:t xml:space="preserve">weglegt</w:t>
+            </w:r>
+            <w:r>
+              <w:rPr>
+                <w:rFonts w:ascii="Calibri" w:cs="Calibri" w:eastAsia="Calibri" w:hAnsi="Calibri"/>
+                <w:color w:val="000000"/>
+                <w:sz w:val="19"/>
+                <w:szCs w:val="19"/>
+              </w:rPr>
+              <w:t xml:space="preserve">.</w:t>
+            </w:r>
+            <w:r>
+              <w:rPr>
+                <w:rFonts w:ascii="Calibri" w:cs="Calibri" w:eastAsia="Calibri" w:hAnsi="Calibri"/>
+                <w:color w:val="000000"/>
+                <w:sz w:val="19"/>
+                <w:szCs w:val="19"/>
+              </w:rPr>
+              <w:t xml:space="preserve"/>
+            </w:r>
+          </w:p>
+        </w:tc>
+        <w:tc>
+          <w:tcPr>
+            <w:tcW w:type="dxa" w:w="7338"/>
+            <w:tcBorders>
+              <w:top w:val="single" w:color="B9C6E8" w:sz="6"/>
+              <w:left w:val="single" w:color="B9C6E8" w:sz="6"/>
+              <w:bottom w:val="single" w:color="B9C6E8" w:sz="6"/>
+              <w:right w:val="single" w:color="B9C6E8" w:sz="6"/>
+            </w:tcBorders>
+            <w:tcMar>
+              <w:top w:type="dxa" w:w="60"/>
+              <w:left w:type="dxa" w:w="120"/>
+              <w:bottom w:type="dxa" w:w="60"/>
+              <w:right w:type="dxa" w:w="120"/>
+            </w:tcMar>
+            <w:vAlign w:val="top"/>
+          </w:tcPr>
+          <w:p>
+            <w:pPr>
+              <w:spacing w:after="0" w:before="0"/>
+            </w:pPr>
+            <w:r>
+              <w:rPr>
+                <w:rFonts w:ascii="Calibri" w:cs="Calibri" w:eastAsia="Calibri" w:hAnsi="Calibri"/>
+                <w:color w:val="000000"/>
+                <w:sz w:val="17"/>
+                <w:szCs w:val="17"/>
+              </w:rPr>
+              <w:t xml:space="preserve">groß: Vater, Zuhören, Handy (Artikelprobe; beim Zuhören: Signalwort) · Komma vor dem Nebensatz (Verb am Ende)</w:t>
+            </w:r>
+          </w:p>
+        </w:tc>
+      </w:tr>
+      <w:tr>
+        <w:trPr>
+          <w:cantSplit/>
+        </w:trPr>
+        <w:tc>
+          <w:tcPr>
+            <w:tcW w:type="dxa" w:w="700"/>
+            <w:tcBorders>
+              <w:top w:val="single" w:color="B9C6E8" w:sz="6"/>
+              <w:left w:val="single" w:color="B9C6E8" w:sz="6"/>
+              <w:bottom w:val="single" w:color="B9C6E8" w:sz="6"/>
+              <w:right w:val="single" w:color="B9C6E8" w:sz="6"/>
+            </w:tcBorders>
+            <w:shd w:fill="F4F7FD" w:color="auto" w:val="clear"/>
+            <w:tcMar>
+              <w:top w:type="dxa" w:w="60"/>
+              <w:left w:type="dxa" w:w="120"/>
+              <w:bottom w:type="dxa" w:w="60"/>
+              <w:right w:type="dxa" w:w="120"/>
+            </w:tcMar>
+            <w:vAlign w:val="top"/>
+          </w:tcPr>
+          <w:p>
+            <w:pPr>
+              <w:spacing w:after="0" w:before="0"/>
+            </w:pPr>
+            <w:r>
+              <w:rPr>
+                <w:rFonts w:ascii="Calibri" w:cs="Calibri" w:eastAsia="Calibri" w:hAnsi="Calibri"/>
+                <w:b/>
+                <w:bCs/>
+                <w:color w:val="1E2761"/>
+                <w:sz w:val="18"/>
+                <w:szCs w:val="18"/>
+              </w:rPr>
+              <w:t xml:space="preserve">4</w:t>
+            </w:r>
+          </w:p>
+        </w:tc>
+        <w:tc>
+          <w:tcPr>
+            <w:tcW w:type="dxa" w:w="7300"/>
+            <w:tcBorders>
+              <w:top w:val="single" w:color="B9C6E8" w:sz="6"/>
+              <w:left w:val="single" w:color="B9C6E8" w:sz="6"/>
+              <w:bottom w:val="single" w:color="B9C6E8" w:sz="6"/>
+              <w:right w:val="single" w:color="B9C6E8" w:sz="6"/>
+            </w:tcBorders>
+            <w:tcMar>
+              <w:top w:type="dxa" w:w="60"/>
+              <w:left w:type="dxa" w:w="120"/>
+              <w:bottom w:type="dxa" w:w="60"/>
+              <w:right w:type="dxa" w:w="120"/>
+            </w:tcMar>
+            <w:vAlign w:val="top"/>
+          </w:tcPr>
+          <w:p>
+            <w:pPr>
+              <w:spacing w:after="0" w:before="0"/>
+            </w:pPr>
+            <w:r>
+              <w:rPr>
+                <w:rFonts w:ascii="Calibri" w:cs="Calibri" w:eastAsia="Calibri" w:hAnsi="Calibri"/>
+                <w:b/>
+                <w:bCs/>
+                <w:color w:val="5B6B8C"/>
+                <w:sz w:val="18"/>
+                <w:szCs w:val="18"/>
+              </w:rPr>
+              <w:t xml:space="preserve">Jonas: </w:t>
+            </w:r>
+            <w:r>
+              <w:rPr>
+                <w:rFonts w:ascii="Calibri" w:cs="Calibri" w:eastAsia="Calibri" w:hAnsi="Calibri"/>
+                <w:color w:val="000000"/>
+                <w:sz w:val="19"/>
+                <w:szCs w:val="19"/>
+              </w:rPr>
+              <w:t xml:space="preserve">Haha,</w:t>
+            </w:r>
+            <w:r>
+              <w:rPr>
+                <w:rFonts w:ascii="Calibri" w:cs="Calibri" w:eastAsia="Calibri" w:hAnsi="Calibri"/>
+                <w:color w:val="000000"/>
+                <w:sz w:val="19"/>
+                <w:szCs w:val="19"/>
+              </w:rPr>
+              <w:t xml:space="preserve"> </w:t>
+            </w:r>
+            <w:r>
+              <w:rPr>
+                <w:rFonts w:ascii="Calibri" w:cs="Calibri" w:eastAsia="Calibri" w:hAnsi="Calibri"/>
+                <w:color w:val="000000"/>
+                <w:sz w:val="19"/>
+                <w:szCs w:val="19"/>
+              </w:rPr>
+              <w:t xml:space="preserve">same</w:t>
+            </w:r>
+            <w:r>
+              <w:rPr>
+                <w:rFonts w:ascii="Calibri" w:cs="Calibri" w:eastAsia="Calibri" w:hAnsi="Calibri"/>
+                <w:color w:val="000000"/>
+                <w:sz w:val="19"/>
+                <w:szCs w:val="19"/>
+              </w:rPr>
+              <w:t xml:space="preserve">.</w:t>
+            </w:r>
+            <w:r>
+              <w:rPr>
+                <w:rFonts w:ascii="Calibri" w:cs="Calibri" w:eastAsia="Calibri" w:hAnsi="Calibri"/>
+                <w:color w:val="000000"/>
+                <w:sz w:val="19"/>
+                <w:szCs w:val="19"/>
+              </w:rPr>
+              <w:t xml:space="preserve"> </w:t>
+            </w:r>
+            <w:r>
+              <w:rPr>
+                <w:rFonts w:ascii="Calibri" w:cs="Calibri" w:eastAsia="Calibri" w:hAnsi="Calibri"/>
+                <w:color w:val="000000"/>
+                <w:sz w:val="19"/>
+                <w:szCs w:val="19"/>
+              </w:rPr>
+              <w:t xml:space="preserve">Wenn</w:t>
+            </w:r>
+            <w:r>
+              <w:rPr>
+                <w:rFonts w:ascii="Calibri" w:cs="Calibri" w:eastAsia="Calibri" w:hAnsi="Calibri"/>
+                <w:color w:val="000000"/>
+                <w:sz w:val="19"/>
+                <w:szCs w:val="19"/>
+              </w:rPr>
+              <w:t xml:space="preserve"> </w:t>
+            </w:r>
+            <w:r>
+              <w:rPr>
+                <w:rFonts w:ascii="Calibri" w:cs="Calibri" w:eastAsia="Calibri" w:hAnsi="Calibri"/>
+                <w:color w:val="000000"/>
+                <w:sz w:val="19"/>
+                <w:szCs w:val="19"/>
+              </w:rPr>
+              <w:t xml:space="preserve">ich</w:t>
+            </w:r>
+            <w:r>
+              <w:rPr>
+                <w:rFonts w:ascii="Calibri" w:cs="Calibri" w:eastAsia="Calibri" w:hAnsi="Calibri"/>
+                <w:color w:val="000000"/>
+                <w:sz w:val="19"/>
+                <w:szCs w:val="19"/>
+              </w:rPr>
+              <w:t xml:space="preserve"> </w:t>
+            </w:r>
+            <w:r>
+              <w:rPr>
+                <w:rFonts w:ascii="Calibri" w:cs="Calibri" w:eastAsia="Calibri" w:hAnsi="Calibri"/>
+                <w:color w:val="000000"/>
+                <w:sz w:val="19"/>
+                <w:szCs w:val="19"/>
+              </w:rPr>
+              <w:t xml:space="preserve">was</w:t>
+            </w:r>
+            <w:r>
+              <w:rPr>
+                <w:rFonts w:ascii="Calibri" w:cs="Calibri" w:eastAsia="Calibri" w:hAnsi="Calibri"/>
+                <w:color w:val="000000"/>
+                <w:sz w:val="19"/>
+                <w:szCs w:val="19"/>
+              </w:rPr>
+              <w:t xml:space="preserve"> </w:t>
+            </w:r>
+            <w:r>
+              <w:rPr>
+                <w:rFonts w:ascii="Calibri" w:cs="Calibri" w:eastAsia="Calibri" w:hAnsi="Calibri"/>
+                <w:color w:val="000000"/>
+                <w:sz w:val="19"/>
+                <w:szCs w:val="19"/>
+              </w:rPr>
+              <w:t xml:space="preserve">erzähle</w:t>
+            </w:r>
+            <w:r>
+              <w:rPr>
+                <w:rFonts w:ascii="Calibri" w:cs="Calibri" w:eastAsia="Calibri" w:hAnsi="Calibri"/>
+                <w:b/>
+                <w:bCs/>
+                <w:color w:val="D9534F"/>
+                <w:sz w:val="19"/>
+                <w:szCs w:val="19"/>
+              </w:rPr>
+              <w:t xml:space="preserve">,</w:t>
+            </w:r>
+            <w:r>
+              <w:rPr>
+                <w:rFonts w:ascii="Calibri" w:cs="Calibri" w:eastAsia="Calibri" w:hAnsi="Calibri"/>
+                <w:color w:val="000000"/>
+                <w:sz w:val="19"/>
+                <w:szCs w:val="19"/>
+              </w:rPr>
+              <w:t xml:space="preserve"> </w:t>
+            </w:r>
+            <w:r>
+              <w:rPr>
+                <w:rFonts w:ascii="Calibri" w:cs="Calibri" w:eastAsia="Calibri" w:hAnsi="Calibri"/>
+                <w:color w:val="000000"/>
+                <w:sz w:val="19"/>
+                <w:szCs w:val="19"/>
+              </w:rPr>
+              <w:t xml:space="preserve">schaut</w:t>
+            </w:r>
+            <w:r>
+              <w:rPr>
+                <w:rFonts w:ascii="Calibri" w:cs="Calibri" w:eastAsia="Calibri" w:hAnsi="Calibri"/>
+                <w:color w:val="000000"/>
+                <w:sz w:val="19"/>
+                <w:szCs w:val="19"/>
+              </w:rPr>
+              <w:t xml:space="preserve"> </w:t>
+            </w:r>
+            <w:r>
+              <w:rPr>
+                <w:rFonts w:ascii="Calibri" w:cs="Calibri" w:eastAsia="Calibri" w:hAnsi="Calibri"/>
+                <w:color w:val="000000"/>
+                <w:sz w:val="19"/>
+                <w:szCs w:val="19"/>
+              </w:rPr>
+              <w:t xml:space="preserve">meiner</w:t>
+            </w:r>
+            <w:r>
+              <w:rPr>
+                <w:rFonts w:ascii="Calibri" w:cs="Calibri" w:eastAsia="Calibri" w:hAnsi="Calibri"/>
+                <w:color w:val="000000"/>
+                <w:sz w:val="19"/>
+                <w:szCs w:val="19"/>
+              </w:rPr>
+              <w:t xml:space="preserve"> </w:t>
+            </w:r>
+            <w:r>
+              <w:rPr>
+                <w:rFonts w:ascii="Calibri" w:cs="Calibri" w:eastAsia="Calibri" w:hAnsi="Calibri"/>
+                <w:color w:val="000000"/>
+                <w:sz w:val="19"/>
+                <w:szCs w:val="19"/>
+              </w:rPr>
+              <w:t xml:space="preserve">nur</w:t>
+            </w:r>
+            <w:r>
+              <w:rPr>
+                <w:rFonts w:ascii="Calibri" w:cs="Calibri" w:eastAsia="Calibri" w:hAnsi="Calibri"/>
+                <w:color w:val="000000"/>
+                <w:sz w:val="19"/>
+                <w:szCs w:val="19"/>
+              </w:rPr>
+              <w:t xml:space="preserve"> </w:t>
+            </w:r>
+            <w:r>
+              <w:rPr>
+                <w:rFonts w:ascii="Calibri" w:cs="Calibri" w:eastAsia="Calibri" w:hAnsi="Calibri"/>
+                <w:color w:val="000000"/>
+                <w:sz w:val="19"/>
+                <w:szCs w:val="19"/>
+              </w:rPr>
+              <w:t xml:space="preserve">auf</w:t>
+            </w:r>
+            <w:r>
+              <w:rPr>
+                <w:rFonts w:ascii="Calibri" w:cs="Calibri" w:eastAsia="Calibri" w:hAnsi="Calibri"/>
+                <w:color w:val="000000"/>
+                <w:sz w:val="19"/>
+                <w:szCs w:val="19"/>
+              </w:rPr>
+              <w:t xml:space="preserve"> </w:t>
+            </w:r>
+            <w:r>
+              <w:rPr>
+                <w:rFonts w:ascii="Calibri" w:cs="Calibri" w:eastAsia="Calibri" w:hAnsi="Calibri"/>
+                <w:color w:val="000000"/>
+                <w:sz w:val="19"/>
+                <w:szCs w:val="19"/>
+              </w:rPr>
+              <w:t xml:space="preserve">den</w:t>
+            </w:r>
+            <w:r>
+              <w:rPr>
+                <w:rFonts w:ascii="Calibri" w:cs="Calibri" w:eastAsia="Calibri" w:hAnsi="Calibri"/>
+                <w:color w:val="000000"/>
+                <w:sz w:val="19"/>
+                <w:szCs w:val="19"/>
+              </w:rPr>
+              <w:t xml:space="preserve"> </w:t>
+            </w:r>
+            <w:r>
+              <w:rPr>
+                <w:rFonts w:ascii="Calibri" w:cs="Calibri" w:eastAsia="Calibri" w:hAnsi="Calibri"/>
+                <w:b/>
+                <w:bCs/>
+                <w:color w:val="D9534F"/>
+                <w:sz w:val="19"/>
+                <w:szCs w:val="19"/>
+              </w:rPr>
+              <w:t xml:space="preserve">Fernseher</w:t>
+            </w:r>
+            <w:r>
+              <w:rPr>
+                <w:rFonts w:ascii="Calibri" w:cs="Calibri" w:eastAsia="Calibri" w:hAnsi="Calibri"/>
+                <w:color w:val="000000"/>
+                <w:sz w:val="19"/>
+                <w:szCs w:val="19"/>
+              </w:rPr>
+              <w:t xml:space="preserve">.</w:t>
+            </w:r>
+            <w:r>
+              <w:rPr>
+                <w:rFonts w:ascii="Calibri" w:cs="Calibri" w:eastAsia="Calibri" w:hAnsi="Calibri"/>
+                <w:color w:val="000000"/>
+                <w:sz w:val="19"/>
+                <w:szCs w:val="19"/>
+              </w:rPr>
+              <w:t xml:space="preserve"/>
+            </w:r>
+          </w:p>
+        </w:tc>
+        <w:tc>
+          <w:tcPr>
+            <w:tcW w:type="dxa" w:w="7338"/>
+            <w:tcBorders>
+              <w:top w:val="single" w:color="B9C6E8" w:sz="6"/>
+              <w:left w:val="single" w:color="B9C6E8" w:sz="6"/>
+              <w:bottom w:val="single" w:color="B9C6E8" w:sz="6"/>
+              <w:right w:val="single" w:color="B9C6E8" w:sz="6"/>
+            </w:tcBorders>
+            <w:tcMar>
+              <w:top w:type="dxa" w:w="60"/>
+              <w:left w:type="dxa" w:w="120"/>
+              <w:bottom w:type="dxa" w:w="60"/>
+              <w:right w:type="dxa" w:w="120"/>
+            </w:tcMar>
+            <w:vAlign w:val="top"/>
+          </w:tcPr>
+          <w:p>
+            <w:pPr>
+              <w:spacing w:after="0" w:before="0"/>
+            </w:pPr>
+            <w:r>
+              <w:rPr>
+                <w:rFonts w:ascii="Calibri" w:cs="Calibri" w:eastAsia="Calibri" w:hAnsi="Calibri"/>
+                <w:color w:val="000000"/>
+                <w:sz w:val="17"/>
+                <w:szCs w:val="17"/>
+              </w:rPr>
+              <w:t xml:space="preserve">groß: Fernseher (Artikelprobe) · Komma vor dem Nebensatz (Verb am Ende)</w:t>
+            </w:r>
+          </w:p>
+        </w:tc>
+      </w:tr>
+      <w:tr>
+        <w:trPr>
+          <w:cantSplit/>
+        </w:trPr>
+        <w:tc>
+          <w:tcPr>
+            <w:tcW w:type="dxa" w:w="700"/>
+            <w:tcBorders>
+              <w:top w:val="single" w:color="B9C6E8" w:sz="6"/>
+              <w:left w:val="single" w:color="B9C6E8" w:sz="6"/>
+              <w:bottom w:val="single" w:color="B9C6E8" w:sz="6"/>
+              <w:right w:val="single" w:color="B9C6E8" w:sz="6"/>
+            </w:tcBorders>
+            <w:shd w:fill="F4F7FD" w:color="auto" w:val="clear"/>
+            <w:tcMar>
+              <w:top w:type="dxa" w:w="60"/>
+              <w:left w:type="dxa" w:w="120"/>
+              <w:bottom w:type="dxa" w:w="60"/>
+              <w:right w:type="dxa" w:w="120"/>
+            </w:tcMar>
+            <w:vAlign w:val="top"/>
+          </w:tcPr>
+          <w:p>
+            <w:pPr>
+              <w:spacing w:after="0" w:before="0"/>
+            </w:pPr>
+            <w:r>
+              <w:rPr>
+                <w:rFonts w:ascii="Calibri" w:cs="Calibri" w:eastAsia="Calibri" w:hAnsi="Calibri"/>
+                <w:b/>
+                <w:bCs/>
+                <w:color w:val="1E2761"/>
+                <w:sz w:val="18"/>
+                <w:szCs w:val="18"/>
+              </w:rPr>
+              <w:t xml:space="preserve">5</w:t>
+            </w:r>
+          </w:p>
+        </w:tc>
+        <w:tc>
+          <w:tcPr>
+            <w:tcW w:type="dxa" w:w="7300"/>
+            <w:tcBorders>
+              <w:top w:val="single" w:color="B9C6E8" w:sz="6"/>
+              <w:left w:val="single" w:color="B9C6E8" w:sz="6"/>
+              <w:bottom w:val="single" w:color="B9C6E8" w:sz="6"/>
+              <w:right w:val="single" w:color="B9C6E8" w:sz="6"/>
+            </w:tcBorders>
+            <w:tcMar>
+              <w:top w:type="dxa" w:w="60"/>
+              <w:left w:type="dxa" w:w="120"/>
+              <w:bottom w:type="dxa" w:w="60"/>
+              <w:right w:type="dxa" w:w="120"/>
+            </w:tcMar>
+            <w:vAlign w:val="top"/>
+          </w:tcPr>
+          <w:p>
+            <w:pPr>
+              <w:spacing w:after="0" w:before="0"/>
+            </w:pPr>
+            <w:r>
+              <w:rPr>
+                <w:rFonts w:ascii="Calibri" w:cs="Calibri" w:eastAsia="Calibri" w:hAnsi="Calibri"/>
+                <w:b/>
+                <w:bCs/>
+                <w:color w:val="5B6B8C"/>
+                <w:sz w:val="18"/>
+                <w:szCs w:val="18"/>
+              </w:rPr>
+              <w:t xml:space="preserve">Mia: </w:t>
+            </w:r>
+            <w:r>
+              <w:rPr>
+                <w:rFonts w:ascii="Calibri" w:cs="Calibri" w:eastAsia="Calibri" w:hAnsi="Calibri"/>
+                <w:color w:val="000000"/>
+                <w:sz w:val="19"/>
+                <w:szCs w:val="19"/>
+              </w:rPr>
+              <w:t xml:space="preserve">Weißt</w:t>
+            </w:r>
+            <w:r>
+              <w:rPr>
+                <w:rFonts w:ascii="Calibri" w:cs="Calibri" w:eastAsia="Calibri" w:hAnsi="Calibri"/>
+                <w:color w:val="000000"/>
+                <w:sz w:val="19"/>
+                <w:szCs w:val="19"/>
+              </w:rPr>
+              <w:t xml:space="preserve"> </w:t>
+            </w:r>
+            <w:r>
+              <w:rPr>
+                <w:rFonts w:ascii="Calibri" w:cs="Calibri" w:eastAsia="Calibri" w:hAnsi="Calibri"/>
+                <w:color w:val="000000"/>
+                <w:sz w:val="19"/>
+                <w:szCs w:val="19"/>
+              </w:rPr>
+              <w:t xml:space="preserve">du</w:t>
+            </w:r>
+            <w:r>
+              <w:rPr>
+                <w:rFonts w:ascii="Calibri" w:cs="Calibri" w:eastAsia="Calibri" w:hAnsi="Calibri"/>
+                <w:b/>
+                <w:bCs/>
+                <w:color w:val="D9534F"/>
+                <w:sz w:val="19"/>
+                <w:szCs w:val="19"/>
+              </w:rPr>
+              <w:t xml:space="preserve">,</w:t>
+            </w:r>
+            <w:r>
+              <w:rPr>
+                <w:rFonts w:ascii="Calibri" w:cs="Calibri" w:eastAsia="Calibri" w:hAnsi="Calibri"/>
+                <w:color w:val="000000"/>
+                <w:sz w:val="19"/>
+                <w:szCs w:val="19"/>
+              </w:rPr>
+              <w:t xml:space="preserve"> </w:t>
+            </w:r>
+            <w:r>
+              <w:rPr>
+                <w:rFonts w:ascii="Calibri" w:cs="Calibri" w:eastAsia="Calibri" w:hAnsi="Calibri"/>
+                <w:color w:val="000000"/>
+                <w:sz w:val="19"/>
+                <w:szCs w:val="19"/>
+              </w:rPr>
+              <w:t xml:space="preserve">ob</w:t>
+            </w:r>
+            <w:r>
+              <w:rPr>
+                <w:rFonts w:ascii="Calibri" w:cs="Calibri" w:eastAsia="Calibri" w:hAnsi="Calibri"/>
+                <w:color w:val="000000"/>
+                <w:sz w:val="19"/>
+                <w:szCs w:val="19"/>
+              </w:rPr>
+              <w:t xml:space="preserve"> </w:t>
+            </w:r>
+            <w:r>
+              <w:rPr>
+                <w:rFonts w:ascii="Calibri" w:cs="Calibri" w:eastAsia="Calibri" w:hAnsi="Calibri"/>
+                <w:color w:val="000000"/>
+                <w:sz w:val="19"/>
+                <w:szCs w:val="19"/>
+              </w:rPr>
+              <w:t xml:space="preserve">wir</w:t>
+            </w:r>
+            <w:r>
+              <w:rPr>
+                <w:rFonts w:ascii="Calibri" w:cs="Calibri" w:eastAsia="Calibri" w:hAnsi="Calibri"/>
+                <w:color w:val="000000"/>
+                <w:sz w:val="19"/>
+                <w:szCs w:val="19"/>
+              </w:rPr>
+              <w:t xml:space="preserve"> </w:t>
+            </w:r>
+            <w:r>
+              <w:rPr>
+                <w:rFonts w:ascii="Calibri" w:cs="Calibri" w:eastAsia="Calibri" w:hAnsi="Calibri"/>
+                <w:color w:val="000000"/>
+                <w:sz w:val="19"/>
+                <w:szCs w:val="19"/>
+              </w:rPr>
+              <w:t xml:space="preserve">morgen</w:t>
+            </w:r>
+            <w:r>
+              <w:rPr>
+                <w:rFonts w:ascii="Calibri" w:cs="Calibri" w:eastAsia="Calibri" w:hAnsi="Calibri"/>
+                <w:color w:val="000000"/>
+                <w:sz w:val="19"/>
+                <w:szCs w:val="19"/>
+              </w:rPr>
+              <w:t xml:space="preserve"> </w:t>
+            </w:r>
+            <w:r>
+              <w:rPr>
+                <w:rFonts w:ascii="Calibri" w:cs="Calibri" w:eastAsia="Calibri" w:hAnsi="Calibri"/>
+                <w:color w:val="000000"/>
+                <w:sz w:val="19"/>
+                <w:szCs w:val="19"/>
+              </w:rPr>
+              <w:t xml:space="preserve">die</w:t>
+            </w:r>
+            <w:r>
+              <w:rPr>
+                <w:rFonts w:ascii="Calibri" w:cs="Calibri" w:eastAsia="Calibri" w:hAnsi="Calibri"/>
+                <w:color w:val="000000"/>
+                <w:sz w:val="19"/>
+                <w:szCs w:val="19"/>
+              </w:rPr>
+              <w:t xml:space="preserve"> </w:t>
+            </w:r>
+            <w:r>
+              <w:rPr>
+                <w:rFonts w:ascii="Calibri" w:cs="Calibri" w:eastAsia="Calibri" w:hAnsi="Calibri"/>
+                <w:b/>
+                <w:bCs/>
+                <w:color w:val="D9534F"/>
+                <w:sz w:val="19"/>
+                <w:szCs w:val="19"/>
+              </w:rPr>
+              <w:t xml:space="preserve">Rede</w:t>
+            </w:r>
+            <w:r>
+              <w:rPr>
+                <w:rFonts w:ascii="Calibri" w:cs="Calibri" w:eastAsia="Calibri" w:hAnsi="Calibri"/>
+                <w:color w:val="000000"/>
+                <w:sz w:val="19"/>
+                <w:szCs w:val="19"/>
+              </w:rPr>
+              <w:t xml:space="preserve"> </w:t>
+            </w:r>
+            <w:r>
+              <w:rPr>
+                <w:rFonts w:ascii="Calibri" w:cs="Calibri" w:eastAsia="Calibri" w:hAnsi="Calibri"/>
+                <w:color w:val="000000"/>
+                <w:sz w:val="19"/>
+                <w:szCs w:val="19"/>
+              </w:rPr>
+              <w:t xml:space="preserve">halten</w:t>
+            </w:r>
+            <w:r>
+              <w:rPr>
+                <w:rFonts w:ascii="Calibri" w:cs="Calibri" w:eastAsia="Calibri" w:hAnsi="Calibri"/>
+                <w:color w:val="000000"/>
+                <w:sz w:val="19"/>
+                <w:szCs w:val="19"/>
+              </w:rPr>
+              <w:t xml:space="preserve"> </w:t>
+            </w:r>
+            <w:r>
+              <w:rPr>
+                <w:rFonts w:ascii="Calibri" w:cs="Calibri" w:eastAsia="Calibri" w:hAnsi="Calibri"/>
+                <w:color w:val="000000"/>
+                <w:sz w:val="19"/>
+                <w:szCs w:val="19"/>
+              </w:rPr>
+              <w:t xml:space="preserve">müssen</w:t>
+            </w:r>
+            <w:r>
+              <w:rPr>
+                <w:rFonts w:ascii="Calibri" w:cs="Calibri" w:eastAsia="Calibri" w:hAnsi="Calibri"/>
+                <w:color w:val="000000"/>
+                <w:sz w:val="19"/>
+                <w:szCs w:val="19"/>
+              </w:rPr>
+              <w:t xml:space="preserve">?</w:t>
+            </w:r>
+            <w:r>
+              <w:rPr>
+                <w:rFonts w:ascii="Calibri" w:cs="Calibri" w:eastAsia="Calibri" w:hAnsi="Calibri"/>
+                <w:color w:val="000000"/>
+                <w:sz w:val="19"/>
+                <w:szCs w:val="19"/>
+              </w:rPr>
+              <w:t xml:space="preserve"/>
+            </w:r>
+          </w:p>
+        </w:tc>
+        <w:tc>
+          <w:tcPr>
+            <w:tcW w:type="dxa" w:w="7338"/>
+            <w:tcBorders>
+              <w:top w:val="single" w:color="B9C6E8" w:sz="6"/>
+              <w:left w:val="single" w:color="B9C6E8" w:sz="6"/>
+              <w:bottom w:val="single" w:color="B9C6E8" w:sz="6"/>
+              <w:right w:val="single" w:color="B9C6E8" w:sz="6"/>
+            </w:tcBorders>
+            <w:tcMar>
+              <w:top w:type="dxa" w:w="60"/>
+              <w:left w:type="dxa" w:w="120"/>
+              <w:bottom w:type="dxa" w:w="60"/>
+              <w:right w:type="dxa" w:w="120"/>
+            </w:tcMar>
+            <w:vAlign w:val="top"/>
+          </w:tcPr>
+          <w:p>
+            <w:pPr>
+              <w:spacing w:after="0" w:before="0"/>
+            </w:pPr>
+            <w:r>
+              <w:rPr>
+                <w:rFonts w:ascii="Calibri" w:cs="Calibri" w:eastAsia="Calibri" w:hAnsi="Calibri"/>
+                <w:color w:val="000000"/>
+                <w:sz w:val="17"/>
+                <w:szCs w:val="17"/>
+              </w:rPr>
+              <w:t xml:space="preserve">groß: Rede (Artikelprobe) · Komma vor dem Nebensatz (Verb am Ende)</w:t>
+            </w:r>
+          </w:p>
+        </w:tc>
+      </w:tr>
+      <w:tr>
+        <w:trPr>
+          <w:cantSplit/>
+        </w:trPr>
+        <w:tc>
+          <w:tcPr>
+            <w:tcW w:type="dxa" w:w="700"/>
+            <w:tcBorders>
+              <w:top w:val="single" w:color="B9C6E8" w:sz="6"/>
+              <w:left w:val="single" w:color="B9C6E8" w:sz="6"/>
+              <w:bottom w:val="single" w:color="B9C6E8" w:sz="6"/>
+              <w:right w:val="single" w:color="B9C6E8" w:sz="6"/>
+            </w:tcBorders>
+            <w:shd w:fill="F4F7FD" w:color="auto" w:val="clear"/>
+            <w:tcMar>
+              <w:top w:type="dxa" w:w="60"/>
+              <w:left w:type="dxa" w:w="120"/>
+              <w:bottom w:type="dxa" w:w="60"/>
+              <w:right w:type="dxa" w:w="120"/>
+            </w:tcMar>
+            <w:vAlign w:val="top"/>
+          </w:tcPr>
+          <w:p>
+            <w:pPr>
+              <w:spacing w:after="0" w:before="0"/>
+            </w:pPr>
+            <w:r>
+              <w:rPr>
+                <w:rFonts w:ascii="Calibri" w:cs="Calibri" w:eastAsia="Calibri" w:hAnsi="Calibri"/>
+                <w:b/>
+                <w:bCs/>
+                <w:color w:val="1E2761"/>
+                <w:sz w:val="18"/>
+                <w:szCs w:val="18"/>
+              </w:rPr>
+              <w:t xml:space="preserve">6</w:t>
+            </w:r>
+          </w:p>
+        </w:tc>
+        <w:tc>
+          <w:tcPr>
+            <w:tcW w:type="dxa" w:w="7300"/>
+            <w:tcBorders>
+              <w:top w:val="single" w:color="B9C6E8" w:sz="6"/>
+              <w:left w:val="single" w:color="B9C6E8" w:sz="6"/>
+              <w:bottom w:val="single" w:color="B9C6E8" w:sz="6"/>
+              <w:right w:val="single" w:color="B9C6E8" w:sz="6"/>
+            </w:tcBorders>
+            <w:tcMar>
+              <w:top w:type="dxa" w:w="60"/>
+              <w:left w:type="dxa" w:w="120"/>
+              <w:bottom w:type="dxa" w:w="60"/>
+              <w:right w:type="dxa" w:w="120"/>
+            </w:tcMar>
+            <w:vAlign w:val="top"/>
+          </w:tcPr>
+          <w:p>
+            <w:pPr>
+              <w:spacing w:after="0" w:before="0"/>
+            </w:pPr>
+            <w:r>
+              <w:rPr>
+                <w:rFonts w:ascii="Calibri" w:cs="Calibri" w:eastAsia="Calibri" w:hAnsi="Calibri"/>
+                <w:b/>
+                <w:bCs/>
+                <w:color w:val="5B6B8C"/>
+                <w:sz w:val="18"/>
+                <w:szCs w:val="18"/>
+              </w:rPr>
+              <w:t xml:space="preserve">Jonas: </w:t>
+            </w:r>
+            <w:r>
+              <w:rPr>
+                <w:rFonts w:ascii="Calibri" w:cs="Calibri" w:eastAsia="Calibri" w:hAnsi="Calibri"/>
+                <w:color w:val="000000"/>
+                <w:sz w:val="19"/>
+                <w:szCs w:val="19"/>
+              </w:rPr>
+              <w:t xml:space="preserve">Keine</w:t>
+            </w:r>
+            <w:r>
+              <w:rPr>
+                <w:rFonts w:ascii="Calibri" w:cs="Calibri" w:eastAsia="Calibri" w:hAnsi="Calibri"/>
+                <w:color w:val="000000"/>
+                <w:sz w:val="19"/>
+                <w:szCs w:val="19"/>
+              </w:rPr>
+              <w:t xml:space="preserve"> </w:t>
+            </w:r>
+            <w:r>
+              <w:rPr>
+                <w:rFonts w:ascii="Calibri" w:cs="Calibri" w:eastAsia="Calibri" w:hAnsi="Calibri"/>
+                <w:b/>
+                <w:bCs/>
+                <w:color w:val="D9534F"/>
+                <w:sz w:val="19"/>
+                <w:szCs w:val="19"/>
+              </w:rPr>
+              <w:t xml:space="preserve">Ahnung</w:t>
+            </w:r>
+            <w:r>
+              <w:rPr>
+                <w:rFonts w:ascii="Calibri" w:cs="Calibri" w:eastAsia="Calibri" w:hAnsi="Calibri"/>
+                <w:color w:val="000000"/>
+                <w:sz w:val="19"/>
+                <w:szCs w:val="19"/>
+              </w:rPr>
+              <w:t xml:space="preserve">.</w:t>
+            </w:r>
+            <w:r>
+              <w:rPr>
+                <w:rFonts w:ascii="Calibri" w:cs="Calibri" w:eastAsia="Calibri" w:hAnsi="Calibri"/>
+                <w:color w:val="000000"/>
+                <w:sz w:val="19"/>
+                <w:szCs w:val="19"/>
+              </w:rPr>
+              <w:t xml:space="preserve"> </w:t>
+            </w:r>
+            <w:r>
+              <w:rPr>
+                <w:rFonts w:ascii="Calibri" w:cs="Calibri" w:eastAsia="Calibri" w:hAnsi="Calibri"/>
+                <w:color w:val="000000"/>
+                <w:sz w:val="19"/>
+                <w:szCs w:val="19"/>
+              </w:rPr>
+              <w:t xml:space="preserve">Ich</w:t>
+            </w:r>
+            <w:r>
+              <w:rPr>
+                <w:rFonts w:ascii="Calibri" w:cs="Calibri" w:eastAsia="Calibri" w:hAnsi="Calibri"/>
+                <w:color w:val="000000"/>
+                <w:sz w:val="19"/>
+                <w:szCs w:val="19"/>
+              </w:rPr>
+              <w:t xml:space="preserve"> </w:t>
+            </w:r>
+            <w:r>
+              <w:rPr>
+                <w:rFonts w:ascii="Calibri" w:cs="Calibri" w:eastAsia="Calibri" w:hAnsi="Calibri"/>
+                <w:color w:val="000000"/>
+                <w:sz w:val="19"/>
+                <w:szCs w:val="19"/>
+              </w:rPr>
+              <w:t xml:space="preserve">hoffe</w:t>
+            </w:r>
+            <w:r>
+              <w:rPr>
+                <w:rFonts w:ascii="Calibri" w:cs="Calibri" w:eastAsia="Calibri" w:hAnsi="Calibri"/>
+                <w:color w:val="000000"/>
+                <w:sz w:val="19"/>
+                <w:szCs w:val="19"/>
+              </w:rPr>
+              <w:t xml:space="preserve"> </w:t>
+            </w:r>
+            <w:r>
+              <w:rPr>
+                <w:rFonts w:ascii="Calibri" w:cs="Calibri" w:eastAsia="Calibri" w:hAnsi="Calibri"/>
+                <w:color w:val="000000"/>
+                <w:sz w:val="19"/>
+                <w:szCs w:val="19"/>
+              </w:rPr>
+              <w:t xml:space="preserve">nur</w:t>
+            </w:r>
+            <w:r>
+              <w:rPr>
+                <w:rFonts w:ascii="Calibri" w:cs="Calibri" w:eastAsia="Calibri" w:hAnsi="Calibri"/>
+                <w:b/>
+                <w:bCs/>
+                <w:color w:val="D9534F"/>
+                <w:sz w:val="19"/>
+                <w:szCs w:val="19"/>
+              </w:rPr>
+              <w:t xml:space="preserve">,</w:t>
+            </w:r>
+            <w:r>
+              <w:rPr>
+                <w:rFonts w:ascii="Calibri" w:cs="Calibri" w:eastAsia="Calibri" w:hAnsi="Calibri"/>
+                <w:color w:val="000000"/>
+                <w:sz w:val="19"/>
+                <w:szCs w:val="19"/>
+              </w:rPr>
+              <w:t xml:space="preserve"> </w:t>
+            </w:r>
+            <w:r>
+              <w:rPr>
+                <w:rFonts w:ascii="Calibri" w:cs="Calibri" w:eastAsia="Calibri" w:hAnsi="Calibri"/>
+                <w:color w:val="000000"/>
+                <w:sz w:val="19"/>
+                <w:szCs w:val="19"/>
+              </w:rPr>
+              <w:t xml:space="preserve">dass</w:t>
+            </w:r>
+            <w:r>
+              <w:rPr>
+                <w:rFonts w:ascii="Calibri" w:cs="Calibri" w:eastAsia="Calibri" w:hAnsi="Calibri"/>
+                <w:color w:val="000000"/>
+                <w:sz w:val="19"/>
+                <w:szCs w:val="19"/>
+              </w:rPr>
+              <w:t xml:space="preserve"> </w:t>
+            </w:r>
+            <w:r>
+              <w:rPr>
+                <w:rFonts w:ascii="Calibri" w:cs="Calibri" w:eastAsia="Calibri" w:hAnsi="Calibri"/>
+                <w:color w:val="000000"/>
+                <w:sz w:val="19"/>
+                <w:szCs w:val="19"/>
+              </w:rPr>
+              <w:t xml:space="preserve">ich</w:t>
+            </w:r>
+            <w:r>
+              <w:rPr>
+                <w:rFonts w:ascii="Calibri" w:cs="Calibri" w:eastAsia="Calibri" w:hAnsi="Calibri"/>
+                <w:color w:val="000000"/>
+                <w:sz w:val="19"/>
+                <w:szCs w:val="19"/>
+              </w:rPr>
+              <w:t xml:space="preserve"> </w:t>
+            </w:r>
+            <w:r>
+              <w:rPr>
+                <w:rFonts w:ascii="Calibri" w:cs="Calibri" w:eastAsia="Calibri" w:hAnsi="Calibri"/>
+                <w:color w:val="000000"/>
+                <w:sz w:val="19"/>
+                <w:szCs w:val="19"/>
+              </w:rPr>
+              <w:t xml:space="preserve">nicht</w:t>
+            </w:r>
+            <w:r>
+              <w:rPr>
+                <w:rFonts w:ascii="Calibri" w:cs="Calibri" w:eastAsia="Calibri" w:hAnsi="Calibri"/>
+                <w:color w:val="000000"/>
+                <w:sz w:val="19"/>
+                <w:szCs w:val="19"/>
+              </w:rPr>
+              <w:t xml:space="preserve"> </w:t>
+            </w:r>
+            <w:r>
+              <w:rPr>
+                <w:rFonts w:ascii="Calibri" w:cs="Calibri" w:eastAsia="Calibri" w:hAnsi="Calibri"/>
+                <w:color w:val="000000"/>
+                <w:sz w:val="19"/>
+                <w:szCs w:val="19"/>
+              </w:rPr>
+              <w:t xml:space="preserve">zuerst</w:t>
+            </w:r>
+            <w:r>
+              <w:rPr>
+                <w:rFonts w:ascii="Calibri" w:cs="Calibri" w:eastAsia="Calibri" w:hAnsi="Calibri"/>
+                <w:color w:val="000000"/>
+                <w:sz w:val="19"/>
+                <w:szCs w:val="19"/>
+              </w:rPr>
+              <w:t xml:space="preserve"> </w:t>
+            </w:r>
+            <w:r>
+              <w:rPr>
+                <w:rFonts w:ascii="Calibri" w:cs="Calibri" w:eastAsia="Calibri" w:hAnsi="Calibri"/>
+                <w:color w:val="000000"/>
+                <w:sz w:val="19"/>
+                <w:szCs w:val="19"/>
+              </w:rPr>
+              <w:t xml:space="preserve">dran</w:t>
+            </w:r>
+            <w:r>
+              <w:rPr>
+                <w:rFonts w:ascii="Calibri" w:cs="Calibri" w:eastAsia="Calibri" w:hAnsi="Calibri"/>
+                <w:color w:val="000000"/>
+                <w:sz w:val="19"/>
+                <w:szCs w:val="19"/>
+              </w:rPr>
+              <w:t xml:space="preserve"> </w:t>
+            </w:r>
+            <w:r>
+              <w:rPr>
+                <w:rFonts w:ascii="Calibri" w:cs="Calibri" w:eastAsia="Calibri" w:hAnsi="Calibri"/>
+                <w:color w:val="000000"/>
+                <w:sz w:val="19"/>
+                <w:szCs w:val="19"/>
+              </w:rPr>
+              <w:t xml:space="preserve">bin</w:t>
+            </w:r>
+            <w:r>
+              <w:rPr>
+                <w:rFonts w:ascii="Calibri" w:cs="Calibri" w:eastAsia="Calibri" w:hAnsi="Calibri"/>
+                <w:color w:val="000000"/>
+                <w:sz w:val="19"/>
+                <w:szCs w:val="19"/>
+              </w:rPr>
+              <w:t xml:space="preserve">.</w:t>
+            </w:r>
+            <w:r>
+              <w:rPr>
+                <w:rFonts w:ascii="Calibri" w:cs="Calibri" w:eastAsia="Calibri" w:hAnsi="Calibri"/>
+                <w:color w:val="000000"/>
+                <w:sz w:val="19"/>
+                <w:szCs w:val="19"/>
+              </w:rPr>
+              <w:t xml:space="preserve"/>
+            </w:r>
+          </w:p>
+        </w:tc>
+        <w:tc>
+          <w:tcPr>
+            <w:tcW w:type="dxa" w:w="7338"/>
+            <w:tcBorders>
+              <w:top w:val="single" w:color="B9C6E8" w:sz="6"/>
+              <w:left w:val="single" w:color="B9C6E8" w:sz="6"/>
+              <w:bottom w:val="single" w:color="B9C6E8" w:sz="6"/>
+              <w:right w:val="single" w:color="B9C6E8" w:sz="6"/>
+            </w:tcBorders>
+            <w:tcMar>
+              <w:top w:type="dxa" w:w="60"/>
+              <w:left w:type="dxa" w:w="120"/>
+              <w:bottom w:type="dxa" w:w="60"/>
+              <w:right w:type="dxa" w:w="120"/>
+            </w:tcMar>
+            <w:vAlign w:val="top"/>
+          </w:tcPr>
+          <w:p>
+            <w:pPr>
+              <w:spacing w:after="0" w:before="0"/>
+            </w:pPr>
+            <w:r>
+              <w:rPr>
+                <w:rFonts w:ascii="Calibri" w:cs="Calibri" w:eastAsia="Calibri" w:hAnsi="Calibri"/>
+                <w:color w:val="000000"/>
+                <w:sz w:val="17"/>
+                <w:szCs w:val="17"/>
+              </w:rPr>
+              <w:t xml:space="preserve">groß: Ahnung (Artikelprobe) · Komma vor dem Nebensatz (Verb am Ende)</w:t>
+            </w:r>
+          </w:p>
+        </w:tc>
+      </w:tr>
+    </w:tbl>
+    <w:p>
+      <w:pPr>
+        <w:spacing w:after="60" w:before="60"/>
+      </w:pPr>
+      <w:r>
+        <w:rPr>
+          <w:rFonts w:ascii="Calibri" w:cs="Calibri" w:eastAsia="Calibri" w:hAnsi="Calibri"/>
+          <w:i/>
+          <w:iCs/>
+          <w:color w:val="5B6B8C"/>
+          <w:sz w:val="17"/>
+          <w:szCs w:val="17"/>
+        </w:rPr>
+        <w:t xml:space="preserve">* Nachricht 1 machen Sie vor. Die Klasse korrigiert 2–6: 14 Fehler (9 × groß, 5 × Komma).</w:t>
+      </w:r>
+    </w:p>
     <w:p>
       <w:pPr>
         <w:pageBreakBefore/>
@@ -2497,26 +5662,6 @@
           <w:sz w:val="21"/>
           <w:szCs w:val="21"/>
         </w:rPr>
-        <w:t xml:space="preserve">Ein guter Blick hätte mir als Kind mehr geholfen als jede Drohung. </w:t>
-      </w:r>
-      <w:r>
-        <w:rPr>
-          <w:rFonts w:ascii="Calibri" w:cs="Calibri" w:eastAsia="Calibri" w:hAnsi="Calibri"/>
-          <w:b/>
-          <w:bCs/>
-          <w:color w:val="D9534F"/>
-          <w:sz w:val="16"/>
-          <w:szCs w:val="16"/>
-        </w:rPr>
-        <w:t xml:space="preserve">(4)  </w:t>
-      </w:r>
-      <w:r>
-        <w:rPr>
-          <w:rFonts w:ascii="Cambria" w:cs="Cambria" w:eastAsia="Cambria" w:hAnsi="Cambria"/>
-          <w:color w:val="000000"/>
-          <w:sz w:val="21"/>
-          <w:szCs w:val="21"/>
-        </w:rPr>
         <w:t xml:space="preserve">Ich wünsche mir, dass wir in Zukunft miteinander reden können, ohne dass einer von uns Angst haben muss. </w:t>
       </w:r>
       <w:r>
@@ -2581,16 +5726,16 @@
                 <w:sz w:val="18"/>
                 <w:szCs w:val="18"/>
               </w:rPr>
-              <w:t xml:space="preserve">Auftrag (Folie 7): </w:t>
-            </w:r>
-            <w:r>
-              <w:rPr>
-                <w:rFonts w:ascii="Calibri" w:cs="Calibri" w:eastAsia="Calibri" w:hAnsi="Calibri"/>
-                <w:color w:val="000000"/>
-                <w:sz w:val="18"/>
-                <w:szCs w:val="18"/>
-              </w:rPr>
-              <w:t xml:space="preserve">Max Brods Brief hat gewirkt: Hermann Kafka ist bereit, seinem Sohn zuzuhören. Schreibe die Rede, die Franz jetzt an seinen Vater hält.</w:t>
+              <w:t xml:space="preserve">Auftrag (Folie 15): </w:t>
+            </w:r>
+            <w:r>
+              <w:rPr>
+                <w:rFonts w:ascii="Calibri" w:cs="Calibri" w:eastAsia="Calibri" w:hAnsi="Calibri"/>
+                <w:color w:val="000000"/>
+                <w:sz w:val="18"/>
+                <w:szCs w:val="18"/>
+              </w:rPr>
+              <w:t xml:space="preserve">Max Brods Brief hat gewirkt: Der Vater hört zu. Schreibe die Rede, die Franz jetzt an ihn hält. (6–8 Sätze · allein · in den Hefter)</w:t>
             </w:r>
           </w:p>
           <w:p>

--- a/Deutsch_11/Kafka_Appell/Tafelscript_Kafkas_Appell.docx
+++ b/Deutsch_11/Kafka_Appell/Tafelscript_Kafkas_Appell.docx
@@ -24,7 +24,7 @@
           <w:sz w:val="17"/>
           <w:szCs w:val="17"/>
         </w:rPr>
-        <w:t xml:space="preserve">① Einstieg · ② nach Auftrag 1 · ③ nach Auftrag 2 im Unterrichtsgespräch · ④ vor dem Schreiben · ⑤ nach der Reflexion</w:t>
+        <w:t xml:space="preserve">Teil 2 (Kafka): ① Vorwissen · ② nach Aufgabe 1 · ③ Auswertung der Aufgaben 2–3 · ④ nach der Reflexion · ⑤ vor dem Schreiben. Teil 1 (Rechtschreibung) läuft über Folie und Schnipsel.</w:t>
       </w:r>
     </w:p>
     <w:tbl>
@@ -112,7 +112,7 @@
       <w:tr>
         <w:trPr>
           <w:cantSplit/>
-          <w:trHeight w:val="700" w:hRule="atLeast"/>
+          <w:trHeight w:val="900" w:hRule="atLeast"/>
         </w:trPr>
         <w:tc>
           <w:tcPr>
@@ -145,7 +145,7 @@
                 <w:sz w:val="22"/>
                 <w:szCs w:val="22"/>
               </w:rPr>
-              <w:t xml:space="preserve">① Vermutungen</w:t>
+              <w:t xml:space="preserve">① Wiederholung</w:t>
             </w:r>
           </w:p>
           <w:p>
@@ -155,13 +155,39 @@
             <w:r>
               <w:rPr>
                 <w:rFonts w:ascii="Calibri" w:cs="Calibri" w:eastAsia="Calibri" w:hAnsi="Calibri"/>
-                <w:i/>
-                <w:iCs/>
-                <w:color w:val="C9C3A8"/>
-                <w:sz w:val="19"/>
-                <w:szCs w:val="19"/>
-              </w:rPr>
-              <w:t xml:space="preserve">(Antworten der Klasse auf „Worum bittet Kafka?“)</w:t>
+                <w:color w:val="F3F1EA"/>
+                <w:sz w:val="20"/>
+                <w:szCs w:val="20"/>
+              </w:rPr>
+              <w:t xml:space="preserve">verbal · paraverbal · nonverbal</w:t>
+            </w:r>
+          </w:p>
+          <w:p>
+            <w:pPr>
+              <w:spacing w:after="60" w:before="0"/>
+            </w:pPr>
+            <w:r>
+              <w:rPr>
+                <w:rFonts w:ascii="Calibri" w:cs="Calibri" w:eastAsia="Calibri" w:hAnsi="Calibri"/>
+                <w:color w:val="F3F1EA"/>
+                <w:sz w:val="20"/>
+                <w:szCs w:val="20"/>
+              </w:rPr>
+              <w:t xml:space="preserve">vier Ohren: Sachinhalt · Selbstkundgabe · Beziehung · Appell</w:t>
+            </w:r>
+          </w:p>
+          <w:p>
+            <w:pPr>
+              <w:spacing w:after="60" w:before="0"/>
+            </w:pPr>
+            <w:r>
+              <w:rPr>
+                <w:rFonts w:ascii="Calibri" w:cs="Calibri" w:eastAsia="Calibri" w:hAnsi="Calibri"/>
+                <w:color w:val="F3F1EA"/>
+                <w:sz w:val="20"/>
+                <w:szCs w:val="20"/>
+              </w:rPr>
+              <w:t xml:space="preserve">Inhalts- und Beziehungsebene – Beziehung Kafka/Vater: gestört → Brods Brief</w:t>
             </w:r>
           </w:p>
         </w:tc>
@@ -312,7 +338,7 @@
                 <w:sz w:val="18"/>
                 <w:szCs w:val="18"/>
               </w:rPr>
-              <w:t xml:space="preserve">   Was sagt er über die Sache?</w:t>
+              <w:t xml:space="preserve">   Worüber spricht er?</w:t>
             </w:r>
           </w:p>
           <w:p>
@@ -326,7 +352,21 @@
                 <w:sz w:val="21"/>
                 <w:szCs w:val="21"/>
               </w:rPr>
-              <w:t xml:space="preserve">Ich war ein ängstliches Kind, aber nicht schwer zu lenken (Z. 5–8).</w:t>
+              <w:t xml:space="preserve">Du hast so auf mich gewirkt, wie Du musstest (Z. 2 f.).</w:t>
+            </w:r>
+          </w:p>
+          <w:p>
+            <w:pPr>
+              <w:spacing w:after="30" w:before="0"/>
+            </w:pPr>
+            <w:r>
+              <w:rPr>
+                <w:rFonts w:ascii="Calibri" w:cs="Calibri" w:eastAsia="Calibri" w:hAnsi="Calibri"/>
+                <w:color w:val="F3F1EA"/>
+                <w:sz w:val="21"/>
+                <w:szCs w:val="21"/>
+              </w:rPr>
+              <w:t xml:space="preserve">Freundlichkeit hätte bei mir alles erreicht (Z. 5–7).</w:t>
             </w:r>
           </w:p>
         </w:tc>
@@ -466,7 +506,7 @@
                 <w:sz w:val="21"/>
                 <w:szCs w:val="21"/>
               </w:rPr>
-              <w:t xml:space="preserve">„niemals … an eine Schuld Deinerseits“ (Z. 2):</w:t>
+              <w:t xml:space="preserve">„niemals … an eine Schuld Deinerseits“ (Z. 1 f.):</w:t>
             </w:r>
           </w:p>
           <w:p>
@@ -591,7 +631,7 @@
                 <w:sz w:val="21"/>
                 <w:szCs w:val="21"/>
               </w:rPr>
-              <w:t xml:space="preserve">„ein freundliches Wort, ein stilles Bei-der-Hand-Nehmen, ein guter Blick“ (Z. 8 f.)</w:t>
+              <w:t xml:space="preserve">„ein freundliches Wort, ein stilles Bei-der-Hand-Nehmen, ein guter Blick“ (Z. 5 f.)</w:t>
             </w:r>
             <w:r>
               <w:rPr>
@@ -646,7 +686,7 @@
               <w:bottom w:val="single" w:color="6E8C7A" w:sz="6"/>
               <w:right w:val="none" w:color="FFFFFF" w:sz="0"/>
             </w:tcBorders>
-            <w:shd w:fill="2E4A3B" w:color="auto" w:val="clear"/>
+            <w:shd w:fill="3A5A48" w:color="auto" w:val="clear"/>
             <w:tcMar>
               <w:top w:type="dxa" w:w="90"/>
               <w:left w:type="dxa" w:w="120"/>
@@ -668,16 +708,18 @@
                 <w:sz w:val="22"/>
                 <w:szCs w:val="22"/>
               </w:rPr>
-              <w:t xml:space="preserve">④ Transfer – Rede an den Vater: </w:t>
-            </w:r>
-            <w:r>
-              <w:rPr>
-                <w:rFonts w:ascii="Calibri" w:cs="Calibri" w:eastAsia="Calibri" w:hAnsi="Calibri"/>
+              <w:t xml:space="preserve">④ Merksatz: </w:t>
+            </w:r>
+            <w:r>
+              <w:rPr>
+                <w:rFonts w:ascii="Calibri" w:cs="Calibri" w:eastAsia="Calibri" w:hAnsi="Calibri"/>
+                <w:b/>
+                <w:bCs/>
                 <w:color w:val="F3F1EA"/>
-                <w:sz w:val="20"/>
-                <w:szCs w:val="20"/>
-              </w:rPr>
-              <w:t xml:space="preserve">1 Anrede  ·  2 Ich-Botschaften  ·  3 Offener Appell  ·  4 Bezug zum Text  ·  5 Respektvoller Ton</w:t>
+                <w:sz w:val="21"/>
+                <w:szCs w:val="21"/>
+              </w:rPr>
+              <w:t xml:space="preserve">Kafka appelliert vorsichtig und verdeckt – aus Furcht vor dem Vater. Ein offener Appell mit Ich-Botschaft sagt klar, was er braucht.</w:t>
             </w:r>
           </w:p>
         </w:tc>
@@ -696,7 +738,7 @@
               <w:bottom w:val="none" w:color="FFFFFF" w:sz="0"/>
               <w:right w:val="none" w:color="FFFFFF" w:sz="0"/>
             </w:tcBorders>
-            <w:shd w:fill="3A5A48" w:color="auto" w:val="clear"/>
+            <w:shd w:fill="2E4A3B" w:color="auto" w:val="clear"/>
             <w:tcMar>
               <w:top w:type="dxa" w:w="90"/>
               <w:left w:type="dxa" w:w="120"/>
@@ -718,18 +760,16 @@
                 <w:sz w:val="22"/>
                 <w:szCs w:val="22"/>
               </w:rPr>
-              <w:t xml:space="preserve">⑤ Merksatz: </w:t>
-            </w:r>
-            <w:r>
-              <w:rPr>
-                <w:rFonts w:ascii="Calibri" w:cs="Calibri" w:eastAsia="Calibri" w:hAnsi="Calibri"/>
-                <w:b/>
-                <w:bCs/>
+              <w:t xml:space="preserve">⑤ Transfer – Rede an den Vater: </w:t>
+            </w:r>
+            <w:r>
+              <w:rPr>
+                <w:rFonts w:ascii="Calibri" w:cs="Calibri" w:eastAsia="Calibri" w:hAnsi="Calibri"/>
                 <w:color w:val="F3F1EA"/>
-                <w:sz w:val="21"/>
-                <w:szCs w:val="21"/>
-              </w:rPr>
-              <w:t xml:space="preserve">Kafka appelliert vorsichtig und verdeckt – aus Furcht vor dem Vater. Ein offener Appell mit Ich-Botschaft sagt klar, was er braucht.</w:t>
+                <w:sz w:val="20"/>
+                <w:szCs w:val="20"/>
+              </w:rPr>
+              <w:t xml:space="preserve">1 Anrede  ·  2 Ich-Botschaften  ·  3 Offener Appell  ·  4 Bezug zum Text  ·  5 Ton</w:t>
             </w:r>
           </w:p>
         </w:tc>
@@ -749,7 +789,7 @@
           <w:sz w:val="17"/>
           <w:szCs w:val="17"/>
         </w:rPr>
-        <w:t xml:space="preserve">TAFELSCRIPT · ABLAUF DER STUNDE (45 MIN.: 10 RECHTSCHREIBUNG + 35 KAFKA)</w:t>
+        <w:t xml:space="preserve">TAFELSCRIPT · ABLAUF DER STUNDE (45 MIN.: 15 RECHTSCHREIBUNG + 30 KAFKA)</w:t>
       </w:r>
     </w:p>
     <w:p>
@@ -781,7 +821,7 @@
           <w:sz w:val="18"/>
           <w:szCs w:val="18"/>
         </w:rPr>
-        <w:t xml:space="preserve">Teil 1 höchstens 10 Minuten – Tempo ist Ziel. Teil 2 nach dem Muster der Mentorin: Auszug → Information → Vorarbeit → Analyse mit Visualisierung → Transfer → Reflexion. Alle Folien in 27 pt.</w:t>
+        <w:t xml:space="preserve">Teil 1: Testauswertung und Rechtschreibtraining (zeigen → zusammen → allein → besprechen). Teil 2 nach AVIVA, Arbeitsblatt nach dem Muster der Mentorin. Alle Folien in 27 pt. Zeitlich eng: Die Rede wird begonnen und in der nächsten Stunde vorgetragen.</w:t>
       </w:r>
     </w:p>
     <w:tbl>
@@ -1019,7 +1059,7 @@
                 <w:sz w:val="18"/>
                 <w:szCs w:val="18"/>
               </w:rPr>
-              <w:t xml:space="preserve">0–2'</w:t>
+              <w:t xml:space="preserve">0–3'</w:t>
             </w:r>
           </w:p>
         </w:tc>
@@ -1054,7 +1094,7 @@
                 <w:sz w:val="18"/>
                 <w:szCs w:val="18"/>
               </w:rPr>
-              <w:t xml:space="preserve">Rechtschreibung: Instruktion</w:t>
+              <w:t xml:space="preserve">Testauswertung</w:t>
             </w:r>
           </w:p>
         </w:tc>
@@ -1086,7 +1126,7 @@
                 <w:sz w:val="18"/>
                 <w:szCs w:val="18"/>
               </w:rPr>
-              <w:t xml:space="preserve">Schnipsel austeilen. „In euren Texten passieren immer dieselben zwei Fehler – nicht, weil ihr die Regel nicht kennt, sondern weil ihr nicht darauf achtet.“ Regel 1 und 2 zeigen (Folie 2–3), je ein Beispiel laut prüfen.</w:t>
+              <w:t xml:space="preserve">Folie 1: Durchschnitt der Punkte (vorher eintragen). „Inhaltlich wisst ihr viel – Punkte verliert ihr bei der Sprache: Substantive klein, Kommas fehlen.“ Ankündigung: ab jetzt kleine Trainingseinheiten. Schnipsel austeilen.</w:t>
             </w:r>
           </w:p>
         </w:tc>
@@ -1150,7 +1190,7 @@
                 <w:sz w:val="17"/>
                 <w:szCs w:val="17"/>
               </w:rPr>
-              <w:t xml:space="preserve">Schnipsel, Folie 1–3</w:t>
+              <w:t xml:space="preserve">Folie 1, Schnipsel</w:t>
             </w:r>
           </w:p>
         </w:tc>
@@ -1190,7 +1230,7 @@
                 <w:sz w:val="18"/>
                 <w:szCs w:val="18"/>
               </w:rPr>
-              <w:t xml:space="preserve">2–4'</w:t>
+              <w:t xml:space="preserve">3–7'</w:t>
             </w:r>
           </w:p>
         </w:tc>
@@ -1225,7 +1265,7 @@
                 <w:sz w:val="18"/>
                 <w:szCs w:val="18"/>
               </w:rPr>
-              <w:t xml:space="preserve">Vormachen</w:t>
+              <w:t xml:space="preserve">Zeigen, wie es geht</w:t>
             </w:r>
           </w:p>
         </w:tc>
@@ -1257,7 +1297,7 @@
                 <w:sz w:val="18"/>
                 <w:szCs w:val="18"/>
               </w:rPr>
-              <w:t xml:space="preserve">Nachricht 1 laut denkend korrigieren (Folie 4, dann 5): Artikelprobe, Verb am Ende → Komma. Siehe nächste Seite.</w:t>
+              <w:t xml:space="preserve">Regel 1 und 2 (Folie 2–3). Dann zwei Beispielsätze laut denkend korrigieren (Folie 4, dann 5) – siehe Seite 3.</w:t>
             </w:r>
           </w:p>
         </w:tc>
@@ -1321,7 +1361,7 @@
                 <w:sz w:val="17"/>
                 <w:szCs w:val="17"/>
               </w:rPr>
-              <w:t xml:space="preserve">Folie 4–5</w:t>
+              <w:t xml:space="preserve">Folie 2–5</w:t>
             </w:r>
           </w:p>
         </w:tc>
@@ -1361,7 +1401,7 @@
                 <w:sz w:val="18"/>
                 <w:szCs w:val="18"/>
               </w:rPr>
-              <w:t xml:space="preserve">4–8'</w:t>
+              <w:t xml:space="preserve">7–9'</w:t>
             </w:r>
           </w:p>
         </w:tc>
@@ -1396,7 +1436,7 @@
                 <w:sz w:val="18"/>
                 <w:szCs w:val="18"/>
               </w:rPr>
-              <w:t xml:space="preserve">Korrigieren (allein)</w:t>
+              <w:t xml:space="preserve">Übung zusammen</w:t>
             </w:r>
           </w:p>
         </w:tc>
@@ -1428,7 +1468,7 @@
                 <w:sz w:val="18"/>
                 <w:szCs w:val="18"/>
               </w:rPr>
-              <w:t xml:space="preserve">Nachrichten 2–6 auf dem Schnipsel korrigieren, Timer 4 Min. sichtbar. Nicht helfen – die Regeln stehen auf dem Schnipsel. Wer fertig ist, zählt seine Fehler.</w:t>
+              <w:t xml:space="preserve">Satz 1–2 vom Schnipsel: Klasse sagt an und begründet, Sie bestätigen (Folie 6–7).</w:t>
             </w:r>
           </w:p>
         </w:tc>
@@ -1492,7 +1532,7 @@
                 <w:sz w:val="17"/>
                 <w:szCs w:val="17"/>
               </w:rPr>
-              <w:t xml:space="preserve">Folie 6, Schnipsel</w:t>
+              <w:t xml:space="preserve">Folie 6–7</w:t>
             </w:r>
           </w:p>
         </w:tc>
@@ -1532,7 +1572,7 @@
                 <w:sz w:val="18"/>
                 <w:szCs w:val="18"/>
               </w:rPr>
-              <w:t xml:space="preserve">8–10'</w:t>
+              <w:t xml:space="preserve">9–13'</w:t>
             </w:r>
           </w:p>
         </w:tc>
@@ -1567,7 +1607,7 @@
                 <w:sz w:val="18"/>
                 <w:szCs w:val="18"/>
               </w:rPr>
-              <w:t xml:space="preserve">Lösung im Gespräch</w:t>
+              <w:t xml:space="preserve">Übung allein</w:t>
             </w:r>
           </w:p>
         </w:tc>
@@ -1599,7 +1639,7 @@
                 <w:sz w:val="18"/>
                 <w:szCs w:val="18"/>
               </w:rPr>
-              <w:t xml:space="preserve">Klasse nennt die Fehler je Nachricht und begründet (Artikelprobe / Verb am Ende), dann Folie zeigen. Abfrage: „Wer hat mindestens 11 von 14?“ Überleitung: „In Nachricht 2 ging es schon um Kafka.“</w:t>
+              <w:t xml:space="preserve">Satz 3–8, Timer 4 Min. (Folie 8): 19 Fehler (15 × groß, 4 × Komma). Nicht helfen.</w:t>
             </w:r>
           </w:p>
         </w:tc>
@@ -1663,7 +1703,7 @@
                 <w:sz w:val="17"/>
                 <w:szCs w:val="17"/>
               </w:rPr>
-              <w:t xml:space="preserve">Folie 7–8</w:t>
+              <w:t xml:space="preserve">Folie 8, Schnipsel</w:t>
             </w:r>
           </w:p>
         </w:tc>
@@ -1703,7 +1743,7 @@
                 <w:sz w:val="18"/>
                 <w:szCs w:val="18"/>
               </w:rPr>
-              <w:t xml:space="preserve">10–13'</w:t>
+              <w:t xml:space="preserve">13–15'</w:t>
             </w:r>
           </w:p>
         </w:tc>
@@ -1738,7 +1778,7 @@
                 <w:sz w:val="18"/>
                 <w:szCs w:val="18"/>
               </w:rPr>
-              <w:t xml:space="preserve">Kafka: Einstieg</w:t>
+              <w:t xml:space="preserve">Besprechung</w:t>
             </w:r>
           </w:p>
         </w:tc>
@@ -1770,7 +1810,7 @@
                 <w:sz w:val="18"/>
                 <w:szCs w:val="18"/>
               </w:rPr>
-              <w:t xml:space="preserve">Kontext vom Arbeitsblatt vorlesen, dann den Auszug (Folie 9, AB mit Zeilennummern). Impuls (Folie 10): „Worum bittet Kafka seinen Vater?“</w:t>
+              <w:t xml:space="preserve">Klasse nennt Korrekturen und begründet, dann Folie 9–10. Satz 7: „als jede Drohung“ – kein Nebensatz, kein Komma.</w:t>
             </w:r>
           </w:p>
         </w:tc>
@@ -1802,7 +1842,7 @@
                 <w:sz w:val="18"/>
                 <w:szCs w:val="18"/>
               </w:rPr>
-              <w:t xml:space="preserve">① Vermutungen</w:t>
+              <w:t xml:space="preserve">–</w:t>
             </w:r>
           </w:p>
         </w:tc>
@@ -1834,7 +1874,7 @@
                 <w:sz w:val="17"/>
                 <w:szCs w:val="17"/>
               </w:rPr>
-              <w:t xml:space="preserve">AB, Folie 9–10</w:t>
+              <w:t xml:space="preserve">Folie 9–10</w:t>
             </w:r>
           </w:p>
         </w:tc>
@@ -1874,7 +1914,7 @@
                 <w:sz w:val="18"/>
                 <w:szCs w:val="18"/>
               </w:rPr>
-              <w:t xml:space="preserve">13–15'</w:t>
+              <w:t xml:space="preserve">15–17'</w:t>
             </w:r>
           </w:p>
         </w:tc>
@@ -1909,7 +1949,7 @@
                 <w:sz w:val="18"/>
                 <w:szCs w:val="18"/>
               </w:rPr>
-              <w:t xml:space="preserve">Information</w:t>
+              <w:t xml:space="preserve">A: Ankommen</w:t>
             </w:r>
           </w:p>
         </w:tc>
@@ -1941,7 +1981,7 @@
                 <w:sz w:val="18"/>
                 <w:szCs w:val="18"/>
               </w:rPr>
-              <w:t xml:space="preserve">Folie 11: Appell, offen, verdeckt. Rückfrage zum Chat: „‚Ich wünsche mir, dass mein Vater das Handy weglegt‘ – offen oder verdeckt?“</w:t>
+              <w:t xml:space="preserve">Folie 11: „Ich habe euch eben kritisiert. Was ist mein Appell an euch?“ – Rückfrage: offen oder versteckt? („Ich habe nur gesagt, was schlecht war.“)</w:t>
             </w:r>
           </w:p>
         </w:tc>
@@ -2045,7 +2085,7 @@
                 <w:sz w:val="18"/>
                 <w:szCs w:val="18"/>
               </w:rPr>
-              <w:t xml:space="preserve">15–18'</w:t>
+              <w:t xml:space="preserve">17–22'</w:t>
             </w:r>
           </w:p>
         </w:tc>
@@ -2080,7 +2120,7 @@
                 <w:sz w:val="18"/>
                 <w:szCs w:val="18"/>
               </w:rPr>
-              <w:t xml:space="preserve">Vorarbeit (allein)</w:t>
+              <w:t xml:space="preserve">V: Vorwissen aktivieren</w:t>
             </w:r>
           </w:p>
         </w:tc>
@@ -2112,7 +2152,7 @@
                 <w:sz w:val="18"/>
                 <w:szCs w:val="18"/>
               </w:rPr>
-              <w:t xml:space="preserve">Auftrag 1 (Folie 12): Kernbotschaft in einem Satz. Zwei vorlesen, den treffendsten anschreiben.</w:t>
+              <w:t xml:space="preserve">Folie 12: verbal / paraverbal / nonverbal · vier Ohren · Inhalts- und Beziehungsebene. Folie 13: Beziehung Kafka–Vater gestört, Brods Brief (letzte Stunde) → heute: Appell-Ebene.</w:t>
             </w:r>
           </w:p>
         </w:tc>
@@ -2144,7 +2184,7 @@
                 <w:sz w:val="18"/>
                 <w:szCs w:val="18"/>
               </w:rPr>
-              <w:t xml:space="preserve">② Kernbotschaft</w:t>
+              <w:t xml:space="preserve">① Wiederholung</w:t>
             </w:r>
           </w:p>
         </w:tc>
@@ -2176,7 +2216,7 @@
                 <w:sz w:val="17"/>
                 <w:szCs w:val="17"/>
               </w:rPr>
-              <w:t xml:space="preserve">Folie 12, Hefter</w:t>
+              <w:t xml:space="preserve">Folie 12–13</w:t>
             </w:r>
           </w:p>
         </w:tc>
@@ -2216,7 +2256,7 @@
                 <w:sz w:val="18"/>
                 <w:szCs w:val="18"/>
               </w:rPr>
-              <w:t xml:space="preserve">18–26'</w:t>
+              <w:t xml:space="preserve">22–25'</w:t>
             </w:r>
           </w:p>
         </w:tc>
@@ -2251,7 +2291,7 @@
                 <w:sz w:val="18"/>
                 <w:szCs w:val="18"/>
               </w:rPr>
-              <w:t xml:space="preserve">Analyse (5' allein, 3' Gespräch)</w:t>
+              <w:t xml:space="preserve">I: Informieren</w:t>
             </w:r>
           </w:p>
         </w:tc>
@@ -2283,7 +2323,7 @@
                 <w:sz w:val="18"/>
                 <w:szCs w:val="18"/>
               </w:rPr>
-              <w:t xml:space="preserve">Auftrag 2 (Folie 13), Formulierungshilfen (Folie 14) bei Bedarf. Dann Frage für Frage ins Quadrat. Impulse: „Welches Wort zeigt, dass Kafka etwas will?“ · „Was soll der Vater mit Wort, Hand, Blick anfangen?“ · „Warum betont Kafka, dass der Vater keine Schuld hat?“ → Furcht.</w:t>
+              <w:t xml:space="preserve">Folie 14: Appell, offen, verdeckt (auch AB, Nr. 2). Kontext-Box vorlesen, dann den Auszug (Folie 15, AB).</w:t>
             </w:r>
           </w:p>
         </w:tc>
@@ -2315,7 +2355,7 @@
                 <w:sz w:val="18"/>
                 <w:szCs w:val="18"/>
               </w:rPr>
-              <w:t xml:space="preserve">③ Quadrat, Appell zuletzt und groß</w:t>
+              <w:t xml:space="preserve">–</w:t>
             </w:r>
           </w:p>
         </w:tc>
@@ -2347,7 +2387,7 @@
                 <w:sz w:val="17"/>
                 <w:szCs w:val="17"/>
               </w:rPr>
-              <w:t xml:space="preserve">Folie 13–14, Hefter</w:t>
+              <w:t xml:space="preserve">AB S. 1, Folie 14–15</w:t>
             </w:r>
           </w:p>
         </w:tc>
@@ -2387,7 +2427,7 @@
                 <w:sz w:val="18"/>
                 <w:szCs w:val="18"/>
               </w:rPr>
-              <w:t xml:space="preserve">26–38'</w:t>
+              <w:t xml:space="preserve">25–33'</w:t>
             </w:r>
           </w:p>
         </w:tc>
@@ -2422,7 +2462,7 @@
                 <w:sz w:val="18"/>
                 <w:szCs w:val="18"/>
               </w:rPr>
-              <w:t xml:space="preserve">Transfer (allein)</w:t>
+              <w:t xml:space="preserve">V: Verarbeiten (allein)</w:t>
             </w:r>
           </w:p>
         </w:tc>
@@ -2454,7 +2494,7 @@
                 <w:sz w:val="18"/>
                 <w:szCs w:val="18"/>
               </w:rPr>
-              <w:t xml:space="preserve">Überleitung: „Max Brods Brief hat gewirkt – der Vater hört zu. Jetzt spricht Franz selbst, und zwar offen.“ Folie 15 bzw. Whiteboard-PDF. Timer 12 Min. Hinweis: Großschreibung und Kommas wie im Chat!</w:t>
+              <w:t xml:space="preserve">Aufgaben 1–3 auf dem AB (Folie 16), Timer 8 Min. Herumgehen. Hilfe zu Aufgabe 1: „Was soll der Vater nach diesem Satz anders machen?“</w:t>
             </w:r>
           </w:p>
         </w:tc>
@@ -2486,7 +2526,7 @@
                 <w:sz w:val="18"/>
                 <w:szCs w:val="18"/>
               </w:rPr>
-              <w:t xml:space="preserve">④ Kriterien</w:t>
+              <w:t xml:space="preserve">–</w:t>
             </w:r>
           </w:p>
         </w:tc>
@@ -2518,7 +2558,7 @@
                 <w:sz w:val="17"/>
                 <w:szCs w:val="17"/>
               </w:rPr>
-              <w:t xml:space="preserve">Folie 15 / Whiteboard, Hefter</w:t>
+              <w:t xml:space="preserve">AB S. 2, Hefter</w:t>
             </w:r>
           </w:p>
         </w:tc>
@@ -2558,7 +2598,7 @@
                 <w:sz w:val="18"/>
                 <w:szCs w:val="18"/>
               </w:rPr>
-              <w:t xml:space="preserve">38–45'</w:t>
+              <w:t xml:space="preserve">33–39'</w:t>
             </w:r>
           </w:p>
         </w:tc>
@@ -2593,7 +2633,7 @@
                 <w:sz w:val="18"/>
                 <w:szCs w:val="18"/>
               </w:rPr>
-              <w:t xml:space="preserve">Vortrag und Reflexion</w:t>
+              <w:t xml:space="preserve">A: Auswerten</w:t>
             </w:r>
           </w:p>
         </w:tc>
@@ -2625,7 +2665,7 @@
                 <w:sz w:val="18"/>
                 <w:szCs w:val="18"/>
               </w:rPr>
-              <w:t xml:space="preserve">Eine bis zwei Reden ohne Unterbrechung (Folie 16, die anderen haken ab), Auswertung nach Kriterien. Reflexion (Folie 17). Merksatz anschreiben. Rest nächste Stunde – keine Hausaufgabe.</w:t>
+              <w:t xml:space="preserve">Kernbotschaft anschreiben (②). Leitfragen der Reihe nach, Ergebnisse ins Quadrat, Appell zuletzt und groß (③). Formulierungshilfen (Folie 17): Antworten in ganzen Sätzen. Reflexion (Folie 18): Warum so vorsichtig? → Merksatz (④).</w:t>
             </w:r>
           </w:p>
         </w:tc>
@@ -2657,7 +2697,7 @@
                 <w:sz w:val="18"/>
                 <w:szCs w:val="18"/>
               </w:rPr>
-              <w:t xml:space="preserve">⑤ Merksatz</w:t>
+              <w:t xml:space="preserve">② ③ ④</w:t>
             </w:r>
           </w:p>
         </w:tc>
@@ -2689,7 +2729,178 @@
                 <w:sz w:val="17"/>
                 <w:szCs w:val="17"/>
               </w:rPr>
-              <w:t xml:space="preserve">Folie 16–17</w:t>
+              <w:t xml:space="preserve">Folie 17–18</w:t>
+            </w:r>
+          </w:p>
+        </w:tc>
+      </w:tr>
+      <w:tr>
+        <w:trPr>
+          <w:cantSplit/>
+        </w:trPr>
+        <w:tc>
+          <w:tcPr>
+            <w:tcW w:type="dxa" w:w="950"/>
+            <w:tcBorders>
+              <w:top w:val="single" w:color="B9C6E8" w:sz="6"/>
+              <w:left w:val="single" w:color="B9C6E8" w:sz="6"/>
+              <w:bottom w:val="single" w:color="B9C6E8" w:sz="6"/>
+              <w:right w:val="single" w:color="B9C6E8" w:sz="6"/>
+            </w:tcBorders>
+            <w:shd w:fill="F4F7FD" w:color="auto" w:val="clear"/>
+            <w:tcMar>
+              <w:top w:type="dxa" w:w="60"/>
+              <w:left w:type="dxa" w:w="120"/>
+              <w:bottom w:type="dxa" w:w="60"/>
+              <w:right w:type="dxa" w:w="120"/>
+            </w:tcMar>
+            <w:vAlign w:val="top"/>
+          </w:tcPr>
+          <w:p>
+            <w:pPr>
+              <w:spacing w:after="0" w:before="0"/>
+            </w:pPr>
+            <w:r>
+              <w:rPr>
+                <w:rFonts w:ascii="Calibri" w:cs="Calibri" w:eastAsia="Calibri" w:hAnsi="Calibri"/>
+                <w:b/>
+                <w:bCs/>
+                <w:color w:val="1E2761"/>
+                <w:sz w:val="18"/>
+                <w:szCs w:val="18"/>
+              </w:rPr>
+              <w:t xml:space="preserve">39–45'</w:t>
+            </w:r>
+          </w:p>
+        </w:tc>
+        <w:tc>
+          <w:tcPr>
+            <w:tcW w:type="dxa" w:w="2350"/>
+            <w:tcBorders>
+              <w:top w:val="single" w:color="B9C6E8" w:sz="6"/>
+              <w:left w:val="single" w:color="B9C6E8" w:sz="6"/>
+              <w:bottom w:val="single" w:color="B9C6E8" w:sz="6"/>
+              <w:right w:val="single" w:color="B9C6E8" w:sz="6"/>
+            </w:tcBorders>
+            <w:shd w:fill="F4F7FD" w:color="auto" w:val="clear"/>
+            <w:tcMar>
+              <w:top w:type="dxa" w:w="60"/>
+              <w:left w:type="dxa" w:w="120"/>
+              <w:bottom w:type="dxa" w:w="60"/>
+              <w:right w:type="dxa" w:w="120"/>
+            </w:tcMar>
+            <w:vAlign w:val="top"/>
+          </w:tcPr>
+          <w:p>
+            <w:pPr>
+              <w:spacing w:after="0" w:before="0"/>
+            </w:pPr>
+            <w:r>
+              <w:rPr>
+                <w:rFonts w:ascii="Calibri" w:cs="Calibri" w:eastAsia="Calibri" w:hAnsi="Calibri"/>
+                <w:b/>
+                <w:bCs/>
+                <w:color w:val="1E2761"/>
+                <w:sz w:val="18"/>
+                <w:szCs w:val="18"/>
+              </w:rPr>
+              <w:t xml:space="preserve">Transfer beginnen</w:t>
+            </w:r>
+          </w:p>
+        </w:tc>
+        <w:tc>
+          <w:tcPr>
+            <w:tcW w:type="dxa" w:w="6650"/>
+            <w:tcBorders>
+              <w:top w:val="single" w:color="B9C6E8" w:sz="6"/>
+              <w:left w:val="single" w:color="B9C6E8" w:sz="6"/>
+              <w:bottom w:val="single" w:color="B9C6E8" w:sz="6"/>
+              <w:right w:val="single" w:color="B9C6E8" w:sz="6"/>
+            </w:tcBorders>
+            <w:tcMar>
+              <w:top w:type="dxa" w:w="60"/>
+              <w:left w:type="dxa" w:w="120"/>
+              <w:bottom w:type="dxa" w:w="60"/>
+              <w:right w:type="dxa" w:w="120"/>
+            </w:tcMar>
+            <w:vAlign w:val="top"/>
+          </w:tcPr>
+          <w:p>
+            <w:pPr>
+              <w:spacing w:after="0" w:before="0"/>
+            </w:pPr>
+            <w:r>
+              <w:rPr>
+                <w:rFonts w:ascii="Calibri" w:cs="Calibri" w:eastAsia="Calibri" w:hAnsi="Calibri"/>
+                <w:color w:val="000000"/>
+                <w:sz w:val="18"/>
+                <w:szCs w:val="18"/>
+              </w:rPr>
+              <w:t xml:space="preserve">Folie 19 bzw. Whiteboard-PDF: Rede als Franz, Kriterien an die Tafel (⑤). Hinweis: Großschreibung und Kommas wie im Training! Vortrag in der nächsten Stunde – keine Hausaufgabe.</w:t>
+            </w:r>
+          </w:p>
+        </w:tc>
+        <w:tc>
+          <w:tcPr>
+            <w:tcW w:type="dxa" w:w="2988"/>
+            <w:tcBorders>
+              <w:top w:val="single" w:color="B9C6E8" w:sz="6"/>
+              <w:left w:val="single" w:color="B9C6E8" w:sz="6"/>
+              <w:bottom w:val="single" w:color="B9C6E8" w:sz="6"/>
+              <w:right w:val="single" w:color="B9C6E8" w:sz="6"/>
+            </w:tcBorders>
+            <w:tcMar>
+              <w:top w:type="dxa" w:w="60"/>
+              <w:left w:type="dxa" w:w="120"/>
+              <w:bottom w:type="dxa" w:w="60"/>
+              <w:right w:type="dxa" w:w="120"/>
+            </w:tcMar>
+            <w:vAlign w:val="top"/>
+          </w:tcPr>
+          <w:p>
+            <w:pPr>
+              <w:spacing w:after="0" w:before="0"/>
+            </w:pPr>
+            <w:r>
+              <w:rPr>
+                <w:rFonts w:ascii="Calibri" w:cs="Calibri" w:eastAsia="Calibri" w:hAnsi="Calibri"/>
+                <w:color w:val="000000"/>
+                <w:sz w:val="18"/>
+                <w:szCs w:val="18"/>
+              </w:rPr>
+              <w:t xml:space="preserve">⑤ Kriterien</w:t>
+            </w:r>
+          </w:p>
+        </w:tc>
+        <w:tc>
+          <w:tcPr>
+            <w:tcW w:type="dxa" w:w="2400"/>
+            <w:tcBorders>
+              <w:top w:val="single" w:color="B9C6E8" w:sz="6"/>
+              <w:left w:val="single" w:color="B9C6E8" w:sz="6"/>
+              <w:bottom w:val="single" w:color="B9C6E8" w:sz="6"/>
+              <w:right w:val="single" w:color="B9C6E8" w:sz="6"/>
+            </w:tcBorders>
+            <w:tcMar>
+              <w:top w:type="dxa" w:w="60"/>
+              <w:left w:type="dxa" w:w="120"/>
+              <w:bottom w:type="dxa" w:w="60"/>
+              <w:right w:type="dxa" w:w="120"/>
+            </w:tcMar>
+            <w:vAlign w:val="top"/>
+          </w:tcPr>
+          <w:p>
+            <w:pPr>
+              <w:spacing w:after="0" w:before="0"/>
+            </w:pPr>
+            <w:r>
+              <w:rPr>
+                <w:rFonts w:ascii="Calibri" w:cs="Calibri" w:eastAsia="Calibri" w:hAnsi="Calibri"/>
+                <w:color w:val="5B6B8C"/>
+                <w:sz w:val="17"/>
+                <w:szCs w:val="17"/>
+              </w:rPr>
+              <w:t xml:space="preserve">Folie 19 / Whiteboard</w:t>
             </w:r>
           </w:p>
         </w:tc>
@@ -2709,7 +2920,7 @@
           <w:sz w:val="17"/>
           <w:szCs w:val="17"/>
         </w:rPr>
-        <w:t xml:space="preserve">TAFELSCRIPT · TEIL 1: RECHTSCHREIB-CHECK</w:t>
+        <w:t xml:space="preserve">TAFELSCRIPT · TEIL 1: RECHTSCHREIBTRAINING</w:t>
       </w:r>
     </w:p>
     <w:p>
@@ -2778,7 +2989,7 @@
                 <w:sz w:val="19"/>
                 <w:szCs w:val="19"/>
               </w:rPr>
-              <w:t xml:space="preserve">So denken Sie bei Nachricht 1 laut (Folie 4):</w:t>
+              <w:t xml:space="preserve">So denken Sie bei den Beispielsätzen laut (Folie 4):</w:t>
             </w:r>
           </w:p>
           <w:p>
@@ -2794,7 +3005,7 @@
                 <w:sz w:val="19"/>
                 <w:szCs w:val="19"/>
               </w:rPr>
-              <w:t xml:space="preserve">„Ich glaube dass … – ‚dass‘: Wo steht das Verb? ‚hatte‘, ganz am Ende. Also Nebensatz, also Komma vor dass. – ‚vater‘: Passt ‚der‘ davor? Der Vater – ja, also groß. – ‚geduld‘: die Geduld – groß.“ Dann Folie 5 mit der Korrektur zeigen.</w:t>
+              <w:t xml:space="preserve">„Beim essen – ‚beim‘ ist ein Signalwort, also groß: beim Essen. – Der vater: Passt ‚der‘ davor? Ja, also groß. – … merkte nicht dass: Wo steht das Verb? ‚hatte‘, ganz am Ende. Also Nebensatz, also Komma vor dass. – sohn, angst: der Sohn, die Angst – groß.“ Dann Folie 5.</w:t>
             </w:r>
           </w:p>
         </w:tc>
@@ -2827,9 +3038,9 @@
         </w:tblBorders>
       </w:tblPr>
       <w:tblGrid>
-        <w:gridCol w:w="700"/>
-        <w:gridCol w:w="7300"/>
-        <w:gridCol w:w="7338"/>
+        <w:gridCol w:w="900"/>
+        <w:gridCol w:w="7600"/>
+        <w:gridCol w:w="6838"/>
       </w:tblGrid>
       <w:tr>
         <w:trPr>
@@ -2837,7 +3048,7 @@
         </w:trPr>
         <w:tc>
           <w:tcPr>
-            <w:tcW w:type="dxa" w:w="700"/>
+            <w:tcW w:type="dxa" w:w="900"/>
             <w:tcBorders>
               <w:top w:val="single" w:color="B9C6E8" w:sz="6"/>
               <w:left w:val="single" w:color="B9C6E8" w:sz="6"/>
@@ -2872,7 +3083,7 @@
         </w:tc>
         <w:tc>
           <w:tcPr>
-            <w:tcW w:type="dxa" w:w="7300"/>
+            <w:tcW w:type="dxa" w:w="7600"/>
             <w:tcBorders>
               <w:top w:val="single" w:color="B9C6E8" w:sz="6"/>
               <w:left w:val="single" w:color="B9C6E8" w:sz="6"/>
@@ -2901,13 +3112,13 @@
                 <w:sz w:val="18"/>
                 <w:szCs w:val="18"/>
               </w:rPr>
-              <w:t xml:space="preserve">Korrigierte Nachricht (Fehler rot)</w:t>
-            </w:r>
-          </w:p>
-        </w:tc>
-        <w:tc>
-          <w:tcPr>
-            <w:tcW w:type="dxa" w:w="7338"/>
+              <w:t xml:space="preserve">Korrigierter Satz (Korrekturen rot)</w:t>
+            </w:r>
+          </w:p>
+        </w:tc>
+        <w:tc>
+          <w:tcPr>
+            <w:tcW w:type="dxa" w:w="6838"/>
             <w:tcBorders>
               <w:top w:val="single" w:color="B9C6E8" w:sz="6"/>
               <w:left w:val="single" w:color="B9C6E8" w:sz="6"/>
@@ -2947,14 +3158,14 @@
         </w:trPr>
         <w:tc>
           <w:tcPr>
-            <w:tcW w:type="dxa" w:w="700"/>
-            <w:tcBorders>
-              <w:top w:val="single" w:color="B9C6E8" w:sz="6"/>
-              <w:left w:val="single" w:color="B9C6E8" w:sz="6"/>
-              <w:bottom w:val="single" w:color="B9C6E8" w:sz="6"/>
-              <w:right w:val="single" w:color="B9C6E8" w:sz="6"/>
-            </w:tcBorders>
-            <w:shd w:fill="F4F7FD" w:color="auto" w:val="clear"/>
+            <w:tcW w:type="dxa" w:w="900"/>
+            <w:tcBorders>
+              <w:top w:val="single" w:color="B9C6E8" w:sz="6"/>
+              <w:left w:val="single" w:color="B9C6E8" w:sz="6"/>
+              <w:bottom w:val="single" w:color="B9C6E8" w:sz="6"/>
+              <w:right w:val="single" w:color="B9C6E8" w:sz="6"/>
+            </w:tcBorders>
+            <w:shd w:fill="E3F1E8" w:color="auto" w:val="clear"/>
             <w:tcMar>
               <w:top w:type="dxa" w:w="60"/>
               <w:left w:type="dxa" w:w="120"/>
@@ -2976,68 +3187,48 @@
                 <w:sz w:val="18"/>
                 <w:szCs w:val="18"/>
               </w:rPr>
-              <w:t xml:space="preserve">1 *</w:t>
-            </w:r>
-          </w:p>
-        </w:tc>
-        <w:tc>
-          <w:tcPr>
-            <w:tcW w:type="dxa" w:w="7300"/>
-            <w:tcBorders>
-              <w:top w:val="single" w:color="B9C6E8" w:sz="6"/>
-              <w:left w:val="single" w:color="B9C6E8" w:sz="6"/>
-              <w:bottom w:val="single" w:color="B9C6E8" w:sz="6"/>
-              <w:right w:val="single" w:color="B9C6E8" w:sz="6"/>
-            </w:tcBorders>
-            <w:tcMar>
-              <w:top w:type="dxa" w:w="60"/>
-              <w:left w:type="dxa" w:w="120"/>
-              <w:bottom w:type="dxa" w:w="60"/>
-              <w:right w:type="dxa" w:w="120"/>
-            </w:tcMar>
-            <w:vAlign w:val="top"/>
-          </w:tcPr>
-          <w:p>
-            <w:pPr>
-              <w:spacing w:after="0" w:before="0"/>
-            </w:pPr>
-            <w:r>
-              <w:rPr>
-                <w:rFonts w:ascii="Calibri" w:cs="Calibri" w:eastAsia="Calibri" w:hAnsi="Calibri"/>
-                <w:b/>
-                <w:bCs/>
-                <w:color w:val="5B6B8C"/>
-                <w:sz w:val="18"/>
-                <w:szCs w:val="18"/>
-              </w:rPr>
-              <w:t xml:space="preserve">Mia: </w:t>
-            </w:r>
-            <w:r>
-              <w:rPr>
-                <w:rFonts w:ascii="Calibri" w:cs="Calibri" w:eastAsia="Calibri" w:hAnsi="Calibri"/>
-                <w:color w:val="000000"/>
-                <w:sz w:val="19"/>
-                <w:szCs w:val="19"/>
-              </w:rPr>
-              <w:t xml:space="preserve">Ich</w:t>
-            </w:r>
-            <w:r>
-              <w:rPr>
-                <w:rFonts w:ascii="Calibri" w:cs="Calibri" w:eastAsia="Calibri" w:hAnsi="Calibri"/>
-                <w:color w:val="000000"/>
-                <w:sz w:val="19"/>
-                <w:szCs w:val="19"/>
-              </w:rPr>
-              <w:t xml:space="preserve"> </w:t>
-            </w:r>
-            <w:r>
-              <w:rPr>
-                <w:rFonts w:ascii="Calibri" w:cs="Calibri" w:eastAsia="Calibri" w:hAnsi="Calibri"/>
-                <w:color w:val="000000"/>
-                <w:sz w:val="19"/>
-                <w:szCs w:val="19"/>
-              </w:rPr>
-              <w:t xml:space="preserve">glaube</w:t>
+              <w:t xml:space="preserve">B1</w:t>
+            </w:r>
+          </w:p>
+        </w:tc>
+        <w:tc>
+          <w:tcPr>
+            <w:tcW w:type="dxa" w:w="7600"/>
+            <w:tcBorders>
+              <w:top w:val="single" w:color="B9C6E8" w:sz="6"/>
+              <w:left w:val="single" w:color="B9C6E8" w:sz="6"/>
+              <w:bottom w:val="single" w:color="B9C6E8" w:sz="6"/>
+              <w:right w:val="single" w:color="B9C6E8" w:sz="6"/>
+            </w:tcBorders>
+            <w:tcMar>
+              <w:top w:type="dxa" w:w="60"/>
+              <w:left w:type="dxa" w:w="120"/>
+              <w:bottom w:type="dxa" w:w="60"/>
+              <w:right w:type="dxa" w:w="120"/>
+            </w:tcMar>
+            <w:vAlign w:val="top"/>
+          </w:tcPr>
+          <w:p>
+            <w:pPr>
+              <w:spacing w:after="0" w:before="0"/>
+            </w:pPr>
+            <w:r>
+              <w:rPr>
+                <w:rFonts w:ascii="Calibri" w:cs="Calibri" w:eastAsia="Calibri" w:hAnsi="Calibri"/>
+                <w:color w:val="000000"/>
+                <w:sz w:val="19"/>
+                <w:szCs w:val="19"/>
+              </w:rPr>
+              <w:t xml:space="preserve">Beim</w:t>
+            </w:r>
+            <w:r>
+              <w:rPr>
+                <w:rFonts w:ascii="Calibri" w:cs="Calibri" w:eastAsia="Calibri" w:hAnsi="Calibri"/>
+                <w:color w:val="000000"/>
+                <w:sz w:val="19"/>
+                <w:szCs w:val="19"/>
+              </w:rPr>
+              <w:t xml:space="preserve"> </w:t>
             </w:r>
             <w:r>
               <w:rPr>
@@ -3048,173 +3239,61 @@
                 <w:sz w:val="19"/>
                 <w:szCs w:val="19"/>
               </w:rPr>
-              <w:t xml:space="preserve">,</w:t>
-            </w:r>
-            <w:r>
-              <w:rPr>
-                <w:rFonts w:ascii="Calibri" w:cs="Calibri" w:eastAsia="Calibri" w:hAnsi="Calibri"/>
-                <w:color w:val="000000"/>
-                <w:sz w:val="19"/>
-                <w:szCs w:val="19"/>
-              </w:rPr>
-              <w:t xml:space="preserve"> </w:t>
-            </w:r>
-            <w:r>
-              <w:rPr>
-                <w:rFonts w:ascii="Calibri" w:cs="Calibri" w:eastAsia="Calibri" w:hAnsi="Calibri"/>
-                <w:color w:val="000000"/>
-                <w:sz w:val="19"/>
-                <w:szCs w:val="19"/>
-              </w:rPr>
-              <w:t xml:space="preserve">dass</w:t>
-            </w:r>
-            <w:r>
-              <w:rPr>
-                <w:rFonts w:ascii="Calibri" w:cs="Calibri" w:eastAsia="Calibri" w:hAnsi="Calibri"/>
-                <w:color w:val="000000"/>
-                <w:sz w:val="19"/>
-                <w:szCs w:val="19"/>
-              </w:rPr>
-              <w:t xml:space="preserve"> </w:t>
-            </w:r>
-            <w:r>
-              <w:rPr>
-                <w:rFonts w:ascii="Calibri" w:cs="Calibri" w:eastAsia="Calibri" w:hAnsi="Calibri"/>
-                <w:color w:val="000000"/>
-                <w:sz w:val="19"/>
-                <w:szCs w:val="19"/>
-              </w:rPr>
-              <w:t xml:space="preserve">der</w:t>
-            </w:r>
-            <w:r>
-              <w:rPr>
-                <w:rFonts w:ascii="Calibri" w:cs="Calibri" w:eastAsia="Calibri" w:hAnsi="Calibri"/>
-                <w:color w:val="000000"/>
-                <w:sz w:val="19"/>
-                <w:szCs w:val="19"/>
-              </w:rPr>
-              <w:t xml:space="preserve"> </w:t>
-            </w:r>
-            <w:r>
-              <w:rPr>
-                <w:rFonts w:ascii="Calibri" w:cs="Calibri" w:eastAsia="Calibri" w:hAnsi="Calibri"/>
-                <w:b/>
-                <w:bCs/>
-                <w:color w:val="D9534F"/>
-                <w:sz w:val="19"/>
-                <w:szCs w:val="19"/>
-              </w:rPr>
-              <w:t xml:space="preserve">Vater</w:t>
-            </w:r>
-            <w:r>
-              <w:rPr>
-                <w:rFonts w:ascii="Calibri" w:cs="Calibri" w:eastAsia="Calibri" w:hAnsi="Calibri"/>
-                <w:color w:val="000000"/>
-                <w:sz w:val="19"/>
-                <w:szCs w:val="19"/>
-              </w:rPr>
-              <w:t xml:space="preserve"> </w:t>
-            </w:r>
-            <w:r>
-              <w:rPr>
-                <w:rFonts w:ascii="Calibri" w:cs="Calibri" w:eastAsia="Calibri" w:hAnsi="Calibri"/>
-                <w:color w:val="000000"/>
-                <w:sz w:val="19"/>
-                <w:szCs w:val="19"/>
-              </w:rPr>
-              <w:t xml:space="preserve">von</w:t>
-            </w:r>
-            <w:r>
-              <w:rPr>
-                <w:rFonts w:ascii="Calibri" w:cs="Calibri" w:eastAsia="Calibri" w:hAnsi="Calibri"/>
-                <w:color w:val="000000"/>
-                <w:sz w:val="19"/>
-                <w:szCs w:val="19"/>
-              </w:rPr>
-              <w:t xml:space="preserve"> </w:t>
-            </w:r>
-            <w:r>
-              <w:rPr>
-                <w:rFonts w:ascii="Calibri" w:cs="Calibri" w:eastAsia="Calibri" w:hAnsi="Calibri"/>
-                <w:color w:val="000000"/>
-                <w:sz w:val="19"/>
-                <w:szCs w:val="19"/>
-              </w:rPr>
-              <w:t xml:space="preserve">Kafka</w:t>
-            </w:r>
-            <w:r>
-              <w:rPr>
-                <w:rFonts w:ascii="Calibri" w:cs="Calibri" w:eastAsia="Calibri" w:hAnsi="Calibri"/>
-                <w:color w:val="000000"/>
-                <w:sz w:val="19"/>
-                <w:szCs w:val="19"/>
-              </w:rPr>
-              <w:t xml:space="preserve"> </w:t>
-            </w:r>
-            <w:r>
-              <w:rPr>
-                <w:rFonts w:ascii="Calibri" w:cs="Calibri" w:eastAsia="Calibri" w:hAnsi="Calibri"/>
-                <w:color w:val="000000"/>
-                <w:sz w:val="19"/>
-                <w:szCs w:val="19"/>
-              </w:rPr>
-              <w:t xml:space="preserve">einfach</w:t>
-            </w:r>
-            <w:r>
-              <w:rPr>
-                <w:rFonts w:ascii="Calibri" w:cs="Calibri" w:eastAsia="Calibri" w:hAnsi="Calibri"/>
-                <w:color w:val="000000"/>
-                <w:sz w:val="19"/>
-                <w:szCs w:val="19"/>
-              </w:rPr>
-              <w:t xml:space="preserve"> </w:t>
-            </w:r>
-            <w:r>
-              <w:rPr>
-                <w:rFonts w:ascii="Calibri" w:cs="Calibri" w:eastAsia="Calibri" w:hAnsi="Calibri"/>
-                <w:color w:val="000000"/>
-                <w:sz w:val="19"/>
-                <w:szCs w:val="19"/>
-              </w:rPr>
-              <w:t xml:space="preserve">keine</w:t>
-            </w:r>
-            <w:r>
-              <w:rPr>
-                <w:rFonts w:ascii="Calibri" w:cs="Calibri" w:eastAsia="Calibri" w:hAnsi="Calibri"/>
-                <w:color w:val="000000"/>
-                <w:sz w:val="19"/>
-                <w:szCs w:val="19"/>
-              </w:rPr>
-              <w:t xml:space="preserve"> </w:t>
-            </w:r>
-            <w:r>
-              <w:rPr>
-                <w:rFonts w:ascii="Calibri" w:cs="Calibri" w:eastAsia="Calibri" w:hAnsi="Calibri"/>
-                <w:b/>
-                <w:bCs/>
-                <w:color w:val="D9534F"/>
-                <w:sz w:val="19"/>
-                <w:szCs w:val="19"/>
-              </w:rPr>
-              <w:t xml:space="preserve">Geduld</w:t>
-            </w:r>
-            <w:r>
-              <w:rPr>
-                <w:rFonts w:ascii="Calibri" w:cs="Calibri" w:eastAsia="Calibri" w:hAnsi="Calibri"/>
-                <w:color w:val="000000"/>
-                <w:sz w:val="19"/>
-                <w:szCs w:val="19"/>
-              </w:rPr>
-              <w:t xml:space="preserve"> </w:t>
-            </w:r>
-            <w:r>
-              <w:rPr>
-                <w:rFonts w:ascii="Calibri" w:cs="Calibri" w:eastAsia="Calibri" w:hAnsi="Calibri"/>
-                <w:color w:val="000000"/>
-                <w:sz w:val="19"/>
-                <w:szCs w:val="19"/>
-              </w:rPr>
-              <w:t xml:space="preserve">hatte</w:t>
+              <w:t xml:space="preserve">Essen</w:t>
+            </w:r>
+            <w:r>
+              <w:rPr>
+                <w:rFonts w:ascii="Calibri" w:cs="Calibri" w:eastAsia="Calibri" w:hAnsi="Calibri"/>
+                <w:color w:val="000000"/>
+                <w:sz w:val="19"/>
+                <w:szCs w:val="19"/>
+              </w:rPr>
+              <w:t xml:space="preserve"> </w:t>
+            </w:r>
+            <w:r>
+              <w:rPr>
+                <w:rFonts w:ascii="Calibri" w:cs="Calibri" w:eastAsia="Calibri" w:hAnsi="Calibri"/>
+                <w:color w:val="000000"/>
+                <w:sz w:val="19"/>
+                <w:szCs w:val="19"/>
+              </w:rPr>
+              <w:t xml:space="preserve">durfte</w:t>
+            </w:r>
+            <w:r>
+              <w:rPr>
+                <w:rFonts w:ascii="Calibri" w:cs="Calibri" w:eastAsia="Calibri" w:hAnsi="Calibri"/>
+                <w:color w:val="000000"/>
+                <w:sz w:val="19"/>
+                <w:szCs w:val="19"/>
+              </w:rPr>
+              <w:t xml:space="preserve"> </w:t>
+            </w:r>
+            <w:r>
+              <w:rPr>
+                <w:rFonts w:ascii="Calibri" w:cs="Calibri" w:eastAsia="Calibri" w:hAnsi="Calibri"/>
+                <w:color w:val="000000"/>
+                <w:sz w:val="19"/>
+                <w:szCs w:val="19"/>
+              </w:rPr>
+              <w:t xml:space="preserve">niemand</w:t>
+            </w:r>
+            <w:r>
+              <w:rPr>
+                <w:rFonts w:ascii="Calibri" w:cs="Calibri" w:eastAsia="Calibri" w:hAnsi="Calibri"/>
+                <w:color w:val="000000"/>
+                <w:sz w:val="19"/>
+                <w:szCs w:val="19"/>
+              </w:rPr>
+              <w:t xml:space="preserve"> </w:t>
+            </w:r>
+            <w:r>
+              <w:rPr>
+                <w:rFonts w:ascii="Calibri" w:cs="Calibri" w:eastAsia="Calibri" w:hAnsi="Calibri"/>
+                <w:color w:val="000000"/>
+                <w:sz w:val="19"/>
+                <w:szCs w:val="19"/>
+              </w:rPr>
+              <w:t xml:space="preserve">reden</w:t>
             </w:r>
             <w:r>
               <w:rPr>
@@ -3238,7 +3317,7 @@
         </w:tc>
         <w:tc>
           <w:tcPr>
-            <w:tcW w:type="dxa" w:w="7338"/>
+            <w:tcW w:type="dxa" w:w="6838"/>
             <w:tcBorders>
               <w:top w:val="single" w:color="B9C6E8" w:sz="6"/>
               <w:left w:val="single" w:color="B9C6E8" w:sz="6"/>
@@ -3264,7 +3343,7 @@
                 <w:sz w:val="17"/>
                 <w:szCs w:val="17"/>
               </w:rPr>
-              <w:t xml:space="preserve">groß: Vater, Geduld (Artikelprobe) · Komma vor dem Nebensatz (Verb am Ende)</w:t>
+              <w:t xml:space="preserve">groß: Essen (Essen: Signalwort beim)</w:t>
             </w:r>
           </w:p>
         </w:tc>
@@ -3275,14 +3354,14 @@
         </w:trPr>
         <w:tc>
           <w:tcPr>
-            <w:tcW w:type="dxa" w:w="700"/>
-            <w:tcBorders>
-              <w:top w:val="single" w:color="B9C6E8" w:sz="6"/>
-              <w:left w:val="single" w:color="B9C6E8" w:sz="6"/>
-              <w:bottom w:val="single" w:color="B9C6E8" w:sz="6"/>
-              <w:right w:val="single" w:color="B9C6E8" w:sz="6"/>
-            </w:tcBorders>
-            <w:shd w:fill="F4F7FD" w:color="auto" w:val="clear"/>
+            <w:tcW w:type="dxa" w:w="900"/>
+            <w:tcBorders>
+              <w:top w:val="single" w:color="B9C6E8" w:sz="6"/>
+              <w:left w:val="single" w:color="B9C6E8" w:sz="6"/>
+              <w:bottom w:val="single" w:color="B9C6E8" w:sz="6"/>
+              <w:right w:val="single" w:color="B9C6E8" w:sz="6"/>
+            </w:tcBorders>
+            <w:shd w:fill="E3F1E8" w:color="auto" w:val="clear"/>
             <w:tcMar>
               <w:top w:type="dxa" w:w="60"/>
               <w:left w:type="dxa" w:w="120"/>
@@ -3304,86 +3383,182 @@
                 <w:sz w:val="18"/>
                 <w:szCs w:val="18"/>
               </w:rPr>
-              <w:t xml:space="preserve">2</w:t>
-            </w:r>
-          </w:p>
-        </w:tc>
-        <w:tc>
-          <w:tcPr>
-            <w:tcW w:type="dxa" w:w="7300"/>
-            <w:tcBorders>
-              <w:top w:val="single" w:color="B9C6E8" w:sz="6"/>
-              <w:left w:val="single" w:color="B9C6E8" w:sz="6"/>
-              <w:bottom w:val="single" w:color="B9C6E8" w:sz="6"/>
-              <w:right w:val="single" w:color="B9C6E8" w:sz="6"/>
-            </w:tcBorders>
-            <w:tcMar>
-              <w:top w:type="dxa" w:w="60"/>
-              <w:left w:type="dxa" w:w="120"/>
-              <w:bottom w:type="dxa" w:w="60"/>
-              <w:right w:type="dxa" w:w="120"/>
-            </w:tcMar>
-            <w:vAlign w:val="top"/>
-          </w:tcPr>
-          <w:p>
-            <w:pPr>
-              <w:spacing w:after="0" w:before="0"/>
-            </w:pPr>
-            <w:r>
-              <w:rPr>
-                <w:rFonts w:ascii="Calibri" w:cs="Calibri" w:eastAsia="Calibri" w:hAnsi="Calibri"/>
-                <w:b/>
-                <w:bCs/>
-                <w:color w:val="5B6B8C"/>
-                <w:sz w:val="18"/>
-                <w:szCs w:val="18"/>
-              </w:rPr>
-              <w:t xml:space="preserve">Jonas: </w:t>
-            </w:r>
-            <w:r>
-              <w:rPr>
-                <w:rFonts w:ascii="Calibri" w:cs="Calibri" w:eastAsia="Calibri" w:hAnsi="Calibri"/>
-                <w:color w:val="000000"/>
-                <w:sz w:val="19"/>
-                <w:szCs w:val="19"/>
-              </w:rPr>
-              <w:t xml:space="preserve">Ja,</w:t>
-            </w:r>
-            <w:r>
-              <w:rPr>
-                <w:rFonts w:ascii="Calibri" w:cs="Calibri" w:eastAsia="Calibri" w:hAnsi="Calibri"/>
-                <w:color w:val="000000"/>
-                <w:sz w:val="19"/>
-                <w:szCs w:val="19"/>
-              </w:rPr>
-              <w:t xml:space="preserve"> </w:t>
-            </w:r>
-            <w:r>
-              <w:rPr>
-                <w:rFonts w:ascii="Calibri" w:cs="Calibri" w:eastAsia="Calibri" w:hAnsi="Calibri"/>
-                <w:color w:val="000000"/>
-                <w:sz w:val="19"/>
-                <w:szCs w:val="19"/>
-              </w:rPr>
-              <w:t xml:space="preserve">aber</w:t>
-            </w:r>
-            <w:r>
-              <w:rPr>
-                <w:rFonts w:ascii="Calibri" w:cs="Calibri" w:eastAsia="Calibri" w:hAnsi="Calibri"/>
-                <w:color w:val="000000"/>
-                <w:sz w:val="19"/>
-                <w:szCs w:val="19"/>
-              </w:rPr>
-              <w:t xml:space="preserve"> </w:t>
-            </w:r>
-            <w:r>
-              <w:rPr>
-                <w:rFonts w:ascii="Calibri" w:cs="Calibri" w:eastAsia="Calibri" w:hAnsi="Calibri"/>
-                <w:color w:val="000000"/>
-                <w:sz w:val="19"/>
-                <w:szCs w:val="19"/>
-              </w:rPr>
-              <w:t xml:space="preserve">Kafka</w:t>
+              <w:t xml:space="preserve">B2</w:t>
+            </w:r>
+          </w:p>
+        </w:tc>
+        <w:tc>
+          <w:tcPr>
+            <w:tcW w:type="dxa" w:w="7600"/>
+            <w:tcBorders>
+              <w:top w:val="single" w:color="B9C6E8" w:sz="6"/>
+              <w:left w:val="single" w:color="B9C6E8" w:sz="6"/>
+              <w:bottom w:val="single" w:color="B9C6E8" w:sz="6"/>
+              <w:right w:val="single" w:color="B9C6E8" w:sz="6"/>
+            </w:tcBorders>
+            <w:tcMar>
+              <w:top w:type="dxa" w:w="60"/>
+              <w:left w:type="dxa" w:w="120"/>
+              <w:bottom w:type="dxa" w:w="60"/>
+              <w:right w:type="dxa" w:w="120"/>
+            </w:tcMar>
+            <w:vAlign w:val="top"/>
+          </w:tcPr>
+          <w:p>
+            <w:pPr>
+              <w:spacing w:after="0" w:before="0"/>
+            </w:pPr>
+            <w:r>
+              <w:rPr>
+                <w:rFonts w:ascii="Calibri" w:cs="Calibri" w:eastAsia="Calibri" w:hAnsi="Calibri"/>
+                <w:color w:val="000000"/>
+                <w:sz w:val="19"/>
+                <w:szCs w:val="19"/>
+              </w:rPr>
+              <w:t xml:space="preserve">Der</w:t>
+            </w:r>
+            <w:r>
+              <w:rPr>
+                <w:rFonts w:ascii="Calibri" w:cs="Calibri" w:eastAsia="Calibri" w:hAnsi="Calibri"/>
+                <w:color w:val="000000"/>
+                <w:sz w:val="19"/>
+                <w:szCs w:val="19"/>
+              </w:rPr>
+              <w:t xml:space="preserve"> </w:t>
+            </w:r>
+            <w:r>
+              <w:rPr>
+                <w:rFonts w:ascii="Calibri" w:cs="Calibri" w:eastAsia="Calibri" w:hAnsi="Calibri"/>
+                <w:b/>
+                <w:bCs/>
+                <w:color w:val="D9534F"/>
+                <w:sz w:val="19"/>
+                <w:szCs w:val="19"/>
+              </w:rPr>
+              <w:t xml:space="preserve">Vater</w:t>
+            </w:r>
+            <w:r>
+              <w:rPr>
+                <w:rFonts w:ascii="Calibri" w:cs="Calibri" w:eastAsia="Calibri" w:hAnsi="Calibri"/>
+                <w:color w:val="000000"/>
+                <w:sz w:val="19"/>
+                <w:szCs w:val="19"/>
+              </w:rPr>
+              <w:t xml:space="preserve"> </w:t>
+            </w:r>
+            <w:r>
+              <w:rPr>
+                <w:rFonts w:ascii="Calibri" w:cs="Calibri" w:eastAsia="Calibri" w:hAnsi="Calibri"/>
+                <w:color w:val="000000"/>
+                <w:sz w:val="19"/>
+                <w:szCs w:val="19"/>
+              </w:rPr>
+              <w:t xml:space="preserve">merkte</w:t>
+            </w:r>
+            <w:r>
+              <w:rPr>
+                <w:rFonts w:ascii="Calibri" w:cs="Calibri" w:eastAsia="Calibri" w:hAnsi="Calibri"/>
+                <w:color w:val="000000"/>
+                <w:sz w:val="19"/>
+                <w:szCs w:val="19"/>
+              </w:rPr>
+              <w:t xml:space="preserve"> </w:t>
+            </w:r>
+            <w:r>
+              <w:rPr>
+                <w:rFonts w:ascii="Calibri" w:cs="Calibri" w:eastAsia="Calibri" w:hAnsi="Calibri"/>
+                <w:color w:val="000000"/>
+                <w:sz w:val="19"/>
+                <w:szCs w:val="19"/>
+              </w:rPr>
+              <w:t xml:space="preserve">nicht</w:t>
+            </w:r>
+            <w:r>
+              <w:rPr>
+                <w:rFonts w:ascii="Calibri" w:cs="Calibri" w:eastAsia="Calibri" w:hAnsi="Calibri"/>
+                <w:b/>
+                <w:bCs/>
+                <w:color w:val="D9534F"/>
+                <w:sz w:val="19"/>
+                <w:szCs w:val="19"/>
+              </w:rPr>
+              <w:t xml:space="preserve">,</w:t>
+            </w:r>
+            <w:r>
+              <w:rPr>
+                <w:rFonts w:ascii="Calibri" w:cs="Calibri" w:eastAsia="Calibri" w:hAnsi="Calibri"/>
+                <w:color w:val="000000"/>
+                <w:sz w:val="19"/>
+                <w:szCs w:val="19"/>
+              </w:rPr>
+              <w:t xml:space="preserve"> </w:t>
+            </w:r>
+            <w:r>
+              <w:rPr>
+                <w:rFonts w:ascii="Calibri" w:cs="Calibri" w:eastAsia="Calibri" w:hAnsi="Calibri"/>
+                <w:color w:val="000000"/>
+                <w:sz w:val="19"/>
+                <w:szCs w:val="19"/>
+              </w:rPr>
+              <w:t xml:space="preserve">dass</w:t>
+            </w:r>
+            <w:r>
+              <w:rPr>
+                <w:rFonts w:ascii="Calibri" w:cs="Calibri" w:eastAsia="Calibri" w:hAnsi="Calibri"/>
+                <w:color w:val="000000"/>
+                <w:sz w:val="19"/>
+                <w:szCs w:val="19"/>
+              </w:rPr>
+              <w:t xml:space="preserve"> </w:t>
+            </w:r>
+            <w:r>
+              <w:rPr>
+                <w:rFonts w:ascii="Calibri" w:cs="Calibri" w:eastAsia="Calibri" w:hAnsi="Calibri"/>
+                <w:color w:val="000000"/>
+                <w:sz w:val="19"/>
+                <w:szCs w:val="19"/>
+              </w:rPr>
+              <w:t xml:space="preserve">sein</w:t>
+            </w:r>
+            <w:r>
+              <w:rPr>
+                <w:rFonts w:ascii="Calibri" w:cs="Calibri" w:eastAsia="Calibri" w:hAnsi="Calibri"/>
+                <w:color w:val="000000"/>
+                <w:sz w:val="19"/>
+                <w:szCs w:val="19"/>
+              </w:rPr>
+              <w:t xml:space="preserve"> </w:t>
+            </w:r>
+            <w:r>
+              <w:rPr>
+                <w:rFonts w:ascii="Calibri" w:cs="Calibri" w:eastAsia="Calibri" w:hAnsi="Calibri"/>
+                <w:b/>
+                <w:bCs/>
+                <w:color w:val="D9534F"/>
+                <w:sz w:val="19"/>
+                <w:szCs w:val="19"/>
+              </w:rPr>
+              <w:t xml:space="preserve">Sohn</w:t>
+            </w:r>
+            <w:r>
+              <w:rPr>
+                <w:rFonts w:ascii="Calibri" w:cs="Calibri" w:eastAsia="Calibri" w:hAnsi="Calibri"/>
+                <w:color w:val="000000"/>
+                <w:sz w:val="19"/>
+                <w:szCs w:val="19"/>
+              </w:rPr>
+              <w:t xml:space="preserve"> </w:t>
+            </w:r>
+            <w:r>
+              <w:rPr>
+                <w:rFonts w:ascii="Calibri" w:cs="Calibri" w:eastAsia="Calibri" w:hAnsi="Calibri"/>
+                <w:b/>
+                <w:bCs/>
+                <w:color w:val="D9534F"/>
+                <w:sz w:val="19"/>
+                <w:szCs w:val="19"/>
+              </w:rPr>
+              <w:t xml:space="preserve">Angst</w:t>
             </w:r>
             <w:r>
               <w:rPr>
@@ -3410,44 +3585,6 @@
                 <w:sz w:val="19"/>
                 <w:szCs w:val="19"/>
               </w:rPr>
-              <w:t xml:space="preserve"> </w:t>
-            </w:r>
-            <w:r>
-              <w:rPr>
-                <w:rFonts w:ascii="Calibri" w:cs="Calibri" w:eastAsia="Calibri" w:hAnsi="Calibri"/>
-                <w:color w:val="000000"/>
-                <w:sz w:val="19"/>
-                <w:szCs w:val="19"/>
-              </w:rPr>
-              <w:t xml:space="preserve">auch</w:t>
-            </w:r>
-            <w:r>
-              <w:rPr>
-                <w:rFonts w:ascii="Calibri" w:cs="Calibri" w:eastAsia="Calibri" w:hAnsi="Calibri"/>
-                <w:color w:val="000000"/>
-                <w:sz w:val="19"/>
-                <w:szCs w:val="19"/>
-              </w:rPr>
-              <w:t xml:space="preserve"> </w:t>
-            </w:r>
-            <w:r>
-              <w:rPr>
-                <w:rFonts w:ascii="Calibri" w:cs="Calibri" w:eastAsia="Calibri" w:hAnsi="Calibri"/>
-                <w:b/>
-                <w:bCs/>
-                <w:color w:val="D9534F"/>
-                <w:sz w:val="19"/>
-                <w:szCs w:val="19"/>
-              </w:rPr>
-              <w:t xml:space="preserve">Angst</w:t>
-            </w:r>
-            <w:r>
-              <w:rPr>
-                <w:rFonts w:ascii="Calibri" w:cs="Calibri" w:eastAsia="Calibri" w:hAnsi="Calibri"/>
-                <w:color w:val="000000"/>
-                <w:sz w:val="19"/>
-                <w:szCs w:val="19"/>
-              </w:rPr>
               <w:t xml:space="preserve">.</w:t>
             </w:r>
             <w:r>
@@ -3457,253 +3594,13 @@
                 <w:sz w:val="19"/>
                 <w:szCs w:val="19"/>
               </w:rPr>
-              <w:t xml:space="preserve"> </w:t>
-            </w:r>
-            <w:r>
-              <w:rPr>
-                <w:rFonts w:ascii="Calibri" w:cs="Calibri" w:eastAsia="Calibri" w:hAnsi="Calibri"/>
-                <w:color w:val="000000"/>
-                <w:sz w:val="19"/>
-                <w:szCs w:val="19"/>
-              </w:rPr>
-              <w:t xml:space="preserve">Er</w:t>
-            </w:r>
-            <w:r>
-              <w:rPr>
-                <w:rFonts w:ascii="Calibri" w:cs="Calibri" w:eastAsia="Calibri" w:hAnsi="Calibri"/>
-                <w:color w:val="000000"/>
-                <w:sz w:val="19"/>
-                <w:szCs w:val="19"/>
-              </w:rPr>
-              <w:t xml:space="preserve"> </w:t>
-            </w:r>
-            <w:r>
-              <w:rPr>
-                <w:rFonts w:ascii="Calibri" w:cs="Calibri" w:eastAsia="Calibri" w:hAnsi="Calibri"/>
-                <w:color w:val="000000"/>
-                <w:sz w:val="19"/>
-                <w:szCs w:val="19"/>
-              </w:rPr>
-              <w:t xml:space="preserve">schreibt</w:t>
-            </w:r>
-            <w:r>
-              <w:rPr>
-                <w:rFonts w:ascii="Calibri" w:cs="Calibri" w:eastAsia="Calibri" w:hAnsi="Calibri"/>
-                <w:b/>
-                <w:bCs/>
-                <w:color w:val="D9534F"/>
-                <w:sz w:val="19"/>
-                <w:szCs w:val="19"/>
-              </w:rPr>
-              <w:t xml:space="preserve">,</w:t>
-            </w:r>
-            <w:r>
-              <w:rPr>
-                <w:rFonts w:ascii="Calibri" w:cs="Calibri" w:eastAsia="Calibri" w:hAnsi="Calibri"/>
-                <w:color w:val="000000"/>
-                <w:sz w:val="19"/>
-                <w:szCs w:val="19"/>
-              </w:rPr>
-              <w:t xml:space="preserve"> </w:t>
-            </w:r>
-            <w:r>
-              <w:rPr>
-                <w:rFonts w:ascii="Calibri" w:cs="Calibri" w:eastAsia="Calibri" w:hAnsi="Calibri"/>
-                <w:color w:val="000000"/>
-                <w:sz w:val="19"/>
-                <w:szCs w:val="19"/>
-              </w:rPr>
-              <w:t xml:space="preserve">dass</w:t>
-            </w:r>
-            <w:r>
-              <w:rPr>
-                <w:rFonts w:ascii="Calibri" w:cs="Calibri" w:eastAsia="Calibri" w:hAnsi="Calibri"/>
-                <w:color w:val="000000"/>
-                <w:sz w:val="19"/>
-                <w:szCs w:val="19"/>
-              </w:rPr>
-              <w:t xml:space="preserve"> </w:t>
-            </w:r>
-            <w:r>
-              <w:rPr>
-                <w:rFonts w:ascii="Calibri" w:cs="Calibri" w:eastAsia="Calibri" w:hAnsi="Calibri"/>
-                <w:color w:val="000000"/>
-                <w:sz w:val="19"/>
-                <w:szCs w:val="19"/>
-              </w:rPr>
-              <w:t xml:space="preserve">er</w:t>
-            </w:r>
-            <w:r>
-              <w:rPr>
-                <w:rFonts w:ascii="Calibri" w:cs="Calibri" w:eastAsia="Calibri" w:hAnsi="Calibri"/>
-                <w:color w:val="000000"/>
-                <w:sz w:val="19"/>
-                <w:szCs w:val="19"/>
-              </w:rPr>
-              <w:t xml:space="preserve"> </w:t>
-            </w:r>
-            <w:r>
-              <w:rPr>
-                <w:rFonts w:ascii="Calibri" w:cs="Calibri" w:eastAsia="Calibri" w:hAnsi="Calibri"/>
-                <w:color w:val="000000"/>
-                <w:sz w:val="19"/>
-                <w:szCs w:val="19"/>
-              </w:rPr>
-              <w:t xml:space="preserve">als</w:t>
-            </w:r>
-            <w:r>
-              <w:rPr>
-                <w:rFonts w:ascii="Calibri" w:cs="Calibri" w:eastAsia="Calibri" w:hAnsi="Calibri"/>
-                <w:color w:val="000000"/>
-                <w:sz w:val="19"/>
-                <w:szCs w:val="19"/>
-              </w:rPr>
-              <w:t xml:space="preserve"> </w:t>
-            </w:r>
-            <w:r>
-              <w:rPr>
-                <w:rFonts w:ascii="Calibri" w:cs="Calibri" w:eastAsia="Calibri" w:hAnsi="Calibri"/>
-                <w:b/>
-                <w:bCs/>
-                <w:color w:val="D9534F"/>
-                <w:sz w:val="19"/>
-                <w:szCs w:val="19"/>
-              </w:rPr>
-              <w:t xml:space="preserve">Kind</w:t>
-            </w:r>
-            <w:r>
-              <w:rPr>
-                <w:rFonts w:ascii="Calibri" w:cs="Calibri" w:eastAsia="Calibri" w:hAnsi="Calibri"/>
-                <w:color w:val="000000"/>
-                <w:sz w:val="19"/>
-                <w:szCs w:val="19"/>
-              </w:rPr>
-              <w:t xml:space="preserve"> </w:t>
-            </w:r>
-            <w:r>
-              <w:rPr>
-                <w:rFonts w:ascii="Calibri" w:cs="Calibri" w:eastAsia="Calibri" w:hAnsi="Calibri"/>
-                <w:color w:val="000000"/>
-                <w:sz w:val="19"/>
-                <w:szCs w:val="19"/>
-              </w:rPr>
-              <w:t xml:space="preserve">nur</w:t>
-            </w:r>
-            <w:r>
-              <w:rPr>
-                <w:rFonts w:ascii="Calibri" w:cs="Calibri" w:eastAsia="Calibri" w:hAnsi="Calibri"/>
-                <w:color w:val="000000"/>
-                <w:sz w:val="19"/>
-                <w:szCs w:val="19"/>
-              </w:rPr>
-              <w:t xml:space="preserve"> </w:t>
-            </w:r>
-            <w:r>
-              <w:rPr>
-                <w:rFonts w:ascii="Calibri" w:cs="Calibri" w:eastAsia="Calibri" w:hAnsi="Calibri"/>
-                <w:color w:val="000000"/>
-                <w:sz w:val="19"/>
-                <w:szCs w:val="19"/>
-              </w:rPr>
-              <w:t xml:space="preserve">ein</w:t>
-            </w:r>
-            <w:r>
-              <w:rPr>
-                <w:rFonts w:ascii="Calibri" w:cs="Calibri" w:eastAsia="Calibri" w:hAnsi="Calibri"/>
-                <w:color w:val="000000"/>
-                <w:sz w:val="19"/>
-                <w:szCs w:val="19"/>
-              </w:rPr>
-              <w:t xml:space="preserve"> </w:t>
-            </w:r>
-            <w:r>
-              <w:rPr>
-                <w:rFonts w:ascii="Calibri" w:cs="Calibri" w:eastAsia="Calibri" w:hAnsi="Calibri"/>
-                <w:color w:val="000000"/>
-                <w:sz w:val="19"/>
-                <w:szCs w:val="19"/>
-              </w:rPr>
-              <w:t xml:space="preserve">freundliches</w:t>
-            </w:r>
-            <w:r>
-              <w:rPr>
-                <w:rFonts w:ascii="Calibri" w:cs="Calibri" w:eastAsia="Calibri" w:hAnsi="Calibri"/>
-                <w:color w:val="000000"/>
-                <w:sz w:val="19"/>
-                <w:szCs w:val="19"/>
-              </w:rPr>
-              <w:t xml:space="preserve"> </w:t>
-            </w:r>
-            <w:r>
-              <w:rPr>
-                <w:rFonts w:ascii="Calibri" w:cs="Calibri" w:eastAsia="Calibri" w:hAnsi="Calibri"/>
-                <w:b/>
-                <w:bCs/>
-                <w:color w:val="D9534F"/>
-                <w:sz w:val="19"/>
-                <w:szCs w:val="19"/>
-              </w:rPr>
-              <w:t xml:space="preserve">Wort</w:t>
-            </w:r>
-            <w:r>
-              <w:rPr>
-                <w:rFonts w:ascii="Calibri" w:cs="Calibri" w:eastAsia="Calibri" w:hAnsi="Calibri"/>
-                <w:color w:val="000000"/>
-                <w:sz w:val="19"/>
-                <w:szCs w:val="19"/>
-              </w:rPr>
-              <w:t xml:space="preserve"> </w:t>
-            </w:r>
-            <w:r>
-              <w:rPr>
-                <w:rFonts w:ascii="Calibri" w:cs="Calibri" w:eastAsia="Calibri" w:hAnsi="Calibri"/>
-                <w:color w:val="000000"/>
-                <w:sz w:val="19"/>
-                <w:szCs w:val="19"/>
-              </w:rPr>
-              <w:t xml:space="preserve">gebraucht</w:t>
-            </w:r>
-            <w:r>
-              <w:rPr>
-                <w:rFonts w:ascii="Calibri" w:cs="Calibri" w:eastAsia="Calibri" w:hAnsi="Calibri"/>
-                <w:color w:val="000000"/>
-                <w:sz w:val="19"/>
-                <w:szCs w:val="19"/>
-              </w:rPr>
-              <w:t xml:space="preserve"> </w:t>
-            </w:r>
-            <w:r>
-              <w:rPr>
-                <w:rFonts w:ascii="Calibri" w:cs="Calibri" w:eastAsia="Calibri" w:hAnsi="Calibri"/>
-                <w:color w:val="000000"/>
-                <w:sz w:val="19"/>
-                <w:szCs w:val="19"/>
-              </w:rPr>
-              <w:t xml:space="preserve">hätte</w:t>
-            </w:r>
-            <w:r>
-              <w:rPr>
-                <w:rFonts w:ascii="Calibri" w:cs="Calibri" w:eastAsia="Calibri" w:hAnsi="Calibri"/>
-                <w:color w:val="000000"/>
-                <w:sz w:val="19"/>
-                <w:szCs w:val="19"/>
-              </w:rPr>
-              <w:t xml:space="preserve">.</w:t>
-            </w:r>
-            <w:r>
-              <w:rPr>
-                <w:rFonts w:ascii="Calibri" w:cs="Calibri" w:eastAsia="Calibri" w:hAnsi="Calibri"/>
-                <w:color w:val="000000"/>
-                <w:sz w:val="19"/>
-                <w:szCs w:val="19"/>
-              </w:rPr>
               <w:t xml:space="preserve"/>
             </w:r>
           </w:p>
         </w:tc>
         <w:tc>
           <w:tcPr>
-            <w:tcW w:type="dxa" w:w="7338"/>
+            <w:tcW w:type="dxa" w:w="6838"/>
             <w:tcBorders>
               <w:top w:val="single" w:color="B9C6E8" w:sz="6"/>
               <w:left w:val="single" w:color="B9C6E8" w:sz="6"/>
@@ -3729,7 +3626,7 @@
                 <w:sz w:val="17"/>
                 <w:szCs w:val="17"/>
               </w:rPr>
-              <w:t xml:space="preserve">groß: Angst, Kind, Wort (Artikelprobe) · Komma vor dem Nebensatz (Verb am Ende)</w:t>
+              <w:t xml:space="preserve">groß: Vater, Sohn, Angst (Artikelprobe) · Komma: Nebensatz, Verb am Ende</w:t>
             </w:r>
           </w:p>
         </w:tc>
@@ -3740,7 +3637,7 @@
         </w:trPr>
         <w:tc>
           <w:tcPr>
-            <w:tcW w:type="dxa" w:w="700"/>
+            <w:tcW w:type="dxa" w:w="900"/>
             <w:tcBorders>
               <w:top w:val="single" w:color="B9C6E8" w:sz="6"/>
               <w:left w:val="single" w:color="B9C6E8" w:sz="6"/>
@@ -3769,104 +3666,180 @@
                 <w:sz w:val="18"/>
                 <w:szCs w:val="18"/>
               </w:rPr>
-              <w:t xml:space="preserve">3</w:t>
-            </w:r>
-          </w:p>
-        </w:tc>
-        <w:tc>
-          <w:tcPr>
-            <w:tcW w:type="dxa" w:w="7300"/>
-            <w:tcBorders>
-              <w:top w:val="single" w:color="B9C6E8" w:sz="6"/>
-              <w:left w:val="single" w:color="B9C6E8" w:sz="6"/>
-              <w:bottom w:val="single" w:color="B9C6E8" w:sz="6"/>
-              <w:right w:val="single" w:color="B9C6E8" w:sz="6"/>
-            </w:tcBorders>
-            <w:tcMar>
-              <w:top w:type="dxa" w:w="60"/>
-              <w:left w:type="dxa" w:w="120"/>
-              <w:bottom w:type="dxa" w:w="60"/>
-              <w:right w:type="dxa" w:w="120"/>
-            </w:tcMar>
-            <w:vAlign w:val="top"/>
-          </w:tcPr>
-          <w:p>
-            <w:pPr>
-              <w:spacing w:after="0" w:before="0"/>
-            </w:pPr>
-            <w:r>
-              <w:rPr>
-                <w:rFonts w:ascii="Calibri" w:cs="Calibri" w:eastAsia="Calibri" w:hAnsi="Calibri"/>
-                <w:b/>
-                <w:bCs/>
-                <w:color w:val="5B6B8C"/>
-                <w:sz w:val="18"/>
-                <w:szCs w:val="18"/>
-              </w:rPr>
-              <w:t xml:space="preserve">Mia: </w:t>
-            </w:r>
-            <w:r>
-              <w:rPr>
-                <w:rFonts w:ascii="Calibri" w:cs="Calibri" w:eastAsia="Calibri" w:hAnsi="Calibri"/>
-                <w:color w:val="000000"/>
-                <w:sz w:val="19"/>
-                <w:szCs w:val="19"/>
-              </w:rPr>
-              <w:t xml:space="preserve">Das</w:t>
-            </w:r>
-            <w:r>
-              <w:rPr>
-                <w:rFonts w:ascii="Calibri" w:cs="Calibri" w:eastAsia="Calibri" w:hAnsi="Calibri"/>
-                <w:color w:val="000000"/>
-                <w:sz w:val="19"/>
-                <w:szCs w:val="19"/>
-              </w:rPr>
-              <w:t xml:space="preserve"> </w:t>
-            </w:r>
-            <w:r>
-              <w:rPr>
-                <w:rFonts w:ascii="Calibri" w:cs="Calibri" w:eastAsia="Calibri" w:hAnsi="Calibri"/>
-                <w:color w:val="000000"/>
-                <w:sz w:val="19"/>
-                <w:szCs w:val="19"/>
-              </w:rPr>
-              <w:t xml:space="preserve">finde</w:t>
-            </w:r>
-            <w:r>
-              <w:rPr>
-                <w:rFonts w:ascii="Calibri" w:cs="Calibri" w:eastAsia="Calibri" w:hAnsi="Calibri"/>
-                <w:color w:val="000000"/>
-                <w:sz w:val="19"/>
-                <w:szCs w:val="19"/>
-              </w:rPr>
-              <w:t xml:space="preserve"> </w:t>
-            </w:r>
-            <w:r>
-              <w:rPr>
-                <w:rFonts w:ascii="Calibri" w:cs="Calibri" w:eastAsia="Calibri" w:hAnsi="Calibri"/>
-                <w:color w:val="000000"/>
-                <w:sz w:val="19"/>
-                <w:szCs w:val="19"/>
-              </w:rPr>
-              <w:t xml:space="preserve">ich</w:t>
-            </w:r>
-            <w:r>
-              <w:rPr>
-                <w:rFonts w:ascii="Calibri" w:cs="Calibri" w:eastAsia="Calibri" w:hAnsi="Calibri"/>
-                <w:color w:val="000000"/>
-                <w:sz w:val="19"/>
-                <w:szCs w:val="19"/>
-              </w:rPr>
-              <w:t xml:space="preserve"> </w:t>
-            </w:r>
-            <w:r>
-              <w:rPr>
-                <w:rFonts w:ascii="Calibri" w:cs="Calibri" w:eastAsia="Calibri" w:hAnsi="Calibri"/>
-                <w:color w:val="000000"/>
-                <w:sz w:val="19"/>
-                <w:szCs w:val="19"/>
-              </w:rPr>
-              <w:t xml:space="preserve">traurig</w:t>
+              <w:t xml:space="preserve">1 z</w:t>
+            </w:r>
+          </w:p>
+        </w:tc>
+        <w:tc>
+          <w:tcPr>
+            <w:tcW w:type="dxa" w:w="7600"/>
+            <w:tcBorders>
+              <w:top w:val="single" w:color="B9C6E8" w:sz="6"/>
+              <w:left w:val="single" w:color="B9C6E8" w:sz="6"/>
+              <w:bottom w:val="single" w:color="B9C6E8" w:sz="6"/>
+              <w:right w:val="single" w:color="B9C6E8" w:sz="6"/>
+            </w:tcBorders>
+            <w:tcMar>
+              <w:top w:type="dxa" w:w="60"/>
+              <w:left w:type="dxa" w:w="120"/>
+              <w:bottom w:type="dxa" w:w="60"/>
+              <w:right w:type="dxa" w:w="120"/>
+            </w:tcMar>
+            <w:vAlign w:val="top"/>
+          </w:tcPr>
+          <w:p>
+            <w:pPr>
+              <w:spacing w:after="0" w:before="0"/>
+            </w:pPr>
+            <w:r>
+              <w:rPr>
+                <w:rFonts w:ascii="Calibri" w:cs="Calibri" w:eastAsia="Calibri" w:hAnsi="Calibri"/>
+                <w:color w:val="000000"/>
+                <w:sz w:val="19"/>
+                <w:szCs w:val="19"/>
+              </w:rPr>
+              <w:t xml:space="preserve">Ich</w:t>
+            </w:r>
+            <w:r>
+              <w:rPr>
+                <w:rFonts w:ascii="Calibri" w:cs="Calibri" w:eastAsia="Calibri" w:hAnsi="Calibri"/>
+                <w:color w:val="000000"/>
+                <w:sz w:val="19"/>
+                <w:szCs w:val="19"/>
+              </w:rPr>
+              <w:t xml:space="preserve"> </w:t>
+            </w:r>
+            <w:r>
+              <w:rPr>
+                <w:rFonts w:ascii="Calibri" w:cs="Calibri" w:eastAsia="Calibri" w:hAnsi="Calibri"/>
+                <w:color w:val="000000"/>
+                <w:sz w:val="19"/>
+                <w:szCs w:val="19"/>
+              </w:rPr>
+              <w:t xml:space="preserve">glaube</w:t>
+            </w:r>
+            <w:r>
+              <w:rPr>
+                <w:rFonts w:ascii="Calibri" w:cs="Calibri" w:eastAsia="Calibri" w:hAnsi="Calibri"/>
+                <w:b/>
+                <w:bCs/>
+                <w:color w:val="D9534F"/>
+                <w:sz w:val="19"/>
+                <w:szCs w:val="19"/>
+              </w:rPr>
+              <w:t xml:space="preserve">,</w:t>
+            </w:r>
+            <w:r>
+              <w:rPr>
+                <w:rFonts w:ascii="Calibri" w:cs="Calibri" w:eastAsia="Calibri" w:hAnsi="Calibri"/>
+                <w:color w:val="000000"/>
+                <w:sz w:val="19"/>
+                <w:szCs w:val="19"/>
+              </w:rPr>
+              <w:t xml:space="preserve"> </w:t>
+            </w:r>
+            <w:r>
+              <w:rPr>
+                <w:rFonts w:ascii="Calibri" w:cs="Calibri" w:eastAsia="Calibri" w:hAnsi="Calibri"/>
+                <w:color w:val="000000"/>
+                <w:sz w:val="19"/>
+                <w:szCs w:val="19"/>
+              </w:rPr>
+              <w:t xml:space="preserve">dass</w:t>
+            </w:r>
+            <w:r>
+              <w:rPr>
+                <w:rFonts w:ascii="Calibri" w:cs="Calibri" w:eastAsia="Calibri" w:hAnsi="Calibri"/>
+                <w:color w:val="000000"/>
+                <w:sz w:val="19"/>
+                <w:szCs w:val="19"/>
+              </w:rPr>
+              <w:t xml:space="preserve"> </w:t>
+            </w:r>
+            <w:r>
+              <w:rPr>
+                <w:rFonts w:ascii="Calibri" w:cs="Calibri" w:eastAsia="Calibri" w:hAnsi="Calibri"/>
+                <w:color w:val="000000"/>
+                <w:sz w:val="19"/>
+                <w:szCs w:val="19"/>
+              </w:rPr>
+              <w:t xml:space="preserve">der</w:t>
+            </w:r>
+            <w:r>
+              <w:rPr>
+                <w:rFonts w:ascii="Calibri" w:cs="Calibri" w:eastAsia="Calibri" w:hAnsi="Calibri"/>
+                <w:color w:val="000000"/>
+                <w:sz w:val="19"/>
+                <w:szCs w:val="19"/>
+              </w:rPr>
+              <w:t xml:space="preserve"> </w:t>
+            </w:r>
+            <w:r>
+              <w:rPr>
+                <w:rFonts w:ascii="Calibri" w:cs="Calibri" w:eastAsia="Calibri" w:hAnsi="Calibri"/>
+                <w:b/>
+                <w:bCs/>
+                <w:color w:val="D9534F"/>
+                <w:sz w:val="19"/>
+                <w:szCs w:val="19"/>
+              </w:rPr>
+              <w:t xml:space="preserve">Vater</w:t>
+            </w:r>
+            <w:r>
+              <w:rPr>
+                <w:rFonts w:ascii="Calibri" w:cs="Calibri" w:eastAsia="Calibri" w:hAnsi="Calibri"/>
+                <w:color w:val="000000"/>
+                <w:sz w:val="19"/>
+                <w:szCs w:val="19"/>
+              </w:rPr>
+              <w:t xml:space="preserve"> </w:t>
+            </w:r>
+            <w:r>
+              <w:rPr>
+                <w:rFonts w:ascii="Calibri" w:cs="Calibri" w:eastAsia="Calibri" w:hAnsi="Calibri"/>
+                <w:color w:val="000000"/>
+                <w:sz w:val="19"/>
+                <w:szCs w:val="19"/>
+              </w:rPr>
+              <w:t xml:space="preserve">keine</w:t>
+            </w:r>
+            <w:r>
+              <w:rPr>
+                <w:rFonts w:ascii="Calibri" w:cs="Calibri" w:eastAsia="Calibri" w:hAnsi="Calibri"/>
+                <w:color w:val="000000"/>
+                <w:sz w:val="19"/>
+                <w:szCs w:val="19"/>
+              </w:rPr>
+              <w:t xml:space="preserve"> </w:t>
+            </w:r>
+            <w:r>
+              <w:rPr>
+                <w:rFonts w:ascii="Calibri" w:cs="Calibri" w:eastAsia="Calibri" w:hAnsi="Calibri"/>
+                <w:b/>
+                <w:bCs/>
+                <w:color w:val="D9534F"/>
+                <w:sz w:val="19"/>
+                <w:szCs w:val="19"/>
+              </w:rPr>
+              <w:t xml:space="preserve">Geduld</w:t>
+            </w:r>
+            <w:r>
+              <w:rPr>
+                <w:rFonts w:ascii="Calibri" w:cs="Calibri" w:eastAsia="Calibri" w:hAnsi="Calibri"/>
+                <w:color w:val="000000"/>
+                <w:sz w:val="19"/>
+                <w:szCs w:val="19"/>
+              </w:rPr>
+              <w:t xml:space="preserve"> </w:t>
+            </w:r>
+            <w:r>
+              <w:rPr>
+                <w:rFonts w:ascii="Calibri" w:cs="Calibri" w:eastAsia="Calibri" w:hAnsi="Calibri"/>
+                <w:color w:val="000000"/>
+                <w:sz w:val="19"/>
+                <w:szCs w:val="19"/>
+              </w:rPr>
+              <w:t xml:space="preserve">hatte</w:t>
             </w:r>
             <w:r>
               <w:rPr>
@@ -3884,273 +3857,13 @@
                 <w:sz w:val="19"/>
                 <w:szCs w:val="19"/>
               </w:rPr>
-              <w:t xml:space="preserve"> </w:t>
-            </w:r>
-            <w:r>
-              <w:rPr>
-                <w:rFonts w:ascii="Calibri" w:cs="Calibri" w:eastAsia="Calibri" w:hAnsi="Calibri"/>
-                <w:color w:val="000000"/>
-                <w:sz w:val="19"/>
-                <w:szCs w:val="19"/>
-              </w:rPr>
-              <w:t xml:space="preserve">Ich</w:t>
-            </w:r>
-            <w:r>
-              <w:rPr>
-                <w:rFonts w:ascii="Calibri" w:cs="Calibri" w:eastAsia="Calibri" w:hAnsi="Calibri"/>
-                <w:color w:val="000000"/>
-                <w:sz w:val="19"/>
-                <w:szCs w:val="19"/>
-              </w:rPr>
-              <w:t xml:space="preserve"> </w:t>
-            </w:r>
-            <w:r>
-              <w:rPr>
-                <w:rFonts w:ascii="Calibri" w:cs="Calibri" w:eastAsia="Calibri" w:hAnsi="Calibri"/>
-                <w:color w:val="000000"/>
-                <w:sz w:val="19"/>
-                <w:szCs w:val="19"/>
-              </w:rPr>
-              <w:t xml:space="preserve">wünsche</w:t>
-            </w:r>
-            <w:r>
-              <w:rPr>
-                <w:rFonts w:ascii="Calibri" w:cs="Calibri" w:eastAsia="Calibri" w:hAnsi="Calibri"/>
-                <w:color w:val="000000"/>
-                <w:sz w:val="19"/>
-                <w:szCs w:val="19"/>
-              </w:rPr>
-              <w:t xml:space="preserve"> </w:t>
-            </w:r>
-            <w:r>
-              <w:rPr>
-                <w:rFonts w:ascii="Calibri" w:cs="Calibri" w:eastAsia="Calibri" w:hAnsi="Calibri"/>
-                <w:color w:val="000000"/>
-                <w:sz w:val="19"/>
-                <w:szCs w:val="19"/>
-              </w:rPr>
-              <w:t xml:space="preserve">mir</w:t>
-            </w:r>
-            <w:r>
-              <w:rPr>
-                <w:rFonts w:ascii="Calibri" w:cs="Calibri" w:eastAsia="Calibri" w:hAnsi="Calibri"/>
-                <w:b/>
-                <w:bCs/>
-                <w:color w:val="D9534F"/>
-                <w:sz w:val="19"/>
-                <w:szCs w:val="19"/>
-              </w:rPr>
-              <w:t xml:space="preserve">,</w:t>
-            </w:r>
-            <w:r>
-              <w:rPr>
-                <w:rFonts w:ascii="Calibri" w:cs="Calibri" w:eastAsia="Calibri" w:hAnsi="Calibri"/>
-                <w:color w:val="000000"/>
-                <w:sz w:val="19"/>
-                <w:szCs w:val="19"/>
-              </w:rPr>
-              <w:t xml:space="preserve"> </w:t>
-            </w:r>
-            <w:r>
-              <w:rPr>
-                <w:rFonts w:ascii="Calibri" w:cs="Calibri" w:eastAsia="Calibri" w:hAnsi="Calibri"/>
-                <w:color w:val="000000"/>
-                <w:sz w:val="19"/>
-                <w:szCs w:val="19"/>
-              </w:rPr>
-              <w:t xml:space="preserve">dass</w:t>
-            </w:r>
-            <w:r>
-              <w:rPr>
-                <w:rFonts w:ascii="Calibri" w:cs="Calibri" w:eastAsia="Calibri" w:hAnsi="Calibri"/>
-                <w:color w:val="000000"/>
-                <w:sz w:val="19"/>
-                <w:szCs w:val="19"/>
-              </w:rPr>
-              <w:t xml:space="preserve"> </w:t>
-            </w:r>
-            <w:r>
-              <w:rPr>
-                <w:rFonts w:ascii="Calibri" w:cs="Calibri" w:eastAsia="Calibri" w:hAnsi="Calibri"/>
-                <w:color w:val="000000"/>
-                <w:sz w:val="19"/>
-                <w:szCs w:val="19"/>
-              </w:rPr>
-              <w:t xml:space="preserve">mein</w:t>
-            </w:r>
-            <w:r>
-              <w:rPr>
-                <w:rFonts w:ascii="Calibri" w:cs="Calibri" w:eastAsia="Calibri" w:hAnsi="Calibri"/>
-                <w:color w:val="000000"/>
-                <w:sz w:val="19"/>
-                <w:szCs w:val="19"/>
-              </w:rPr>
-              <w:t xml:space="preserve"> </w:t>
-            </w:r>
-            <w:r>
-              <w:rPr>
-                <w:rFonts w:ascii="Calibri" w:cs="Calibri" w:eastAsia="Calibri" w:hAnsi="Calibri"/>
-                <w:b/>
-                <w:bCs/>
-                <w:color w:val="D9534F"/>
-                <w:sz w:val="19"/>
-                <w:szCs w:val="19"/>
-              </w:rPr>
-              <w:t xml:space="preserve">Vater</w:t>
-            </w:r>
-            <w:r>
-              <w:rPr>
-                <w:rFonts w:ascii="Calibri" w:cs="Calibri" w:eastAsia="Calibri" w:hAnsi="Calibri"/>
-                <w:color w:val="000000"/>
-                <w:sz w:val="19"/>
-                <w:szCs w:val="19"/>
-              </w:rPr>
-              <w:t xml:space="preserve"> </w:t>
-            </w:r>
-            <w:r>
-              <w:rPr>
-                <w:rFonts w:ascii="Calibri" w:cs="Calibri" w:eastAsia="Calibri" w:hAnsi="Calibri"/>
-                <w:color w:val="000000"/>
-                <w:sz w:val="19"/>
-                <w:szCs w:val="19"/>
-              </w:rPr>
-              <w:t xml:space="preserve">beim</w:t>
-            </w:r>
-            <w:r>
-              <w:rPr>
-                <w:rFonts w:ascii="Calibri" w:cs="Calibri" w:eastAsia="Calibri" w:hAnsi="Calibri"/>
-                <w:color w:val="000000"/>
-                <w:sz w:val="19"/>
-                <w:szCs w:val="19"/>
-              </w:rPr>
-              <w:t xml:space="preserve"> </w:t>
-            </w:r>
-            <w:r>
-              <w:rPr>
-                <w:rFonts w:ascii="Calibri" w:cs="Calibri" w:eastAsia="Calibri" w:hAnsi="Calibri"/>
-                <w:b/>
-                <w:bCs/>
-                <w:color w:val="D9534F"/>
-                <w:sz w:val="19"/>
-                <w:szCs w:val="19"/>
-              </w:rPr>
-              <w:t xml:space="preserve">Zuhören</w:t>
-            </w:r>
-            <w:r>
-              <w:rPr>
-                <w:rFonts w:ascii="Calibri" w:cs="Calibri" w:eastAsia="Calibri" w:hAnsi="Calibri"/>
-                <w:color w:val="000000"/>
-                <w:sz w:val="19"/>
-                <w:szCs w:val="19"/>
-              </w:rPr>
-              <w:t xml:space="preserve"> </w:t>
-            </w:r>
-            <w:r>
-              <w:rPr>
-                <w:rFonts w:ascii="Calibri" w:cs="Calibri" w:eastAsia="Calibri" w:hAnsi="Calibri"/>
-                <w:color w:val="000000"/>
-                <w:sz w:val="19"/>
-                <w:szCs w:val="19"/>
-              </w:rPr>
-              <w:t xml:space="preserve">auch</w:t>
-            </w:r>
-            <w:r>
-              <w:rPr>
-                <w:rFonts w:ascii="Calibri" w:cs="Calibri" w:eastAsia="Calibri" w:hAnsi="Calibri"/>
-                <w:color w:val="000000"/>
-                <w:sz w:val="19"/>
-                <w:szCs w:val="19"/>
-              </w:rPr>
-              <w:t xml:space="preserve"> </w:t>
-            </w:r>
-            <w:r>
-              <w:rPr>
-                <w:rFonts w:ascii="Calibri" w:cs="Calibri" w:eastAsia="Calibri" w:hAnsi="Calibri"/>
-                <w:color w:val="000000"/>
-                <w:sz w:val="19"/>
-                <w:szCs w:val="19"/>
-              </w:rPr>
-              <w:t xml:space="preserve">mal</w:t>
-            </w:r>
-            <w:r>
-              <w:rPr>
-                <w:rFonts w:ascii="Calibri" w:cs="Calibri" w:eastAsia="Calibri" w:hAnsi="Calibri"/>
-                <w:color w:val="000000"/>
-                <w:sz w:val="19"/>
-                <w:szCs w:val="19"/>
-              </w:rPr>
-              <w:t xml:space="preserve"> </w:t>
-            </w:r>
-            <w:r>
-              <w:rPr>
-                <w:rFonts w:ascii="Calibri" w:cs="Calibri" w:eastAsia="Calibri" w:hAnsi="Calibri"/>
-                <w:color w:val="000000"/>
-                <w:sz w:val="19"/>
-                <w:szCs w:val="19"/>
-              </w:rPr>
-              <w:t xml:space="preserve">das</w:t>
-            </w:r>
-            <w:r>
-              <w:rPr>
-                <w:rFonts w:ascii="Calibri" w:cs="Calibri" w:eastAsia="Calibri" w:hAnsi="Calibri"/>
-                <w:color w:val="000000"/>
-                <w:sz w:val="19"/>
-                <w:szCs w:val="19"/>
-              </w:rPr>
-              <w:t xml:space="preserve"> </w:t>
-            </w:r>
-            <w:r>
-              <w:rPr>
-                <w:rFonts w:ascii="Calibri" w:cs="Calibri" w:eastAsia="Calibri" w:hAnsi="Calibri"/>
-                <w:b/>
-                <w:bCs/>
-                <w:color w:val="D9534F"/>
-                <w:sz w:val="19"/>
-                <w:szCs w:val="19"/>
-              </w:rPr>
-              <w:t xml:space="preserve">Handy</w:t>
-            </w:r>
-            <w:r>
-              <w:rPr>
-                <w:rFonts w:ascii="Calibri" w:cs="Calibri" w:eastAsia="Calibri" w:hAnsi="Calibri"/>
-                <w:color w:val="000000"/>
-                <w:sz w:val="19"/>
-                <w:szCs w:val="19"/>
-              </w:rPr>
-              <w:t xml:space="preserve"> </w:t>
-            </w:r>
-            <w:r>
-              <w:rPr>
-                <w:rFonts w:ascii="Calibri" w:cs="Calibri" w:eastAsia="Calibri" w:hAnsi="Calibri"/>
-                <w:color w:val="000000"/>
-                <w:sz w:val="19"/>
-                <w:szCs w:val="19"/>
-              </w:rPr>
-              <w:t xml:space="preserve">weglegt</w:t>
-            </w:r>
-            <w:r>
-              <w:rPr>
-                <w:rFonts w:ascii="Calibri" w:cs="Calibri" w:eastAsia="Calibri" w:hAnsi="Calibri"/>
-                <w:color w:val="000000"/>
-                <w:sz w:val="19"/>
-                <w:szCs w:val="19"/>
-              </w:rPr>
-              <w:t xml:space="preserve">.</w:t>
-            </w:r>
-            <w:r>
-              <w:rPr>
-                <w:rFonts w:ascii="Calibri" w:cs="Calibri" w:eastAsia="Calibri" w:hAnsi="Calibri"/>
-                <w:color w:val="000000"/>
-                <w:sz w:val="19"/>
-                <w:szCs w:val="19"/>
-              </w:rPr>
               <w:t xml:space="preserve"/>
             </w:r>
           </w:p>
         </w:tc>
         <w:tc>
           <w:tcPr>
-            <w:tcW w:type="dxa" w:w="7338"/>
+            <w:tcW w:type="dxa" w:w="6838"/>
             <w:tcBorders>
               <w:top w:val="single" w:color="B9C6E8" w:sz="6"/>
               <w:left w:val="single" w:color="B9C6E8" w:sz="6"/>
@@ -4176,7 +3889,7 @@
                 <w:sz w:val="17"/>
                 <w:szCs w:val="17"/>
               </w:rPr>
-              <w:t xml:space="preserve">groß: Vater, Zuhören, Handy (Artikelprobe; beim Zuhören: Signalwort) · Komma vor dem Nebensatz (Verb am Ende)</w:t>
+              <w:t xml:space="preserve">groß: Vater, Geduld (Artikelprobe) · Komma: Nebensatz, Verb am Ende</w:t>
             </w:r>
           </w:p>
         </w:tc>
@@ -4187,7 +3900,7 @@
         </w:trPr>
         <w:tc>
           <w:tcPr>
-            <w:tcW w:type="dxa" w:w="700"/>
+            <w:tcW w:type="dxa" w:w="900"/>
             <w:tcBorders>
               <w:top w:val="single" w:color="B9C6E8" w:sz="6"/>
               <w:left w:val="single" w:color="B9C6E8" w:sz="6"/>
@@ -4216,68 +3929,196 @@
                 <w:sz w:val="18"/>
                 <w:szCs w:val="18"/>
               </w:rPr>
-              <w:t xml:space="preserve">4</w:t>
-            </w:r>
-          </w:p>
-        </w:tc>
-        <w:tc>
-          <w:tcPr>
-            <w:tcW w:type="dxa" w:w="7300"/>
-            <w:tcBorders>
-              <w:top w:val="single" w:color="B9C6E8" w:sz="6"/>
-              <w:left w:val="single" w:color="B9C6E8" w:sz="6"/>
-              <w:bottom w:val="single" w:color="B9C6E8" w:sz="6"/>
-              <w:right w:val="single" w:color="B9C6E8" w:sz="6"/>
-            </w:tcBorders>
-            <w:tcMar>
-              <w:top w:type="dxa" w:w="60"/>
-              <w:left w:type="dxa" w:w="120"/>
-              <w:bottom w:type="dxa" w:w="60"/>
-              <w:right w:type="dxa" w:w="120"/>
-            </w:tcMar>
-            <w:vAlign w:val="top"/>
-          </w:tcPr>
-          <w:p>
-            <w:pPr>
-              <w:spacing w:after="0" w:before="0"/>
-            </w:pPr>
-            <w:r>
-              <w:rPr>
-                <w:rFonts w:ascii="Calibri" w:cs="Calibri" w:eastAsia="Calibri" w:hAnsi="Calibri"/>
-                <w:b/>
-                <w:bCs/>
-                <w:color w:val="5B6B8C"/>
-                <w:sz w:val="18"/>
-                <w:szCs w:val="18"/>
-              </w:rPr>
-              <w:t xml:space="preserve">Jonas: </w:t>
-            </w:r>
-            <w:r>
-              <w:rPr>
-                <w:rFonts w:ascii="Calibri" w:cs="Calibri" w:eastAsia="Calibri" w:hAnsi="Calibri"/>
-                <w:color w:val="000000"/>
-                <w:sz w:val="19"/>
-                <w:szCs w:val="19"/>
-              </w:rPr>
-              <w:t xml:space="preserve">Haha,</w:t>
-            </w:r>
-            <w:r>
-              <w:rPr>
-                <w:rFonts w:ascii="Calibri" w:cs="Calibri" w:eastAsia="Calibri" w:hAnsi="Calibri"/>
-                <w:color w:val="000000"/>
-                <w:sz w:val="19"/>
-                <w:szCs w:val="19"/>
-              </w:rPr>
-              <w:t xml:space="preserve"> </w:t>
-            </w:r>
-            <w:r>
-              <w:rPr>
-                <w:rFonts w:ascii="Calibri" w:cs="Calibri" w:eastAsia="Calibri" w:hAnsi="Calibri"/>
-                <w:color w:val="000000"/>
-                <w:sz w:val="19"/>
-                <w:szCs w:val="19"/>
-              </w:rPr>
-              <w:t xml:space="preserve">same</w:t>
+              <w:t xml:space="preserve">2 z</w:t>
+            </w:r>
+          </w:p>
+        </w:tc>
+        <w:tc>
+          <w:tcPr>
+            <w:tcW w:type="dxa" w:w="7600"/>
+            <w:tcBorders>
+              <w:top w:val="single" w:color="B9C6E8" w:sz="6"/>
+              <w:left w:val="single" w:color="B9C6E8" w:sz="6"/>
+              <w:bottom w:val="single" w:color="B9C6E8" w:sz="6"/>
+              <w:right w:val="single" w:color="B9C6E8" w:sz="6"/>
+            </w:tcBorders>
+            <w:tcMar>
+              <w:top w:type="dxa" w:w="60"/>
+              <w:left w:type="dxa" w:w="120"/>
+              <w:bottom w:type="dxa" w:w="60"/>
+              <w:right w:type="dxa" w:w="120"/>
+            </w:tcMar>
+            <w:vAlign w:val="top"/>
+          </w:tcPr>
+          <w:p>
+            <w:pPr>
+              <w:spacing w:after="0" w:before="0"/>
+            </w:pPr>
+            <w:r>
+              <w:rPr>
+                <w:rFonts w:ascii="Calibri" w:cs="Calibri" w:eastAsia="Calibri" w:hAnsi="Calibri"/>
+                <w:color w:val="000000"/>
+                <w:sz w:val="19"/>
+                <w:szCs w:val="19"/>
+              </w:rPr>
+              <w:t xml:space="preserve">Wenn</w:t>
+            </w:r>
+            <w:r>
+              <w:rPr>
+                <w:rFonts w:ascii="Calibri" w:cs="Calibri" w:eastAsia="Calibri" w:hAnsi="Calibri"/>
+                <w:color w:val="000000"/>
+                <w:sz w:val="19"/>
+                <w:szCs w:val="19"/>
+              </w:rPr>
+              <w:t xml:space="preserve"> </w:t>
+            </w:r>
+            <w:r>
+              <w:rPr>
+                <w:rFonts w:ascii="Calibri" w:cs="Calibri" w:eastAsia="Calibri" w:hAnsi="Calibri"/>
+                <w:color w:val="000000"/>
+                <w:sz w:val="19"/>
+                <w:szCs w:val="19"/>
+              </w:rPr>
+              <w:t xml:space="preserve">Franz</w:t>
+            </w:r>
+            <w:r>
+              <w:rPr>
+                <w:rFonts w:ascii="Calibri" w:cs="Calibri" w:eastAsia="Calibri" w:hAnsi="Calibri"/>
+                <w:color w:val="000000"/>
+                <w:sz w:val="19"/>
+                <w:szCs w:val="19"/>
+              </w:rPr>
+              <w:t xml:space="preserve"> </w:t>
+            </w:r>
+            <w:r>
+              <w:rPr>
+                <w:rFonts w:ascii="Calibri" w:cs="Calibri" w:eastAsia="Calibri" w:hAnsi="Calibri"/>
+                <w:color w:val="000000"/>
+                <w:sz w:val="19"/>
+                <w:szCs w:val="19"/>
+              </w:rPr>
+              <w:t xml:space="preserve">etwas</w:t>
+            </w:r>
+            <w:r>
+              <w:rPr>
+                <w:rFonts w:ascii="Calibri" w:cs="Calibri" w:eastAsia="Calibri" w:hAnsi="Calibri"/>
+                <w:color w:val="000000"/>
+                <w:sz w:val="19"/>
+                <w:szCs w:val="19"/>
+              </w:rPr>
+              <w:t xml:space="preserve"> </w:t>
+            </w:r>
+            <w:r>
+              <w:rPr>
+                <w:rFonts w:ascii="Calibri" w:cs="Calibri" w:eastAsia="Calibri" w:hAnsi="Calibri"/>
+                <w:color w:val="000000"/>
+                <w:sz w:val="19"/>
+                <w:szCs w:val="19"/>
+              </w:rPr>
+              <w:t xml:space="preserve">erzählte</w:t>
+            </w:r>
+            <w:r>
+              <w:rPr>
+                <w:rFonts w:ascii="Calibri" w:cs="Calibri" w:eastAsia="Calibri" w:hAnsi="Calibri"/>
+                <w:b/>
+                <w:bCs/>
+                <w:color w:val="D9534F"/>
+                <w:sz w:val="19"/>
+                <w:szCs w:val="19"/>
+              </w:rPr>
+              <w:t xml:space="preserve">,</w:t>
+            </w:r>
+            <w:r>
+              <w:rPr>
+                <w:rFonts w:ascii="Calibri" w:cs="Calibri" w:eastAsia="Calibri" w:hAnsi="Calibri"/>
+                <w:color w:val="000000"/>
+                <w:sz w:val="19"/>
+                <w:szCs w:val="19"/>
+              </w:rPr>
+              <w:t xml:space="preserve"> </w:t>
+            </w:r>
+            <w:r>
+              <w:rPr>
+                <w:rFonts w:ascii="Calibri" w:cs="Calibri" w:eastAsia="Calibri" w:hAnsi="Calibri"/>
+                <w:color w:val="000000"/>
+                <w:sz w:val="19"/>
+                <w:szCs w:val="19"/>
+              </w:rPr>
+              <w:t xml:space="preserve">hörte</w:t>
+            </w:r>
+            <w:r>
+              <w:rPr>
+                <w:rFonts w:ascii="Calibri" w:cs="Calibri" w:eastAsia="Calibri" w:hAnsi="Calibri"/>
+                <w:color w:val="000000"/>
+                <w:sz w:val="19"/>
+                <w:szCs w:val="19"/>
+              </w:rPr>
+              <w:t xml:space="preserve"> </w:t>
+            </w:r>
+            <w:r>
+              <w:rPr>
+                <w:rFonts w:ascii="Calibri" w:cs="Calibri" w:eastAsia="Calibri" w:hAnsi="Calibri"/>
+                <w:color w:val="000000"/>
+                <w:sz w:val="19"/>
+                <w:szCs w:val="19"/>
+              </w:rPr>
+              <w:t xml:space="preserve">der</w:t>
+            </w:r>
+            <w:r>
+              <w:rPr>
+                <w:rFonts w:ascii="Calibri" w:cs="Calibri" w:eastAsia="Calibri" w:hAnsi="Calibri"/>
+                <w:color w:val="000000"/>
+                <w:sz w:val="19"/>
+                <w:szCs w:val="19"/>
+              </w:rPr>
+              <w:t xml:space="preserve"> </w:t>
+            </w:r>
+            <w:r>
+              <w:rPr>
+                <w:rFonts w:ascii="Calibri" w:cs="Calibri" w:eastAsia="Calibri" w:hAnsi="Calibri"/>
+                <w:b/>
+                <w:bCs/>
+                <w:color w:val="D9534F"/>
+                <w:sz w:val="19"/>
+                <w:szCs w:val="19"/>
+              </w:rPr>
+              <w:t xml:space="preserve">Vater</w:t>
+            </w:r>
+            <w:r>
+              <w:rPr>
+                <w:rFonts w:ascii="Calibri" w:cs="Calibri" w:eastAsia="Calibri" w:hAnsi="Calibri"/>
+                <w:color w:val="000000"/>
+                <w:sz w:val="19"/>
+                <w:szCs w:val="19"/>
+              </w:rPr>
+              <w:t xml:space="preserve"> </w:t>
+            </w:r>
+            <w:r>
+              <w:rPr>
+                <w:rFonts w:ascii="Calibri" w:cs="Calibri" w:eastAsia="Calibri" w:hAnsi="Calibri"/>
+                <w:color w:val="000000"/>
+                <w:sz w:val="19"/>
+                <w:szCs w:val="19"/>
+              </w:rPr>
+              <w:t xml:space="preserve">nicht</w:t>
+            </w:r>
+            <w:r>
+              <w:rPr>
+                <w:rFonts w:ascii="Calibri" w:cs="Calibri" w:eastAsia="Calibri" w:hAnsi="Calibri"/>
+                <w:color w:val="000000"/>
+                <w:sz w:val="19"/>
+                <w:szCs w:val="19"/>
+              </w:rPr>
+              <w:t xml:space="preserve"> </w:t>
+            </w:r>
+            <w:r>
+              <w:rPr>
+                <w:rFonts w:ascii="Calibri" w:cs="Calibri" w:eastAsia="Calibri" w:hAnsi="Calibri"/>
+                <w:color w:val="000000"/>
+                <w:sz w:val="19"/>
+                <w:szCs w:val="19"/>
+              </w:rPr>
+              <w:t xml:space="preserve">zu</w:t>
             </w:r>
             <w:r>
               <w:rPr>
@@ -4295,215 +4136,13 @@
                 <w:sz w:val="19"/>
                 <w:szCs w:val="19"/>
               </w:rPr>
-              <w:t xml:space="preserve"> </w:t>
-            </w:r>
-            <w:r>
-              <w:rPr>
-                <w:rFonts w:ascii="Calibri" w:cs="Calibri" w:eastAsia="Calibri" w:hAnsi="Calibri"/>
-                <w:color w:val="000000"/>
-                <w:sz w:val="19"/>
-                <w:szCs w:val="19"/>
-              </w:rPr>
-              <w:t xml:space="preserve">Wenn</w:t>
-            </w:r>
-            <w:r>
-              <w:rPr>
-                <w:rFonts w:ascii="Calibri" w:cs="Calibri" w:eastAsia="Calibri" w:hAnsi="Calibri"/>
-                <w:color w:val="000000"/>
-                <w:sz w:val="19"/>
-                <w:szCs w:val="19"/>
-              </w:rPr>
-              <w:t xml:space="preserve"> </w:t>
-            </w:r>
-            <w:r>
-              <w:rPr>
-                <w:rFonts w:ascii="Calibri" w:cs="Calibri" w:eastAsia="Calibri" w:hAnsi="Calibri"/>
-                <w:color w:val="000000"/>
-                <w:sz w:val="19"/>
-                <w:szCs w:val="19"/>
-              </w:rPr>
-              <w:t xml:space="preserve">ich</w:t>
-            </w:r>
-            <w:r>
-              <w:rPr>
-                <w:rFonts w:ascii="Calibri" w:cs="Calibri" w:eastAsia="Calibri" w:hAnsi="Calibri"/>
-                <w:color w:val="000000"/>
-                <w:sz w:val="19"/>
-                <w:szCs w:val="19"/>
-              </w:rPr>
-              <w:t xml:space="preserve"> </w:t>
-            </w:r>
-            <w:r>
-              <w:rPr>
-                <w:rFonts w:ascii="Calibri" w:cs="Calibri" w:eastAsia="Calibri" w:hAnsi="Calibri"/>
-                <w:color w:val="000000"/>
-                <w:sz w:val="19"/>
-                <w:szCs w:val="19"/>
-              </w:rPr>
-              <w:t xml:space="preserve">was</w:t>
-            </w:r>
-            <w:r>
-              <w:rPr>
-                <w:rFonts w:ascii="Calibri" w:cs="Calibri" w:eastAsia="Calibri" w:hAnsi="Calibri"/>
-                <w:color w:val="000000"/>
-                <w:sz w:val="19"/>
-                <w:szCs w:val="19"/>
-              </w:rPr>
-              <w:t xml:space="preserve"> </w:t>
-            </w:r>
-            <w:r>
-              <w:rPr>
-                <w:rFonts w:ascii="Calibri" w:cs="Calibri" w:eastAsia="Calibri" w:hAnsi="Calibri"/>
-                <w:color w:val="000000"/>
-                <w:sz w:val="19"/>
-                <w:szCs w:val="19"/>
-              </w:rPr>
-              <w:t xml:space="preserve">erzähle</w:t>
-            </w:r>
-            <w:r>
-              <w:rPr>
-                <w:rFonts w:ascii="Calibri" w:cs="Calibri" w:eastAsia="Calibri" w:hAnsi="Calibri"/>
-                <w:b/>
-                <w:bCs/>
-                <w:color w:val="D9534F"/>
-                <w:sz w:val="19"/>
-                <w:szCs w:val="19"/>
-              </w:rPr>
-              <w:t xml:space="preserve">,</w:t>
-            </w:r>
-            <w:r>
-              <w:rPr>
-                <w:rFonts w:ascii="Calibri" w:cs="Calibri" w:eastAsia="Calibri" w:hAnsi="Calibri"/>
-                <w:color w:val="000000"/>
-                <w:sz w:val="19"/>
-                <w:szCs w:val="19"/>
-              </w:rPr>
-              <w:t xml:space="preserve"> </w:t>
-            </w:r>
-            <w:r>
-              <w:rPr>
-                <w:rFonts w:ascii="Calibri" w:cs="Calibri" w:eastAsia="Calibri" w:hAnsi="Calibri"/>
-                <w:color w:val="000000"/>
-                <w:sz w:val="19"/>
-                <w:szCs w:val="19"/>
-              </w:rPr>
-              <w:t xml:space="preserve">schaut</w:t>
-            </w:r>
-            <w:r>
-              <w:rPr>
-                <w:rFonts w:ascii="Calibri" w:cs="Calibri" w:eastAsia="Calibri" w:hAnsi="Calibri"/>
-                <w:color w:val="000000"/>
-                <w:sz w:val="19"/>
-                <w:szCs w:val="19"/>
-              </w:rPr>
-              <w:t xml:space="preserve"> </w:t>
-            </w:r>
-            <w:r>
-              <w:rPr>
-                <w:rFonts w:ascii="Calibri" w:cs="Calibri" w:eastAsia="Calibri" w:hAnsi="Calibri"/>
-                <w:color w:val="000000"/>
-                <w:sz w:val="19"/>
-                <w:szCs w:val="19"/>
-              </w:rPr>
-              <w:t xml:space="preserve">meiner</w:t>
-            </w:r>
-            <w:r>
-              <w:rPr>
-                <w:rFonts w:ascii="Calibri" w:cs="Calibri" w:eastAsia="Calibri" w:hAnsi="Calibri"/>
-                <w:color w:val="000000"/>
-                <w:sz w:val="19"/>
-                <w:szCs w:val="19"/>
-              </w:rPr>
-              <w:t xml:space="preserve"> </w:t>
-            </w:r>
-            <w:r>
-              <w:rPr>
-                <w:rFonts w:ascii="Calibri" w:cs="Calibri" w:eastAsia="Calibri" w:hAnsi="Calibri"/>
-                <w:color w:val="000000"/>
-                <w:sz w:val="19"/>
-                <w:szCs w:val="19"/>
-              </w:rPr>
-              <w:t xml:space="preserve">nur</w:t>
-            </w:r>
-            <w:r>
-              <w:rPr>
-                <w:rFonts w:ascii="Calibri" w:cs="Calibri" w:eastAsia="Calibri" w:hAnsi="Calibri"/>
-                <w:color w:val="000000"/>
-                <w:sz w:val="19"/>
-                <w:szCs w:val="19"/>
-              </w:rPr>
-              <w:t xml:space="preserve"> </w:t>
-            </w:r>
-            <w:r>
-              <w:rPr>
-                <w:rFonts w:ascii="Calibri" w:cs="Calibri" w:eastAsia="Calibri" w:hAnsi="Calibri"/>
-                <w:color w:val="000000"/>
-                <w:sz w:val="19"/>
-                <w:szCs w:val="19"/>
-              </w:rPr>
-              <w:t xml:space="preserve">auf</w:t>
-            </w:r>
-            <w:r>
-              <w:rPr>
-                <w:rFonts w:ascii="Calibri" w:cs="Calibri" w:eastAsia="Calibri" w:hAnsi="Calibri"/>
-                <w:color w:val="000000"/>
-                <w:sz w:val="19"/>
-                <w:szCs w:val="19"/>
-              </w:rPr>
-              <w:t xml:space="preserve"> </w:t>
-            </w:r>
-            <w:r>
-              <w:rPr>
-                <w:rFonts w:ascii="Calibri" w:cs="Calibri" w:eastAsia="Calibri" w:hAnsi="Calibri"/>
-                <w:color w:val="000000"/>
-                <w:sz w:val="19"/>
-                <w:szCs w:val="19"/>
-              </w:rPr>
-              <w:t xml:space="preserve">den</w:t>
-            </w:r>
-            <w:r>
-              <w:rPr>
-                <w:rFonts w:ascii="Calibri" w:cs="Calibri" w:eastAsia="Calibri" w:hAnsi="Calibri"/>
-                <w:color w:val="000000"/>
-                <w:sz w:val="19"/>
-                <w:szCs w:val="19"/>
-              </w:rPr>
-              <w:t xml:space="preserve"> </w:t>
-            </w:r>
-            <w:r>
-              <w:rPr>
-                <w:rFonts w:ascii="Calibri" w:cs="Calibri" w:eastAsia="Calibri" w:hAnsi="Calibri"/>
-                <w:b/>
-                <w:bCs/>
-                <w:color w:val="D9534F"/>
-                <w:sz w:val="19"/>
-                <w:szCs w:val="19"/>
-              </w:rPr>
-              <w:t xml:space="preserve">Fernseher</w:t>
-            </w:r>
-            <w:r>
-              <w:rPr>
-                <w:rFonts w:ascii="Calibri" w:cs="Calibri" w:eastAsia="Calibri" w:hAnsi="Calibri"/>
-                <w:color w:val="000000"/>
-                <w:sz w:val="19"/>
-                <w:szCs w:val="19"/>
-              </w:rPr>
-              <w:t xml:space="preserve">.</w:t>
-            </w:r>
-            <w:r>
-              <w:rPr>
-                <w:rFonts w:ascii="Calibri" w:cs="Calibri" w:eastAsia="Calibri" w:hAnsi="Calibri"/>
-                <w:color w:val="000000"/>
-                <w:sz w:val="19"/>
-                <w:szCs w:val="19"/>
-              </w:rPr>
               <w:t xml:space="preserve"/>
             </w:r>
           </w:p>
         </w:tc>
         <w:tc>
           <w:tcPr>
-            <w:tcW w:type="dxa" w:w="7338"/>
+            <w:tcW w:type="dxa" w:w="6838"/>
             <w:tcBorders>
               <w:top w:val="single" w:color="B9C6E8" w:sz="6"/>
               <w:left w:val="single" w:color="B9C6E8" w:sz="6"/>
@@ -4529,7 +4168,7 @@
                 <w:sz w:val="17"/>
                 <w:szCs w:val="17"/>
               </w:rPr>
-              <w:t xml:space="preserve">groß: Fernseher (Artikelprobe) · Komma vor dem Nebensatz (Verb am Ende)</w:t>
+              <w:t xml:space="preserve">groß: Vater (Artikelprobe) · Komma: Nebensatz, Verb am Ende</w:t>
             </w:r>
           </w:p>
         </w:tc>
@@ -4540,7 +4179,7 @@
         </w:trPr>
         <w:tc>
           <w:tcPr>
-            <w:tcW w:type="dxa" w:w="700"/>
+            <w:tcW w:type="dxa" w:w="900"/>
             <w:tcBorders>
               <w:top w:val="single" w:color="B9C6E8" w:sz="6"/>
               <w:left w:val="single" w:color="B9C6E8" w:sz="6"/>
@@ -4569,68 +4208,48 @@
                 <w:sz w:val="18"/>
                 <w:szCs w:val="18"/>
               </w:rPr>
-              <w:t xml:space="preserve">5</w:t>
-            </w:r>
-          </w:p>
-        </w:tc>
-        <w:tc>
-          <w:tcPr>
-            <w:tcW w:type="dxa" w:w="7300"/>
-            <w:tcBorders>
-              <w:top w:val="single" w:color="B9C6E8" w:sz="6"/>
-              <w:left w:val="single" w:color="B9C6E8" w:sz="6"/>
-              <w:bottom w:val="single" w:color="B9C6E8" w:sz="6"/>
-              <w:right w:val="single" w:color="B9C6E8" w:sz="6"/>
-            </w:tcBorders>
-            <w:tcMar>
-              <w:top w:type="dxa" w:w="60"/>
-              <w:left w:type="dxa" w:w="120"/>
-              <w:bottom w:type="dxa" w:w="60"/>
-              <w:right w:type="dxa" w:w="120"/>
-            </w:tcMar>
-            <w:vAlign w:val="top"/>
-          </w:tcPr>
-          <w:p>
-            <w:pPr>
-              <w:spacing w:after="0" w:before="0"/>
-            </w:pPr>
-            <w:r>
-              <w:rPr>
-                <w:rFonts w:ascii="Calibri" w:cs="Calibri" w:eastAsia="Calibri" w:hAnsi="Calibri"/>
-                <w:b/>
-                <w:bCs/>
-                <w:color w:val="5B6B8C"/>
-                <w:sz w:val="18"/>
-                <w:szCs w:val="18"/>
-              </w:rPr>
-              <w:t xml:space="preserve">Mia: </w:t>
-            </w:r>
-            <w:r>
-              <w:rPr>
-                <w:rFonts w:ascii="Calibri" w:cs="Calibri" w:eastAsia="Calibri" w:hAnsi="Calibri"/>
-                <w:color w:val="000000"/>
-                <w:sz w:val="19"/>
-                <w:szCs w:val="19"/>
-              </w:rPr>
-              <w:t xml:space="preserve">Weißt</w:t>
-            </w:r>
-            <w:r>
-              <w:rPr>
-                <w:rFonts w:ascii="Calibri" w:cs="Calibri" w:eastAsia="Calibri" w:hAnsi="Calibri"/>
-                <w:color w:val="000000"/>
-                <w:sz w:val="19"/>
-                <w:szCs w:val="19"/>
-              </w:rPr>
-              <w:t xml:space="preserve"> </w:t>
-            </w:r>
-            <w:r>
-              <w:rPr>
-                <w:rFonts w:ascii="Calibri" w:cs="Calibri" w:eastAsia="Calibri" w:hAnsi="Calibri"/>
-                <w:color w:val="000000"/>
-                <w:sz w:val="19"/>
-                <w:szCs w:val="19"/>
-              </w:rPr>
-              <w:t xml:space="preserve">du</w:t>
+              <w:t xml:space="preserve">3</w:t>
+            </w:r>
+          </w:p>
+        </w:tc>
+        <w:tc>
+          <w:tcPr>
+            <w:tcW w:type="dxa" w:w="7600"/>
+            <w:tcBorders>
+              <w:top w:val="single" w:color="B9C6E8" w:sz="6"/>
+              <w:left w:val="single" w:color="B9C6E8" w:sz="6"/>
+              <w:bottom w:val="single" w:color="B9C6E8" w:sz="6"/>
+              <w:right w:val="single" w:color="B9C6E8" w:sz="6"/>
+            </w:tcBorders>
+            <w:tcMar>
+              <w:top w:type="dxa" w:w="60"/>
+              <w:left w:type="dxa" w:w="120"/>
+              <w:bottom w:type="dxa" w:w="60"/>
+              <w:right w:type="dxa" w:w="120"/>
+            </w:tcMar>
+            <w:vAlign w:val="top"/>
+          </w:tcPr>
+          <w:p>
+            <w:pPr>
+              <w:spacing w:after="0" w:before="0"/>
+            </w:pPr>
+            <w:r>
+              <w:rPr>
+                <w:rFonts w:ascii="Calibri" w:cs="Calibri" w:eastAsia="Calibri" w:hAnsi="Calibri"/>
+                <w:color w:val="000000"/>
+                <w:sz w:val="19"/>
+                <w:szCs w:val="19"/>
+              </w:rPr>
+              <w:t xml:space="preserve">Beim</w:t>
+            </w:r>
+            <w:r>
+              <w:rPr>
+                <w:rFonts w:ascii="Calibri" w:cs="Calibri" w:eastAsia="Calibri" w:hAnsi="Calibri"/>
+                <w:color w:val="000000"/>
+                <w:sz w:val="19"/>
+                <w:szCs w:val="19"/>
+              </w:rPr>
+              <w:t xml:space="preserve"> </w:t>
             </w:r>
             <w:r>
               <w:rPr>
@@ -4641,61 +4260,61 @@
                 <w:sz w:val="19"/>
                 <w:szCs w:val="19"/>
               </w:rPr>
-              <w:t xml:space="preserve">,</w:t>
-            </w:r>
-            <w:r>
-              <w:rPr>
-                <w:rFonts w:ascii="Calibri" w:cs="Calibri" w:eastAsia="Calibri" w:hAnsi="Calibri"/>
-                <w:color w:val="000000"/>
-                <w:sz w:val="19"/>
-                <w:szCs w:val="19"/>
-              </w:rPr>
-              <w:t xml:space="preserve"> </w:t>
-            </w:r>
-            <w:r>
-              <w:rPr>
-                <w:rFonts w:ascii="Calibri" w:cs="Calibri" w:eastAsia="Calibri" w:hAnsi="Calibri"/>
-                <w:color w:val="000000"/>
-                <w:sz w:val="19"/>
-                <w:szCs w:val="19"/>
-              </w:rPr>
-              <w:t xml:space="preserve">ob</w:t>
-            </w:r>
-            <w:r>
-              <w:rPr>
-                <w:rFonts w:ascii="Calibri" w:cs="Calibri" w:eastAsia="Calibri" w:hAnsi="Calibri"/>
-                <w:color w:val="000000"/>
-                <w:sz w:val="19"/>
-                <w:szCs w:val="19"/>
-              </w:rPr>
-              <w:t xml:space="preserve"> </w:t>
-            </w:r>
-            <w:r>
-              <w:rPr>
-                <w:rFonts w:ascii="Calibri" w:cs="Calibri" w:eastAsia="Calibri" w:hAnsi="Calibri"/>
-                <w:color w:val="000000"/>
-                <w:sz w:val="19"/>
-                <w:szCs w:val="19"/>
-              </w:rPr>
-              <w:t xml:space="preserve">wir</w:t>
-            </w:r>
-            <w:r>
-              <w:rPr>
-                <w:rFonts w:ascii="Calibri" w:cs="Calibri" w:eastAsia="Calibri" w:hAnsi="Calibri"/>
-                <w:color w:val="000000"/>
-                <w:sz w:val="19"/>
-                <w:szCs w:val="19"/>
-              </w:rPr>
-              <w:t xml:space="preserve"> </w:t>
-            </w:r>
-            <w:r>
-              <w:rPr>
-                <w:rFonts w:ascii="Calibri" w:cs="Calibri" w:eastAsia="Calibri" w:hAnsi="Calibri"/>
-                <w:color w:val="000000"/>
-                <w:sz w:val="19"/>
-                <w:szCs w:val="19"/>
-              </w:rPr>
-              <w:t xml:space="preserve">morgen</w:t>
+              <w:t xml:space="preserve">Schreiben</w:t>
+            </w:r>
+            <w:r>
+              <w:rPr>
+                <w:rFonts w:ascii="Calibri" w:cs="Calibri" w:eastAsia="Calibri" w:hAnsi="Calibri"/>
+                <w:color w:val="000000"/>
+                <w:sz w:val="19"/>
+                <w:szCs w:val="19"/>
+              </w:rPr>
+              <w:t xml:space="preserve"> </w:t>
+            </w:r>
+            <w:r>
+              <w:rPr>
+                <w:rFonts w:ascii="Calibri" w:cs="Calibri" w:eastAsia="Calibri" w:hAnsi="Calibri"/>
+                <w:color w:val="000000"/>
+                <w:sz w:val="19"/>
+                <w:szCs w:val="19"/>
+              </w:rPr>
+              <w:t xml:space="preserve">achte</w:t>
+            </w:r>
+            <w:r>
+              <w:rPr>
+                <w:rFonts w:ascii="Calibri" w:cs="Calibri" w:eastAsia="Calibri" w:hAnsi="Calibri"/>
+                <w:color w:val="000000"/>
+                <w:sz w:val="19"/>
+                <w:szCs w:val="19"/>
+              </w:rPr>
+              <w:t xml:space="preserve"> </w:t>
+            </w:r>
+            <w:r>
+              <w:rPr>
+                <w:rFonts w:ascii="Calibri" w:cs="Calibri" w:eastAsia="Calibri" w:hAnsi="Calibri"/>
+                <w:color w:val="000000"/>
+                <w:sz w:val="19"/>
+                <w:szCs w:val="19"/>
+              </w:rPr>
+              <w:t xml:space="preserve">ich</w:t>
+            </w:r>
+            <w:r>
+              <w:rPr>
+                <w:rFonts w:ascii="Calibri" w:cs="Calibri" w:eastAsia="Calibri" w:hAnsi="Calibri"/>
+                <w:color w:val="000000"/>
+                <w:sz w:val="19"/>
+                <w:szCs w:val="19"/>
+              </w:rPr>
+              <w:t xml:space="preserve"> </w:t>
+            </w:r>
+            <w:r>
+              <w:rPr>
+                <w:rFonts w:ascii="Calibri" w:cs="Calibri" w:eastAsia="Calibri" w:hAnsi="Calibri"/>
+                <w:color w:val="000000"/>
+                <w:sz w:val="19"/>
+                <w:szCs w:val="19"/>
+              </w:rPr>
+              <w:t xml:space="preserve">auf</w:t>
             </w:r>
             <w:r>
               <w:rPr>
@@ -4733,52 +4352,16 @@
                 <w:sz w:val="19"/>
                 <w:szCs w:val="19"/>
               </w:rPr>
-              <w:t xml:space="preserve">Rede</w:t>
-            </w:r>
-            <w:r>
-              <w:rPr>
-                <w:rFonts w:ascii="Calibri" w:cs="Calibri" w:eastAsia="Calibri" w:hAnsi="Calibri"/>
-                <w:color w:val="000000"/>
-                <w:sz w:val="19"/>
-                <w:szCs w:val="19"/>
-              </w:rPr>
-              <w:t xml:space="preserve"> </w:t>
-            </w:r>
-            <w:r>
-              <w:rPr>
-                <w:rFonts w:ascii="Calibri" w:cs="Calibri" w:eastAsia="Calibri" w:hAnsi="Calibri"/>
-                <w:color w:val="000000"/>
-                <w:sz w:val="19"/>
-                <w:szCs w:val="19"/>
-              </w:rPr>
-              <w:t xml:space="preserve">halten</w:t>
-            </w:r>
-            <w:r>
-              <w:rPr>
-                <w:rFonts w:ascii="Calibri" w:cs="Calibri" w:eastAsia="Calibri" w:hAnsi="Calibri"/>
-                <w:color w:val="000000"/>
-                <w:sz w:val="19"/>
-                <w:szCs w:val="19"/>
-              </w:rPr>
-              <w:t xml:space="preserve"> </w:t>
-            </w:r>
-            <w:r>
-              <w:rPr>
-                <w:rFonts w:ascii="Calibri" w:cs="Calibri" w:eastAsia="Calibri" w:hAnsi="Calibri"/>
-                <w:color w:val="000000"/>
-                <w:sz w:val="19"/>
-                <w:szCs w:val="19"/>
-              </w:rPr>
-              <w:t xml:space="preserve">müssen</w:t>
-            </w:r>
-            <w:r>
-              <w:rPr>
-                <w:rFonts w:ascii="Calibri" w:cs="Calibri" w:eastAsia="Calibri" w:hAnsi="Calibri"/>
-                <w:color w:val="000000"/>
-                <w:sz w:val="19"/>
-                <w:szCs w:val="19"/>
-              </w:rPr>
-              <w:t xml:space="preserve">?</w:t>
+              <w:t xml:space="preserve">Kommas</w:t>
+            </w:r>
+            <w:r>
+              <w:rPr>
+                <w:rFonts w:ascii="Calibri" w:cs="Calibri" w:eastAsia="Calibri" w:hAnsi="Calibri"/>
+                <w:color w:val="000000"/>
+                <w:sz w:val="19"/>
+                <w:szCs w:val="19"/>
+              </w:rPr>
+              <w:t xml:space="preserve">.</w:t>
             </w:r>
             <w:r>
               <w:rPr>
@@ -4793,7 +4376,7 @@
         </w:tc>
         <w:tc>
           <w:tcPr>
-            <w:tcW w:type="dxa" w:w="7338"/>
+            <w:tcW w:type="dxa" w:w="6838"/>
             <w:tcBorders>
               <w:top w:val="single" w:color="B9C6E8" w:sz="6"/>
               <w:left w:val="single" w:color="B9C6E8" w:sz="6"/>
@@ -4819,7 +4402,7 @@
                 <w:sz w:val="17"/>
                 <w:szCs w:val="17"/>
               </w:rPr>
-              <w:t xml:space="preserve">groß: Rede (Artikelprobe) · Komma vor dem Nebensatz (Verb am Ende)</w:t>
+              <w:t xml:space="preserve">groß: Schreiben, Kommas (Schreiben: Signalwort beim)</w:t>
             </w:r>
           </w:p>
         </w:tc>
@@ -4830,7 +4413,7 @@
         </w:trPr>
         <w:tc>
           <w:tcPr>
-            <w:tcW w:type="dxa" w:w="700"/>
+            <w:tcW w:type="dxa" w:w="900"/>
             <w:tcBorders>
               <w:top w:val="single" w:color="B9C6E8" w:sz="6"/>
               <w:left w:val="single" w:color="B9C6E8" w:sz="6"/>
@@ -4859,59 +4442,356 @@
                 <w:sz w:val="18"/>
                 <w:szCs w:val="18"/>
               </w:rPr>
-              <w:t xml:space="preserve">6</w:t>
-            </w:r>
-          </w:p>
-        </w:tc>
-        <w:tc>
-          <w:tcPr>
-            <w:tcW w:type="dxa" w:w="7300"/>
-            <w:tcBorders>
-              <w:top w:val="single" w:color="B9C6E8" w:sz="6"/>
-              <w:left w:val="single" w:color="B9C6E8" w:sz="6"/>
-              <w:bottom w:val="single" w:color="B9C6E8" w:sz="6"/>
-              <w:right w:val="single" w:color="B9C6E8" w:sz="6"/>
-            </w:tcBorders>
-            <w:tcMar>
-              <w:top w:type="dxa" w:w="60"/>
-              <w:left w:type="dxa" w:w="120"/>
-              <w:bottom w:type="dxa" w:w="60"/>
-              <w:right w:type="dxa" w:w="120"/>
-            </w:tcMar>
-            <w:vAlign w:val="top"/>
-          </w:tcPr>
-          <w:p>
-            <w:pPr>
-              <w:spacing w:after="0" w:before="0"/>
-            </w:pPr>
-            <w:r>
-              <w:rPr>
-                <w:rFonts w:ascii="Calibri" w:cs="Calibri" w:eastAsia="Calibri" w:hAnsi="Calibri"/>
-                <w:b/>
-                <w:bCs/>
-                <w:color w:val="5B6B8C"/>
+              <w:t xml:space="preserve">4</w:t>
+            </w:r>
+          </w:p>
+        </w:tc>
+        <w:tc>
+          <w:tcPr>
+            <w:tcW w:type="dxa" w:w="7600"/>
+            <w:tcBorders>
+              <w:top w:val="single" w:color="B9C6E8" w:sz="6"/>
+              <w:left w:val="single" w:color="B9C6E8" w:sz="6"/>
+              <w:bottom w:val="single" w:color="B9C6E8" w:sz="6"/>
+              <w:right w:val="single" w:color="B9C6E8" w:sz="6"/>
+            </w:tcBorders>
+            <w:tcMar>
+              <w:top w:type="dxa" w:w="60"/>
+              <w:left w:type="dxa" w:w="120"/>
+              <w:bottom w:type="dxa" w:w="60"/>
+              <w:right w:type="dxa" w:w="120"/>
+            </w:tcMar>
+            <w:vAlign w:val="top"/>
+          </w:tcPr>
+          <w:p>
+            <w:pPr>
+              <w:spacing w:after="0" w:before="0"/>
+            </w:pPr>
+            <w:r>
+              <w:rPr>
+                <w:rFonts w:ascii="Calibri" w:cs="Calibri" w:eastAsia="Calibri" w:hAnsi="Calibri"/>
+                <w:color w:val="000000"/>
+                <w:sz w:val="19"/>
+                <w:szCs w:val="19"/>
+              </w:rPr>
+              <w:t xml:space="preserve">Kafka</w:t>
+            </w:r>
+            <w:r>
+              <w:rPr>
+                <w:rFonts w:ascii="Calibri" w:cs="Calibri" w:eastAsia="Calibri" w:hAnsi="Calibri"/>
+                <w:color w:val="000000"/>
+                <w:sz w:val="19"/>
+                <w:szCs w:val="19"/>
+              </w:rPr>
+              <w:t xml:space="preserve"> </w:t>
+            </w:r>
+            <w:r>
+              <w:rPr>
+                <w:rFonts w:ascii="Calibri" w:cs="Calibri" w:eastAsia="Calibri" w:hAnsi="Calibri"/>
+                <w:color w:val="000000"/>
+                <w:sz w:val="19"/>
+                <w:szCs w:val="19"/>
+              </w:rPr>
+              <w:t xml:space="preserve">hatte</w:t>
+            </w:r>
+            <w:r>
+              <w:rPr>
+                <w:rFonts w:ascii="Calibri" w:cs="Calibri" w:eastAsia="Calibri" w:hAnsi="Calibri"/>
+                <w:color w:val="000000"/>
+                <w:sz w:val="19"/>
+                <w:szCs w:val="19"/>
+              </w:rPr>
+              <w:t xml:space="preserve"> </w:t>
+            </w:r>
+            <w:r>
+              <w:rPr>
+                <w:rFonts w:ascii="Calibri" w:cs="Calibri" w:eastAsia="Calibri" w:hAnsi="Calibri"/>
+                <w:b/>
+                <w:bCs/>
+                <w:color w:val="D9534F"/>
+                <w:sz w:val="19"/>
+                <w:szCs w:val="19"/>
+              </w:rPr>
+              <w:t xml:space="preserve">Angst</w:t>
+            </w:r>
+            <w:r>
+              <w:rPr>
+                <w:rFonts w:ascii="Calibri" w:cs="Calibri" w:eastAsia="Calibri" w:hAnsi="Calibri"/>
+                <w:b/>
+                <w:bCs/>
+                <w:color w:val="D9534F"/>
+                <w:sz w:val="19"/>
+                <w:szCs w:val="19"/>
+              </w:rPr>
+              <w:t xml:space="preserve">,</w:t>
+            </w:r>
+            <w:r>
+              <w:rPr>
+                <w:rFonts w:ascii="Calibri" w:cs="Calibri" w:eastAsia="Calibri" w:hAnsi="Calibri"/>
+                <w:color w:val="000000"/>
+                <w:sz w:val="19"/>
+                <w:szCs w:val="19"/>
+              </w:rPr>
+              <w:t xml:space="preserve"> </w:t>
+            </w:r>
+            <w:r>
+              <w:rPr>
+                <w:rFonts w:ascii="Calibri" w:cs="Calibri" w:eastAsia="Calibri" w:hAnsi="Calibri"/>
+                <w:color w:val="000000"/>
+                <w:sz w:val="19"/>
+                <w:szCs w:val="19"/>
+              </w:rPr>
+              <w:t xml:space="preserve">weil</w:t>
+            </w:r>
+            <w:r>
+              <w:rPr>
+                <w:rFonts w:ascii="Calibri" w:cs="Calibri" w:eastAsia="Calibri" w:hAnsi="Calibri"/>
+                <w:color w:val="000000"/>
+                <w:sz w:val="19"/>
+                <w:szCs w:val="19"/>
+              </w:rPr>
+              <w:t xml:space="preserve"> </w:t>
+            </w:r>
+            <w:r>
+              <w:rPr>
+                <w:rFonts w:ascii="Calibri" w:cs="Calibri" w:eastAsia="Calibri" w:hAnsi="Calibri"/>
+                <w:color w:val="000000"/>
+                <w:sz w:val="19"/>
+                <w:szCs w:val="19"/>
+              </w:rPr>
+              <w:t xml:space="preserve">der</w:t>
+            </w:r>
+            <w:r>
+              <w:rPr>
+                <w:rFonts w:ascii="Calibri" w:cs="Calibri" w:eastAsia="Calibri" w:hAnsi="Calibri"/>
+                <w:color w:val="000000"/>
+                <w:sz w:val="19"/>
+                <w:szCs w:val="19"/>
+              </w:rPr>
+              <w:t xml:space="preserve"> </w:t>
+            </w:r>
+            <w:r>
+              <w:rPr>
+                <w:rFonts w:ascii="Calibri" w:cs="Calibri" w:eastAsia="Calibri" w:hAnsi="Calibri"/>
+                <w:b/>
+                <w:bCs/>
+                <w:color w:val="D9534F"/>
+                <w:sz w:val="19"/>
+                <w:szCs w:val="19"/>
+              </w:rPr>
+              <w:t xml:space="preserve">Vater</w:t>
+            </w:r>
+            <w:r>
+              <w:rPr>
+                <w:rFonts w:ascii="Calibri" w:cs="Calibri" w:eastAsia="Calibri" w:hAnsi="Calibri"/>
+                <w:color w:val="000000"/>
+                <w:sz w:val="19"/>
+                <w:szCs w:val="19"/>
+              </w:rPr>
+              <w:t xml:space="preserve"> </w:t>
+            </w:r>
+            <w:r>
+              <w:rPr>
+                <w:rFonts w:ascii="Calibri" w:cs="Calibri" w:eastAsia="Calibri" w:hAnsi="Calibri"/>
+                <w:color w:val="000000"/>
+                <w:sz w:val="19"/>
+                <w:szCs w:val="19"/>
+              </w:rPr>
+              <w:t xml:space="preserve">oft</w:t>
+            </w:r>
+            <w:r>
+              <w:rPr>
+                <w:rFonts w:ascii="Calibri" w:cs="Calibri" w:eastAsia="Calibri" w:hAnsi="Calibri"/>
+                <w:color w:val="000000"/>
+                <w:sz w:val="19"/>
+                <w:szCs w:val="19"/>
+              </w:rPr>
+              <w:t xml:space="preserve"> </w:t>
+            </w:r>
+            <w:r>
+              <w:rPr>
+                <w:rFonts w:ascii="Calibri" w:cs="Calibri" w:eastAsia="Calibri" w:hAnsi="Calibri"/>
+                <w:color w:val="000000"/>
+                <w:sz w:val="19"/>
+                <w:szCs w:val="19"/>
+              </w:rPr>
+              <w:t xml:space="preserve">laut</w:t>
+            </w:r>
+            <w:r>
+              <w:rPr>
+                <w:rFonts w:ascii="Calibri" w:cs="Calibri" w:eastAsia="Calibri" w:hAnsi="Calibri"/>
+                <w:color w:val="000000"/>
+                <w:sz w:val="19"/>
+                <w:szCs w:val="19"/>
+              </w:rPr>
+              <w:t xml:space="preserve"> </w:t>
+            </w:r>
+            <w:r>
+              <w:rPr>
+                <w:rFonts w:ascii="Calibri" w:cs="Calibri" w:eastAsia="Calibri" w:hAnsi="Calibri"/>
+                <w:color w:val="000000"/>
+                <w:sz w:val="19"/>
+                <w:szCs w:val="19"/>
+              </w:rPr>
+              <w:t xml:space="preserve">wurde</w:t>
+            </w:r>
+            <w:r>
+              <w:rPr>
+                <w:rFonts w:ascii="Calibri" w:cs="Calibri" w:eastAsia="Calibri" w:hAnsi="Calibri"/>
+                <w:color w:val="000000"/>
+                <w:sz w:val="19"/>
+                <w:szCs w:val="19"/>
+              </w:rPr>
+              <w:t xml:space="preserve">.</w:t>
+            </w:r>
+            <w:r>
+              <w:rPr>
+                <w:rFonts w:ascii="Calibri" w:cs="Calibri" w:eastAsia="Calibri" w:hAnsi="Calibri"/>
+                <w:color w:val="000000"/>
+                <w:sz w:val="19"/>
+                <w:szCs w:val="19"/>
+              </w:rPr>
+              <w:t xml:space="preserve"/>
+            </w:r>
+          </w:p>
+        </w:tc>
+        <w:tc>
+          <w:tcPr>
+            <w:tcW w:type="dxa" w:w="6838"/>
+            <w:tcBorders>
+              <w:top w:val="single" w:color="B9C6E8" w:sz="6"/>
+              <w:left w:val="single" w:color="B9C6E8" w:sz="6"/>
+              <w:bottom w:val="single" w:color="B9C6E8" w:sz="6"/>
+              <w:right w:val="single" w:color="B9C6E8" w:sz="6"/>
+            </w:tcBorders>
+            <w:tcMar>
+              <w:top w:type="dxa" w:w="60"/>
+              <w:left w:type="dxa" w:w="120"/>
+              <w:bottom w:type="dxa" w:w="60"/>
+              <w:right w:type="dxa" w:w="120"/>
+            </w:tcMar>
+            <w:vAlign w:val="top"/>
+          </w:tcPr>
+          <w:p>
+            <w:pPr>
+              <w:spacing w:after="0" w:before="0"/>
+            </w:pPr>
+            <w:r>
+              <w:rPr>
+                <w:rFonts w:ascii="Calibri" w:cs="Calibri" w:eastAsia="Calibri" w:hAnsi="Calibri"/>
+                <w:color w:val="000000"/>
+                <w:sz w:val="17"/>
+                <w:szCs w:val="17"/>
+              </w:rPr>
+              <w:t xml:space="preserve">groß: Angst, Vater (Artikelprobe) · Komma: Nebensatz, Verb am Ende</w:t>
+            </w:r>
+          </w:p>
+        </w:tc>
+      </w:tr>
+      <w:tr>
+        <w:trPr>
+          <w:cantSplit/>
+        </w:trPr>
+        <w:tc>
+          <w:tcPr>
+            <w:tcW w:type="dxa" w:w="900"/>
+            <w:tcBorders>
+              <w:top w:val="single" w:color="B9C6E8" w:sz="6"/>
+              <w:left w:val="single" w:color="B9C6E8" w:sz="6"/>
+              <w:bottom w:val="single" w:color="B9C6E8" w:sz="6"/>
+              <w:right w:val="single" w:color="B9C6E8" w:sz="6"/>
+            </w:tcBorders>
+            <w:shd w:fill="F4F7FD" w:color="auto" w:val="clear"/>
+            <w:tcMar>
+              <w:top w:type="dxa" w:w="60"/>
+              <w:left w:type="dxa" w:w="120"/>
+              <w:bottom w:type="dxa" w:w="60"/>
+              <w:right w:type="dxa" w:w="120"/>
+            </w:tcMar>
+            <w:vAlign w:val="top"/>
+          </w:tcPr>
+          <w:p>
+            <w:pPr>
+              <w:spacing w:after="0" w:before="0"/>
+            </w:pPr>
+            <w:r>
+              <w:rPr>
+                <w:rFonts w:ascii="Calibri" w:cs="Calibri" w:eastAsia="Calibri" w:hAnsi="Calibri"/>
+                <w:b/>
+                <w:bCs/>
+                <w:color w:val="1E2761"/>
                 <w:sz w:val="18"/>
                 <w:szCs w:val="18"/>
               </w:rPr>
-              <w:t xml:space="preserve">Jonas: </w:t>
-            </w:r>
-            <w:r>
-              <w:rPr>
-                <w:rFonts w:ascii="Calibri" w:cs="Calibri" w:eastAsia="Calibri" w:hAnsi="Calibri"/>
-                <w:color w:val="000000"/>
-                <w:sz w:val="19"/>
-                <w:szCs w:val="19"/>
-              </w:rPr>
-              <w:t xml:space="preserve">Keine</w:t>
-            </w:r>
-            <w:r>
-              <w:rPr>
-                <w:rFonts w:ascii="Calibri" w:cs="Calibri" w:eastAsia="Calibri" w:hAnsi="Calibri"/>
-                <w:color w:val="000000"/>
-                <w:sz w:val="19"/>
-                <w:szCs w:val="19"/>
-              </w:rPr>
-              <w:t xml:space="preserve"> </w:t>
+              <w:t xml:space="preserve">5</w:t>
+            </w:r>
+          </w:p>
+        </w:tc>
+        <w:tc>
+          <w:tcPr>
+            <w:tcW w:type="dxa" w:w="7600"/>
+            <w:tcBorders>
+              <w:top w:val="single" w:color="B9C6E8" w:sz="6"/>
+              <w:left w:val="single" w:color="B9C6E8" w:sz="6"/>
+              <w:bottom w:val="single" w:color="B9C6E8" w:sz="6"/>
+              <w:right w:val="single" w:color="B9C6E8" w:sz="6"/>
+            </w:tcBorders>
+            <w:tcMar>
+              <w:top w:type="dxa" w:w="60"/>
+              <w:left w:type="dxa" w:w="120"/>
+              <w:bottom w:type="dxa" w:w="60"/>
+              <w:right w:type="dxa" w:w="120"/>
+            </w:tcMar>
+            <w:vAlign w:val="top"/>
+          </w:tcPr>
+          <w:p>
+            <w:pPr>
+              <w:spacing w:after="0" w:before="0"/>
+            </w:pPr>
+            <w:r>
+              <w:rPr>
+                <w:rFonts w:ascii="Calibri" w:cs="Calibri" w:eastAsia="Calibri" w:hAnsi="Calibri"/>
+                <w:color w:val="000000"/>
+                <w:sz w:val="19"/>
+                <w:szCs w:val="19"/>
+              </w:rPr>
+              <w:t xml:space="preserve">Ich</w:t>
+            </w:r>
+            <w:r>
+              <w:rPr>
+                <w:rFonts w:ascii="Calibri" w:cs="Calibri" w:eastAsia="Calibri" w:hAnsi="Calibri"/>
+                <w:color w:val="000000"/>
+                <w:sz w:val="19"/>
+                <w:szCs w:val="19"/>
+              </w:rPr>
+              <w:t xml:space="preserve"> </w:t>
+            </w:r>
+            <w:r>
+              <w:rPr>
+                <w:rFonts w:ascii="Calibri" w:cs="Calibri" w:eastAsia="Calibri" w:hAnsi="Calibri"/>
+                <w:color w:val="000000"/>
+                <w:sz w:val="19"/>
+                <w:szCs w:val="19"/>
+              </w:rPr>
+              <w:t xml:space="preserve">wünsche</w:t>
+            </w:r>
+            <w:r>
+              <w:rPr>
+                <w:rFonts w:ascii="Calibri" w:cs="Calibri" w:eastAsia="Calibri" w:hAnsi="Calibri"/>
+                <w:color w:val="000000"/>
+                <w:sz w:val="19"/>
+                <w:szCs w:val="19"/>
+              </w:rPr>
+              <w:t xml:space="preserve"> </w:t>
+            </w:r>
+            <w:r>
+              <w:rPr>
+                <w:rFonts w:ascii="Calibri" w:cs="Calibri" w:eastAsia="Calibri" w:hAnsi="Calibri"/>
+                <w:color w:val="000000"/>
+                <w:sz w:val="19"/>
+                <w:szCs w:val="19"/>
+              </w:rPr>
+              <w:t xml:space="preserve">mir</w:t>
             </w:r>
             <w:r>
               <w:rPr>
@@ -4922,7 +4802,157 @@
                 <w:sz w:val="19"/>
                 <w:szCs w:val="19"/>
               </w:rPr>
-              <w:t xml:space="preserve">Ahnung</w:t>
+              <w:t xml:space="preserve">,</w:t>
+            </w:r>
+            <w:r>
+              <w:rPr>
+                <w:rFonts w:ascii="Calibri" w:cs="Calibri" w:eastAsia="Calibri" w:hAnsi="Calibri"/>
+                <w:color w:val="000000"/>
+                <w:sz w:val="19"/>
+                <w:szCs w:val="19"/>
+              </w:rPr>
+              <w:t xml:space="preserve"> </w:t>
+            </w:r>
+            <w:r>
+              <w:rPr>
+                <w:rFonts w:ascii="Calibri" w:cs="Calibri" w:eastAsia="Calibri" w:hAnsi="Calibri"/>
+                <w:color w:val="000000"/>
+                <w:sz w:val="19"/>
+                <w:szCs w:val="19"/>
+              </w:rPr>
+              <w:t xml:space="preserve">dass</w:t>
+            </w:r>
+            <w:r>
+              <w:rPr>
+                <w:rFonts w:ascii="Calibri" w:cs="Calibri" w:eastAsia="Calibri" w:hAnsi="Calibri"/>
+                <w:color w:val="000000"/>
+                <w:sz w:val="19"/>
+                <w:szCs w:val="19"/>
+              </w:rPr>
+              <w:t xml:space="preserve"> </w:t>
+            </w:r>
+            <w:r>
+              <w:rPr>
+                <w:rFonts w:ascii="Calibri" w:cs="Calibri" w:eastAsia="Calibri" w:hAnsi="Calibri"/>
+                <w:color w:val="000000"/>
+                <w:sz w:val="19"/>
+                <w:szCs w:val="19"/>
+              </w:rPr>
+              <w:t xml:space="preserve">meine</w:t>
+            </w:r>
+            <w:r>
+              <w:rPr>
+                <w:rFonts w:ascii="Calibri" w:cs="Calibri" w:eastAsia="Calibri" w:hAnsi="Calibri"/>
+                <w:color w:val="000000"/>
+                <w:sz w:val="19"/>
+                <w:szCs w:val="19"/>
+              </w:rPr>
+              <w:t xml:space="preserve"> </w:t>
+            </w:r>
+            <w:r>
+              <w:rPr>
+                <w:rFonts w:ascii="Calibri" w:cs="Calibri" w:eastAsia="Calibri" w:hAnsi="Calibri"/>
+                <w:b/>
+                <w:bCs/>
+                <w:color w:val="D9534F"/>
+                <w:sz w:val="19"/>
+                <w:szCs w:val="19"/>
+              </w:rPr>
+              <w:t xml:space="preserve">Eltern</w:t>
+            </w:r>
+            <w:r>
+              <w:rPr>
+                <w:rFonts w:ascii="Calibri" w:cs="Calibri" w:eastAsia="Calibri" w:hAnsi="Calibri"/>
+                <w:color w:val="000000"/>
+                <w:sz w:val="19"/>
+                <w:szCs w:val="19"/>
+              </w:rPr>
+              <w:t xml:space="preserve"> </w:t>
+            </w:r>
+            <w:r>
+              <w:rPr>
+                <w:rFonts w:ascii="Calibri" w:cs="Calibri" w:eastAsia="Calibri" w:hAnsi="Calibri"/>
+                <w:color w:val="000000"/>
+                <w:sz w:val="19"/>
+                <w:szCs w:val="19"/>
+              </w:rPr>
+              <w:t xml:space="preserve">beim</w:t>
+            </w:r>
+            <w:r>
+              <w:rPr>
+                <w:rFonts w:ascii="Calibri" w:cs="Calibri" w:eastAsia="Calibri" w:hAnsi="Calibri"/>
+                <w:color w:val="000000"/>
+                <w:sz w:val="19"/>
+                <w:szCs w:val="19"/>
+              </w:rPr>
+              <w:t xml:space="preserve"> </w:t>
+            </w:r>
+            <w:r>
+              <w:rPr>
+                <w:rFonts w:ascii="Calibri" w:cs="Calibri" w:eastAsia="Calibri" w:hAnsi="Calibri"/>
+                <w:b/>
+                <w:bCs/>
+                <w:color w:val="D9534F"/>
+                <w:sz w:val="19"/>
+                <w:szCs w:val="19"/>
+              </w:rPr>
+              <w:t xml:space="preserve">Zuhören</w:t>
+            </w:r>
+            <w:r>
+              <w:rPr>
+                <w:rFonts w:ascii="Calibri" w:cs="Calibri" w:eastAsia="Calibri" w:hAnsi="Calibri"/>
+                <w:color w:val="000000"/>
+                <w:sz w:val="19"/>
+                <w:szCs w:val="19"/>
+              </w:rPr>
+              <w:t xml:space="preserve"> </w:t>
+            </w:r>
+            <w:r>
+              <w:rPr>
+                <w:rFonts w:ascii="Calibri" w:cs="Calibri" w:eastAsia="Calibri" w:hAnsi="Calibri"/>
+                <w:color w:val="000000"/>
+                <w:sz w:val="19"/>
+                <w:szCs w:val="19"/>
+              </w:rPr>
+              <w:t xml:space="preserve">das</w:t>
+            </w:r>
+            <w:r>
+              <w:rPr>
+                <w:rFonts w:ascii="Calibri" w:cs="Calibri" w:eastAsia="Calibri" w:hAnsi="Calibri"/>
+                <w:color w:val="000000"/>
+                <w:sz w:val="19"/>
+                <w:szCs w:val="19"/>
+              </w:rPr>
+              <w:t xml:space="preserve"> </w:t>
+            </w:r>
+            <w:r>
+              <w:rPr>
+                <w:rFonts w:ascii="Calibri" w:cs="Calibri" w:eastAsia="Calibri" w:hAnsi="Calibri"/>
+                <w:b/>
+                <w:bCs/>
+                <w:color w:val="D9534F"/>
+                <w:sz w:val="19"/>
+                <w:szCs w:val="19"/>
+              </w:rPr>
+              <w:t xml:space="preserve">Handy</w:t>
+            </w:r>
+            <w:r>
+              <w:rPr>
+                <w:rFonts w:ascii="Calibri" w:cs="Calibri" w:eastAsia="Calibri" w:hAnsi="Calibri"/>
+                <w:color w:val="000000"/>
+                <w:sz w:val="19"/>
+                <w:szCs w:val="19"/>
+              </w:rPr>
+              <w:t xml:space="preserve"> </w:t>
+            </w:r>
+            <w:r>
+              <w:rPr>
+                <w:rFonts w:ascii="Calibri" w:cs="Calibri" w:eastAsia="Calibri" w:hAnsi="Calibri"/>
+                <w:color w:val="000000"/>
+                <w:sz w:val="19"/>
+                <w:szCs w:val="19"/>
+              </w:rPr>
+              <w:t xml:space="preserve">weglegen</w:t>
             </w:r>
             <w:r>
               <w:rPr>
@@ -4940,195 +4970,13 @@
                 <w:sz w:val="19"/>
                 <w:szCs w:val="19"/>
               </w:rPr>
-              <w:t xml:space="preserve"> </w:t>
-            </w:r>
-            <w:r>
-              <w:rPr>
-                <w:rFonts w:ascii="Calibri" w:cs="Calibri" w:eastAsia="Calibri" w:hAnsi="Calibri"/>
-                <w:color w:val="000000"/>
-                <w:sz w:val="19"/>
-                <w:szCs w:val="19"/>
-              </w:rPr>
-              <w:t xml:space="preserve">Ich</w:t>
-            </w:r>
-            <w:r>
-              <w:rPr>
-                <w:rFonts w:ascii="Calibri" w:cs="Calibri" w:eastAsia="Calibri" w:hAnsi="Calibri"/>
-                <w:color w:val="000000"/>
-                <w:sz w:val="19"/>
-                <w:szCs w:val="19"/>
-              </w:rPr>
-              <w:t xml:space="preserve"> </w:t>
-            </w:r>
-            <w:r>
-              <w:rPr>
-                <w:rFonts w:ascii="Calibri" w:cs="Calibri" w:eastAsia="Calibri" w:hAnsi="Calibri"/>
-                <w:color w:val="000000"/>
-                <w:sz w:val="19"/>
-                <w:szCs w:val="19"/>
-              </w:rPr>
-              <w:t xml:space="preserve">hoffe</w:t>
-            </w:r>
-            <w:r>
-              <w:rPr>
-                <w:rFonts w:ascii="Calibri" w:cs="Calibri" w:eastAsia="Calibri" w:hAnsi="Calibri"/>
-                <w:color w:val="000000"/>
-                <w:sz w:val="19"/>
-                <w:szCs w:val="19"/>
-              </w:rPr>
-              <w:t xml:space="preserve"> </w:t>
-            </w:r>
-            <w:r>
-              <w:rPr>
-                <w:rFonts w:ascii="Calibri" w:cs="Calibri" w:eastAsia="Calibri" w:hAnsi="Calibri"/>
-                <w:color w:val="000000"/>
-                <w:sz w:val="19"/>
-                <w:szCs w:val="19"/>
-              </w:rPr>
-              <w:t xml:space="preserve">nur</w:t>
-            </w:r>
-            <w:r>
-              <w:rPr>
-                <w:rFonts w:ascii="Calibri" w:cs="Calibri" w:eastAsia="Calibri" w:hAnsi="Calibri"/>
-                <w:b/>
-                <w:bCs/>
-                <w:color w:val="D9534F"/>
-                <w:sz w:val="19"/>
-                <w:szCs w:val="19"/>
-              </w:rPr>
-              <w:t xml:space="preserve">,</w:t>
-            </w:r>
-            <w:r>
-              <w:rPr>
-                <w:rFonts w:ascii="Calibri" w:cs="Calibri" w:eastAsia="Calibri" w:hAnsi="Calibri"/>
-                <w:color w:val="000000"/>
-                <w:sz w:val="19"/>
-                <w:szCs w:val="19"/>
-              </w:rPr>
-              <w:t xml:space="preserve"> </w:t>
-            </w:r>
-            <w:r>
-              <w:rPr>
-                <w:rFonts w:ascii="Calibri" w:cs="Calibri" w:eastAsia="Calibri" w:hAnsi="Calibri"/>
-                <w:color w:val="000000"/>
-                <w:sz w:val="19"/>
-                <w:szCs w:val="19"/>
-              </w:rPr>
-              <w:t xml:space="preserve">dass</w:t>
-            </w:r>
-            <w:r>
-              <w:rPr>
-                <w:rFonts w:ascii="Calibri" w:cs="Calibri" w:eastAsia="Calibri" w:hAnsi="Calibri"/>
-                <w:color w:val="000000"/>
-                <w:sz w:val="19"/>
-                <w:szCs w:val="19"/>
-              </w:rPr>
-              <w:t xml:space="preserve"> </w:t>
-            </w:r>
-            <w:r>
-              <w:rPr>
-                <w:rFonts w:ascii="Calibri" w:cs="Calibri" w:eastAsia="Calibri" w:hAnsi="Calibri"/>
-                <w:color w:val="000000"/>
-                <w:sz w:val="19"/>
-                <w:szCs w:val="19"/>
-              </w:rPr>
-              <w:t xml:space="preserve">ich</w:t>
-            </w:r>
-            <w:r>
-              <w:rPr>
-                <w:rFonts w:ascii="Calibri" w:cs="Calibri" w:eastAsia="Calibri" w:hAnsi="Calibri"/>
-                <w:color w:val="000000"/>
-                <w:sz w:val="19"/>
-                <w:szCs w:val="19"/>
-              </w:rPr>
-              <w:t xml:space="preserve"> </w:t>
-            </w:r>
-            <w:r>
-              <w:rPr>
-                <w:rFonts w:ascii="Calibri" w:cs="Calibri" w:eastAsia="Calibri" w:hAnsi="Calibri"/>
-                <w:color w:val="000000"/>
-                <w:sz w:val="19"/>
-                <w:szCs w:val="19"/>
-              </w:rPr>
-              <w:t xml:space="preserve">nicht</w:t>
-            </w:r>
-            <w:r>
-              <w:rPr>
-                <w:rFonts w:ascii="Calibri" w:cs="Calibri" w:eastAsia="Calibri" w:hAnsi="Calibri"/>
-                <w:color w:val="000000"/>
-                <w:sz w:val="19"/>
-                <w:szCs w:val="19"/>
-              </w:rPr>
-              <w:t xml:space="preserve"> </w:t>
-            </w:r>
-            <w:r>
-              <w:rPr>
-                <w:rFonts w:ascii="Calibri" w:cs="Calibri" w:eastAsia="Calibri" w:hAnsi="Calibri"/>
-                <w:color w:val="000000"/>
-                <w:sz w:val="19"/>
-                <w:szCs w:val="19"/>
-              </w:rPr>
-              <w:t xml:space="preserve">zuerst</w:t>
-            </w:r>
-            <w:r>
-              <w:rPr>
-                <w:rFonts w:ascii="Calibri" w:cs="Calibri" w:eastAsia="Calibri" w:hAnsi="Calibri"/>
-                <w:color w:val="000000"/>
-                <w:sz w:val="19"/>
-                <w:szCs w:val="19"/>
-              </w:rPr>
-              <w:t xml:space="preserve"> </w:t>
-            </w:r>
-            <w:r>
-              <w:rPr>
-                <w:rFonts w:ascii="Calibri" w:cs="Calibri" w:eastAsia="Calibri" w:hAnsi="Calibri"/>
-                <w:color w:val="000000"/>
-                <w:sz w:val="19"/>
-                <w:szCs w:val="19"/>
-              </w:rPr>
-              <w:t xml:space="preserve">dran</w:t>
-            </w:r>
-            <w:r>
-              <w:rPr>
-                <w:rFonts w:ascii="Calibri" w:cs="Calibri" w:eastAsia="Calibri" w:hAnsi="Calibri"/>
-                <w:color w:val="000000"/>
-                <w:sz w:val="19"/>
-                <w:szCs w:val="19"/>
-              </w:rPr>
-              <w:t xml:space="preserve"> </w:t>
-            </w:r>
-            <w:r>
-              <w:rPr>
-                <w:rFonts w:ascii="Calibri" w:cs="Calibri" w:eastAsia="Calibri" w:hAnsi="Calibri"/>
-                <w:color w:val="000000"/>
-                <w:sz w:val="19"/>
-                <w:szCs w:val="19"/>
-              </w:rPr>
-              <w:t xml:space="preserve">bin</w:t>
-            </w:r>
-            <w:r>
-              <w:rPr>
-                <w:rFonts w:ascii="Calibri" w:cs="Calibri" w:eastAsia="Calibri" w:hAnsi="Calibri"/>
-                <w:color w:val="000000"/>
-                <w:sz w:val="19"/>
-                <w:szCs w:val="19"/>
-              </w:rPr>
-              <w:t xml:space="preserve">.</w:t>
-            </w:r>
-            <w:r>
-              <w:rPr>
-                <w:rFonts w:ascii="Calibri" w:cs="Calibri" w:eastAsia="Calibri" w:hAnsi="Calibri"/>
-                <w:color w:val="000000"/>
-                <w:sz w:val="19"/>
-                <w:szCs w:val="19"/>
-              </w:rPr>
               <w:t xml:space="preserve"/>
             </w:r>
           </w:p>
         </w:tc>
         <w:tc>
           <w:tcPr>
-            <w:tcW w:type="dxa" w:w="7338"/>
+            <w:tcW w:type="dxa" w:w="6838"/>
             <w:tcBorders>
               <w:top w:val="single" w:color="B9C6E8" w:sz="6"/>
               <w:left w:val="single" w:color="B9C6E8" w:sz="6"/>
@@ -5154,7 +5002,951 @@
                 <w:sz w:val="17"/>
                 <w:szCs w:val="17"/>
               </w:rPr>
-              <w:t xml:space="preserve">groß: Ahnung (Artikelprobe) · Komma vor dem Nebensatz (Verb am Ende)</w:t>
+              <w:t xml:space="preserve">groß: Eltern, Zuhören, Handy (Zuhören: Signalwort beim) · Komma: Nebensatz, Verb am Ende</w:t>
+            </w:r>
+          </w:p>
+        </w:tc>
+      </w:tr>
+      <w:tr>
+        <w:trPr>
+          <w:cantSplit/>
+        </w:trPr>
+        <w:tc>
+          <w:tcPr>
+            <w:tcW w:type="dxa" w:w="900"/>
+            <w:tcBorders>
+              <w:top w:val="single" w:color="B9C6E8" w:sz="6"/>
+              <w:left w:val="single" w:color="B9C6E8" w:sz="6"/>
+              <w:bottom w:val="single" w:color="B9C6E8" w:sz="6"/>
+              <w:right w:val="single" w:color="B9C6E8" w:sz="6"/>
+            </w:tcBorders>
+            <w:shd w:fill="F4F7FD" w:color="auto" w:val="clear"/>
+            <w:tcMar>
+              <w:top w:type="dxa" w:w="60"/>
+              <w:left w:type="dxa" w:w="120"/>
+              <w:bottom w:type="dxa" w:w="60"/>
+              <w:right w:type="dxa" w:w="120"/>
+            </w:tcMar>
+            <w:vAlign w:val="top"/>
+          </w:tcPr>
+          <w:p>
+            <w:pPr>
+              <w:spacing w:after="0" w:before="0"/>
+            </w:pPr>
+            <w:r>
+              <w:rPr>
+                <w:rFonts w:ascii="Calibri" w:cs="Calibri" w:eastAsia="Calibri" w:hAnsi="Calibri"/>
+                <w:b/>
+                <w:bCs/>
+                <w:color w:val="1E2761"/>
+                <w:sz w:val="18"/>
+                <w:szCs w:val="18"/>
+              </w:rPr>
+              <w:t xml:space="preserve">6</w:t>
+            </w:r>
+          </w:p>
+        </w:tc>
+        <w:tc>
+          <w:tcPr>
+            <w:tcW w:type="dxa" w:w="7600"/>
+            <w:tcBorders>
+              <w:top w:val="single" w:color="B9C6E8" w:sz="6"/>
+              <w:left w:val="single" w:color="B9C6E8" w:sz="6"/>
+              <w:bottom w:val="single" w:color="B9C6E8" w:sz="6"/>
+              <w:right w:val="single" w:color="B9C6E8" w:sz="6"/>
+            </w:tcBorders>
+            <w:tcMar>
+              <w:top w:type="dxa" w:w="60"/>
+              <w:left w:type="dxa" w:w="120"/>
+              <w:bottom w:type="dxa" w:w="60"/>
+              <w:right w:type="dxa" w:w="120"/>
+            </w:tcMar>
+            <w:vAlign w:val="top"/>
+          </w:tcPr>
+          <w:p>
+            <w:pPr>
+              <w:spacing w:after="0" w:before="0"/>
+            </w:pPr>
+            <w:r>
+              <w:rPr>
+                <w:rFonts w:ascii="Calibri" w:cs="Calibri" w:eastAsia="Calibri" w:hAnsi="Calibri"/>
+                <w:color w:val="000000"/>
+                <w:sz w:val="19"/>
+                <w:szCs w:val="19"/>
+              </w:rPr>
+              <w:t xml:space="preserve">Der</w:t>
+            </w:r>
+            <w:r>
+              <w:rPr>
+                <w:rFonts w:ascii="Calibri" w:cs="Calibri" w:eastAsia="Calibri" w:hAnsi="Calibri"/>
+                <w:color w:val="000000"/>
+                <w:sz w:val="19"/>
+                <w:szCs w:val="19"/>
+              </w:rPr>
+              <w:t xml:space="preserve"> </w:t>
+            </w:r>
+            <w:r>
+              <w:rPr>
+                <w:rFonts w:ascii="Calibri" w:cs="Calibri" w:eastAsia="Calibri" w:hAnsi="Calibri"/>
+                <w:b/>
+                <w:bCs/>
+                <w:color w:val="D9534F"/>
+                <w:sz w:val="19"/>
+                <w:szCs w:val="19"/>
+              </w:rPr>
+              <w:t xml:space="preserve">Sohn</w:t>
+            </w:r>
+            <w:r>
+              <w:rPr>
+                <w:rFonts w:ascii="Calibri" w:cs="Calibri" w:eastAsia="Calibri" w:hAnsi="Calibri"/>
+                <w:color w:val="000000"/>
+                <w:sz w:val="19"/>
+                <w:szCs w:val="19"/>
+              </w:rPr>
+              <w:t xml:space="preserve"> </w:t>
+            </w:r>
+            <w:r>
+              <w:rPr>
+                <w:rFonts w:ascii="Calibri" w:cs="Calibri" w:eastAsia="Calibri" w:hAnsi="Calibri"/>
+                <w:color w:val="000000"/>
+                <w:sz w:val="19"/>
+                <w:szCs w:val="19"/>
+              </w:rPr>
+              <w:t xml:space="preserve">wusste</w:t>
+            </w:r>
+            <w:r>
+              <w:rPr>
+                <w:rFonts w:ascii="Calibri" w:cs="Calibri" w:eastAsia="Calibri" w:hAnsi="Calibri"/>
+                <w:color w:val="000000"/>
+                <w:sz w:val="19"/>
+                <w:szCs w:val="19"/>
+              </w:rPr>
+              <w:t xml:space="preserve"> </w:t>
+            </w:r>
+            <w:r>
+              <w:rPr>
+                <w:rFonts w:ascii="Calibri" w:cs="Calibri" w:eastAsia="Calibri" w:hAnsi="Calibri"/>
+                <w:color w:val="000000"/>
+                <w:sz w:val="19"/>
+                <w:szCs w:val="19"/>
+              </w:rPr>
+              <w:t xml:space="preserve">nicht</w:t>
+            </w:r>
+            <w:r>
+              <w:rPr>
+                <w:rFonts w:ascii="Calibri" w:cs="Calibri" w:eastAsia="Calibri" w:hAnsi="Calibri"/>
+                <w:b/>
+                <w:bCs/>
+                <w:color w:val="D9534F"/>
+                <w:sz w:val="19"/>
+                <w:szCs w:val="19"/>
+              </w:rPr>
+              <w:t xml:space="preserve">,</w:t>
+            </w:r>
+            <w:r>
+              <w:rPr>
+                <w:rFonts w:ascii="Calibri" w:cs="Calibri" w:eastAsia="Calibri" w:hAnsi="Calibri"/>
+                <w:color w:val="000000"/>
+                <w:sz w:val="19"/>
+                <w:szCs w:val="19"/>
+              </w:rPr>
+              <w:t xml:space="preserve"> </w:t>
+            </w:r>
+            <w:r>
+              <w:rPr>
+                <w:rFonts w:ascii="Calibri" w:cs="Calibri" w:eastAsia="Calibri" w:hAnsi="Calibri"/>
+                <w:color w:val="000000"/>
+                <w:sz w:val="19"/>
+                <w:szCs w:val="19"/>
+              </w:rPr>
+              <w:t xml:space="preserve">ob</w:t>
+            </w:r>
+            <w:r>
+              <w:rPr>
+                <w:rFonts w:ascii="Calibri" w:cs="Calibri" w:eastAsia="Calibri" w:hAnsi="Calibri"/>
+                <w:color w:val="000000"/>
+                <w:sz w:val="19"/>
+                <w:szCs w:val="19"/>
+              </w:rPr>
+              <w:t xml:space="preserve"> </w:t>
+            </w:r>
+            <w:r>
+              <w:rPr>
+                <w:rFonts w:ascii="Calibri" w:cs="Calibri" w:eastAsia="Calibri" w:hAnsi="Calibri"/>
+                <w:color w:val="000000"/>
+                <w:sz w:val="19"/>
+                <w:szCs w:val="19"/>
+              </w:rPr>
+              <w:t xml:space="preserve">er</w:t>
+            </w:r>
+            <w:r>
+              <w:rPr>
+                <w:rFonts w:ascii="Calibri" w:cs="Calibri" w:eastAsia="Calibri" w:hAnsi="Calibri"/>
+                <w:color w:val="000000"/>
+                <w:sz w:val="19"/>
+                <w:szCs w:val="19"/>
+              </w:rPr>
+              <w:t xml:space="preserve"> </w:t>
+            </w:r>
+            <w:r>
+              <w:rPr>
+                <w:rFonts w:ascii="Calibri" w:cs="Calibri" w:eastAsia="Calibri" w:hAnsi="Calibri"/>
+                <w:color w:val="000000"/>
+                <w:sz w:val="19"/>
+                <w:szCs w:val="19"/>
+              </w:rPr>
+              <w:t xml:space="preserve">seinem</w:t>
+            </w:r>
+            <w:r>
+              <w:rPr>
+                <w:rFonts w:ascii="Calibri" w:cs="Calibri" w:eastAsia="Calibri" w:hAnsi="Calibri"/>
+                <w:color w:val="000000"/>
+                <w:sz w:val="19"/>
+                <w:szCs w:val="19"/>
+              </w:rPr>
+              <w:t xml:space="preserve"> </w:t>
+            </w:r>
+            <w:r>
+              <w:rPr>
+                <w:rFonts w:ascii="Calibri" w:cs="Calibri" w:eastAsia="Calibri" w:hAnsi="Calibri"/>
+                <w:b/>
+                <w:bCs/>
+                <w:color w:val="D9534F"/>
+                <w:sz w:val="19"/>
+                <w:szCs w:val="19"/>
+              </w:rPr>
+              <w:t xml:space="preserve">Vater</w:t>
+            </w:r>
+            <w:r>
+              <w:rPr>
+                <w:rFonts w:ascii="Calibri" w:cs="Calibri" w:eastAsia="Calibri" w:hAnsi="Calibri"/>
+                <w:color w:val="000000"/>
+                <w:sz w:val="19"/>
+                <w:szCs w:val="19"/>
+              </w:rPr>
+              <w:t xml:space="preserve"> </w:t>
+            </w:r>
+            <w:r>
+              <w:rPr>
+                <w:rFonts w:ascii="Calibri" w:cs="Calibri" w:eastAsia="Calibri" w:hAnsi="Calibri"/>
+                <w:color w:val="000000"/>
+                <w:sz w:val="19"/>
+                <w:szCs w:val="19"/>
+              </w:rPr>
+              <w:t xml:space="preserve">die</w:t>
+            </w:r>
+            <w:r>
+              <w:rPr>
+                <w:rFonts w:ascii="Calibri" w:cs="Calibri" w:eastAsia="Calibri" w:hAnsi="Calibri"/>
+                <w:color w:val="000000"/>
+                <w:sz w:val="19"/>
+                <w:szCs w:val="19"/>
+              </w:rPr>
+              <w:t xml:space="preserve"> </w:t>
+            </w:r>
+            <w:r>
+              <w:rPr>
+                <w:rFonts w:ascii="Calibri" w:cs="Calibri" w:eastAsia="Calibri" w:hAnsi="Calibri"/>
+                <w:b/>
+                <w:bCs/>
+                <w:color w:val="D9534F"/>
+                <w:sz w:val="19"/>
+                <w:szCs w:val="19"/>
+              </w:rPr>
+              <w:t xml:space="preserve">Wahrheit</w:t>
+            </w:r>
+            <w:r>
+              <w:rPr>
+                <w:rFonts w:ascii="Calibri" w:cs="Calibri" w:eastAsia="Calibri" w:hAnsi="Calibri"/>
+                <w:color w:val="000000"/>
+                <w:sz w:val="19"/>
+                <w:szCs w:val="19"/>
+              </w:rPr>
+              <w:t xml:space="preserve"> </w:t>
+            </w:r>
+            <w:r>
+              <w:rPr>
+                <w:rFonts w:ascii="Calibri" w:cs="Calibri" w:eastAsia="Calibri" w:hAnsi="Calibri"/>
+                <w:color w:val="000000"/>
+                <w:sz w:val="19"/>
+                <w:szCs w:val="19"/>
+              </w:rPr>
+              <w:t xml:space="preserve">sagen</w:t>
+            </w:r>
+            <w:r>
+              <w:rPr>
+                <w:rFonts w:ascii="Calibri" w:cs="Calibri" w:eastAsia="Calibri" w:hAnsi="Calibri"/>
+                <w:color w:val="000000"/>
+                <w:sz w:val="19"/>
+                <w:szCs w:val="19"/>
+              </w:rPr>
+              <w:t xml:space="preserve"> </w:t>
+            </w:r>
+            <w:r>
+              <w:rPr>
+                <w:rFonts w:ascii="Calibri" w:cs="Calibri" w:eastAsia="Calibri" w:hAnsi="Calibri"/>
+                <w:color w:val="000000"/>
+                <w:sz w:val="19"/>
+                <w:szCs w:val="19"/>
+              </w:rPr>
+              <w:t xml:space="preserve">durfte</w:t>
+            </w:r>
+            <w:r>
+              <w:rPr>
+                <w:rFonts w:ascii="Calibri" w:cs="Calibri" w:eastAsia="Calibri" w:hAnsi="Calibri"/>
+                <w:color w:val="000000"/>
+                <w:sz w:val="19"/>
+                <w:szCs w:val="19"/>
+              </w:rPr>
+              <w:t xml:space="preserve">.</w:t>
+            </w:r>
+            <w:r>
+              <w:rPr>
+                <w:rFonts w:ascii="Calibri" w:cs="Calibri" w:eastAsia="Calibri" w:hAnsi="Calibri"/>
+                <w:color w:val="000000"/>
+                <w:sz w:val="19"/>
+                <w:szCs w:val="19"/>
+              </w:rPr>
+              <w:t xml:space="preserve"/>
+            </w:r>
+          </w:p>
+        </w:tc>
+        <w:tc>
+          <w:tcPr>
+            <w:tcW w:type="dxa" w:w="6838"/>
+            <w:tcBorders>
+              <w:top w:val="single" w:color="B9C6E8" w:sz="6"/>
+              <w:left w:val="single" w:color="B9C6E8" w:sz="6"/>
+              <w:bottom w:val="single" w:color="B9C6E8" w:sz="6"/>
+              <w:right w:val="single" w:color="B9C6E8" w:sz="6"/>
+            </w:tcBorders>
+            <w:tcMar>
+              <w:top w:type="dxa" w:w="60"/>
+              <w:left w:type="dxa" w:w="120"/>
+              <w:bottom w:type="dxa" w:w="60"/>
+              <w:right w:type="dxa" w:w="120"/>
+            </w:tcMar>
+            <w:vAlign w:val="top"/>
+          </w:tcPr>
+          <w:p>
+            <w:pPr>
+              <w:spacing w:after="0" w:before="0"/>
+            </w:pPr>
+            <w:r>
+              <w:rPr>
+                <w:rFonts w:ascii="Calibri" w:cs="Calibri" w:eastAsia="Calibri" w:hAnsi="Calibri"/>
+                <w:color w:val="000000"/>
+                <w:sz w:val="17"/>
+                <w:szCs w:val="17"/>
+              </w:rPr>
+              <w:t xml:space="preserve">groß: Sohn, Vater, Wahrheit (Artikelprobe) · Komma: Nebensatz, Verb am Ende</w:t>
+            </w:r>
+          </w:p>
+        </w:tc>
+      </w:tr>
+      <w:tr>
+        <w:trPr>
+          <w:cantSplit/>
+        </w:trPr>
+        <w:tc>
+          <w:tcPr>
+            <w:tcW w:type="dxa" w:w="900"/>
+            <w:tcBorders>
+              <w:top w:val="single" w:color="B9C6E8" w:sz="6"/>
+              <w:left w:val="single" w:color="B9C6E8" w:sz="6"/>
+              <w:bottom w:val="single" w:color="B9C6E8" w:sz="6"/>
+              <w:right w:val="single" w:color="B9C6E8" w:sz="6"/>
+            </w:tcBorders>
+            <w:shd w:fill="F4F7FD" w:color="auto" w:val="clear"/>
+            <w:tcMar>
+              <w:top w:type="dxa" w:w="60"/>
+              <w:left w:type="dxa" w:w="120"/>
+              <w:bottom w:type="dxa" w:w="60"/>
+              <w:right w:type="dxa" w:w="120"/>
+            </w:tcMar>
+            <w:vAlign w:val="top"/>
+          </w:tcPr>
+          <w:p>
+            <w:pPr>
+              <w:spacing w:after="0" w:before="0"/>
+            </w:pPr>
+            <w:r>
+              <w:rPr>
+                <w:rFonts w:ascii="Calibri" w:cs="Calibri" w:eastAsia="Calibri" w:hAnsi="Calibri"/>
+                <w:b/>
+                <w:bCs/>
+                <w:color w:val="1E2761"/>
+                <w:sz w:val="18"/>
+                <w:szCs w:val="18"/>
+              </w:rPr>
+              <w:t xml:space="preserve">7</w:t>
+            </w:r>
+          </w:p>
+        </w:tc>
+        <w:tc>
+          <w:tcPr>
+            <w:tcW w:type="dxa" w:w="7600"/>
+            <w:tcBorders>
+              <w:top w:val="single" w:color="B9C6E8" w:sz="6"/>
+              <w:left w:val="single" w:color="B9C6E8" w:sz="6"/>
+              <w:bottom w:val="single" w:color="B9C6E8" w:sz="6"/>
+              <w:right w:val="single" w:color="B9C6E8" w:sz="6"/>
+            </w:tcBorders>
+            <w:tcMar>
+              <w:top w:type="dxa" w:w="60"/>
+              <w:left w:type="dxa" w:w="120"/>
+              <w:bottom w:type="dxa" w:w="60"/>
+              <w:right w:type="dxa" w:w="120"/>
+            </w:tcMar>
+            <w:vAlign w:val="top"/>
+          </w:tcPr>
+          <w:p>
+            <w:pPr>
+              <w:spacing w:after="0" w:before="0"/>
+            </w:pPr>
+            <w:r>
+              <w:rPr>
+                <w:rFonts w:ascii="Calibri" w:cs="Calibri" w:eastAsia="Calibri" w:hAnsi="Calibri"/>
+                <w:color w:val="000000"/>
+                <w:sz w:val="19"/>
+                <w:szCs w:val="19"/>
+              </w:rPr>
+              <w:t xml:space="preserve">Ein</w:t>
+            </w:r>
+            <w:r>
+              <w:rPr>
+                <w:rFonts w:ascii="Calibri" w:cs="Calibri" w:eastAsia="Calibri" w:hAnsi="Calibri"/>
+                <w:color w:val="000000"/>
+                <w:sz w:val="19"/>
+                <w:szCs w:val="19"/>
+              </w:rPr>
+              <w:t xml:space="preserve"> </w:t>
+            </w:r>
+            <w:r>
+              <w:rPr>
+                <w:rFonts w:ascii="Calibri" w:cs="Calibri" w:eastAsia="Calibri" w:hAnsi="Calibri"/>
+                <w:color w:val="000000"/>
+                <w:sz w:val="19"/>
+                <w:szCs w:val="19"/>
+              </w:rPr>
+              <w:t xml:space="preserve">freundliches</w:t>
+            </w:r>
+            <w:r>
+              <w:rPr>
+                <w:rFonts w:ascii="Calibri" w:cs="Calibri" w:eastAsia="Calibri" w:hAnsi="Calibri"/>
+                <w:color w:val="000000"/>
+                <w:sz w:val="19"/>
+                <w:szCs w:val="19"/>
+              </w:rPr>
+              <w:t xml:space="preserve"> </w:t>
+            </w:r>
+            <w:r>
+              <w:rPr>
+                <w:rFonts w:ascii="Calibri" w:cs="Calibri" w:eastAsia="Calibri" w:hAnsi="Calibri"/>
+                <w:b/>
+                <w:bCs/>
+                <w:color w:val="D9534F"/>
+                <w:sz w:val="19"/>
+                <w:szCs w:val="19"/>
+              </w:rPr>
+              <w:t xml:space="preserve">Wort</w:t>
+            </w:r>
+            <w:r>
+              <w:rPr>
+                <w:rFonts w:ascii="Calibri" w:cs="Calibri" w:eastAsia="Calibri" w:hAnsi="Calibri"/>
+                <w:color w:val="000000"/>
+                <w:sz w:val="19"/>
+                <w:szCs w:val="19"/>
+              </w:rPr>
+              <w:t xml:space="preserve"> </w:t>
+            </w:r>
+            <w:r>
+              <w:rPr>
+                <w:rFonts w:ascii="Calibri" w:cs="Calibri" w:eastAsia="Calibri" w:hAnsi="Calibri"/>
+                <w:color w:val="000000"/>
+                <w:sz w:val="19"/>
+                <w:szCs w:val="19"/>
+              </w:rPr>
+              <w:t xml:space="preserve">hätte</w:t>
+            </w:r>
+            <w:r>
+              <w:rPr>
+                <w:rFonts w:ascii="Calibri" w:cs="Calibri" w:eastAsia="Calibri" w:hAnsi="Calibri"/>
+                <w:color w:val="000000"/>
+                <w:sz w:val="19"/>
+                <w:szCs w:val="19"/>
+              </w:rPr>
+              <w:t xml:space="preserve"> </w:t>
+            </w:r>
+            <w:r>
+              <w:rPr>
+                <w:rFonts w:ascii="Calibri" w:cs="Calibri" w:eastAsia="Calibri" w:hAnsi="Calibri"/>
+                <w:color w:val="000000"/>
+                <w:sz w:val="19"/>
+                <w:szCs w:val="19"/>
+              </w:rPr>
+              <w:t xml:space="preserve">dem</w:t>
+            </w:r>
+            <w:r>
+              <w:rPr>
+                <w:rFonts w:ascii="Calibri" w:cs="Calibri" w:eastAsia="Calibri" w:hAnsi="Calibri"/>
+                <w:color w:val="000000"/>
+                <w:sz w:val="19"/>
+                <w:szCs w:val="19"/>
+              </w:rPr>
+              <w:t xml:space="preserve"> </w:t>
+            </w:r>
+            <w:r>
+              <w:rPr>
+                <w:rFonts w:ascii="Calibri" w:cs="Calibri" w:eastAsia="Calibri" w:hAnsi="Calibri"/>
+                <w:b/>
+                <w:bCs/>
+                <w:color w:val="D9534F"/>
+                <w:sz w:val="19"/>
+                <w:szCs w:val="19"/>
+              </w:rPr>
+              <w:t xml:space="preserve">Kind</w:t>
+            </w:r>
+            <w:r>
+              <w:rPr>
+                <w:rFonts w:ascii="Calibri" w:cs="Calibri" w:eastAsia="Calibri" w:hAnsi="Calibri"/>
+                <w:color w:val="000000"/>
+                <w:sz w:val="19"/>
+                <w:szCs w:val="19"/>
+              </w:rPr>
+              <w:t xml:space="preserve"> </w:t>
+            </w:r>
+            <w:r>
+              <w:rPr>
+                <w:rFonts w:ascii="Calibri" w:cs="Calibri" w:eastAsia="Calibri" w:hAnsi="Calibri"/>
+                <w:color w:val="000000"/>
+                <w:sz w:val="19"/>
+                <w:szCs w:val="19"/>
+              </w:rPr>
+              <w:t xml:space="preserve">mehr</w:t>
+            </w:r>
+            <w:r>
+              <w:rPr>
+                <w:rFonts w:ascii="Calibri" w:cs="Calibri" w:eastAsia="Calibri" w:hAnsi="Calibri"/>
+                <w:color w:val="000000"/>
+                <w:sz w:val="19"/>
+                <w:szCs w:val="19"/>
+              </w:rPr>
+              <w:t xml:space="preserve"> </w:t>
+            </w:r>
+            <w:r>
+              <w:rPr>
+                <w:rFonts w:ascii="Calibri" w:cs="Calibri" w:eastAsia="Calibri" w:hAnsi="Calibri"/>
+                <w:color w:val="000000"/>
+                <w:sz w:val="19"/>
+                <w:szCs w:val="19"/>
+              </w:rPr>
+              <w:t xml:space="preserve">geholfen</w:t>
+            </w:r>
+            <w:r>
+              <w:rPr>
+                <w:rFonts w:ascii="Calibri" w:cs="Calibri" w:eastAsia="Calibri" w:hAnsi="Calibri"/>
+                <w:color w:val="000000"/>
+                <w:sz w:val="19"/>
+                <w:szCs w:val="19"/>
+              </w:rPr>
+              <w:t xml:space="preserve"> </w:t>
+            </w:r>
+            <w:r>
+              <w:rPr>
+                <w:rFonts w:ascii="Calibri" w:cs="Calibri" w:eastAsia="Calibri" w:hAnsi="Calibri"/>
+                <w:color w:val="000000"/>
+                <w:sz w:val="19"/>
+                <w:szCs w:val="19"/>
+              </w:rPr>
+              <w:t xml:space="preserve">als</w:t>
+            </w:r>
+            <w:r>
+              <w:rPr>
+                <w:rFonts w:ascii="Calibri" w:cs="Calibri" w:eastAsia="Calibri" w:hAnsi="Calibri"/>
+                <w:color w:val="000000"/>
+                <w:sz w:val="19"/>
+                <w:szCs w:val="19"/>
+              </w:rPr>
+              <w:t xml:space="preserve"> </w:t>
+            </w:r>
+            <w:r>
+              <w:rPr>
+                <w:rFonts w:ascii="Calibri" w:cs="Calibri" w:eastAsia="Calibri" w:hAnsi="Calibri"/>
+                <w:color w:val="000000"/>
+                <w:sz w:val="19"/>
+                <w:szCs w:val="19"/>
+              </w:rPr>
+              <w:t xml:space="preserve">jede</w:t>
+            </w:r>
+            <w:r>
+              <w:rPr>
+                <w:rFonts w:ascii="Calibri" w:cs="Calibri" w:eastAsia="Calibri" w:hAnsi="Calibri"/>
+                <w:color w:val="000000"/>
+                <w:sz w:val="19"/>
+                <w:szCs w:val="19"/>
+              </w:rPr>
+              <w:t xml:space="preserve"> </w:t>
+            </w:r>
+            <w:r>
+              <w:rPr>
+                <w:rFonts w:ascii="Calibri" w:cs="Calibri" w:eastAsia="Calibri" w:hAnsi="Calibri"/>
+                <w:b/>
+                <w:bCs/>
+                <w:color w:val="D9534F"/>
+                <w:sz w:val="19"/>
+                <w:szCs w:val="19"/>
+              </w:rPr>
+              <w:t xml:space="preserve">Drohung</w:t>
+            </w:r>
+            <w:r>
+              <w:rPr>
+                <w:rFonts w:ascii="Calibri" w:cs="Calibri" w:eastAsia="Calibri" w:hAnsi="Calibri"/>
+                <w:color w:val="000000"/>
+                <w:sz w:val="19"/>
+                <w:szCs w:val="19"/>
+              </w:rPr>
+              <w:t xml:space="preserve">.</w:t>
+            </w:r>
+            <w:r>
+              <w:rPr>
+                <w:rFonts w:ascii="Calibri" w:cs="Calibri" w:eastAsia="Calibri" w:hAnsi="Calibri"/>
+                <w:color w:val="000000"/>
+                <w:sz w:val="19"/>
+                <w:szCs w:val="19"/>
+              </w:rPr>
+              <w:t xml:space="preserve"/>
+            </w:r>
+          </w:p>
+        </w:tc>
+        <w:tc>
+          <w:tcPr>
+            <w:tcW w:type="dxa" w:w="6838"/>
+            <w:tcBorders>
+              <w:top w:val="single" w:color="B9C6E8" w:sz="6"/>
+              <w:left w:val="single" w:color="B9C6E8" w:sz="6"/>
+              <w:bottom w:val="single" w:color="B9C6E8" w:sz="6"/>
+              <w:right w:val="single" w:color="B9C6E8" w:sz="6"/>
+            </w:tcBorders>
+            <w:tcMar>
+              <w:top w:type="dxa" w:w="60"/>
+              <w:left w:type="dxa" w:w="120"/>
+              <w:bottom w:type="dxa" w:w="60"/>
+              <w:right w:type="dxa" w:w="120"/>
+            </w:tcMar>
+            <w:vAlign w:val="top"/>
+          </w:tcPr>
+          <w:p>
+            <w:pPr>
+              <w:spacing w:after="0" w:before="0"/>
+            </w:pPr>
+            <w:r>
+              <w:rPr>
+                <w:rFonts w:ascii="Calibri" w:cs="Calibri" w:eastAsia="Calibri" w:hAnsi="Calibri"/>
+                <w:color w:val="000000"/>
+                <w:sz w:val="17"/>
+                <w:szCs w:val="17"/>
+              </w:rPr>
+              <w:t xml:space="preserve">groß: Wort, Kind, Drohung (Artikelprobe) · kein Komma: „als jede Drohung“ ist kein Nebensatz</w:t>
+            </w:r>
+          </w:p>
+        </w:tc>
+      </w:tr>
+      <w:tr>
+        <w:trPr>
+          <w:cantSplit/>
+        </w:trPr>
+        <w:tc>
+          <w:tcPr>
+            <w:tcW w:type="dxa" w:w="900"/>
+            <w:tcBorders>
+              <w:top w:val="single" w:color="B9C6E8" w:sz="6"/>
+              <w:left w:val="single" w:color="B9C6E8" w:sz="6"/>
+              <w:bottom w:val="single" w:color="B9C6E8" w:sz="6"/>
+              <w:right w:val="single" w:color="B9C6E8" w:sz="6"/>
+            </w:tcBorders>
+            <w:shd w:fill="F4F7FD" w:color="auto" w:val="clear"/>
+            <w:tcMar>
+              <w:top w:type="dxa" w:w="60"/>
+              <w:left w:type="dxa" w:w="120"/>
+              <w:bottom w:type="dxa" w:w="60"/>
+              <w:right w:type="dxa" w:w="120"/>
+            </w:tcMar>
+            <w:vAlign w:val="top"/>
+          </w:tcPr>
+          <w:p>
+            <w:pPr>
+              <w:spacing w:after="0" w:before="0"/>
+            </w:pPr>
+            <w:r>
+              <w:rPr>
+                <w:rFonts w:ascii="Calibri" w:cs="Calibri" w:eastAsia="Calibri" w:hAnsi="Calibri"/>
+                <w:b/>
+                <w:bCs/>
+                <w:color w:val="1E2761"/>
+                <w:sz w:val="18"/>
+                <w:szCs w:val="18"/>
+              </w:rPr>
+              <w:t xml:space="preserve">8</w:t>
+            </w:r>
+          </w:p>
+        </w:tc>
+        <w:tc>
+          <w:tcPr>
+            <w:tcW w:type="dxa" w:w="7600"/>
+            <w:tcBorders>
+              <w:top w:val="single" w:color="B9C6E8" w:sz="6"/>
+              <w:left w:val="single" w:color="B9C6E8" w:sz="6"/>
+              <w:bottom w:val="single" w:color="B9C6E8" w:sz="6"/>
+              <w:right w:val="single" w:color="B9C6E8" w:sz="6"/>
+            </w:tcBorders>
+            <w:tcMar>
+              <w:top w:type="dxa" w:w="60"/>
+              <w:left w:type="dxa" w:w="120"/>
+              <w:bottom w:type="dxa" w:w="60"/>
+              <w:right w:type="dxa" w:w="120"/>
+            </w:tcMar>
+            <w:vAlign w:val="top"/>
+          </w:tcPr>
+          <w:p>
+            <w:pPr>
+              <w:spacing w:after="0" w:before="0"/>
+            </w:pPr>
+            <w:r>
+              <w:rPr>
+                <w:rFonts w:ascii="Calibri" w:cs="Calibri" w:eastAsia="Calibri" w:hAnsi="Calibri"/>
+                <w:color w:val="000000"/>
+                <w:sz w:val="19"/>
+                <w:szCs w:val="19"/>
+              </w:rPr>
+              <w:t xml:space="preserve">Weil</w:t>
+            </w:r>
+            <w:r>
+              <w:rPr>
+                <w:rFonts w:ascii="Calibri" w:cs="Calibri" w:eastAsia="Calibri" w:hAnsi="Calibri"/>
+                <w:color w:val="000000"/>
+                <w:sz w:val="19"/>
+                <w:szCs w:val="19"/>
+              </w:rPr>
+              <w:t xml:space="preserve"> </w:t>
+            </w:r>
+            <w:r>
+              <w:rPr>
+                <w:rFonts w:ascii="Calibri" w:cs="Calibri" w:eastAsia="Calibri" w:hAnsi="Calibri"/>
+                <w:color w:val="000000"/>
+                <w:sz w:val="19"/>
+                <w:szCs w:val="19"/>
+              </w:rPr>
+              <w:t xml:space="preserve">er</w:t>
+            </w:r>
+            <w:r>
+              <w:rPr>
+                <w:rFonts w:ascii="Calibri" w:cs="Calibri" w:eastAsia="Calibri" w:hAnsi="Calibri"/>
+                <w:color w:val="000000"/>
+                <w:sz w:val="19"/>
+                <w:szCs w:val="19"/>
+              </w:rPr>
+              <w:t xml:space="preserve"> </w:t>
+            </w:r>
+            <w:r>
+              <w:rPr>
+                <w:rFonts w:ascii="Calibri" w:cs="Calibri" w:eastAsia="Calibri" w:hAnsi="Calibri"/>
+                <w:color w:val="000000"/>
+                <w:sz w:val="19"/>
+                <w:szCs w:val="19"/>
+              </w:rPr>
+              <w:t xml:space="preserve">sich</w:t>
+            </w:r>
+            <w:r>
+              <w:rPr>
+                <w:rFonts w:ascii="Calibri" w:cs="Calibri" w:eastAsia="Calibri" w:hAnsi="Calibri"/>
+                <w:color w:val="000000"/>
+                <w:sz w:val="19"/>
+                <w:szCs w:val="19"/>
+              </w:rPr>
+              <w:t xml:space="preserve"> </w:t>
+            </w:r>
+            <w:r>
+              <w:rPr>
+                <w:rFonts w:ascii="Calibri" w:cs="Calibri" w:eastAsia="Calibri" w:hAnsi="Calibri"/>
+                <w:color w:val="000000"/>
+                <w:sz w:val="19"/>
+                <w:szCs w:val="19"/>
+              </w:rPr>
+              <w:t xml:space="preserve">fürchtete</w:t>
+            </w:r>
+            <w:r>
+              <w:rPr>
+                <w:rFonts w:ascii="Calibri" w:cs="Calibri" w:eastAsia="Calibri" w:hAnsi="Calibri"/>
+                <w:b/>
+                <w:bCs/>
+                <w:color w:val="D9534F"/>
+                <w:sz w:val="19"/>
+                <w:szCs w:val="19"/>
+              </w:rPr>
+              <w:t xml:space="preserve">,</w:t>
+            </w:r>
+            <w:r>
+              <w:rPr>
+                <w:rFonts w:ascii="Calibri" w:cs="Calibri" w:eastAsia="Calibri" w:hAnsi="Calibri"/>
+                <w:color w:val="000000"/>
+                <w:sz w:val="19"/>
+                <w:szCs w:val="19"/>
+              </w:rPr>
+              <w:t xml:space="preserve"> </w:t>
+            </w:r>
+            <w:r>
+              <w:rPr>
+                <w:rFonts w:ascii="Calibri" w:cs="Calibri" w:eastAsia="Calibri" w:hAnsi="Calibri"/>
+                <w:color w:val="000000"/>
+                <w:sz w:val="19"/>
+                <w:szCs w:val="19"/>
+              </w:rPr>
+              <w:t xml:space="preserve">schrieb</w:t>
+            </w:r>
+            <w:r>
+              <w:rPr>
+                <w:rFonts w:ascii="Calibri" w:cs="Calibri" w:eastAsia="Calibri" w:hAnsi="Calibri"/>
+                <w:color w:val="000000"/>
+                <w:sz w:val="19"/>
+                <w:szCs w:val="19"/>
+              </w:rPr>
+              <w:t xml:space="preserve"> </w:t>
+            </w:r>
+            <w:r>
+              <w:rPr>
+                <w:rFonts w:ascii="Calibri" w:cs="Calibri" w:eastAsia="Calibri" w:hAnsi="Calibri"/>
+                <w:color w:val="000000"/>
+                <w:sz w:val="19"/>
+                <w:szCs w:val="19"/>
+              </w:rPr>
+              <w:t xml:space="preserve">er</w:t>
+            </w:r>
+            <w:r>
+              <w:rPr>
+                <w:rFonts w:ascii="Calibri" w:cs="Calibri" w:eastAsia="Calibri" w:hAnsi="Calibri"/>
+                <w:color w:val="000000"/>
+                <w:sz w:val="19"/>
+                <w:szCs w:val="19"/>
+              </w:rPr>
+              <w:t xml:space="preserve"> </w:t>
+            </w:r>
+            <w:r>
+              <w:rPr>
+                <w:rFonts w:ascii="Calibri" w:cs="Calibri" w:eastAsia="Calibri" w:hAnsi="Calibri"/>
+                <w:color w:val="000000"/>
+                <w:sz w:val="19"/>
+                <w:szCs w:val="19"/>
+              </w:rPr>
+              <w:t xml:space="preserve">seinem</w:t>
+            </w:r>
+            <w:r>
+              <w:rPr>
+                <w:rFonts w:ascii="Calibri" w:cs="Calibri" w:eastAsia="Calibri" w:hAnsi="Calibri"/>
+                <w:color w:val="000000"/>
+                <w:sz w:val="19"/>
+                <w:szCs w:val="19"/>
+              </w:rPr>
+              <w:t xml:space="preserve"> </w:t>
+            </w:r>
+            <w:r>
+              <w:rPr>
+                <w:rFonts w:ascii="Calibri" w:cs="Calibri" w:eastAsia="Calibri" w:hAnsi="Calibri"/>
+                <w:b/>
+                <w:bCs/>
+                <w:color w:val="D9534F"/>
+                <w:sz w:val="19"/>
+                <w:szCs w:val="19"/>
+              </w:rPr>
+              <w:t xml:space="preserve">Vater</w:t>
+            </w:r>
+            <w:r>
+              <w:rPr>
+                <w:rFonts w:ascii="Calibri" w:cs="Calibri" w:eastAsia="Calibri" w:hAnsi="Calibri"/>
+                <w:color w:val="000000"/>
+                <w:sz w:val="19"/>
+                <w:szCs w:val="19"/>
+              </w:rPr>
+              <w:t xml:space="preserve"> </w:t>
+            </w:r>
+            <w:r>
+              <w:rPr>
+                <w:rFonts w:ascii="Calibri" w:cs="Calibri" w:eastAsia="Calibri" w:hAnsi="Calibri"/>
+                <w:color w:val="000000"/>
+                <w:sz w:val="19"/>
+                <w:szCs w:val="19"/>
+              </w:rPr>
+              <w:t xml:space="preserve">einen</w:t>
+            </w:r>
+            <w:r>
+              <w:rPr>
+                <w:rFonts w:ascii="Calibri" w:cs="Calibri" w:eastAsia="Calibri" w:hAnsi="Calibri"/>
+                <w:color w:val="000000"/>
+                <w:sz w:val="19"/>
+                <w:szCs w:val="19"/>
+              </w:rPr>
+              <w:t xml:space="preserve"> </w:t>
+            </w:r>
+            <w:r>
+              <w:rPr>
+                <w:rFonts w:ascii="Calibri" w:cs="Calibri" w:eastAsia="Calibri" w:hAnsi="Calibri"/>
+                <w:b/>
+                <w:bCs/>
+                <w:color w:val="D9534F"/>
+                <w:sz w:val="19"/>
+                <w:szCs w:val="19"/>
+              </w:rPr>
+              <w:t xml:space="preserve">Brief</w:t>
+            </w:r>
+            <w:r>
+              <w:rPr>
+                <w:rFonts w:ascii="Calibri" w:cs="Calibri" w:eastAsia="Calibri" w:hAnsi="Calibri"/>
+                <w:color w:val="000000"/>
+                <w:sz w:val="19"/>
+                <w:szCs w:val="19"/>
+              </w:rPr>
+              <w:t xml:space="preserve">.</w:t>
+            </w:r>
+            <w:r>
+              <w:rPr>
+                <w:rFonts w:ascii="Calibri" w:cs="Calibri" w:eastAsia="Calibri" w:hAnsi="Calibri"/>
+                <w:color w:val="000000"/>
+                <w:sz w:val="19"/>
+                <w:szCs w:val="19"/>
+              </w:rPr>
+              <w:t xml:space="preserve"/>
+            </w:r>
+          </w:p>
+        </w:tc>
+        <w:tc>
+          <w:tcPr>
+            <w:tcW w:type="dxa" w:w="6838"/>
+            <w:tcBorders>
+              <w:top w:val="single" w:color="B9C6E8" w:sz="6"/>
+              <w:left w:val="single" w:color="B9C6E8" w:sz="6"/>
+              <w:bottom w:val="single" w:color="B9C6E8" w:sz="6"/>
+              <w:right w:val="single" w:color="B9C6E8" w:sz="6"/>
+            </w:tcBorders>
+            <w:tcMar>
+              <w:top w:type="dxa" w:w="60"/>
+              <w:left w:type="dxa" w:w="120"/>
+              <w:bottom w:type="dxa" w:w="60"/>
+              <w:right w:type="dxa" w:w="120"/>
+            </w:tcMar>
+            <w:vAlign w:val="top"/>
+          </w:tcPr>
+          <w:p>
+            <w:pPr>
+              <w:spacing w:after="0" w:before="0"/>
+            </w:pPr>
+            <w:r>
+              <w:rPr>
+                <w:rFonts w:ascii="Calibri" w:cs="Calibri" w:eastAsia="Calibri" w:hAnsi="Calibri"/>
+                <w:color w:val="000000"/>
+                <w:sz w:val="17"/>
+                <w:szCs w:val="17"/>
+              </w:rPr>
+              <w:t xml:space="preserve">groß: Vater, Brief (Artikelprobe) · Komma: Nebensatz, Verb am Ende</w:t>
             </w:r>
           </w:p>
         </w:tc>
@@ -5173,7 +5965,7 @@
           <w:sz w:val="17"/>
           <w:szCs w:val="17"/>
         </w:rPr>
-        <w:t xml:space="preserve">* Nachricht 1 machen Sie vor. Die Klasse korrigiert 2–6: 14 Fehler (9 × groß, 5 × Komma).</w:t>
+        <w:t xml:space="preserve">B = Beispiel (Sie machen vor) · z = zusammen · ab Satz 3 allein: 19 Fehler (15 × groß, 4 × Komma).</w:t>
       </w:r>
     </w:p>
     <w:p>
@@ -5206,7 +5998,7 @@
           <w:sz w:val="32"/>
           <w:szCs w:val="32"/>
         </w:rPr>
-        <w:t xml:space="preserve">Erwartungshorizont zu Auftrag 2 und zur Rede</w:t>
+        <w:t xml:space="preserve">Erwartungshorizont zu den Aufgaben 2, 4 und 5</w:t>
       </w:r>
     </w:p>
     <w:tbl>
@@ -5260,7 +6052,7 @@
                 <w:sz w:val="19"/>
                 <w:szCs w:val="19"/>
               </w:rPr>
-              <w:t xml:space="preserve">Was genau soll der Vater tun?</w:t>
+              <w:t xml:space="preserve">Was soll der Vater tun?</w:t>
             </w:r>
           </w:p>
           <w:p>
@@ -5276,7 +6068,7 @@
                 <w:sz w:val="17"/>
                 <w:szCs w:val="17"/>
               </w:rPr>
-              <w:t xml:space="preserve">„bitte“ (Z. 1) · „sollst Du aufhören“ (Z. 3)</w:t>
+              <w:t xml:space="preserve">Achte auf „bitte“ (Z. 1) und „sollst Du aufhören“ (Z. 3).</w:t>
             </w:r>
           </w:p>
         </w:tc>
@@ -5348,7 +6140,7 @@
                 <w:sz w:val="19"/>
                 <w:szCs w:val="19"/>
               </w:rPr>
-              <w:t xml:space="preserve">Was wünscht sich Kafka – ohne es direkt zu fordern?</w:t>
+              <w:t xml:space="preserve">Was wünscht sich Kafka, ohne es direkt zu fordern?</w:t>
             </w:r>
           </w:p>
           <w:p>
@@ -5364,7 +6156,7 @@
                 <w:sz w:val="17"/>
                 <w:szCs w:val="17"/>
               </w:rPr>
-              <w:t xml:space="preserve">„ein freundliches Wort, ein stilles Bei-der-Hand-Nehmen, ein guter Blick“ (Z. 8 f.)</w:t>
+              <w:t xml:space="preserve">Achte auf „Wort“, „Hand“ und „Blick“ (Z. 5 f.).</w:t>
             </w:r>
           </w:p>
         </w:tc>
@@ -5436,7 +6228,7 @@
                 <w:sz w:val="19"/>
                 <w:szCs w:val="19"/>
               </w:rPr>
-              <w:t xml:space="preserve">Warum sichert Kafka seine Bitte so ab?</w:t>
+              <w:t xml:space="preserve">Warum betont Kafka, dass der Vater keine Schuld hat?</w:t>
             </w:r>
           </w:p>
           <w:p>
@@ -5452,7 +6244,7 @@
                 <w:sz w:val="17"/>
                 <w:szCs w:val="17"/>
               </w:rPr>
-              <w:t xml:space="preserve">„niemals … an eine Schuld Deinerseits“ (Z. 2)</w:t>
+              <w:t xml:space="preserve">Achte auf „niemals … an eine Schuld Deinerseits“ (Z. 1 f.).</w:t>
             </w:r>
           </w:p>
         </w:tc>
@@ -5485,6 +6277,78 @@
                 <w:szCs w:val="19"/>
               </w:rPr>
               <w:t xml:space="preserve">Kafka entlastet den Vater ausdrücklich, damit dieser die Bitte nicht als Angriff versteht. Der Appell ist vorsichtig abgesichert – ein Zeichen seiner Furcht und der komplementären Beziehung.</w:t>
+            </w:r>
+          </w:p>
+        </w:tc>
+      </w:tr>
+      <w:tr>
+        <w:trPr>
+          <w:cantSplit/>
+        </w:trPr>
+        <w:tc>
+          <w:tcPr>
+            <w:tcW w:type="dxa" w:w="5200"/>
+            <w:tcBorders>
+              <w:top w:val="single" w:color="B9C6E8" w:sz="6"/>
+              <w:left w:val="single" w:color="B9C6E8" w:sz="6"/>
+              <w:bottom w:val="single" w:color="B9C6E8" w:sz="6"/>
+              <w:right w:val="single" w:color="B9C6E8" w:sz="6"/>
+            </w:tcBorders>
+            <w:shd w:fill="F4F7FD" w:color="auto" w:val="clear"/>
+            <w:tcMar>
+              <w:top w:type="dxa" w:w="60"/>
+              <w:left w:type="dxa" w:w="120"/>
+              <w:bottom w:type="dxa" w:w="60"/>
+              <w:right w:type="dxa" w:w="120"/>
+            </w:tcMar>
+            <w:vAlign w:val="top"/>
+          </w:tcPr>
+          <w:p>
+            <w:pPr>
+              <w:spacing w:after="0" w:before="0"/>
+            </w:pPr>
+            <w:r>
+              <w:rPr>
+                <w:rFonts w:ascii="Calibri" w:cs="Calibri" w:eastAsia="Calibri" w:hAnsi="Calibri"/>
+                <w:b/>
+                <w:bCs/>
+                <w:color w:val="1E2761"/>
+                <w:sz w:val="19"/>
+                <w:szCs w:val="19"/>
+              </w:rPr>
+              <w:t xml:space="preserve">Reflexion (Aufgabe 4): Warum so vorsichtig und versteckt?</w:t>
+            </w:r>
+          </w:p>
+        </w:tc>
+        <w:tc>
+          <w:tcPr>
+            <w:tcW w:type="dxa" w:w="10138"/>
+            <w:tcBorders>
+              <w:top w:val="single" w:color="B9C6E8" w:sz="6"/>
+              <w:left w:val="single" w:color="B9C6E8" w:sz="6"/>
+              <w:bottom w:val="single" w:color="B9C6E8" w:sz="6"/>
+              <w:right w:val="single" w:color="B9C6E8" w:sz="6"/>
+            </w:tcBorders>
+            <w:tcMar>
+              <w:top w:type="dxa" w:w="60"/>
+              <w:left w:type="dxa" w:w="120"/>
+              <w:bottom w:type="dxa" w:w="60"/>
+              <w:right w:type="dxa" w:w="120"/>
+            </w:tcMar>
+            <w:vAlign w:val="top"/>
+          </w:tcPr>
+          <w:p>
+            <w:pPr>
+              <w:spacing w:after="0" w:before="0"/>
+            </w:pPr>
+            <w:r>
+              <w:rPr>
+                <w:rFonts w:ascii="Calibri" w:cs="Calibri" w:eastAsia="Calibri" w:hAnsi="Calibri"/>
+                <w:color w:val="000000"/>
+                <w:sz w:val="19"/>
+                <w:szCs w:val="19"/>
+              </w:rPr>
+              <w:t xml:space="preserve">Aus Furcht vor Zorn und Vorwürfen wagt Kafka keinen direkten Appell. Der Vater, der laut und direkt spricht, hätte die versteckte Bitte wohl überhört – darum bleibt der Brief ein Versuch, der den Vater nie erreicht.</w:t>
             </w:r>
           </w:p>
         </w:tc>
@@ -5503,7 +6367,7 @@
           <w:sz w:val="26"/>
           <w:szCs w:val="26"/>
         </w:rPr>
-        <w:t xml:space="preserve">Musterrede (zum Vorlesen nach den Schülerreden, falls nötig)</w:t>
+        <w:t xml:space="preserve">Musterrede (ca. 120 Wörter, zum Vorlesen nach den Schülerreden, falls nötig)</w:t>
       </w:r>
     </w:p>
     <w:p>
@@ -5726,7 +6590,7 @@
                 <w:sz w:val="18"/>
                 <w:szCs w:val="18"/>
               </w:rPr>
-              <w:t xml:space="preserve">Auftrag (Folie 15): </w:t>
+              <w:t xml:space="preserve">Auftrag (AB Aufgabe 5, Folie 19): </w:t>
             </w:r>
             <w:r>
               <w:rPr>
@@ -5735,7 +6599,7 @@
                 <w:sz w:val="18"/>
                 <w:szCs w:val="18"/>
               </w:rPr>
-              <w:t xml:space="preserve">Max Brods Brief hat gewirkt: Der Vater hört zu. Schreibe die Rede, die Franz jetzt an ihn hält. (6–8 Sätze · allein · in den Hefter)</w:t>
+              <w:t xml:space="preserve">Max Brods Brief an Hermann Kafka war erfolgreich: Der Vater ist bereit, seinem Sohn zuzuhören. Schreibe als Franz eine Rede an den Vater, in der du an ihn appellierst. (ca. 100–150 Wörter · allein · in den Hefter)</w:t>
             </w:r>
           </w:p>
           <w:p>

--- a/Deutsch_11/Kafka_Appell/Tafelscript_Kafkas_Appell.docx
+++ b/Deutsch_11/Kafka_Appell/Tafelscript_Kafkas_Appell.docx
@@ -789,7 +789,7 @@
           <w:sz w:val="17"/>
           <w:szCs w:val="17"/>
         </w:rPr>
-        <w:t xml:space="preserve">TAFELSCRIPT · ABLAUF DER STUNDE (45 MIN.: 15 RECHTSCHREIBUNG + 30 KAFKA)</w:t>
+        <w:t xml:space="preserve">TAFELSCRIPT · ABLAUF DER STUNDE (45 MIN.: 16 AUSWERTUNG UND RECHTSCHREIBUNG + 29 KAFKA)</w:t>
       </w:r>
     </w:p>
     <w:p>
@@ -1059,7 +1059,7 @@
                 <w:sz w:val="18"/>
                 <w:szCs w:val="18"/>
               </w:rPr>
-              <w:t xml:space="preserve">0–3'</w:t>
+              <w:t xml:space="preserve">0–2'</w:t>
             </w:r>
           </w:p>
         </w:tc>
@@ -1094,7 +1094,7 @@
                 <w:sz w:val="18"/>
                 <w:szCs w:val="18"/>
               </w:rPr>
-              <w:t xml:space="preserve">Testauswertung</w:t>
+              <w:t xml:space="preserve">Verlauf und Lernziele</w:t>
             </w:r>
           </w:p>
         </w:tc>
@@ -1126,7 +1126,7 @@
                 <w:sz w:val="18"/>
                 <w:szCs w:val="18"/>
               </w:rPr>
-              <w:t xml:space="preserve">Folie 1: Durchschnitt der Punkte (vorher eintragen). „Inhaltlich wisst ihr viel – Punkte verliert ihr bei der Sprache: Substantive klein, Kommas fehlen.“ Ankündigung: ab jetzt kleine Trainingseinheiten. Schnipsel austeilen.</w:t>
+              <w:t xml:space="preserve">Folie 1–2: Teil 1 Auswertung und Rechtschreibtraining, Teil 2 Kafka (Appell). Lernziele vorlesen.</w:t>
             </w:r>
           </w:p>
         </w:tc>
@@ -1190,7 +1190,7 @@
                 <w:sz w:val="17"/>
                 <w:szCs w:val="17"/>
               </w:rPr>
-              <w:t xml:space="preserve">Folie 1, Schnipsel</w:t>
+              <w:t xml:space="preserve">Folie 1–2</w:t>
             </w:r>
           </w:p>
         </w:tc>
@@ -1230,7 +1230,7 @@
                 <w:sz w:val="18"/>
                 <w:szCs w:val="18"/>
               </w:rPr>
-              <w:t xml:space="preserve">3–7'</w:t>
+              <w:t xml:space="preserve">2–5'</w:t>
             </w:r>
           </w:p>
         </w:tc>
@@ -1265,7 +1265,7 @@
                 <w:sz w:val="18"/>
                 <w:szCs w:val="18"/>
               </w:rPr>
-              <w:t xml:space="preserve">Zeigen, wie es geht</w:t>
+              <w:t xml:space="preserve">Auswertung des Briefs</w:t>
             </w:r>
           </w:p>
         </w:tc>
@@ -1297,7 +1297,7 @@
                 <w:sz w:val="18"/>
                 <w:szCs w:val="18"/>
               </w:rPr>
-              <w:t xml:space="preserve">Regel 1 und 2 (Folie 2–3). Dann zwei Beispielsätze laut denkend korrigieren (Folie 4, dann 5) – siehe Seite 3.</w:t>
+              <w:t xml:space="preserve">Folie 3: Ø 14,5/20 Inhalt, 4,4/10 Sprache, 18,9/30 gesamt (Auswertung vom 08.10.; vorher mit Ihren endgültigen Punkten abgleichen). Lob zuerst (Beziehung, Metakommunikation), dann: Appell oft nur „Ich hoffe, ihr …“ → Teil 2. Folie 4: Rechtschreibung Ø 0,4/2, Zeichensetzung Ø 0,6/2 → ab jetzt kleine Trainingseinheiten. Schnipsel austeilen.</w:t>
             </w:r>
           </w:p>
         </w:tc>
@@ -1361,7 +1361,7 @@
                 <w:sz w:val="17"/>
                 <w:szCs w:val="17"/>
               </w:rPr>
-              <w:t xml:space="preserve">Folie 2–5</w:t>
+              <w:t xml:space="preserve">Folie 3–4, Schnipsel</w:t>
             </w:r>
           </w:p>
         </w:tc>
@@ -1401,7 +1401,7 @@
                 <w:sz w:val="18"/>
                 <w:szCs w:val="18"/>
               </w:rPr>
-              <w:t xml:space="preserve">7–9'</w:t>
+              <w:t xml:space="preserve">5–8'</w:t>
             </w:r>
           </w:p>
         </w:tc>
@@ -1436,7 +1436,7 @@
                 <w:sz w:val="18"/>
                 <w:szCs w:val="18"/>
               </w:rPr>
-              <w:t xml:space="preserve">Übung zusammen</w:t>
+              <w:t xml:space="preserve">Zeigen, wie es geht</w:t>
             </w:r>
           </w:p>
         </w:tc>
@@ -1468,7 +1468,7 @@
                 <w:sz w:val="18"/>
                 <w:szCs w:val="18"/>
               </w:rPr>
-              <w:t xml:space="preserve">Satz 1–2 vom Schnipsel: Klasse sagt an und begründet, Sie bestätigen (Folie 6–7).</w:t>
+              <w:t xml:space="preserve">Regel 1 und 2 (Folie 5–6), dabei „Ich hoffe, ihr …“: Passt „dass“ hinein? → Komma. Zwei Beispielsätze laut denkend korrigieren (Folie 7, dann 8) – siehe Seite 3.</w:t>
             </w:r>
           </w:p>
         </w:tc>
@@ -1532,7 +1532,7 @@
                 <w:sz w:val="17"/>
                 <w:szCs w:val="17"/>
               </w:rPr>
-              <w:t xml:space="preserve">Folie 6–7</w:t>
+              <w:t xml:space="preserve">Folie 5–8</w:t>
             </w:r>
           </w:p>
         </w:tc>
@@ -1572,7 +1572,7 @@
                 <w:sz w:val="18"/>
                 <w:szCs w:val="18"/>
               </w:rPr>
-              <w:t xml:space="preserve">9–13'</w:t>
+              <w:t xml:space="preserve">8–10'</w:t>
             </w:r>
           </w:p>
         </w:tc>
@@ -1607,7 +1607,7 @@
                 <w:sz w:val="18"/>
                 <w:szCs w:val="18"/>
               </w:rPr>
-              <w:t xml:space="preserve">Übung allein</w:t>
+              <w:t xml:space="preserve">Übung zusammen</w:t>
             </w:r>
           </w:p>
         </w:tc>
@@ -1639,7 +1639,7 @@
                 <w:sz w:val="18"/>
                 <w:szCs w:val="18"/>
               </w:rPr>
-              <w:t xml:space="preserve">Satz 3–8, Timer 4 Min. (Folie 8): 19 Fehler (15 × groß, 4 × Komma). Nicht helfen.</w:t>
+              <w:t xml:space="preserve">Satz 1–2 vom Schnipsel: Klasse sagt an und begründet (Folie 9–10). Satz 2 ist der Fall „Ich hoffe, …“.</w:t>
             </w:r>
           </w:p>
         </w:tc>
@@ -1703,7 +1703,7 @@
                 <w:sz w:val="17"/>
                 <w:szCs w:val="17"/>
               </w:rPr>
-              <w:t xml:space="preserve">Folie 8, Schnipsel</w:t>
+              <w:t xml:space="preserve">Folie 9–10</w:t>
             </w:r>
           </w:p>
         </w:tc>
@@ -1743,7 +1743,7 @@
                 <w:sz w:val="18"/>
                 <w:szCs w:val="18"/>
               </w:rPr>
-              <w:t xml:space="preserve">13–15'</w:t>
+              <w:t xml:space="preserve">10–14'</w:t>
             </w:r>
           </w:p>
         </w:tc>
@@ -1778,7 +1778,7 @@
                 <w:sz w:val="18"/>
                 <w:szCs w:val="18"/>
               </w:rPr>
-              <w:t xml:space="preserve">Besprechung</w:t>
+              <w:t xml:space="preserve">Übung allein</w:t>
             </w:r>
           </w:p>
         </w:tc>
@@ -1810,7 +1810,7 @@
                 <w:sz w:val="18"/>
                 <w:szCs w:val="18"/>
               </w:rPr>
-              <w:t xml:space="preserve">Klasse nennt Korrekturen und begründet, dann Folie 9–10. Satz 7: „als jede Drohung“ – kein Nebensatz, kein Komma.</w:t>
+              <w:t xml:space="preserve">Satz 3–10, Timer 4 Min. (Folie 11): 23 Fehler (17 × groß, 6 × Komma). Nicht helfen.</w:t>
             </w:r>
           </w:p>
         </w:tc>
@@ -1874,7 +1874,7 @@
                 <w:sz w:val="17"/>
                 <w:szCs w:val="17"/>
               </w:rPr>
-              <w:t xml:space="preserve">Folie 9–10</w:t>
+              <w:t xml:space="preserve">Folie 11, Schnipsel</w:t>
             </w:r>
           </w:p>
         </w:tc>
@@ -1914,7 +1914,7 @@
                 <w:sz w:val="18"/>
                 <w:szCs w:val="18"/>
               </w:rPr>
-              <w:t xml:space="preserve">15–17'</w:t>
+              <w:t xml:space="preserve">14–16'</w:t>
             </w:r>
           </w:p>
         </w:tc>
@@ -1949,7 +1949,7 @@
                 <w:sz w:val="18"/>
                 <w:szCs w:val="18"/>
               </w:rPr>
-              <w:t xml:space="preserve">A: Ankommen</w:t>
+              <w:t xml:space="preserve">Besprechung</w:t>
             </w:r>
           </w:p>
         </w:tc>
@@ -1981,7 +1981,7 @@
                 <w:sz w:val="18"/>
                 <w:szCs w:val="18"/>
               </w:rPr>
-              <w:t xml:space="preserve">Folie 11: „Ich habe euch eben kritisiert. Was ist mein Appell an euch?“ – Rückfrage: offen oder versteckt? („Ich habe nur gesagt, was schlecht war.“)</w:t>
+              <w:t xml:space="preserve">Klasse nennt Korrekturen und begründet, dann Folie 12–14. Satz 9: „als jede Drohung“ – kein Nebensatz, kein Komma.</w:t>
             </w:r>
           </w:p>
         </w:tc>
@@ -2045,7 +2045,7 @@
                 <w:sz w:val="17"/>
                 <w:szCs w:val="17"/>
               </w:rPr>
-              <w:t xml:space="preserve">Folie 11</w:t>
+              <w:t xml:space="preserve">Folie 12–14</w:t>
             </w:r>
           </w:p>
         </w:tc>
@@ -2085,7 +2085,7 @@
                 <w:sz w:val="18"/>
                 <w:szCs w:val="18"/>
               </w:rPr>
-              <w:t xml:space="preserve">17–22'</w:t>
+              <w:t xml:space="preserve">16–18'</w:t>
             </w:r>
           </w:p>
         </w:tc>
@@ -2120,7 +2120,7 @@
                 <w:sz w:val="18"/>
                 <w:szCs w:val="18"/>
               </w:rPr>
-              <w:t xml:space="preserve">V: Vorwissen aktivieren</w:t>
+              <w:t xml:space="preserve">A: Ankommen</w:t>
             </w:r>
           </w:p>
         </w:tc>
@@ -2152,7 +2152,7 @@
                 <w:sz w:val="18"/>
                 <w:szCs w:val="18"/>
               </w:rPr>
-              <w:t xml:space="preserve">Folie 12: verbal / paraverbal / nonverbal · vier Ohren · Inhalts- und Beziehungsebene. Folie 13: Beziehung Kafka–Vater gestört, Brods Brief (letzte Stunde) → heute: Appell-Ebene.</w:t>
+              <w:t xml:space="preserve">Folie 15 (Verlauf, Teil 2), dann Folie 16: „Ich habe euch eben kritisiert. Was ist mein Appell an euch?“ – Rückfrage: offen oder versteckt?</w:t>
             </w:r>
           </w:p>
         </w:tc>
@@ -2184,7 +2184,7 @@
                 <w:sz w:val="18"/>
                 <w:szCs w:val="18"/>
               </w:rPr>
-              <w:t xml:space="preserve">① Wiederholung</w:t>
+              <w:t xml:space="preserve">–</w:t>
             </w:r>
           </w:p>
         </w:tc>
@@ -2216,7 +2216,7 @@
                 <w:sz w:val="17"/>
                 <w:szCs w:val="17"/>
               </w:rPr>
-              <w:t xml:space="preserve">Folie 12–13</w:t>
+              <w:t xml:space="preserve">Folie 15–16</w:t>
             </w:r>
           </w:p>
         </w:tc>
@@ -2256,7 +2256,7 @@
                 <w:sz w:val="18"/>
                 <w:szCs w:val="18"/>
               </w:rPr>
-              <w:t xml:space="preserve">22–25'</w:t>
+              <w:t xml:space="preserve">18–22'</w:t>
             </w:r>
           </w:p>
         </w:tc>
@@ -2291,7 +2291,7 @@
                 <w:sz w:val="18"/>
                 <w:szCs w:val="18"/>
               </w:rPr>
-              <w:t xml:space="preserve">I: Informieren</w:t>
+              <w:t xml:space="preserve">V: Vorwissen aktivieren</w:t>
             </w:r>
           </w:p>
         </w:tc>
@@ -2323,7 +2323,7 @@
                 <w:sz w:val="18"/>
                 <w:szCs w:val="18"/>
               </w:rPr>
-              <w:t xml:space="preserve">Folie 14: Appell, offen, verdeckt (auch AB, Nr. 2). Kontext-Box vorlesen, dann den Auszug (Folie 15, AB).</w:t>
+              <w:t xml:space="preserve">Folie 17: verbal / paraverbal / nonverbal · vier Ohren · Inhalts- und Beziehungsebene. Folie 18: Beziehung Kafka–Vater gestört, Brods Brief → heute: Appell-Ebene.</w:t>
             </w:r>
           </w:p>
         </w:tc>
@@ -2355,7 +2355,7 @@
                 <w:sz w:val="18"/>
                 <w:szCs w:val="18"/>
               </w:rPr>
-              <w:t xml:space="preserve">–</w:t>
+              <w:t xml:space="preserve">① Wiederholung</w:t>
             </w:r>
           </w:p>
         </w:tc>
@@ -2387,7 +2387,7 @@
                 <w:sz w:val="17"/>
                 <w:szCs w:val="17"/>
               </w:rPr>
-              <w:t xml:space="preserve">AB S. 1, Folie 14–15</w:t>
+              <w:t xml:space="preserve">Folie 17–18</w:t>
             </w:r>
           </w:p>
         </w:tc>
@@ -2427,7 +2427,7 @@
                 <w:sz w:val="18"/>
                 <w:szCs w:val="18"/>
               </w:rPr>
-              <w:t xml:space="preserve">25–33'</w:t>
+              <w:t xml:space="preserve">22–25'</w:t>
             </w:r>
           </w:p>
         </w:tc>
@@ -2462,7 +2462,7 @@
                 <w:sz w:val="18"/>
                 <w:szCs w:val="18"/>
               </w:rPr>
-              <w:t xml:space="preserve">V: Verarbeiten (allein)</w:t>
+              <w:t xml:space="preserve">I: Informieren</w:t>
             </w:r>
           </w:p>
         </w:tc>
@@ -2494,7 +2494,7 @@
                 <w:sz w:val="18"/>
                 <w:szCs w:val="18"/>
               </w:rPr>
-              <w:t xml:space="preserve">Aufgaben 1–3 auf dem AB (Folie 16), Timer 8 Min. Herumgehen. Hilfe zu Aufgabe 1: „Was soll der Vater nach diesem Satz anders machen?“</w:t>
+              <w:t xml:space="preserve">Folie 19: Appell, offen, verdeckt (auch AB, Nr. 2). Kontext-Box vorlesen, dann den Auszug (Folie 20, AB).</w:t>
             </w:r>
           </w:p>
         </w:tc>
@@ -2558,7 +2558,7 @@
                 <w:sz w:val="17"/>
                 <w:szCs w:val="17"/>
               </w:rPr>
-              <w:t xml:space="preserve">AB S. 2, Hefter</w:t>
+              <w:t xml:space="preserve">AB S. 1, Folie 19–20</w:t>
             </w:r>
           </w:p>
         </w:tc>
@@ -2598,7 +2598,7 @@
                 <w:sz w:val="18"/>
                 <w:szCs w:val="18"/>
               </w:rPr>
-              <w:t xml:space="preserve">33–39'</w:t>
+              <w:t xml:space="preserve">25–33'</w:t>
             </w:r>
           </w:p>
         </w:tc>
@@ -2633,7 +2633,7 @@
                 <w:sz w:val="18"/>
                 <w:szCs w:val="18"/>
               </w:rPr>
-              <w:t xml:space="preserve">A: Auswerten</w:t>
+              <w:t xml:space="preserve">V: Verarbeiten (allein)</w:t>
             </w:r>
           </w:p>
         </w:tc>
@@ -2665,7 +2665,7 @@
                 <w:sz w:val="18"/>
                 <w:szCs w:val="18"/>
               </w:rPr>
-              <w:t xml:space="preserve">Kernbotschaft anschreiben (②). Leitfragen der Reihe nach, Ergebnisse ins Quadrat, Appell zuletzt und groß (③). Formulierungshilfen (Folie 17): Antworten in ganzen Sätzen. Reflexion (Folie 18): Warum so vorsichtig? → Merksatz (④).</w:t>
+              <w:t xml:space="preserve">Aufgaben 1–3 (Folie 21), Timer 8 Min. Aufgabe 3 direkt ins Quadrat auf dem AB. Hilfe zu Aufgabe 1: „Was soll der Vater nach diesem Satz anders machen?“</w:t>
             </w:r>
           </w:p>
         </w:tc>
@@ -2697,7 +2697,7 @@
                 <w:sz w:val="18"/>
                 <w:szCs w:val="18"/>
               </w:rPr>
-              <w:t xml:space="preserve">② ③ ④</w:t>
+              <w:t xml:space="preserve">–</w:t>
             </w:r>
           </w:p>
         </w:tc>
@@ -2729,7 +2729,7 @@
                 <w:sz w:val="17"/>
                 <w:szCs w:val="17"/>
               </w:rPr>
-              <w:t xml:space="preserve">Folie 17–18</w:t>
+              <w:t xml:space="preserve">AB S. 2, Hefter</w:t>
             </w:r>
           </w:p>
         </w:tc>
@@ -2769,7 +2769,7 @@
                 <w:sz w:val="18"/>
                 <w:szCs w:val="18"/>
               </w:rPr>
-              <w:t xml:space="preserve">39–45'</w:t>
+              <w:t xml:space="preserve">33–39'</w:t>
             </w:r>
           </w:p>
         </w:tc>
@@ -2804,7 +2804,7 @@
                 <w:sz w:val="18"/>
                 <w:szCs w:val="18"/>
               </w:rPr>
-              <w:t xml:space="preserve">Transfer beginnen</w:t>
+              <w:t xml:space="preserve">A: Auswerten</w:t>
             </w:r>
           </w:p>
         </w:tc>
@@ -2836,7 +2836,7 @@
                 <w:sz w:val="18"/>
                 <w:szCs w:val="18"/>
               </w:rPr>
-              <w:t xml:space="preserve">Folie 19 bzw. Whiteboard-PDF: Rede als Franz, Kriterien an die Tafel (⑤). Hinweis: Großschreibung und Kommas wie im Training! Vortrag in der nächsten Stunde – keine Hausaufgabe.</w:t>
+              <w:t xml:space="preserve">Kernbotschaft anschreiben (②). Leitfragen der Reihe nach, Ergebnisse ins Quadrat, Appell zuletzt und groß (③). Formulierungshilfen (Folie 22): ganze Sätze. Reflexion (Folie 23) → Merksatz (④). Rückblick auf die Lernziele.</w:t>
             </w:r>
           </w:p>
         </w:tc>
@@ -2868,7 +2868,7 @@
                 <w:sz w:val="18"/>
                 <w:szCs w:val="18"/>
               </w:rPr>
-              <w:t xml:space="preserve">⑤ Kriterien</w:t>
+              <w:t xml:space="preserve">② ③ ④</w:t>
             </w:r>
           </w:p>
         </w:tc>
@@ -2900,7 +2900,178 @@
                 <w:sz w:val="17"/>
                 <w:szCs w:val="17"/>
               </w:rPr>
-              <w:t xml:space="preserve">Folie 19 / Whiteboard</w:t>
+              <w:t xml:space="preserve">Folie 22–23</w:t>
+            </w:r>
+          </w:p>
+        </w:tc>
+      </w:tr>
+      <w:tr>
+        <w:trPr>
+          <w:cantSplit/>
+        </w:trPr>
+        <w:tc>
+          <w:tcPr>
+            <w:tcW w:type="dxa" w:w="950"/>
+            <w:tcBorders>
+              <w:top w:val="single" w:color="B9C6E8" w:sz="6"/>
+              <w:left w:val="single" w:color="B9C6E8" w:sz="6"/>
+              <w:bottom w:val="single" w:color="B9C6E8" w:sz="6"/>
+              <w:right w:val="single" w:color="B9C6E8" w:sz="6"/>
+            </w:tcBorders>
+            <w:shd w:fill="F4F7FD" w:color="auto" w:val="clear"/>
+            <w:tcMar>
+              <w:top w:type="dxa" w:w="60"/>
+              <w:left w:type="dxa" w:w="120"/>
+              <w:bottom w:type="dxa" w:w="60"/>
+              <w:right w:type="dxa" w:w="120"/>
+            </w:tcMar>
+            <w:vAlign w:val="top"/>
+          </w:tcPr>
+          <w:p>
+            <w:pPr>
+              <w:spacing w:after="0" w:before="0"/>
+            </w:pPr>
+            <w:r>
+              <w:rPr>
+                <w:rFonts w:ascii="Calibri" w:cs="Calibri" w:eastAsia="Calibri" w:hAnsi="Calibri"/>
+                <w:b/>
+                <w:bCs/>
+                <w:color w:val="1E2761"/>
+                <w:sz w:val="18"/>
+                <w:szCs w:val="18"/>
+              </w:rPr>
+              <w:t xml:space="preserve">39–45'</w:t>
+            </w:r>
+          </w:p>
+        </w:tc>
+        <w:tc>
+          <w:tcPr>
+            <w:tcW w:type="dxa" w:w="2350"/>
+            <w:tcBorders>
+              <w:top w:val="single" w:color="B9C6E8" w:sz="6"/>
+              <w:left w:val="single" w:color="B9C6E8" w:sz="6"/>
+              <w:bottom w:val="single" w:color="B9C6E8" w:sz="6"/>
+              <w:right w:val="single" w:color="B9C6E8" w:sz="6"/>
+            </w:tcBorders>
+            <w:shd w:fill="F4F7FD" w:color="auto" w:val="clear"/>
+            <w:tcMar>
+              <w:top w:type="dxa" w:w="60"/>
+              <w:left w:type="dxa" w:w="120"/>
+              <w:bottom w:type="dxa" w:w="60"/>
+              <w:right w:type="dxa" w:w="120"/>
+            </w:tcMar>
+            <w:vAlign w:val="top"/>
+          </w:tcPr>
+          <w:p>
+            <w:pPr>
+              <w:spacing w:after="0" w:before="0"/>
+            </w:pPr>
+            <w:r>
+              <w:rPr>
+                <w:rFonts w:ascii="Calibri" w:cs="Calibri" w:eastAsia="Calibri" w:hAnsi="Calibri"/>
+                <w:b/>
+                <w:bCs/>
+                <w:color w:val="1E2761"/>
+                <w:sz w:val="18"/>
+                <w:szCs w:val="18"/>
+              </w:rPr>
+              <w:t xml:space="preserve">Transfer beginnen</w:t>
+            </w:r>
+          </w:p>
+        </w:tc>
+        <w:tc>
+          <w:tcPr>
+            <w:tcW w:type="dxa" w:w="6650"/>
+            <w:tcBorders>
+              <w:top w:val="single" w:color="B9C6E8" w:sz="6"/>
+              <w:left w:val="single" w:color="B9C6E8" w:sz="6"/>
+              <w:bottom w:val="single" w:color="B9C6E8" w:sz="6"/>
+              <w:right w:val="single" w:color="B9C6E8" w:sz="6"/>
+            </w:tcBorders>
+            <w:tcMar>
+              <w:top w:type="dxa" w:w="60"/>
+              <w:left w:type="dxa" w:w="120"/>
+              <w:bottom w:type="dxa" w:w="60"/>
+              <w:right w:type="dxa" w:w="120"/>
+            </w:tcMar>
+            <w:vAlign w:val="top"/>
+          </w:tcPr>
+          <w:p>
+            <w:pPr>
+              <w:spacing w:after="0" w:before="0"/>
+            </w:pPr>
+            <w:r>
+              <w:rPr>
+                <w:rFonts w:ascii="Calibri" w:cs="Calibri" w:eastAsia="Calibri" w:hAnsi="Calibri"/>
+                <w:color w:val="000000"/>
+                <w:sz w:val="18"/>
+                <w:szCs w:val="18"/>
+              </w:rPr>
+              <w:t xml:space="preserve">Folie 24 bzw. Whiteboard-PDF: Rede als Franz, Kriterien an die Tafel (⑤). Hinweis: Großschreibung und Kommas wie im Training! Vortrag in der nächsten Stunde – keine Hausaufgabe.</w:t>
+            </w:r>
+          </w:p>
+        </w:tc>
+        <w:tc>
+          <w:tcPr>
+            <w:tcW w:type="dxa" w:w="2988"/>
+            <w:tcBorders>
+              <w:top w:val="single" w:color="B9C6E8" w:sz="6"/>
+              <w:left w:val="single" w:color="B9C6E8" w:sz="6"/>
+              <w:bottom w:val="single" w:color="B9C6E8" w:sz="6"/>
+              <w:right w:val="single" w:color="B9C6E8" w:sz="6"/>
+            </w:tcBorders>
+            <w:tcMar>
+              <w:top w:type="dxa" w:w="60"/>
+              <w:left w:type="dxa" w:w="120"/>
+              <w:bottom w:type="dxa" w:w="60"/>
+              <w:right w:type="dxa" w:w="120"/>
+            </w:tcMar>
+            <w:vAlign w:val="top"/>
+          </w:tcPr>
+          <w:p>
+            <w:pPr>
+              <w:spacing w:after="0" w:before="0"/>
+            </w:pPr>
+            <w:r>
+              <w:rPr>
+                <w:rFonts w:ascii="Calibri" w:cs="Calibri" w:eastAsia="Calibri" w:hAnsi="Calibri"/>
+                <w:color w:val="000000"/>
+                <w:sz w:val="18"/>
+                <w:szCs w:val="18"/>
+              </w:rPr>
+              <w:t xml:space="preserve">⑤ Kriterien</w:t>
+            </w:r>
+          </w:p>
+        </w:tc>
+        <w:tc>
+          <w:tcPr>
+            <w:tcW w:type="dxa" w:w="2400"/>
+            <w:tcBorders>
+              <w:top w:val="single" w:color="B9C6E8" w:sz="6"/>
+              <w:left w:val="single" w:color="B9C6E8" w:sz="6"/>
+              <w:bottom w:val="single" w:color="B9C6E8" w:sz="6"/>
+              <w:right w:val="single" w:color="B9C6E8" w:sz="6"/>
+            </w:tcBorders>
+            <w:tcMar>
+              <w:top w:type="dxa" w:w="60"/>
+              <w:left w:type="dxa" w:w="120"/>
+              <w:bottom w:type="dxa" w:w="60"/>
+              <w:right w:type="dxa" w:w="120"/>
+            </w:tcMar>
+            <w:vAlign w:val="top"/>
+          </w:tcPr>
+          <w:p>
+            <w:pPr>
+              <w:spacing w:after="0" w:before="0"/>
+            </w:pPr>
+            <w:r>
+              <w:rPr>
+                <w:rFonts w:ascii="Calibri" w:cs="Calibri" w:eastAsia="Calibri" w:hAnsi="Calibri"/>
+                <w:color w:val="5B6B8C"/>
+                <w:sz w:val="17"/>
+                <w:szCs w:val="17"/>
+              </w:rPr>
+              <w:t xml:space="preserve">Folie 24 / Whiteboard</w:t>
             </w:r>
           </w:p>
         </w:tc>
@@ -2989,7 +3160,7 @@
                 <w:sz w:val="19"/>
                 <w:szCs w:val="19"/>
               </w:rPr>
-              <w:t xml:space="preserve">So denken Sie bei den Beispielsätzen laut (Folie 4):</w:t>
+              <w:t xml:space="preserve">So denken Sie bei den Beispielsätzen laut (Folie 7):</w:t>
             </w:r>
           </w:p>
           <w:p>
@@ -3005,7 +3176,7 @@
                 <w:sz w:val="19"/>
                 <w:szCs w:val="19"/>
               </w:rPr>
-              <w:t xml:space="preserve">„Beim essen – ‚beim‘ ist ein Signalwort, also groß: beim Essen. – Der vater: Passt ‚der‘ davor? Ja, also groß. – … merkte nicht dass: Wo steht das Verb? ‚hatte‘, ganz am Ende. Also Nebensatz, also Komma vor dass. – sohn, angst: der Sohn, die Angst – groß.“ Dann Folie 5.</w:t>
+              <w:t xml:space="preserve">„Beim essen – ‚beim‘ ist ein Signalwort, also groß: beim Essen. – Der vater: Passt ‚der‘ davor? Ja, also groß. – … merkte nicht dass: Wo steht das Verb? ‚hatte‘, ganz am Ende. Also Nebensatz, also Komma vor dass. – sohn, angst: der Sohn, die Angst – groß.“ Dann Folie 8.</w:t>
             </w:r>
           </w:p>
         </w:tc>
@@ -3961,61 +4132,25 @@
                 <w:sz w:val="19"/>
                 <w:szCs w:val="19"/>
               </w:rPr>
-              <w:t xml:space="preserve">Wenn</w:t>
-            </w:r>
-            <w:r>
-              <w:rPr>
-                <w:rFonts w:ascii="Calibri" w:cs="Calibri" w:eastAsia="Calibri" w:hAnsi="Calibri"/>
-                <w:color w:val="000000"/>
-                <w:sz w:val="19"/>
-                <w:szCs w:val="19"/>
-              </w:rPr>
-              <w:t xml:space="preserve"> </w:t>
-            </w:r>
-            <w:r>
-              <w:rPr>
-                <w:rFonts w:ascii="Calibri" w:cs="Calibri" w:eastAsia="Calibri" w:hAnsi="Calibri"/>
-                <w:color w:val="000000"/>
-                <w:sz w:val="19"/>
-                <w:szCs w:val="19"/>
-              </w:rPr>
-              <w:t xml:space="preserve">Franz</w:t>
-            </w:r>
-            <w:r>
-              <w:rPr>
-                <w:rFonts w:ascii="Calibri" w:cs="Calibri" w:eastAsia="Calibri" w:hAnsi="Calibri"/>
-                <w:color w:val="000000"/>
-                <w:sz w:val="19"/>
-                <w:szCs w:val="19"/>
-              </w:rPr>
-              <w:t xml:space="preserve"> </w:t>
-            </w:r>
-            <w:r>
-              <w:rPr>
-                <w:rFonts w:ascii="Calibri" w:cs="Calibri" w:eastAsia="Calibri" w:hAnsi="Calibri"/>
-                <w:color w:val="000000"/>
-                <w:sz w:val="19"/>
-                <w:szCs w:val="19"/>
-              </w:rPr>
-              <w:t xml:space="preserve">etwas</w:t>
-            </w:r>
-            <w:r>
-              <w:rPr>
-                <w:rFonts w:ascii="Calibri" w:cs="Calibri" w:eastAsia="Calibri" w:hAnsi="Calibri"/>
-                <w:color w:val="000000"/>
-                <w:sz w:val="19"/>
-                <w:szCs w:val="19"/>
-              </w:rPr>
-              <w:t xml:space="preserve"> </w:t>
-            </w:r>
-            <w:r>
-              <w:rPr>
-                <w:rFonts w:ascii="Calibri" w:cs="Calibri" w:eastAsia="Calibri" w:hAnsi="Calibri"/>
-                <w:color w:val="000000"/>
-                <w:sz w:val="19"/>
-                <w:szCs w:val="19"/>
-              </w:rPr>
-              <w:t xml:space="preserve">erzählte</w:t>
+              <w:t xml:space="preserve">Ich</w:t>
+            </w:r>
+            <w:r>
+              <w:rPr>
+                <w:rFonts w:ascii="Calibri" w:cs="Calibri" w:eastAsia="Calibri" w:hAnsi="Calibri"/>
+                <w:color w:val="000000"/>
+                <w:sz w:val="19"/>
+                <w:szCs w:val="19"/>
+              </w:rPr>
+              <w:t xml:space="preserve"> </w:t>
+            </w:r>
+            <w:r>
+              <w:rPr>
+                <w:rFonts w:ascii="Calibri" w:cs="Calibri" w:eastAsia="Calibri" w:hAnsi="Calibri"/>
+                <w:color w:val="000000"/>
+                <w:sz w:val="19"/>
+                <w:szCs w:val="19"/>
+              </w:rPr>
+              <w:t xml:space="preserve">hoffe</w:t>
             </w:r>
             <w:r>
               <w:rPr>
@@ -4044,24 +4179,6 @@
                 <w:sz w:val="19"/>
                 <w:szCs w:val="19"/>
               </w:rPr>
-              <w:t xml:space="preserve">hörte</w:t>
-            </w:r>
-            <w:r>
-              <w:rPr>
-                <w:rFonts w:ascii="Calibri" w:cs="Calibri" w:eastAsia="Calibri" w:hAnsi="Calibri"/>
-                <w:color w:val="000000"/>
-                <w:sz w:val="19"/>
-                <w:szCs w:val="19"/>
-              </w:rPr>
-              <w:t xml:space="preserve"> </w:t>
-            </w:r>
-            <w:r>
-              <w:rPr>
-                <w:rFonts w:ascii="Calibri" w:cs="Calibri" w:eastAsia="Calibri" w:hAnsi="Calibri"/>
-                <w:color w:val="000000"/>
-                <w:sz w:val="19"/>
-                <w:szCs w:val="19"/>
-              </w:rPr>
               <w:t xml:space="preserve">der</w:t>
             </w:r>
             <w:r>
@@ -4100,7 +4217,43 @@
                 <w:sz w:val="19"/>
                 <w:szCs w:val="19"/>
               </w:rPr>
-              <w:t xml:space="preserve">nicht</w:t>
+              <w:t xml:space="preserve">hört</w:t>
+            </w:r>
+            <w:r>
+              <w:rPr>
+                <w:rFonts w:ascii="Calibri" w:cs="Calibri" w:eastAsia="Calibri" w:hAnsi="Calibri"/>
+                <w:color w:val="000000"/>
+                <w:sz w:val="19"/>
+                <w:szCs w:val="19"/>
+              </w:rPr>
+              <w:t xml:space="preserve"> </w:t>
+            </w:r>
+            <w:r>
+              <w:rPr>
+                <w:rFonts w:ascii="Calibri" w:cs="Calibri" w:eastAsia="Calibri" w:hAnsi="Calibri"/>
+                <w:color w:val="000000"/>
+                <w:sz w:val="19"/>
+                <w:szCs w:val="19"/>
+              </w:rPr>
+              <w:t xml:space="preserve">mir</w:t>
+            </w:r>
+            <w:r>
+              <w:rPr>
+                <w:rFonts w:ascii="Calibri" w:cs="Calibri" w:eastAsia="Calibri" w:hAnsi="Calibri"/>
+                <w:color w:val="000000"/>
+                <w:sz w:val="19"/>
+                <w:szCs w:val="19"/>
+              </w:rPr>
+              <w:t xml:space="preserve"> </w:t>
+            </w:r>
+            <w:r>
+              <w:rPr>
+                <w:rFonts w:ascii="Calibri" w:cs="Calibri" w:eastAsia="Calibri" w:hAnsi="Calibri"/>
+                <w:color w:val="000000"/>
+                <w:sz w:val="19"/>
+                <w:szCs w:val="19"/>
+              </w:rPr>
+              <w:t xml:space="preserve">endlich</w:t>
             </w:r>
             <w:r>
               <w:rPr>
@@ -4168,7 +4321,7 @@
                 <w:sz w:val="17"/>
                 <w:szCs w:val="17"/>
               </w:rPr>
-              <w:t xml:space="preserve">groß: Vater (Artikelprobe) · Komma: Nebensatz, Verb am Ende</w:t>
+              <w:t xml:space="preserve">groß: Vater (Artikelprobe) · Komma auch ohne dass (Probe: „dass“ passt hinein)</w:t>
             </w:r>
           </w:p>
         </w:tc>
@@ -4240,16 +4393,61 @@
                 <w:sz w:val="19"/>
                 <w:szCs w:val="19"/>
               </w:rPr>
-              <w:t xml:space="preserve">Beim</w:t>
-            </w:r>
-            <w:r>
-              <w:rPr>
-                <w:rFonts w:ascii="Calibri" w:cs="Calibri" w:eastAsia="Calibri" w:hAnsi="Calibri"/>
-                <w:color w:val="000000"/>
-                <w:sz w:val="19"/>
-                <w:szCs w:val="19"/>
-              </w:rPr>
-              <w:t xml:space="preserve"> </w:t>
+              <w:t xml:space="preserve">Wenn</w:t>
+            </w:r>
+            <w:r>
+              <w:rPr>
+                <w:rFonts w:ascii="Calibri" w:cs="Calibri" w:eastAsia="Calibri" w:hAnsi="Calibri"/>
+                <w:color w:val="000000"/>
+                <w:sz w:val="19"/>
+                <w:szCs w:val="19"/>
+              </w:rPr>
+              <w:t xml:space="preserve"> </w:t>
+            </w:r>
+            <w:r>
+              <w:rPr>
+                <w:rFonts w:ascii="Calibri" w:cs="Calibri" w:eastAsia="Calibri" w:hAnsi="Calibri"/>
+                <w:color w:val="000000"/>
+                <w:sz w:val="19"/>
+                <w:szCs w:val="19"/>
+              </w:rPr>
+              <w:t xml:space="preserve">Franz</w:t>
+            </w:r>
+            <w:r>
+              <w:rPr>
+                <w:rFonts w:ascii="Calibri" w:cs="Calibri" w:eastAsia="Calibri" w:hAnsi="Calibri"/>
+                <w:color w:val="000000"/>
+                <w:sz w:val="19"/>
+                <w:szCs w:val="19"/>
+              </w:rPr>
+              <w:t xml:space="preserve"> </w:t>
+            </w:r>
+            <w:r>
+              <w:rPr>
+                <w:rFonts w:ascii="Calibri" w:cs="Calibri" w:eastAsia="Calibri" w:hAnsi="Calibri"/>
+                <w:color w:val="000000"/>
+                <w:sz w:val="19"/>
+                <w:szCs w:val="19"/>
+              </w:rPr>
+              <w:t xml:space="preserve">etwas</w:t>
+            </w:r>
+            <w:r>
+              <w:rPr>
+                <w:rFonts w:ascii="Calibri" w:cs="Calibri" w:eastAsia="Calibri" w:hAnsi="Calibri"/>
+                <w:color w:val="000000"/>
+                <w:sz w:val="19"/>
+                <w:szCs w:val="19"/>
+              </w:rPr>
+              <w:t xml:space="preserve"> </w:t>
+            </w:r>
+            <w:r>
+              <w:rPr>
+                <w:rFonts w:ascii="Calibri" w:cs="Calibri" w:eastAsia="Calibri" w:hAnsi="Calibri"/>
+                <w:color w:val="000000"/>
+                <w:sz w:val="19"/>
+                <w:szCs w:val="19"/>
+              </w:rPr>
+              <w:t xml:space="preserve">erzählte</w:t>
             </w:r>
             <w:r>
               <w:rPr>
@@ -4260,79 +4458,43 @@
                 <w:sz w:val="19"/>
                 <w:szCs w:val="19"/>
               </w:rPr>
-              <w:t xml:space="preserve">Schreiben</w:t>
-            </w:r>
-            <w:r>
-              <w:rPr>
-                <w:rFonts w:ascii="Calibri" w:cs="Calibri" w:eastAsia="Calibri" w:hAnsi="Calibri"/>
-                <w:color w:val="000000"/>
-                <w:sz w:val="19"/>
-                <w:szCs w:val="19"/>
-              </w:rPr>
-              <w:t xml:space="preserve"> </w:t>
-            </w:r>
-            <w:r>
-              <w:rPr>
-                <w:rFonts w:ascii="Calibri" w:cs="Calibri" w:eastAsia="Calibri" w:hAnsi="Calibri"/>
-                <w:color w:val="000000"/>
-                <w:sz w:val="19"/>
-                <w:szCs w:val="19"/>
-              </w:rPr>
-              <w:t xml:space="preserve">achte</w:t>
-            </w:r>
-            <w:r>
-              <w:rPr>
-                <w:rFonts w:ascii="Calibri" w:cs="Calibri" w:eastAsia="Calibri" w:hAnsi="Calibri"/>
-                <w:color w:val="000000"/>
-                <w:sz w:val="19"/>
-                <w:szCs w:val="19"/>
-              </w:rPr>
-              <w:t xml:space="preserve"> </w:t>
-            </w:r>
-            <w:r>
-              <w:rPr>
-                <w:rFonts w:ascii="Calibri" w:cs="Calibri" w:eastAsia="Calibri" w:hAnsi="Calibri"/>
-                <w:color w:val="000000"/>
-                <w:sz w:val="19"/>
-                <w:szCs w:val="19"/>
-              </w:rPr>
-              <w:t xml:space="preserve">ich</w:t>
-            </w:r>
-            <w:r>
-              <w:rPr>
-                <w:rFonts w:ascii="Calibri" w:cs="Calibri" w:eastAsia="Calibri" w:hAnsi="Calibri"/>
-                <w:color w:val="000000"/>
-                <w:sz w:val="19"/>
-                <w:szCs w:val="19"/>
-              </w:rPr>
-              <w:t xml:space="preserve"> </w:t>
-            </w:r>
-            <w:r>
-              <w:rPr>
-                <w:rFonts w:ascii="Calibri" w:cs="Calibri" w:eastAsia="Calibri" w:hAnsi="Calibri"/>
-                <w:color w:val="000000"/>
-                <w:sz w:val="19"/>
-                <w:szCs w:val="19"/>
-              </w:rPr>
-              <w:t xml:space="preserve">auf</w:t>
-            </w:r>
-            <w:r>
-              <w:rPr>
-                <w:rFonts w:ascii="Calibri" w:cs="Calibri" w:eastAsia="Calibri" w:hAnsi="Calibri"/>
-                <w:color w:val="000000"/>
-                <w:sz w:val="19"/>
-                <w:szCs w:val="19"/>
-              </w:rPr>
-              <w:t xml:space="preserve"> </w:t>
-            </w:r>
-            <w:r>
-              <w:rPr>
-                <w:rFonts w:ascii="Calibri" w:cs="Calibri" w:eastAsia="Calibri" w:hAnsi="Calibri"/>
-                <w:color w:val="000000"/>
-                <w:sz w:val="19"/>
-                <w:szCs w:val="19"/>
-              </w:rPr>
-              <w:t xml:space="preserve">die</w:t>
+              <w:t xml:space="preserve">,</w:t>
+            </w:r>
+            <w:r>
+              <w:rPr>
+                <w:rFonts w:ascii="Calibri" w:cs="Calibri" w:eastAsia="Calibri" w:hAnsi="Calibri"/>
+                <w:color w:val="000000"/>
+                <w:sz w:val="19"/>
+                <w:szCs w:val="19"/>
+              </w:rPr>
+              <w:t xml:space="preserve"> </w:t>
+            </w:r>
+            <w:r>
+              <w:rPr>
+                <w:rFonts w:ascii="Calibri" w:cs="Calibri" w:eastAsia="Calibri" w:hAnsi="Calibri"/>
+                <w:color w:val="000000"/>
+                <w:sz w:val="19"/>
+                <w:szCs w:val="19"/>
+              </w:rPr>
+              <w:t xml:space="preserve">hörte</w:t>
+            </w:r>
+            <w:r>
+              <w:rPr>
+                <w:rFonts w:ascii="Calibri" w:cs="Calibri" w:eastAsia="Calibri" w:hAnsi="Calibri"/>
+                <w:color w:val="000000"/>
+                <w:sz w:val="19"/>
+                <w:szCs w:val="19"/>
+              </w:rPr>
+              <w:t xml:space="preserve"> </w:t>
+            </w:r>
+            <w:r>
+              <w:rPr>
+                <w:rFonts w:ascii="Calibri" w:cs="Calibri" w:eastAsia="Calibri" w:hAnsi="Calibri"/>
+                <w:color w:val="000000"/>
+                <w:sz w:val="19"/>
+                <w:szCs w:val="19"/>
+              </w:rPr>
+              <w:t xml:space="preserve">der</w:t>
             </w:r>
             <w:r>
               <w:rPr>
@@ -4352,7 +4514,43 @@
                 <w:sz w:val="19"/>
                 <w:szCs w:val="19"/>
               </w:rPr>
-              <w:t xml:space="preserve">Kommas</w:t>
+              <w:t xml:space="preserve">Vater</w:t>
+            </w:r>
+            <w:r>
+              <w:rPr>
+                <w:rFonts w:ascii="Calibri" w:cs="Calibri" w:eastAsia="Calibri" w:hAnsi="Calibri"/>
+                <w:color w:val="000000"/>
+                <w:sz w:val="19"/>
+                <w:szCs w:val="19"/>
+              </w:rPr>
+              <w:t xml:space="preserve"> </w:t>
+            </w:r>
+            <w:r>
+              <w:rPr>
+                <w:rFonts w:ascii="Calibri" w:cs="Calibri" w:eastAsia="Calibri" w:hAnsi="Calibri"/>
+                <w:color w:val="000000"/>
+                <w:sz w:val="19"/>
+                <w:szCs w:val="19"/>
+              </w:rPr>
+              <w:t xml:space="preserve">nicht</w:t>
+            </w:r>
+            <w:r>
+              <w:rPr>
+                <w:rFonts w:ascii="Calibri" w:cs="Calibri" w:eastAsia="Calibri" w:hAnsi="Calibri"/>
+                <w:color w:val="000000"/>
+                <w:sz w:val="19"/>
+                <w:szCs w:val="19"/>
+              </w:rPr>
+              <w:t xml:space="preserve"> </w:t>
+            </w:r>
+            <w:r>
+              <w:rPr>
+                <w:rFonts w:ascii="Calibri" w:cs="Calibri" w:eastAsia="Calibri" w:hAnsi="Calibri"/>
+                <w:color w:val="000000"/>
+                <w:sz w:val="19"/>
+                <w:szCs w:val="19"/>
+              </w:rPr>
+              <w:t xml:space="preserve">zu</w:t>
             </w:r>
             <w:r>
               <w:rPr>
@@ -4402,7 +4600,7 @@
                 <w:sz w:val="17"/>
                 <w:szCs w:val="17"/>
               </w:rPr>
-              <w:t xml:space="preserve">groß: Schreiben, Kommas (Schreiben: Signalwort beim)</w:t>
+              <w:t xml:space="preserve">groß: Vater (Artikelprobe) · Komma: Nebensatz, Verb am Ende</w:t>
             </w:r>
           </w:p>
         </w:tc>
@@ -4474,25 +4672,7 @@
                 <w:sz w:val="19"/>
                 <w:szCs w:val="19"/>
               </w:rPr>
-              <w:t xml:space="preserve">Kafka</w:t>
-            </w:r>
-            <w:r>
-              <w:rPr>
-                <w:rFonts w:ascii="Calibri" w:cs="Calibri" w:eastAsia="Calibri" w:hAnsi="Calibri"/>
-                <w:color w:val="000000"/>
-                <w:sz w:val="19"/>
-                <w:szCs w:val="19"/>
-              </w:rPr>
-              <w:t xml:space="preserve"> </w:t>
-            </w:r>
-            <w:r>
-              <w:rPr>
-                <w:rFonts w:ascii="Calibri" w:cs="Calibri" w:eastAsia="Calibri" w:hAnsi="Calibri"/>
-                <w:color w:val="000000"/>
-                <w:sz w:val="19"/>
-                <w:szCs w:val="19"/>
-              </w:rPr>
-              <w:t xml:space="preserve">hatte</w:t>
+              <w:t xml:space="preserve">Beim</w:t>
             </w:r>
             <w:r>
               <w:rPr>
@@ -4512,7 +4692,88 @@
                 <w:sz w:val="19"/>
                 <w:szCs w:val="19"/>
               </w:rPr>
-              <w:t xml:space="preserve">Angst</w:t>
+              <w:t xml:space="preserve">Schreiben</w:t>
+            </w:r>
+            <w:r>
+              <w:rPr>
+                <w:rFonts w:ascii="Calibri" w:cs="Calibri" w:eastAsia="Calibri" w:hAnsi="Calibri"/>
+                <w:color w:val="000000"/>
+                <w:sz w:val="19"/>
+                <w:szCs w:val="19"/>
+              </w:rPr>
+              <w:t xml:space="preserve"> </w:t>
+            </w:r>
+            <w:r>
+              <w:rPr>
+                <w:rFonts w:ascii="Calibri" w:cs="Calibri" w:eastAsia="Calibri" w:hAnsi="Calibri"/>
+                <w:color w:val="000000"/>
+                <w:sz w:val="19"/>
+                <w:szCs w:val="19"/>
+              </w:rPr>
+              <w:t xml:space="preserve">achte</w:t>
+            </w:r>
+            <w:r>
+              <w:rPr>
+                <w:rFonts w:ascii="Calibri" w:cs="Calibri" w:eastAsia="Calibri" w:hAnsi="Calibri"/>
+                <w:color w:val="000000"/>
+                <w:sz w:val="19"/>
+                <w:szCs w:val="19"/>
+              </w:rPr>
+              <w:t xml:space="preserve"> </w:t>
+            </w:r>
+            <w:r>
+              <w:rPr>
+                <w:rFonts w:ascii="Calibri" w:cs="Calibri" w:eastAsia="Calibri" w:hAnsi="Calibri"/>
+                <w:color w:val="000000"/>
+                <w:sz w:val="19"/>
+                <w:szCs w:val="19"/>
+              </w:rPr>
+              <w:t xml:space="preserve">ich</w:t>
+            </w:r>
+            <w:r>
+              <w:rPr>
+                <w:rFonts w:ascii="Calibri" w:cs="Calibri" w:eastAsia="Calibri" w:hAnsi="Calibri"/>
+                <w:color w:val="000000"/>
+                <w:sz w:val="19"/>
+                <w:szCs w:val="19"/>
+              </w:rPr>
+              <w:t xml:space="preserve"> </w:t>
+            </w:r>
+            <w:r>
+              <w:rPr>
+                <w:rFonts w:ascii="Calibri" w:cs="Calibri" w:eastAsia="Calibri" w:hAnsi="Calibri"/>
+                <w:color w:val="000000"/>
+                <w:sz w:val="19"/>
+                <w:szCs w:val="19"/>
+              </w:rPr>
+              <w:t xml:space="preserve">auf</w:t>
+            </w:r>
+            <w:r>
+              <w:rPr>
+                <w:rFonts w:ascii="Calibri" w:cs="Calibri" w:eastAsia="Calibri" w:hAnsi="Calibri"/>
+                <w:color w:val="000000"/>
+                <w:sz w:val="19"/>
+                <w:szCs w:val="19"/>
+              </w:rPr>
+              <w:t xml:space="preserve"> </w:t>
+            </w:r>
+            <w:r>
+              <w:rPr>
+                <w:rFonts w:ascii="Calibri" w:cs="Calibri" w:eastAsia="Calibri" w:hAnsi="Calibri"/>
+                <w:color w:val="000000"/>
+                <w:sz w:val="19"/>
+                <w:szCs w:val="19"/>
+              </w:rPr>
+              <w:t xml:space="preserve">die</w:t>
+            </w:r>
+            <w:r>
+              <w:rPr>
+                <w:rFonts w:ascii="Calibri" w:cs="Calibri" w:eastAsia="Calibri" w:hAnsi="Calibri"/>
+                <w:color w:val="000000"/>
+                <w:sz w:val="19"/>
+                <w:szCs w:val="19"/>
+              </w:rPr>
+              <w:t xml:space="preserve"> </w:t>
             </w:r>
             <w:r>
               <w:rPr>
@@ -4523,117 +4784,7 @@
                 <w:sz w:val="19"/>
                 <w:szCs w:val="19"/>
               </w:rPr>
-              <w:t xml:space="preserve">,</w:t>
-            </w:r>
-            <w:r>
-              <w:rPr>
-                <w:rFonts w:ascii="Calibri" w:cs="Calibri" w:eastAsia="Calibri" w:hAnsi="Calibri"/>
-                <w:color w:val="000000"/>
-                <w:sz w:val="19"/>
-                <w:szCs w:val="19"/>
-              </w:rPr>
-              <w:t xml:space="preserve"> </w:t>
-            </w:r>
-            <w:r>
-              <w:rPr>
-                <w:rFonts w:ascii="Calibri" w:cs="Calibri" w:eastAsia="Calibri" w:hAnsi="Calibri"/>
-                <w:color w:val="000000"/>
-                <w:sz w:val="19"/>
-                <w:szCs w:val="19"/>
-              </w:rPr>
-              <w:t xml:space="preserve">weil</w:t>
-            </w:r>
-            <w:r>
-              <w:rPr>
-                <w:rFonts w:ascii="Calibri" w:cs="Calibri" w:eastAsia="Calibri" w:hAnsi="Calibri"/>
-                <w:color w:val="000000"/>
-                <w:sz w:val="19"/>
-                <w:szCs w:val="19"/>
-              </w:rPr>
-              <w:t xml:space="preserve"> </w:t>
-            </w:r>
-            <w:r>
-              <w:rPr>
-                <w:rFonts w:ascii="Calibri" w:cs="Calibri" w:eastAsia="Calibri" w:hAnsi="Calibri"/>
-                <w:color w:val="000000"/>
-                <w:sz w:val="19"/>
-                <w:szCs w:val="19"/>
-              </w:rPr>
-              <w:t xml:space="preserve">der</w:t>
-            </w:r>
-            <w:r>
-              <w:rPr>
-                <w:rFonts w:ascii="Calibri" w:cs="Calibri" w:eastAsia="Calibri" w:hAnsi="Calibri"/>
-                <w:color w:val="000000"/>
-                <w:sz w:val="19"/>
-                <w:szCs w:val="19"/>
-              </w:rPr>
-              <w:t xml:space="preserve"> </w:t>
-            </w:r>
-            <w:r>
-              <w:rPr>
-                <w:rFonts w:ascii="Calibri" w:cs="Calibri" w:eastAsia="Calibri" w:hAnsi="Calibri"/>
-                <w:b/>
-                <w:bCs/>
-                <w:color w:val="D9534F"/>
-                <w:sz w:val="19"/>
-                <w:szCs w:val="19"/>
-              </w:rPr>
-              <w:t xml:space="preserve">Vater</w:t>
-            </w:r>
-            <w:r>
-              <w:rPr>
-                <w:rFonts w:ascii="Calibri" w:cs="Calibri" w:eastAsia="Calibri" w:hAnsi="Calibri"/>
-                <w:color w:val="000000"/>
-                <w:sz w:val="19"/>
-                <w:szCs w:val="19"/>
-              </w:rPr>
-              <w:t xml:space="preserve"> </w:t>
-            </w:r>
-            <w:r>
-              <w:rPr>
-                <w:rFonts w:ascii="Calibri" w:cs="Calibri" w:eastAsia="Calibri" w:hAnsi="Calibri"/>
-                <w:color w:val="000000"/>
-                <w:sz w:val="19"/>
-                <w:szCs w:val="19"/>
-              </w:rPr>
-              <w:t xml:space="preserve">oft</w:t>
-            </w:r>
-            <w:r>
-              <w:rPr>
-                <w:rFonts w:ascii="Calibri" w:cs="Calibri" w:eastAsia="Calibri" w:hAnsi="Calibri"/>
-                <w:color w:val="000000"/>
-                <w:sz w:val="19"/>
-                <w:szCs w:val="19"/>
-              </w:rPr>
-              <w:t xml:space="preserve"> </w:t>
-            </w:r>
-            <w:r>
-              <w:rPr>
-                <w:rFonts w:ascii="Calibri" w:cs="Calibri" w:eastAsia="Calibri" w:hAnsi="Calibri"/>
-                <w:color w:val="000000"/>
-                <w:sz w:val="19"/>
-                <w:szCs w:val="19"/>
-              </w:rPr>
-              <w:t xml:space="preserve">laut</w:t>
-            </w:r>
-            <w:r>
-              <w:rPr>
-                <w:rFonts w:ascii="Calibri" w:cs="Calibri" w:eastAsia="Calibri" w:hAnsi="Calibri"/>
-                <w:color w:val="000000"/>
-                <w:sz w:val="19"/>
-                <w:szCs w:val="19"/>
-              </w:rPr>
-              <w:t xml:space="preserve"> </w:t>
-            </w:r>
-            <w:r>
-              <w:rPr>
-                <w:rFonts w:ascii="Calibri" w:cs="Calibri" w:eastAsia="Calibri" w:hAnsi="Calibri"/>
-                <w:color w:val="000000"/>
-                <w:sz w:val="19"/>
-                <w:szCs w:val="19"/>
-              </w:rPr>
-              <w:t xml:space="preserve">wurde</w:t>
+              <w:t xml:space="preserve">Kommas</w:t>
             </w:r>
             <w:r>
               <w:rPr>
@@ -4683,7 +4834,7 @@
                 <w:sz w:val="17"/>
                 <w:szCs w:val="17"/>
               </w:rPr>
-              <w:t xml:space="preserve">groß: Angst, Vater (Artikelprobe) · Komma: Nebensatz, Verb am Ende</w:t>
+              <w:t xml:space="preserve">groß: Schreiben, Kommas (Schreiben: Signalwort beim)</w:t>
             </w:r>
           </w:p>
         </w:tc>
@@ -4755,43 +4906,34 @@
                 <w:sz w:val="19"/>
                 <w:szCs w:val="19"/>
               </w:rPr>
-              <w:t xml:space="preserve">Ich</w:t>
-            </w:r>
-            <w:r>
-              <w:rPr>
-                <w:rFonts w:ascii="Calibri" w:cs="Calibri" w:eastAsia="Calibri" w:hAnsi="Calibri"/>
-                <w:color w:val="000000"/>
-                <w:sz w:val="19"/>
-                <w:szCs w:val="19"/>
-              </w:rPr>
-              <w:t xml:space="preserve"> </w:t>
-            </w:r>
-            <w:r>
-              <w:rPr>
-                <w:rFonts w:ascii="Calibri" w:cs="Calibri" w:eastAsia="Calibri" w:hAnsi="Calibri"/>
-                <w:color w:val="000000"/>
-                <w:sz w:val="19"/>
-                <w:szCs w:val="19"/>
-              </w:rPr>
-              <w:t xml:space="preserve">wünsche</w:t>
-            </w:r>
-            <w:r>
-              <w:rPr>
-                <w:rFonts w:ascii="Calibri" w:cs="Calibri" w:eastAsia="Calibri" w:hAnsi="Calibri"/>
-                <w:color w:val="000000"/>
-                <w:sz w:val="19"/>
-                <w:szCs w:val="19"/>
-              </w:rPr>
-              <w:t xml:space="preserve"> </w:t>
-            </w:r>
-            <w:r>
-              <w:rPr>
-                <w:rFonts w:ascii="Calibri" w:cs="Calibri" w:eastAsia="Calibri" w:hAnsi="Calibri"/>
-                <w:color w:val="000000"/>
-                <w:sz w:val="19"/>
-                <w:szCs w:val="19"/>
-              </w:rPr>
-              <w:t xml:space="preserve">mir</w:t>
+              <w:t xml:space="preserve">Kafka</w:t>
+            </w:r>
+            <w:r>
+              <w:rPr>
+                <w:rFonts w:ascii="Calibri" w:cs="Calibri" w:eastAsia="Calibri" w:hAnsi="Calibri"/>
+                <w:color w:val="000000"/>
+                <w:sz w:val="19"/>
+                <w:szCs w:val="19"/>
+              </w:rPr>
+              <w:t xml:space="preserve"> </w:t>
+            </w:r>
+            <w:r>
+              <w:rPr>
+                <w:rFonts w:ascii="Calibri" w:cs="Calibri" w:eastAsia="Calibri" w:hAnsi="Calibri"/>
+                <w:color w:val="000000"/>
+                <w:sz w:val="19"/>
+                <w:szCs w:val="19"/>
+              </w:rPr>
+              <w:t xml:space="preserve">hatte</w:t>
+            </w:r>
+            <w:r>
+              <w:rPr>
+                <w:rFonts w:ascii="Calibri" w:cs="Calibri" w:eastAsia="Calibri" w:hAnsi="Calibri"/>
+                <w:color w:val="000000"/>
+                <w:sz w:val="19"/>
+                <w:szCs w:val="19"/>
+              </w:rPr>
+              <w:t xml:space="preserve"> </w:t>
             </w:r>
             <w:r>
               <w:rPr>
@@ -4802,6 +4944,17 @@
                 <w:sz w:val="19"/>
                 <w:szCs w:val="19"/>
               </w:rPr>
+              <w:t xml:space="preserve">Angst</w:t>
+            </w:r>
+            <w:r>
+              <w:rPr>
+                <w:rFonts w:ascii="Calibri" w:cs="Calibri" w:eastAsia="Calibri" w:hAnsi="Calibri"/>
+                <w:b/>
+                <w:bCs/>
+                <w:color w:val="D9534F"/>
+                <w:sz w:val="19"/>
+                <w:szCs w:val="19"/>
+              </w:rPr>
               <w:t xml:space="preserve">,</w:t>
             </w:r>
             <w:r>
@@ -4820,25 +4973,25 @@
                 <w:sz w:val="19"/>
                 <w:szCs w:val="19"/>
               </w:rPr>
-              <w:t xml:space="preserve">dass</w:t>
-            </w:r>
-            <w:r>
-              <w:rPr>
-                <w:rFonts w:ascii="Calibri" w:cs="Calibri" w:eastAsia="Calibri" w:hAnsi="Calibri"/>
-                <w:color w:val="000000"/>
-                <w:sz w:val="19"/>
-                <w:szCs w:val="19"/>
-              </w:rPr>
-              <w:t xml:space="preserve"> </w:t>
-            </w:r>
-            <w:r>
-              <w:rPr>
-                <w:rFonts w:ascii="Calibri" w:cs="Calibri" w:eastAsia="Calibri" w:hAnsi="Calibri"/>
-                <w:color w:val="000000"/>
-                <w:sz w:val="19"/>
-                <w:szCs w:val="19"/>
-              </w:rPr>
-              <w:t xml:space="preserve">meine</w:t>
+              <w:t xml:space="preserve">weil</w:t>
+            </w:r>
+            <w:r>
+              <w:rPr>
+                <w:rFonts w:ascii="Calibri" w:cs="Calibri" w:eastAsia="Calibri" w:hAnsi="Calibri"/>
+                <w:color w:val="000000"/>
+                <w:sz w:val="19"/>
+                <w:szCs w:val="19"/>
+              </w:rPr>
+              <w:t xml:space="preserve"> </w:t>
+            </w:r>
+            <w:r>
+              <w:rPr>
+                <w:rFonts w:ascii="Calibri" w:cs="Calibri" w:eastAsia="Calibri" w:hAnsi="Calibri"/>
+                <w:color w:val="000000"/>
+                <w:sz w:val="19"/>
+                <w:szCs w:val="19"/>
+              </w:rPr>
+              <w:t xml:space="preserve">der</w:t>
             </w:r>
             <w:r>
               <w:rPr>
@@ -4858,101 +5011,61 @@
                 <w:sz w:val="19"/>
                 <w:szCs w:val="19"/>
               </w:rPr>
-              <w:t xml:space="preserve">Eltern</w:t>
-            </w:r>
-            <w:r>
-              <w:rPr>
-                <w:rFonts w:ascii="Calibri" w:cs="Calibri" w:eastAsia="Calibri" w:hAnsi="Calibri"/>
-                <w:color w:val="000000"/>
-                <w:sz w:val="19"/>
-                <w:szCs w:val="19"/>
-              </w:rPr>
-              <w:t xml:space="preserve"> </w:t>
-            </w:r>
-            <w:r>
-              <w:rPr>
-                <w:rFonts w:ascii="Calibri" w:cs="Calibri" w:eastAsia="Calibri" w:hAnsi="Calibri"/>
-                <w:color w:val="000000"/>
-                <w:sz w:val="19"/>
-                <w:szCs w:val="19"/>
-              </w:rPr>
-              <w:t xml:space="preserve">beim</w:t>
-            </w:r>
-            <w:r>
-              <w:rPr>
-                <w:rFonts w:ascii="Calibri" w:cs="Calibri" w:eastAsia="Calibri" w:hAnsi="Calibri"/>
-                <w:color w:val="000000"/>
-                <w:sz w:val="19"/>
-                <w:szCs w:val="19"/>
-              </w:rPr>
-              <w:t xml:space="preserve"> </w:t>
-            </w:r>
-            <w:r>
-              <w:rPr>
-                <w:rFonts w:ascii="Calibri" w:cs="Calibri" w:eastAsia="Calibri" w:hAnsi="Calibri"/>
-                <w:b/>
-                <w:bCs/>
-                <w:color w:val="D9534F"/>
-                <w:sz w:val="19"/>
-                <w:szCs w:val="19"/>
-              </w:rPr>
-              <w:t xml:space="preserve">Zuhören</w:t>
-            </w:r>
-            <w:r>
-              <w:rPr>
-                <w:rFonts w:ascii="Calibri" w:cs="Calibri" w:eastAsia="Calibri" w:hAnsi="Calibri"/>
-                <w:color w:val="000000"/>
-                <w:sz w:val="19"/>
-                <w:szCs w:val="19"/>
-              </w:rPr>
-              <w:t xml:space="preserve"> </w:t>
-            </w:r>
-            <w:r>
-              <w:rPr>
-                <w:rFonts w:ascii="Calibri" w:cs="Calibri" w:eastAsia="Calibri" w:hAnsi="Calibri"/>
-                <w:color w:val="000000"/>
-                <w:sz w:val="19"/>
-                <w:szCs w:val="19"/>
-              </w:rPr>
-              <w:t xml:space="preserve">das</w:t>
-            </w:r>
-            <w:r>
-              <w:rPr>
-                <w:rFonts w:ascii="Calibri" w:cs="Calibri" w:eastAsia="Calibri" w:hAnsi="Calibri"/>
-                <w:color w:val="000000"/>
-                <w:sz w:val="19"/>
-                <w:szCs w:val="19"/>
-              </w:rPr>
-              <w:t xml:space="preserve"> </w:t>
-            </w:r>
-            <w:r>
-              <w:rPr>
-                <w:rFonts w:ascii="Calibri" w:cs="Calibri" w:eastAsia="Calibri" w:hAnsi="Calibri"/>
-                <w:b/>
-                <w:bCs/>
-                <w:color w:val="D9534F"/>
-                <w:sz w:val="19"/>
-                <w:szCs w:val="19"/>
-              </w:rPr>
-              <w:t xml:space="preserve">Handy</w:t>
-            </w:r>
-            <w:r>
-              <w:rPr>
-                <w:rFonts w:ascii="Calibri" w:cs="Calibri" w:eastAsia="Calibri" w:hAnsi="Calibri"/>
-                <w:color w:val="000000"/>
-                <w:sz w:val="19"/>
-                <w:szCs w:val="19"/>
-              </w:rPr>
-              <w:t xml:space="preserve"> </w:t>
-            </w:r>
-            <w:r>
-              <w:rPr>
-                <w:rFonts w:ascii="Calibri" w:cs="Calibri" w:eastAsia="Calibri" w:hAnsi="Calibri"/>
-                <w:color w:val="000000"/>
-                <w:sz w:val="19"/>
-                <w:szCs w:val="19"/>
-              </w:rPr>
-              <w:t xml:space="preserve">weglegen</w:t>
+              <w:t xml:space="preserve">Vater</w:t>
+            </w:r>
+            <w:r>
+              <w:rPr>
+                <w:rFonts w:ascii="Calibri" w:cs="Calibri" w:eastAsia="Calibri" w:hAnsi="Calibri"/>
+                <w:color w:val="000000"/>
+                <w:sz w:val="19"/>
+                <w:szCs w:val="19"/>
+              </w:rPr>
+              <w:t xml:space="preserve"> </w:t>
+            </w:r>
+            <w:r>
+              <w:rPr>
+                <w:rFonts w:ascii="Calibri" w:cs="Calibri" w:eastAsia="Calibri" w:hAnsi="Calibri"/>
+                <w:color w:val="000000"/>
+                <w:sz w:val="19"/>
+                <w:szCs w:val="19"/>
+              </w:rPr>
+              <w:t xml:space="preserve">oft</w:t>
+            </w:r>
+            <w:r>
+              <w:rPr>
+                <w:rFonts w:ascii="Calibri" w:cs="Calibri" w:eastAsia="Calibri" w:hAnsi="Calibri"/>
+                <w:color w:val="000000"/>
+                <w:sz w:val="19"/>
+                <w:szCs w:val="19"/>
+              </w:rPr>
+              <w:t xml:space="preserve"> </w:t>
+            </w:r>
+            <w:r>
+              <w:rPr>
+                <w:rFonts w:ascii="Calibri" w:cs="Calibri" w:eastAsia="Calibri" w:hAnsi="Calibri"/>
+                <w:color w:val="000000"/>
+                <w:sz w:val="19"/>
+                <w:szCs w:val="19"/>
+              </w:rPr>
+              <w:t xml:space="preserve">laut</w:t>
+            </w:r>
+            <w:r>
+              <w:rPr>
+                <w:rFonts w:ascii="Calibri" w:cs="Calibri" w:eastAsia="Calibri" w:hAnsi="Calibri"/>
+                <w:color w:val="000000"/>
+                <w:sz w:val="19"/>
+                <w:szCs w:val="19"/>
+              </w:rPr>
+              <w:t xml:space="preserve"> </w:t>
+            </w:r>
+            <w:r>
+              <w:rPr>
+                <w:rFonts w:ascii="Calibri" w:cs="Calibri" w:eastAsia="Calibri" w:hAnsi="Calibri"/>
+                <w:color w:val="000000"/>
+                <w:sz w:val="19"/>
+                <w:szCs w:val="19"/>
+              </w:rPr>
+              <w:t xml:space="preserve">wurde</w:t>
             </w:r>
             <w:r>
               <w:rPr>
@@ -5002,7 +5115,7 @@
                 <w:sz w:val="17"/>
                 <w:szCs w:val="17"/>
               </w:rPr>
-              <w:t xml:space="preserve">groß: Eltern, Zuhören, Handy (Zuhören: Signalwort beim) · Komma: Nebensatz, Verb am Ende</w:t>
+              <w:t xml:space="preserve">groß: Angst, Vater (Artikelprobe) · Komma: Nebensatz, Verb am Ende</w:t>
             </w:r>
           </w:p>
         </w:tc>
@@ -5074,16 +5187,43 @@
                 <w:sz w:val="19"/>
                 <w:szCs w:val="19"/>
               </w:rPr>
-              <w:t xml:space="preserve">Der</w:t>
-            </w:r>
-            <w:r>
-              <w:rPr>
-                <w:rFonts w:ascii="Calibri" w:cs="Calibri" w:eastAsia="Calibri" w:hAnsi="Calibri"/>
-                <w:color w:val="000000"/>
-                <w:sz w:val="19"/>
-                <w:szCs w:val="19"/>
-              </w:rPr>
-              <w:t xml:space="preserve"> </w:t>
+              <w:t xml:space="preserve">Ich</w:t>
+            </w:r>
+            <w:r>
+              <w:rPr>
+                <w:rFonts w:ascii="Calibri" w:cs="Calibri" w:eastAsia="Calibri" w:hAnsi="Calibri"/>
+                <w:color w:val="000000"/>
+                <w:sz w:val="19"/>
+                <w:szCs w:val="19"/>
+              </w:rPr>
+              <w:t xml:space="preserve"> </w:t>
+            </w:r>
+            <w:r>
+              <w:rPr>
+                <w:rFonts w:ascii="Calibri" w:cs="Calibri" w:eastAsia="Calibri" w:hAnsi="Calibri"/>
+                <w:color w:val="000000"/>
+                <w:sz w:val="19"/>
+                <w:szCs w:val="19"/>
+              </w:rPr>
+              <w:t xml:space="preserve">wünsche</w:t>
+            </w:r>
+            <w:r>
+              <w:rPr>
+                <w:rFonts w:ascii="Calibri" w:cs="Calibri" w:eastAsia="Calibri" w:hAnsi="Calibri"/>
+                <w:color w:val="000000"/>
+                <w:sz w:val="19"/>
+                <w:szCs w:val="19"/>
+              </w:rPr>
+              <w:t xml:space="preserve"> </w:t>
+            </w:r>
+            <w:r>
+              <w:rPr>
+                <w:rFonts w:ascii="Calibri" w:cs="Calibri" w:eastAsia="Calibri" w:hAnsi="Calibri"/>
+                <w:color w:val="000000"/>
+                <w:sz w:val="19"/>
+                <w:szCs w:val="19"/>
+              </w:rPr>
+              <w:t xml:space="preserve">mir</w:t>
             </w:r>
             <w:r>
               <w:rPr>
@@ -5094,43 +5234,52 @@
                 <w:sz w:val="19"/>
                 <w:szCs w:val="19"/>
               </w:rPr>
-              <w:t xml:space="preserve">Sohn</w:t>
-            </w:r>
-            <w:r>
-              <w:rPr>
-                <w:rFonts w:ascii="Calibri" w:cs="Calibri" w:eastAsia="Calibri" w:hAnsi="Calibri"/>
-                <w:color w:val="000000"/>
-                <w:sz w:val="19"/>
-                <w:szCs w:val="19"/>
-              </w:rPr>
-              <w:t xml:space="preserve"> </w:t>
-            </w:r>
-            <w:r>
-              <w:rPr>
-                <w:rFonts w:ascii="Calibri" w:cs="Calibri" w:eastAsia="Calibri" w:hAnsi="Calibri"/>
-                <w:color w:val="000000"/>
-                <w:sz w:val="19"/>
-                <w:szCs w:val="19"/>
-              </w:rPr>
-              <w:t xml:space="preserve">wusste</w:t>
-            </w:r>
-            <w:r>
-              <w:rPr>
-                <w:rFonts w:ascii="Calibri" w:cs="Calibri" w:eastAsia="Calibri" w:hAnsi="Calibri"/>
-                <w:color w:val="000000"/>
-                <w:sz w:val="19"/>
-                <w:szCs w:val="19"/>
-              </w:rPr>
-              <w:t xml:space="preserve"> </w:t>
-            </w:r>
-            <w:r>
-              <w:rPr>
-                <w:rFonts w:ascii="Calibri" w:cs="Calibri" w:eastAsia="Calibri" w:hAnsi="Calibri"/>
-                <w:color w:val="000000"/>
-                <w:sz w:val="19"/>
-                <w:szCs w:val="19"/>
-              </w:rPr>
-              <w:t xml:space="preserve">nicht</w:t>
+              <w:t xml:space="preserve">,</w:t>
+            </w:r>
+            <w:r>
+              <w:rPr>
+                <w:rFonts w:ascii="Calibri" w:cs="Calibri" w:eastAsia="Calibri" w:hAnsi="Calibri"/>
+                <w:color w:val="000000"/>
+                <w:sz w:val="19"/>
+                <w:szCs w:val="19"/>
+              </w:rPr>
+              <w:t xml:space="preserve"> </w:t>
+            </w:r>
+            <w:r>
+              <w:rPr>
+                <w:rFonts w:ascii="Calibri" w:cs="Calibri" w:eastAsia="Calibri" w:hAnsi="Calibri"/>
+                <w:color w:val="000000"/>
+                <w:sz w:val="19"/>
+                <w:szCs w:val="19"/>
+              </w:rPr>
+              <w:t xml:space="preserve">dass</w:t>
+            </w:r>
+            <w:r>
+              <w:rPr>
+                <w:rFonts w:ascii="Calibri" w:cs="Calibri" w:eastAsia="Calibri" w:hAnsi="Calibri"/>
+                <w:color w:val="000000"/>
+                <w:sz w:val="19"/>
+                <w:szCs w:val="19"/>
+              </w:rPr>
+              <w:t xml:space="preserve"> </w:t>
+            </w:r>
+            <w:r>
+              <w:rPr>
+                <w:rFonts w:ascii="Calibri" w:cs="Calibri" w:eastAsia="Calibri" w:hAnsi="Calibri"/>
+                <w:color w:val="000000"/>
+                <w:sz w:val="19"/>
+                <w:szCs w:val="19"/>
+              </w:rPr>
+              <w:t xml:space="preserve">meine</w:t>
+            </w:r>
+            <w:r>
+              <w:rPr>
+                <w:rFonts w:ascii="Calibri" w:cs="Calibri" w:eastAsia="Calibri" w:hAnsi="Calibri"/>
+                <w:color w:val="000000"/>
+                <w:sz w:val="19"/>
+                <w:szCs w:val="19"/>
+              </w:rPr>
+              <w:t xml:space="preserve"> </w:t>
             </w:r>
             <w:r>
               <w:rPr>
@@ -5141,61 +5290,25 @@
                 <w:sz w:val="19"/>
                 <w:szCs w:val="19"/>
               </w:rPr>
-              <w:t xml:space="preserve">,</w:t>
-            </w:r>
-            <w:r>
-              <w:rPr>
-                <w:rFonts w:ascii="Calibri" w:cs="Calibri" w:eastAsia="Calibri" w:hAnsi="Calibri"/>
-                <w:color w:val="000000"/>
-                <w:sz w:val="19"/>
-                <w:szCs w:val="19"/>
-              </w:rPr>
-              <w:t xml:space="preserve"> </w:t>
-            </w:r>
-            <w:r>
-              <w:rPr>
-                <w:rFonts w:ascii="Calibri" w:cs="Calibri" w:eastAsia="Calibri" w:hAnsi="Calibri"/>
-                <w:color w:val="000000"/>
-                <w:sz w:val="19"/>
-                <w:szCs w:val="19"/>
-              </w:rPr>
-              <w:t xml:space="preserve">ob</w:t>
-            </w:r>
-            <w:r>
-              <w:rPr>
-                <w:rFonts w:ascii="Calibri" w:cs="Calibri" w:eastAsia="Calibri" w:hAnsi="Calibri"/>
-                <w:color w:val="000000"/>
-                <w:sz w:val="19"/>
-                <w:szCs w:val="19"/>
-              </w:rPr>
-              <w:t xml:space="preserve"> </w:t>
-            </w:r>
-            <w:r>
-              <w:rPr>
-                <w:rFonts w:ascii="Calibri" w:cs="Calibri" w:eastAsia="Calibri" w:hAnsi="Calibri"/>
-                <w:color w:val="000000"/>
-                <w:sz w:val="19"/>
-                <w:szCs w:val="19"/>
-              </w:rPr>
-              <w:t xml:space="preserve">er</w:t>
-            </w:r>
-            <w:r>
-              <w:rPr>
-                <w:rFonts w:ascii="Calibri" w:cs="Calibri" w:eastAsia="Calibri" w:hAnsi="Calibri"/>
-                <w:color w:val="000000"/>
-                <w:sz w:val="19"/>
-                <w:szCs w:val="19"/>
-              </w:rPr>
-              <w:t xml:space="preserve"> </w:t>
-            </w:r>
-            <w:r>
-              <w:rPr>
-                <w:rFonts w:ascii="Calibri" w:cs="Calibri" w:eastAsia="Calibri" w:hAnsi="Calibri"/>
-                <w:color w:val="000000"/>
-                <w:sz w:val="19"/>
-                <w:szCs w:val="19"/>
-              </w:rPr>
-              <w:t xml:space="preserve">seinem</w:t>
+              <w:t xml:space="preserve">Eltern</w:t>
+            </w:r>
+            <w:r>
+              <w:rPr>
+                <w:rFonts w:ascii="Calibri" w:cs="Calibri" w:eastAsia="Calibri" w:hAnsi="Calibri"/>
+                <w:color w:val="000000"/>
+                <w:sz w:val="19"/>
+                <w:szCs w:val="19"/>
+              </w:rPr>
+              <w:t xml:space="preserve"> </w:t>
+            </w:r>
+            <w:r>
+              <w:rPr>
+                <w:rFonts w:ascii="Calibri" w:cs="Calibri" w:eastAsia="Calibri" w:hAnsi="Calibri"/>
+                <w:color w:val="000000"/>
+                <w:sz w:val="19"/>
+                <w:szCs w:val="19"/>
+              </w:rPr>
+              <w:t xml:space="preserve">beim</w:t>
             </w:r>
             <w:r>
               <w:rPr>
@@ -5215,25 +5328,25 @@
                 <w:sz w:val="19"/>
                 <w:szCs w:val="19"/>
               </w:rPr>
-              <w:t xml:space="preserve">Vater</w:t>
-            </w:r>
-            <w:r>
-              <w:rPr>
-                <w:rFonts w:ascii="Calibri" w:cs="Calibri" w:eastAsia="Calibri" w:hAnsi="Calibri"/>
-                <w:color w:val="000000"/>
-                <w:sz w:val="19"/>
-                <w:szCs w:val="19"/>
-              </w:rPr>
-              <w:t xml:space="preserve"> </w:t>
-            </w:r>
-            <w:r>
-              <w:rPr>
-                <w:rFonts w:ascii="Calibri" w:cs="Calibri" w:eastAsia="Calibri" w:hAnsi="Calibri"/>
-                <w:color w:val="000000"/>
-                <w:sz w:val="19"/>
-                <w:szCs w:val="19"/>
-              </w:rPr>
-              <w:t xml:space="preserve">die</w:t>
+              <w:t xml:space="preserve">Zuhören</w:t>
+            </w:r>
+            <w:r>
+              <w:rPr>
+                <w:rFonts w:ascii="Calibri" w:cs="Calibri" w:eastAsia="Calibri" w:hAnsi="Calibri"/>
+                <w:color w:val="000000"/>
+                <w:sz w:val="19"/>
+                <w:szCs w:val="19"/>
+              </w:rPr>
+              <w:t xml:space="preserve"> </w:t>
+            </w:r>
+            <w:r>
+              <w:rPr>
+                <w:rFonts w:ascii="Calibri" w:cs="Calibri" w:eastAsia="Calibri" w:hAnsi="Calibri"/>
+                <w:color w:val="000000"/>
+                <w:sz w:val="19"/>
+                <w:szCs w:val="19"/>
+              </w:rPr>
+              <w:t xml:space="preserve">das</w:t>
             </w:r>
             <w:r>
               <w:rPr>
@@ -5253,43 +5366,25 @@
                 <w:sz w:val="19"/>
                 <w:szCs w:val="19"/>
               </w:rPr>
-              <w:t xml:space="preserve">Wahrheit</w:t>
-            </w:r>
-            <w:r>
-              <w:rPr>
-                <w:rFonts w:ascii="Calibri" w:cs="Calibri" w:eastAsia="Calibri" w:hAnsi="Calibri"/>
-                <w:color w:val="000000"/>
-                <w:sz w:val="19"/>
-                <w:szCs w:val="19"/>
-              </w:rPr>
-              <w:t xml:space="preserve"> </w:t>
-            </w:r>
-            <w:r>
-              <w:rPr>
-                <w:rFonts w:ascii="Calibri" w:cs="Calibri" w:eastAsia="Calibri" w:hAnsi="Calibri"/>
-                <w:color w:val="000000"/>
-                <w:sz w:val="19"/>
-                <w:szCs w:val="19"/>
-              </w:rPr>
-              <w:t xml:space="preserve">sagen</w:t>
-            </w:r>
-            <w:r>
-              <w:rPr>
-                <w:rFonts w:ascii="Calibri" w:cs="Calibri" w:eastAsia="Calibri" w:hAnsi="Calibri"/>
-                <w:color w:val="000000"/>
-                <w:sz w:val="19"/>
-                <w:szCs w:val="19"/>
-              </w:rPr>
-              <w:t xml:space="preserve"> </w:t>
-            </w:r>
-            <w:r>
-              <w:rPr>
-                <w:rFonts w:ascii="Calibri" w:cs="Calibri" w:eastAsia="Calibri" w:hAnsi="Calibri"/>
-                <w:color w:val="000000"/>
-                <w:sz w:val="19"/>
-                <w:szCs w:val="19"/>
-              </w:rPr>
-              <w:t xml:space="preserve">durfte</w:t>
+              <w:t xml:space="preserve">Handy</w:t>
+            </w:r>
+            <w:r>
+              <w:rPr>
+                <w:rFonts w:ascii="Calibri" w:cs="Calibri" w:eastAsia="Calibri" w:hAnsi="Calibri"/>
+                <w:color w:val="000000"/>
+                <w:sz w:val="19"/>
+                <w:szCs w:val="19"/>
+              </w:rPr>
+              <w:t xml:space="preserve"> </w:t>
+            </w:r>
+            <w:r>
+              <w:rPr>
+                <w:rFonts w:ascii="Calibri" w:cs="Calibri" w:eastAsia="Calibri" w:hAnsi="Calibri"/>
+                <w:color w:val="000000"/>
+                <w:sz w:val="19"/>
+                <w:szCs w:val="19"/>
+              </w:rPr>
+              <w:t xml:space="preserve">weglegen</w:t>
             </w:r>
             <w:r>
               <w:rPr>
@@ -5339,7 +5434,7 @@
                 <w:sz w:val="17"/>
                 <w:szCs w:val="17"/>
               </w:rPr>
-              <w:t xml:space="preserve">groß: Sohn, Vater, Wahrheit (Artikelprobe) · Komma: Nebensatz, Verb am Ende</w:t>
+              <w:t xml:space="preserve">groß: Eltern, Zuhören, Handy (Zuhören: Signalwort beim) · Komma: Nebensatz, Verb am Ende</w:t>
             </w:r>
           </w:p>
         </w:tc>
@@ -5411,25 +5506,7 @@
                 <w:sz w:val="19"/>
                 <w:szCs w:val="19"/>
               </w:rPr>
-              <w:t xml:space="preserve">Ein</w:t>
-            </w:r>
-            <w:r>
-              <w:rPr>
-                <w:rFonts w:ascii="Calibri" w:cs="Calibri" w:eastAsia="Calibri" w:hAnsi="Calibri"/>
-                <w:color w:val="000000"/>
-                <w:sz w:val="19"/>
-                <w:szCs w:val="19"/>
-              </w:rPr>
-              <w:t xml:space="preserve"> </w:t>
-            </w:r>
-            <w:r>
-              <w:rPr>
-                <w:rFonts w:ascii="Calibri" w:cs="Calibri" w:eastAsia="Calibri" w:hAnsi="Calibri"/>
-                <w:color w:val="000000"/>
-                <w:sz w:val="19"/>
-                <w:szCs w:val="19"/>
-              </w:rPr>
-              <w:t xml:space="preserve">freundliches</w:t>
+              <w:t xml:space="preserve">Der</w:t>
             </w:r>
             <w:r>
               <w:rPr>
@@ -5449,52 +5526,43 @@
                 <w:sz w:val="19"/>
                 <w:szCs w:val="19"/>
               </w:rPr>
-              <w:t xml:space="preserve">Wort</w:t>
-            </w:r>
-            <w:r>
-              <w:rPr>
-                <w:rFonts w:ascii="Calibri" w:cs="Calibri" w:eastAsia="Calibri" w:hAnsi="Calibri"/>
-                <w:color w:val="000000"/>
-                <w:sz w:val="19"/>
-                <w:szCs w:val="19"/>
-              </w:rPr>
-              <w:t xml:space="preserve"> </w:t>
-            </w:r>
-            <w:r>
-              <w:rPr>
-                <w:rFonts w:ascii="Calibri" w:cs="Calibri" w:eastAsia="Calibri" w:hAnsi="Calibri"/>
-                <w:color w:val="000000"/>
-                <w:sz w:val="19"/>
-                <w:szCs w:val="19"/>
-              </w:rPr>
-              <w:t xml:space="preserve">hätte</w:t>
-            </w:r>
-            <w:r>
-              <w:rPr>
-                <w:rFonts w:ascii="Calibri" w:cs="Calibri" w:eastAsia="Calibri" w:hAnsi="Calibri"/>
-                <w:color w:val="000000"/>
-                <w:sz w:val="19"/>
-                <w:szCs w:val="19"/>
-              </w:rPr>
-              <w:t xml:space="preserve"> </w:t>
-            </w:r>
-            <w:r>
-              <w:rPr>
-                <w:rFonts w:ascii="Calibri" w:cs="Calibri" w:eastAsia="Calibri" w:hAnsi="Calibri"/>
-                <w:color w:val="000000"/>
-                <w:sz w:val="19"/>
-                <w:szCs w:val="19"/>
-              </w:rPr>
-              <w:t xml:space="preserve">dem</w:t>
-            </w:r>
-            <w:r>
-              <w:rPr>
-                <w:rFonts w:ascii="Calibri" w:cs="Calibri" w:eastAsia="Calibri" w:hAnsi="Calibri"/>
-                <w:color w:val="000000"/>
-                <w:sz w:val="19"/>
-                <w:szCs w:val="19"/>
-              </w:rPr>
-              <w:t xml:space="preserve"> </w:t>
+              <w:t xml:space="preserve">Sohn</w:t>
+            </w:r>
+            <w:r>
+              <w:rPr>
+                <w:rFonts w:ascii="Calibri" w:cs="Calibri" w:eastAsia="Calibri" w:hAnsi="Calibri"/>
+                <w:color w:val="000000"/>
+                <w:sz w:val="19"/>
+                <w:szCs w:val="19"/>
+              </w:rPr>
+              <w:t xml:space="preserve"> </w:t>
+            </w:r>
+            <w:r>
+              <w:rPr>
+                <w:rFonts w:ascii="Calibri" w:cs="Calibri" w:eastAsia="Calibri" w:hAnsi="Calibri"/>
+                <w:color w:val="000000"/>
+                <w:sz w:val="19"/>
+                <w:szCs w:val="19"/>
+              </w:rPr>
+              <w:t xml:space="preserve">wusste</w:t>
+            </w:r>
+            <w:r>
+              <w:rPr>
+                <w:rFonts w:ascii="Calibri" w:cs="Calibri" w:eastAsia="Calibri" w:hAnsi="Calibri"/>
+                <w:color w:val="000000"/>
+                <w:sz w:val="19"/>
+                <w:szCs w:val="19"/>
+              </w:rPr>
+              <w:t xml:space="preserve"> </w:t>
+            </w:r>
+            <w:r>
+              <w:rPr>
+                <w:rFonts w:ascii="Calibri" w:cs="Calibri" w:eastAsia="Calibri" w:hAnsi="Calibri"/>
+                <w:color w:val="000000"/>
+                <w:sz w:val="19"/>
+                <w:szCs w:val="19"/>
+              </w:rPr>
+              <w:t xml:space="preserve">nicht</w:t>
             </w:r>
             <w:r>
               <w:rPr>
@@ -5505,79 +5573,61 @@
                 <w:sz w:val="19"/>
                 <w:szCs w:val="19"/>
               </w:rPr>
-              <w:t xml:space="preserve">Kind</w:t>
-            </w:r>
-            <w:r>
-              <w:rPr>
-                <w:rFonts w:ascii="Calibri" w:cs="Calibri" w:eastAsia="Calibri" w:hAnsi="Calibri"/>
-                <w:color w:val="000000"/>
-                <w:sz w:val="19"/>
-                <w:szCs w:val="19"/>
-              </w:rPr>
-              <w:t xml:space="preserve"> </w:t>
-            </w:r>
-            <w:r>
-              <w:rPr>
-                <w:rFonts w:ascii="Calibri" w:cs="Calibri" w:eastAsia="Calibri" w:hAnsi="Calibri"/>
-                <w:color w:val="000000"/>
-                <w:sz w:val="19"/>
-                <w:szCs w:val="19"/>
-              </w:rPr>
-              <w:t xml:space="preserve">mehr</w:t>
-            </w:r>
-            <w:r>
-              <w:rPr>
-                <w:rFonts w:ascii="Calibri" w:cs="Calibri" w:eastAsia="Calibri" w:hAnsi="Calibri"/>
-                <w:color w:val="000000"/>
-                <w:sz w:val="19"/>
-                <w:szCs w:val="19"/>
-              </w:rPr>
-              <w:t xml:space="preserve"> </w:t>
-            </w:r>
-            <w:r>
-              <w:rPr>
-                <w:rFonts w:ascii="Calibri" w:cs="Calibri" w:eastAsia="Calibri" w:hAnsi="Calibri"/>
-                <w:color w:val="000000"/>
-                <w:sz w:val="19"/>
-                <w:szCs w:val="19"/>
-              </w:rPr>
-              <w:t xml:space="preserve">geholfen</w:t>
-            </w:r>
-            <w:r>
-              <w:rPr>
-                <w:rFonts w:ascii="Calibri" w:cs="Calibri" w:eastAsia="Calibri" w:hAnsi="Calibri"/>
-                <w:color w:val="000000"/>
-                <w:sz w:val="19"/>
-                <w:szCs w:val="19"/>
-              </w:rPr>
-              <w:t xml:space="preserve"> </w:t>
-            </w:r>
-            <w:r>
-              <w:rPr>
-                <w:rFonts w:ascii="Calibri" w:cs="Calibri" w:eastAsia="Calibri" w:hAnsi="Calibri"/>
-                <w:color w:val="000000"/>
-                <w:sz w:val="19"/>
-                <w:szCs w:val="19"/>
-              </w:rPr>
-              <w:t xml:space="preserve">als</w:t>
-            </w:r>
-            <w:r>
-              <w:rPr>
-                <w:rFonts w:ascii="Calibri" w:cs="Calibri" w:eastAsia="Calibri" w:hAnsi="Calibri"/>
-                <w:color w:val="000000"/>
-                <w:sz w:val="19"/>
-                <w:szCs w:val="19"/>
-              </w:rPr>
-              <w:t xml:space="preserve"> </w:t>
-            </w:r>
-            <w:r>
-              <w:rPr>
-                <w:rFonts w:ascii="Calibri" w:cs="Calibri" w:eastAsia="Calibri" w:hAnsi="Calibri"/>
-                <w:color w:val="000000"/>
-                <w:sz w:val="19"/>
-                <w:szCs w:val="19"/>
-              </w:rPr>
-              <w:t xml:space="preserve">jede</w:t>
+              <w:t xml:space="preserve">,</w:t>
+            </w:r>
+            <w:r>
+              <w:rPr>
+                <w:rFonts w:ascii="Calibri" w:cs="Calibri" w:eastAsia="Calibri" w:hAnsi="Calibri"/>
+                <w:color w:val="000000"/>
+                <w:sz w:val="19"/>
+                <w:szCs w:val="19"/>
+              </w:rPr>
+              <w:t xml:space="preserve"> </w:t>
+            </w:r>
+            <w:r>
+              <w:rPr>
+                <w:rFonts w:ascii="Calibri" w:cs="Calibri" w:eastAsia="Calibri" w:hAnsi="Calibri"/>
+                <w:color w:val="000000"/>
+                <w:sz w:val="19"/>
+                <w:szCs w:val="19"/>
+              </w:rPr>
+              <w:t xml:space="preserve">ob</w:t>
+            </w:r>
+            <w:r>
+              <w:rPr>
+                <w:rFonts w:ascii="Calibri" w:cs="Calibri" w:eastAsia="Calibri" w:hAnsi="Calibri"/>
+                <w:color w:val="000000"/>
+                <w:sz w:val="19"/>
+                <w:szCs w:val="19"/>
+              </w:rPr>
+              <w:t xml:space="preserve"> </w:t>
+            </w:r>
+            <w:r>
+              <w:rPr>
+                <w:rFonts w:ascii="Calibri" w:cs="Calibri" w:eastAsia="Calibri" w:hAnsi="Calibri"/>
+                <w:color w:val="000000"/>
+                <w:sz w:val="19"/>
+                <w:szCs w:val="19"/>
+              </w:rPr>
+              <w:t xml:space="preserve">er</w:t>
+            </w:r>
+            <w:r>
+              <w:rPr>
+                <w:rFonts w:ascii="Calibri" w:cs="Calibri" w:eastAsia="Calibri" w:hAnsi="Calibri"/>
+                <w:color w:val="000000"/>
+                <w:sz w:val="19"/>
+                <w:szCs w:val="19"/>
+              </w:rPr>
+              <w:t xml:space="preserve"> </w:t>
+            </w:r>
+            <w:r>
+              <w:rPr>
+                <w:rFonts w:ascii="Calibri" w:cs="Calibri" w:eastAsia="Calibri" w:hAnsi="Calibri"/>
+                <w:color w:val="000000"/>
+                <w:sz w:val="19"/>
+                <w:szCs w:val="19"/>
+              </w:rPr>
+              <w:t xml:space="preserve">seinem</w:t>
             </w:r>
             <w:r>
               <w:rPr>
@@ -5597,7 +5647,81 @@
                 <w:sz w:val="19"/>
                 <w:szCs w:val="19"/>
               </w:rPr>
-              <w:t xml:space="preserve">Drohung</w:t>
+              <w:t xml:space="preserve">Vater</w:t>
+            </w:r>
+            <w:r>
+              <w:rPr>
+                <w:rFonts w:ascii="Calibri" w:cs="Calibri" w:eastAsia="Calibri" w:hAnsi="Calibri"/>
+                <w:color w:val="000000"/>
+                <w:sz w:val="19"/>
+                <w:szCs w:val="19"/>
+              </w:rPr>
+              <w:t xml:space="preserve"> </w:t>
+            </w:r>
+            <w:r>
+              <w:rPr>
+                <w:rFonts w:ascii="Calibri" w:cs="Calibri" w:eastAsia="Calibri" w:hAnsi="Calibri"/>
+                <w:color w:val="000000"/>
+                <w:sz w:val="19"/>
+                <w:szCs w:val="19"/>
+              </w:rPr>
+              <w:t xml:space="preserve">die</w:t>
+            </w:r>
+            <w:r>
+              <w:rPr>
+                <w:rFonts w:ascii="Calibri" w:cs="Calibri" w:eastAsia="Calibri" w:hAnsi="Calibri"/>
+                <w:color w:val="000000"/>
+                <w:sz w:val="19"/>
+                <w:szCs w:val="19"/>
+              </w:rPr>
+              <w:t xml:space="preserve"> </w:t>
+            </w:r>
+            <w:r>
+              <w:rPr>
+                <w:rFonts w:ascii="Calibri" w:cs="Calibri" w:eastAsia="Calibri" w:hAnsi="Calibri"/>
+                <w:b/>
+                <w:bCs/>
+                <w:color w:val="D9534F"/>
+                <w:sz w:val="19"/>
+                <w:szCs w:val="19"/>
+              </w:rPr>
+              <w:t xml:space="preserve">Wahrheit</w:t>
+            </w:r>
+            <w:r>
+              <w:rPr>
+                <w:rFonts w:ascii="Calibri" w:cs="Calibri" w:eastAsia="Calibri" w:hAnsi="Calibri"/>
+                <w:color w:val="000000"/>
+                <w:sz w:val="19"/>
+                <w:szCs w:val="19"/>
+              </w:rPr>
+              <w:t xml:space="preserve"> </w:t>
+            </w:r>
+            <w:r>
+              <w:rPr>
+                <w:rFonts w:ascii="Calibri" w:cs="Calibri" w:eastAsia="Calibri" w:hAnsi="Calibri"/>
+                <w:color w:val="000000"/>
+                <w:sz w:val="19"/>
+                <w:szCs w:val="19"/>
+              </w:rPr>
+              <w:t xml:space="preserve">sagen</w:t>
+            </w:r>
+            <w:r>
+              <w:rPr>
+                <w:rFonts w:ascii="Calibri" w:cs="Calibri" w:eastAsia="Calibri" w:hAnsi="Calibri"/>
+                <w:color w:val="000000"/>
+                <w:sz w:val="19"/>
+                <w:szCs w:val="19"/>
+              </w:rPr>
+              <w:t xml:space="preserve"> </w:t>
+            </w:r>
+            <w:r>
+              <w:rPr>
+                <w:rFonts w:ascii="Calibri" w:cs="Calibri" w:eastAsia="Calibri" w:hAnsi="Calibri"/>
+                <w:color w:val="000000"/>
+                <w:sz w:val="19"/>
+                <w:szCs w:val="19"/>
+              </w:rPr>
+              <w:t xml:space="preserve">durfte</w:t>
             </w:r>
             <w:r>
               <w:rPr>
@@ -5647,7 +5771,7 @@
                 <w:sz w:val="17"/>
                 <w:szCs w:val="17"/>
               </w:rPr>
-              <w:t xml:space="preserve">groß: Wort, Kind, Drohung (Artikelprobe) · kein Komma: „als jede Drohung“ ist kein Nebensatz</w:t>
+              <w:t xml:space="preserve">groß: Sohn, Vater, Wahrheit (Artikelprobe) · Komma: Nebensatz, Verb am Ende</w:t>
             </w:r>
           </w:p>
         </w:tc>
@@ -5688,6 +5812,575 @@
                 <w:szCs w:val="18"/>
               </w:rPr>
               <w:t xml:space="preserve">8</w:t>
+            </w:r>
+          </w:p>
+        </w:tc>
+        <w:tc>
+          <w:tcPr>
+            <w:tcW w:type="dxa" w:w="7600"/>
+            <w:tcBorders>
+              <w:top w:val="single" w:color="B9C6E8" w:sz="6"/>
+              <w:left w:val="single" w:color="B9C6E8" w:sz="6"/>
+              <w:bottom w:val="single" w:color="B9C6E8" w:sz="6"/>
+              <w:right w:val="single" w:color="B9C6E8" w:sz="6"/>
+            </w:tcBorders>
+            <w:tcMar>
+              <w:top w:type="dxa" w:w="60"/>
+              <w:left w:type="dxa" w:w="120"/>
+              <w:bottom w:type="dxa" w:w="60"/>
+              <w:right w:type="dxa" w:w="120"/>
+            </w:tcMar>
+            <w:vAlign w:val="top"/>
+          </w:tcPr>
+          <w:p>
+            <w:pPr>
+              <w:spacing w:after="0" w:before="0"/>
+            </w:pPr>
+            <w:r>
+              <w:rPr>
+                <w:rFonts w:ascii="Calibri" w:cs="Calibri" w:eastAsia="Calibri" w:hAnsi="Calibri"/>
+                <w:color w:val="000000"/>
+                <w:sz w:val="19"/>
+                <w:szCs w:val="19"/>
+              </w:rPr>
+              <w:t xml:space="preserve">Ich</w:t>
+            </w:r>
+            <w:r>
+              <w:rPr>
+                <w:rFonts w:ascii="Calibri" w:cs="Calibri" w:eastAsia="Calibri" w:hAnsi="Calibri"/>
+                <w:color w:val="000000"/>
+                <w:sz w:val="19"/>
+                <w:szCs w:val="19"/>
+              </w:rPr>
+              <w:t xml:space="preserve"> </w:t>
+            </w:r>
+            <w:r>
+              <w:rPr>
+                <w:rFonts w:ascii="Calibri" w:cs="Calibri" w:eastAsia="Calibri" w:hAnsi="Calibri"/>
+                <w:color w:val="000000"/>
+                <w:sz w:val="19"/>
+                <w:szCs w:val="19"/>
+              </w:rPr>
+              <w:t xml:space="preserve">denke</w:t>
+            </w:r>
+            <w:r>
+              <w:rPr>
+                <w:rFonts w:ascii="Calibri" w:cs="Calibri" w:eastAsia="Calibri" w:hAnsi="Calibri"/>
+                <w:b/>
+                <w:bCs/>
+                <w:color w:val="D9534F"/>
+                <w:sz w:val="19"/>
+                <w:szCs w:val="19"/>
+              </w:rPr>
+              <w:t xml:space="preserve">,</w:t>
+            </w:r>
+            <w:r>
+              <w:rPr>
+                <w:rFonts w:ascii="Calibri" w:cs="Calibri" w:eastAsia="Calibri" w:hAnsi="Calibri"/>
+                <w:color w:val="000000"/>
+                <w:sz w:val="19"/>
+                <w:szCs w:val="19"/>
+              </w:rPr>
+              <w:t xml:space="preserve"> </w:t>
+            </w:r>
+            <w:r>
+              <w:rPr>
+                <w:rFonts w:ascii="Calibri" w:cs="Calibri" w:eastAsia="Calibri" w:hAnsi="Calibri"/>
+                <w:color w:val="000000"/>
+                <w:sz w:val="19"/>
+                <w:szCs w:val="19"/>
+              </w:rPr>
+              <w:t xml:space="preserve">Kafka</w:t>
+            </w:r>
+            <w:r>
+              <w:rPr>
+                <w:rFonts w:ascii="Calibri" w:cs="Calibri" w:eastAsia="Calibri" w:hAnsi="Calibri"/>
+                <w:color w:val="000000"/>
+                <w:sz w:val="19"/>
+                <w:szCs w:val="19"/>
+              </w:rPr>
+              <w:t xml:space="preserve"> </w:t>
+            </w:r>
+            <w:r>
+              <w:rPr>
+                <w:rFonts w:ascii="Calibri" w:cs="Calibri" w:eastAsia="Calibri" w:hAnsi="Calibri"/>
+                <w:color w:val="000000"/>
+                <w:sz w:val="19"/>
+                <w:szCs w:val="19"/>
+              </w:rPr>
+              <w:t xml:space="preserve">hätte</w:t>
+            </w:r>
+            <w:r>
+              <w:rPr>
+                <w:rFonts w:ascii="Calibri" w:cs="Calibri" w:eastAsia="Calibri" w:hAnsi="Calibri"/>
+                <w:color w:val="000000"/>
+                <w:sz w:val="19"/>
+                <w:szCs w:val="19"/>
+              </w:rPr>
+              <w:t xml:space="preserve"> </w:t>
+            </w:r>
+            <w:r>
+              <w:rPr>
+                <w:rFonts w:ascii="Calibri" w:cs="Calibri" w:eastAsia="Calibri" w:hAnsi="Calibri"/>
+                <w:color w:val="000000"/>
+                <w:sz w:val="19"/>
+                <w:szCs w:val="19"/>
+              </w:rPr>
+              <w:t xml:space="preserve">den</w:t>
+            </w:r>
+            <w:r>
+              <w:rPr>
+                <w:rFonts w:ascii="Calibri" w:cs="Calibri" w:eastAsia="Calibri" w:hAnsi="Calibri"/>
+                <w:color w:val="000000"/>
+                <w:sz w:val="19"/>
+                <w:szCs w:val="19"/>
+              </w:rPr>
+              <w:t xml:space="preserve"> </w:t>
+            </w:r>
+            <w:r>
+              <w:rPr>
+                <w:rFonts w:ascii="Calibri" w:cs="Calibri" w:eastAsia="Calibri" w:hAnsi="Calibri"/>
+                <w:b/>
+                <w:bCs/>
+                <w:color w:val="D9534F"/>
+                <w:sz w:val="19"/>
+                <w:szCs w:val="19"/>
+              </w:rPr>
+              <w:t xml:space="preserve">Brief</w:t>
+            </w:r>
+            <w:r>
+              <w:rPr>
+                <w:rFonts w:ascii="Calibri" w:cs="Calibri" w:eastAsia="Calibri" w:hAnsi="Calibri"/>
+                <w:color w:val="000000"/>
+                <w:sz w:val="19"/>
+                <w:szCs w:val="19"/>
+              </w:rPr>
+              <w:t xml:space="preserve"> </w:t>
+            </w:r>
+            <w:r>
+              <w:rPr>
+                <w:rFonts w:ascii="Calibri" w:cs="Calibri" w:eastAsia="Calibri" w:hAnsi="Calibri"/>
+                <w:color w:val="000000"/>
+                <w:sz w:val="19"/>
+                <w:szCs w:val="19"/>
+              </w:rPr>
+              <w:t xml:space="preserve">abschicken</w:t>
+            </w:r>
+            <w:r>
+              <w:rPr>
+                <w:rFonts w:ascii="Calibri" w:cs="Calibri" w:eastAsia="Calibri" w:hAnsi="Calibri"/>
+                <w:color w:val="000000"/>
+                <w:sz w:val="19"/>
+                <w:szCs w:val="19"/>
+              </w:rPr>
+              <w:t xml:space="preserve"> </w:t>
+            </w:r>
+            <w:r>
+              <w:rPr>
+                <w:rFonts w:ascii="Calibri" w:cs="Calibri" w:eastAsia="Calibri" w:hAnsi="Calibri"/>
+                <w:color w:val="000000"/>
+                <w:sz w:val="19"/>
+                <w:szCs w:val="19"/>
+              </w:rPr>
+              <w:t xml:space="preserve">sollen</w:t>
+            </w:r>
+            <w:r>
+              <w:rPr>
+                <w:rFonts w:ascii="Calibri" w:cs="Calibri" w:eastAsia="Calibri" w:hAnsi="Calibri"/>
+                <w:color w:val="000000"/>
+                <w:sz w:val="19"/>
+                <w:szCs w:val="19"/>
+              </w:rPr>
+              <w:t xml:space="preserve">.</w:t>
+            </w:r>
+            <w:r>
+              <w:rPr>
+                <w:rFonts w:ascii="Calibri" w:cs="Calibri" w:eastAsia="Calibri" w:hAnsi="Calibri"/>
+                <w:color w:val="000000"/>
+                <w:sz w:val="19"/>
+                <w:szCs w:val="19"/>
+              </w:rPr>
+              <w:t xml:space="preserve"/>
+            </w:r>
+          </w:p>
+        </w:tc>
+        <w:tc>
+          <w:tcPr>
+            <w:tcW w:type="dxa" w:w="6838"/>
+            <w:tcBorders>
+              <w:top w:val="single" w:color="B9C6E8" w:sz="6"/>
+              <w:left w:val="single" w:color="B9C6E8" w:sz="6"/>
+              <w:bottom w:val="single" w:color="B9C6E8" w:sz="6"/>
+              <w:right w:val="single" w:color="B9C6E8" w:sz="6"/>
+            </w:tcBorders>
+            <w:tcMar>
+              <w:top w:type="dxa" w:w="60"/>
+              <w:left w:type="dxa" w:w="120"/>
+              <w:bottom w:type="dxa" w:w="60"/>
+              <w:right w:type="dxa" w:w="120"/>
+            </w:tcMar>
+            <w:vAlign w:val="top"/>
+          </w:tcPr>
+          <w:p>
+            <w:pPr>
+              <w:spacing w:after="0" w:before="0"/>
+            </w:pPr>
+            <w:r>
+              <w:rPr>
+                <w:rFonts w:ascii="Calibri" w:cs="Calibri" w:eastAsia="Calibri" w:hAnsi="Calibri"/>
+                <w:color w:val="000000"/>
+                <w:sz w:val="17"/>
+                <w:szCs w:val="17"/>
+              </w:rPr>
+              <w:t xml:space="preserve">groß: Brief (Artikelprobe) · Komma auch ohne dass (Probe: „dass“ passt hinein)</w:t>
+            </w:r>
+          </w:p>
+        </w:tc>
+      </w:tr>
+      <w:tr>
+        <w:trPr>
+          <w:cantSplit/>
+        </w:trPr>
+        <w:tc>
+          <w:tcPr>
+            <w:tcW w:type="dxa" w:w="900"/>
+            <w:tcBorders>
+              <w:top w:val="single" w:color="B9C6E8" w:sz="6"/>
+              <w:left w:val="single" w:color="B9C6E8" w:sz="6"/>
+              <w:bottom w:val="single" w:color="B9C6E8" w:sz="6"/>
+              <w:right w:val="single" w:color="B9C6E8" w:sz="6"/>
+            </w:tcBorders>
+            <w:shd w:fill="F4F7FD" w:color="auto" w:val="clear"/>
+            <w:tcMar>
+              <w:top w:type="dxa" w:w="60"/>
+              <w:left w:type="dxa" w:w="120"/>
+              <w:bottom w:type="dxa" w:w="60"/>
+              <w:right w:type="dxa" w:w="120"/>
+            </w:tcMar>
+            <w:vAlign w:val="top"/>
+          </w:tcPr>
+          <w:p>
+            <w:pPr>
+              <w:spacing w:after="0" w:before="0"/>
+            </w:pPr>
+            <w:r>
+              <w:rPr>
+                <w:rFonts w:ascii="Calibri" w:cs="Calibri" w:eastAsia="Calibri" w:hAnsi="Calibri"/>
+                <w:b/>
+                <w:bCs/>
+                <w:color w:val="1E2761"/>
+                <w:sz w:val="18"/>
+                <w:szCs w:val="18"/>
+              </w:rPr>
+              <w:t xml:space="preserve">9</w:t>
+            </w:r>
+          </w:p>
+        </w:tc>
+        <w:tc>
+          <w:tcPr>
+            <w:tcW w:type="dxa" w:w="7600"/>
+            <w:tcBorders>
+              <w:top w:val="single" w:color="B9C6E8" w:sz="6"/>
+              <w:left w:val="single" w:color="B9C6E8" w:sz="6"/>
+              <w:bottom w:val="single" w:color="B9C6E8" w:sz="6"/>
+              <w:right w:val="single" w:color="B9C6E8" w:sz="6"/>
+            </w:tcBorders>
+            <w:tcMar>
+              <w:top w:type="dxa" w:w="60"/>
+              <w:left w:type="dxa" w:w="120"/>
+              <w:bottom w:type="dxa" w:w="60"/>
+              <w:right w:type="dxa" w:w="120"/>
+            </w:tcMar>
+            <w:vAlign w:val="top"/>
+          </w:tcPr>
+          <w:p>
+            <w:pPr>
+              <w:spacing w:after="0" w:before="0"/>
+            </w:pPr>
+            <w:r>
+              <w:rPr>
+                <w:rFonts w:ascii="Calibri" w:cs="Calibri" w:eastAsia="Calibri" w:hAnsi="Calibri"/>
+                <w:color w:val="000000"/>
+                <w:sz w:val="19"/>
+                <w:szCs w:val="19"/>
+              </w:rPr>
+              <w:t xml:space="preserve">Ein</w:t>
+            </w:r>
+            <w:r>
+              <w:rPr>
+                <w:rFonts w:ascii="Calibri" w:cs="Calibri" w:eastAsia="Calibri" w:hAnsi="Calibri"/>
+                <w:color w:val="000000"/>
+                <w:sz w:val="19"/>
+                <w:szCs w:val="19"/>
+              </w:rPr>
+              <w:t xml:space="preserve"> </w:t>
+            </w:r>
+            <w:r>
+              <w:rPr>
+                <w:rFonts w:ascii="Calibri" w:cs="Calibri" w:eastAsia="Calibri" w:hAnsi="Calibri"/>
+                <w:color w:val="000000"/>
+                <w:sz w:val="19"/>
+                <w:szCs w:val="19"/>
+              </w:rPr>
+              <w:t xml:space="preserve">freundliches</w:t>
+            </w:r>
+            <w:r>
+              <w:rPr>
+                <w:rFonts w:ascii="Calibri" w:cs="Calibri" w:eastAsia="Calibri" w:hAnsi="Calibri"/>
+                <w:color w:val="000000"/>
+                <w:sz w:val="19"/>
+                <w:szCs w:val="19"/>
+              </w:rPr>
+              <w:t xml:space="preserve"> </w:t>
+            </w:r>
+            <w:r>
+              <w:rPr>
+                <w:rFonts w:ascii="Calibri" w:cs="Calibri" w:eastAsia="Calibri" w:hAnsi="Calibri"/>
+                <w:b/>
+                <w:bCs/>
+                <w:color w:val="D9534F"/>
+                <w:sz w:val="19"/>
+                <w:szCs w:val="19"/>
+              </w:rPr>
+              <w:t xml:space="preserve">Wort</w:t>
+            </w:r>
+            <w:r>
+              <w:rPr>
+                <w:rFonts w:ascii="Calibri" w:cs="Calibri" w:eastAsia="Calibri" w:hAnsi="Calibri"/>
+                <w:color w:val="000000"/>
+                <w:sz w:val="19"/>
+                <w:szCs w:val="19"/>
+              </w:rPr>
+              <w:t xml:space="preserve"> </w:t>
+            </w:r>
+            <w:r>
+              <w:rPr>
+                <w:rFonts w:ascii="Calibri" w:cs="Calibri" w:eastAsia="Calibri" w:hAnsi="Calibri"/>
+                <w:color w:val="000000"/>
+                <w:sz w:val="19"/>
+                <w:szCs w:val="19"/>
+              </w:rPr>
+              <w:t xml:space="preserve">hätte</w:t>
+            </w:r>
+            <w:r>
+              <w:rPr>
+                <w:rFonts w:ascii="Calibri" w:cs="Calibri" w:eastAsia="Calibri" w:hAnsi="Calibri"/>
+                <w:color w:val="000000"/>
+                <w:sz w:val="19"/>
+                <w:szCs w:val="19"/>
+              </w:rPr>
+              <w:t xml:space="preserve"> </w:t>
+            </w:r>
+            <w:r>
+              <w:rPr>
+                <w:rFonts w:ascii="Calibri" w:cs="Calibri" w:eastAsia="Calibri" w:hAnsi="Calibri"/>
+                <w:color w:val="000000"/>
+                <w:sz w:val="19"/>
+                <w:szCs w:val="19"/>
+              </w:rPr>
+              <w:t xml:space="preserve">dem</w:t>
+            </w:r>
+            <w:r>
+              <w:rPr>
+                <w:rFonts w:ascii="Calibri" w:cs="Calibri" w:eastAsia="Calibri" w:hAnsi="Calibri"/>
+                <w:color w:val="000000"/>
+                <w:sz w:val="19"/>
+                <w:szCs w:val="19"/>
+              </w:rPr>
+              <w:t xml:space="preserve"> </w:t>
+            </w:r>
+            <w:r>
+              <w:rPr>
+                <w:rFonts w:ascii="Calibri" w:cs="Calibri" w:eastAsia="Calibri" w:hAnsi="Calibri"/>
+                <w:b/>
+                <w:bCs/>
+                <w:color w:val="D9534F"/>
+                <w:sz w:val="19"/>
+                <w:szCs w:val="19"/>
+              </w:rPr>
+              <w:t xml:space="preserve">Kind</w:t>
+            </w:r>
+            <w:r>
+              <w:rPr>
+                <w:rFonts w:ascii="Calibri" w:cs="Calibri" w:eastAsia="Calibri" w:hAnsi="Calibri"/>
+                <w:color w:val="000000"/>
+                <w:sz w:val="19"/>
+                <w:szCs w:val="19"/>
+              </w:rPr>
+              <w:t xml:space="preserve"> </w:t>
+            </w:r>
+            <w:r>
+              <w:rPr>
+                <w:rFonts w:ascii="Calibri" w:cs="Calibri" w:eastAsia="Calibri" w:hAnsi="Calibri"/>
+                <w:color w:val="000000"/>
+                <w:sz w:val="19"/>
+                <w:szCs w:val="19"/>
+              </w:rPr>
+              <w:t xml:space="preserve">mehr</w:t>
+            </w:r>
+            <w:r>
+              <w:rPr>
+                <w:rFonts w:ascii="Calibri" w:cs="Calibri" w:eastAsia="Calibri" w:hAnsi="Calibri"/>
+                <w:color w:val="000000"/>
+                <w:sz w:val="19"/>
+                <w:szCs w:val="19"/>
+              </w:rPr>
+              <w:t xml:space="preserve"> </w:t>
+            </w:r>
+            <w:r>
+              <w:rPr>
+                <w:rFonts w:ascii="Calibri" w:cs="Calibri" w:eastAsia="Calibri" w:hAnsi="Calibri"/>
+                <w:color w:val="000000"/>
+                <w:sz w:val="19"/>
+                <w:szCs w:val="19"/>
+              </w:rPr>
+              <w:t xml:space="preserve">geholfen</w:t>
+            </w:r>
+            <w:r>
+              <w:rPr>
+                <w:rFonts w:ascii="Calibri" w:cs="Calibri" w:eastAsia="Calibri" w:hAnsi="Calibri"/>
+                <w:color w:val="000000"/>
+                <w:sz w:val="19"/>
+                <w:szCs w:val="19"/>
+              </w:rPr>
+              <w:t xml:space="preserve"> </w:t>
+            </w:r>
+            <w:r>
+              <w:rPr>
+                <w:rFonts w:ascii="Calibri" w:cs="Calibri" w:eastAsia="Calibri" w:hAnsi="Calibri"/>
+                <w:color w:val="000000"/>
+                <w:sz w:val="19"/>
+                <w:szCs w:val="19"/>
+              </w:rPr>
+              <w:t xml:space="preserve">als</w:t>
+            </w:r>
+            <w:r>
+              <w:rPr>
+                <w:rFonts w:ascii="Calibri" w:cs="Calibri" w:eastAsia="Calibri" w:hAnsi="Calibri"/>
+                <w:color w:val="000000"/>
+                <w:sz w:val="19"/>
+                <w:szCs w:val="19"/>
+              </w:rPr>
+              <w:t xml:space="preserve"> </w:t>
+            </w:r>
+            <w:r>
+              <w:rPr>
+                <w:rFonts w:ascii="Calibri" w:cs="Calibri" w:eastAsia="Calibri" w:hAnsi="Calibri"/>
+                <w:color w:val="000000"/>
+                <w:sz w:val="19"/>
+                <w:szCs w:val="19"/>
+              </w:rPr>
+              <w:t xml:space="preserve">jede</w:t>
+            </w:r>
+            <w:r>
+              <w:rPr>
+                <w:rFonts w:ascii="Calibri" w:cs="Calibri" w:eastAsia="Calibri" w:hAnsi="Calibri"/>
+                <w:color w:val="000000"/>
+                <w:sz w:val="19"/>
+                <w:szCs w:val="19"/>
+              </w:rPr>
+              <w:t xml:space="preserve"> </w:t>
+            </w:r>
+            <w:r>
+              <w:rPr>
+                <w:rFonts w:ascii="Calibri" w:cs="Calibri" w:eastAsia="Calibri" w:hAnsi="Calibri"/>
+                <w:b/>
+                <w:bCs/>
+                <w:color w:val="D9534F"/>
+                <w:sz w:val="19"/>
+                <w:szCs w:val="19"/>
+              </w:rPr>
+              <w:t xml:space="preserve">Drohung</w:t>
+            </w:r>
+            <w:r>
+              <w:rPr>
+                <w:rFonts w:ascii="Calibri" w:cs="Calibri" w:eastAsia="Calibri" w:hAnsi="Calibri"/>
+                <w:color w:val="000000"/>
+                <w:sz w:val="19"/>
+                <w:szCs w:val="19"/>
+              </w:rPr>
+              <w:t xml:space="preserve">.</w:t>
+            </w:r>
+            <w:r>
+              <w:rPr>
+                <w:rFonts w:ascii="Calibri" w:cs="Calibri" w:eastAsia="Calibri" w:hAnsi="Calibri"/>
+                <w:color w:val="000000"/>
+                <w:sz w:val="19"/>
+                <w:szCs w:val="19"/>
+              </w:rPr>
+              <w:t xml:space="preserve"/>
+            </w:r>
+          </w:p>
+        </w:tc>
+        <w:tc>
+          <w:tcPr>
+            <w:tcW w:type="dxa" w:w="6838"/>
+            <w:tcBorders>
+              <w:top w:val="single" w:color="B9C6E8" w:sz="6"/>
+              <w:left w:val="single" w:color="B9C6E8" w:sz="6"/>
+              <w:bottom w:val="single" w:color="B9C6E8" w:sz="6"/>
+              <w:right w:val="single" w:color="B9C6E8" w:sz="6"/>
+            </w:tcBorders>
+            <w:tcMar>
+              <w:top w:type="dxa" w:w="60"/>
+              <w:left w:type="dxa" w:w="120"/>
+              <w:bottom w:type="dxa" w:w="60"/>
+              <w:right w:type="dxa" w:w="120"/>
+            </w:tcMar>
+            <w:vAlign w:val="top"/>
+          </w:tcPr>
+          <w:p>
+            <w:pPr>
+              <w:spacing w:after="0" w:before="0"/>
+            </w:pPr>
+            <w:r>
+              <w:rPr>
+                <w:rFonts w:ascii="Calibri" w:cs="Calibri" w:eastAsia="Calibri" w:hAnsi="Calibri"/>
+                <w:color w:val="000000"/>
+                <w:sz w:val="17"/>
+                <w:szCs w:val="17"/>
+              </w:rPr>
+              <w:t xml:space="preserve">groß: Wort, Kind, Drohung (Artikelprobe) · kein Komma: „als jede Drohung“ ist kein Nebensatz</w:t>
+            </w:r>
+          </w:p>
+        </w:tc>
+      </w:tr>
+      <w:tr>
+        <w:trPr>
+          <w:cantSplit/>
+        </w:trPr>
+        <w:tc>
+          <w:tcPr>
+            <w:tcW w:type="dxa" w:w="900"/>
+            <w:tcBorders>
+              <w:top w:val="single" w:color="B9C6E8" w:sz="6"/>
+              <w:left w:val="single" w:color="B9C6E8" w:sz="6"/>
+              <w:bottom w:val="single" w:color="B9C6E8" w:sz="6"/>
+              <w:right w:val="single" w:color="B9C6E8" w:sz="6"/>
+            </w:tcBorders>
+            <w:shd w:fill="F4F7FD" w:color="auto" w:val="clear"/>
+            <w:tcMar>
+              <w:top w:type="dxa" w:w="60"/>
+              <w:left w:type="dxa" w:w="120"/>
+              <w:bottom w:type="dxa" w:w="60"/>
+              <w:right w:type="dxa" w:w="120"/>
+            </w:tcMar>
+            <w:vAlign w:val="top"/>
+          </w:tcPr>
+          <w:p>
+            <w:pPr>
+              <w:spacing w:after="0" w:before="0"/>
+            </w:pPr>
+            <w:r>
+              <w:rPr>
+                <w:rFonts w:ascii="Calibri" w:cs="Calibri" w:eastAsia="Calibri" w:hAnsi="Calibri"/>
+                <w:b/>
+                <w:bCs/>
+                <w:color w:val="1E2761"/>
+                <w:sz w:val="18"/>
+                <w:szCs w:val="18"/>
+              </w:rPr>
+              <w:t xml:space="preserve">10</w:t>
             </w:r>
           </w:p>
         </w:tc>
@@ -5965,7 +6658,7 @@
           <w:sz w:val="17"/>
           <w:szCs w:val="17"/>
         </w:rPr>
-        <w:t xml:space="preserve">B = Beispiel (Sie machen vor) · z = zusammen · ab Satz 3 allein: 19 Fehler (15 × groß, 4 × Komma).</w:t>
+        <w:t xml:space="preserve">B = Beispiel (Sie machen vor) · z = zusammen · ab Satz 3 allein: 23 Fehler (17 × groß, 6 × Komma).</w:t>
       </w:r>
     </w:p>
     <w:p>

--- a/Deutsch_11/Kafka_Appell/Tafelscript_Kafkas_Appell.docx
+++ b/Deutsch_11/Kafka_Appell/Tafelscript_Kafkas_Appell.docx
@@ -2665,7 +2665,7 @@
                 <w:sz w:val="18"/>
                 <w:szCs w:val="18"/>
               </w:rPr>
-              <w:t xml:space="preserve">Aufgaben 1–3 (Folie 21), Timer 8 Min. Aufgabe 3 direkt ins Quadrat auf dem AB. Hilfe zu Aufgabe 1: „Was soll der Vater nach diesem Satz anders machen?“</w:t>
+              <w:t xml:space="preserve">Aufgaben 1–3 (Folie 21), Timer 8 Min. Aufgaben 1–3 direkt auf dem AB (Schreiblinien). Hilfe zu Aufgabe 1: „Was soll der Vater nach diesem Satz anders machen?“</w:t>
             </w:r>
           </w:p>
         </w:tc>
@@ -2729,7 +2729,7 @@
                 <w:sz w:val="17"/>
                 <w:szCs w:val="17"/>
               </w:rPr>
-              <w:t xml:space="preserve">AB S. 2, Hefter</w:t>
+              <w:t xml:space="preserve">AB S. 1–2</w:t>
             </w:r>
           </w:p>
         </w:tc>

--- a/Deutsch_11/Kafka_Appell/Tafelscript_Kafkas_Appell.docx
+++ b/Deutsch_11/Kafka_Appell/Tafelscript_Kafkas_Appell.docx
@@ -789,7 +789,7 @@
           <w:sz w:val="17"/>
           <w:szCs w:val="17"/>
         </w:rPr>
-        <w:t xml:space="preserve">TAFELSCRIPT · ABLAUF DER STUNDE (45 MIN.: 6 AUSWERTUNG + 39 KAFKA)</w:t>
+        <w:t xml:space="preserve">TAFELSCRIPT · ABLAUF DER STUNDE (45 MIN.: 5 AUSWERTUNG + 40 KAFKA)</w:t>
       </w:r>
     </w:p>
     <w:p>
@@ -821,7 +821,7 @@
           <w:sz w:val="18"/>
           <w:szCs w:val="18"/>
         </w:rPr>
-        <w:t xml:space="preserve">Teil 1: Auswertung des Briefs (Rechtschreibtraining entfällt, folgt in den nächsten Stunden). Teil 2 nach AVIVA, Arbeitsblatt nach dem Muster der Mentorin. Alle Folien in 27 pt.</w:t>
+        <w:t xml:space="preserve">Teil 1: Auswertung des Briefs. Teil 2 nach AVIVA, Aufgaben 1–3 Schritt für Schritt auf eigenen Folien. Alle Folien in 27 pt. Zeitlich eng: Die Rede wird begonnen und in der nächsten Stunde vorgetragen.</w:t>
       </w:r>
     </w:p>
     <w:tbl>
@@ -1230,7 +1230,7 @@
                 <w:sz w:val="18"/>
                 <w:szCs w:val="18"/>
               </w:rPr>
-              <w:t xml:space="preserve">2–6'</w:t>
+              <w:t xml:space="preserve">2–5'</w:t>
             </w:r>
           </w:p>
         </w:tc>
@@ -1297,7 +1297,7 @@
                 <w:sz w:val="18"/>
                 <w:szCs w:val="18"/>
               </w:rPr>
-              <w:t xml:space="preserve">Folie 3: Ø 14,5/20 Inhalt, 4,4/10 Sprache, 18,9/30 gesamt (Auswertung vom 08.10.; vorher mit Ihren endgültigen Punkten abgleichen). Lob zuerst (Beziehung, Metakommunikation), dann: Appell oft nur „Ich hoffe, ihr …“ → Teil 2. Folie 4: Rechtschreibung Ø 0,4/2, Zeichensetzung Ø 0,6/2 – Substantive groß, Komma vor dass (auch „Ich hoffe, ihr …“); Training folgt in den nächsten Stunden.</w:t>
+              <w:t xml:space="preserve">Folie 3: Ø 14,5/20 Inhalt, 4,4/10 Sprache, 18,9/30 gesamt (vorher mit Ihren endgültigen Punkten abgleichen). Lob zuerst, dann: Appell oft nur „Ich hoffe, ihr …“ → Teil 2. Folie 4: Rechtschreibung und Zeichensetzung, „Achtet schon heute beim Schreiben auf diese Fehlerquellen!“</w:t>
             </w:r>
           </w:p>
         </w:tc>
@@ -1401,7 +1401,7 @@
                 <w:sz w:val="18"/>
                 <w:szCs w:val="18"/>
               </w:rPr>
-              <w:t xml:space="preserve">6–8'</w:t>
+              <w:t xml:space="preserve">5–7'</w:t>
             </w:r>
           </w:p>
         </w:tc>
@@ -1468,7 +1468,7 @@
                 <w:sz w:val="18"/>
                 <w:szCs w:val="18"/>
               </w:rPr>
-              <w:t xml:space="preserve">Folie 5 (Verlauf, Teil 2), dann Folie 6: „Ich habe euch eben Rückmeldung gegeben. Was ist mein Appell an euch?“ – Rückfrage: offen oder versteckt? („Ich habe nur gesagt, was schlecht war.“)</w:t>
+              <w:t xml:space="preserve">Folie 5 (Verlauf, Teil 2), dann Folie 6: „Was ist mein Appell an euch?“ – offen oder versteckt?</w:t>
             </w:r>
           </w:p>
         </w:tc>
@@ -1572,7 +1572,7 @@
                 <w:sz w:val="18"/>
                 <w:szCs w:val="18"/>
               </w:rPr>
-              <w:t xml:space="preserve">8–13'</w:t>
+              <w:t xml:space="preserve">7–10'</w:t>
             </w:r>
           </w:p>
         </w:tc>
@@ -1639,7 +1639,7 @@
                 <w:sz w:val="18"/>
                 <w:szCs w:val="18"/>
               </w:rPr>
-              <w:t xml:space="preserve">Folie 7: verbal / paraverbal / nonverbal · vier Ohren · Inhalts- und Beziehungsebene. Folie 8: Beziehung Kafka–Vater gestört, Brods Brief → heute: Appell-Ebene.</w:t>
+              <w:t xml:space="preserve">Folie 7: drei Ebenen (verbal, paraverbal, nonverbal) · vier Ohren · Inhalts- und Beziehungsebene – Antworten an die Tafel.</w:t>
             </w:r>
           </w:p>
         </w:tc>
@@ -1703,7 +1703,7 @@
                 <w:sz w:val="17"/>
                 <w:szCs w:val="17"/>
               </w:rPr>
-              <w:t xml:space="preserve">Folie 7–8</w:t>
+              <w:t xml:space="preserve">Folie 7</w:t>
             </w:r>
           </w:p>
         </w:tc>
@@ -1743,7 +1743,7 @@
                 <w:sz w:val="18"/>
                 <w:szCs w:val="18"/>
               </w:rPr>
-              <w:t xml:space="preserve">13–16'</w:t>
+              <w:t xml:space="preserve">10–14'</w:t>
             </w:r>
           </w:p>
         </w:tc>
@@ -1778,7 +1778,7 @@
                 <w:sz w:val="18"/>
                 <w:szCs w:val="18"/>
               </w:rPr>
-              <w:t xml:space="preserve">I: Informieren</w:t>
+              <w:t xml:space="preserve">V: Kontextualisieren</w:t>
             </w:r>
           </w:p>
         </w:tc>
@@ -1810,7 +1810,7 @@
                 <w:sz w:val="18"/>
                 <w:szCs w:val="18"/>
               </w:rPr>
-              <w:t xml:space="preserve">Folie 9: Appell, offen, verdeckt (auch AB, Nr. 2). Kontext-Box vorlesen, dann den Auszug (Folie 10, AB).</w:t>
+              <w:t xml:space="preserve">Folie 8: „Mein Schreiben handelte von Dir …“ (S. 14) – kurz allein überlegen, dann im Gespräch. „Mein Schreiben“ meint Kafkas Bücher: Was er dem Vater nicht sagen kann, schreibt er. Folie 9: Beziehung gestört, Brods Brief → heute: Appell-Ebene.</w:t>
             </w:r>
           </w:p>
         </w:tc>
@@ -1842,7 +1842,7 @@
                 <w:sz w:val="18"/>
                 <w:szCs w:val="18"/>
               </w:rPr>
-              <w:t xml:space="preserve">–</w:t>
+              <w:t xml:space="preserve">① ergänzen</w:t>
             </w:r>
           </w:p>
         </w:tc>
@@ -1874,7 +1874,7 @@
                 <w:sz w:val="17"/>
                 <w:szCs w:val="17"/>
               </w:rPr>
-              <w:t xml:space="preserve">AB S. 1, Folie 9–10</w:t>
+              <w:t xml:space="preserve">Folie 8–9</w:t>
             </w:r>
           </w:p>
         </w:tc>
@@ -1914,7 +1914,7 @@
                 <w:sz w:val="18"/>
                 <w:szCs w:val="18"/>
               </w:rPr>
-              <w:t xml:space="preserve">16–25'</w:t>
+              <w:t xml:space="preserve">14–17'</w:t>
             </w:r>
           </w:p>
         </w:tc>
@@ -1949,7 +1949,7 @@
                 <w:sz w:val="18"/>
                 <w:szCs w:val="18"/>
               </w:rPr>
-              <w:t xml:space="preserve">V: Verarbeiten (allein)</w:t>
+              <w:t xml:space="preserve">I: Informieren</w:t>
             </w:r>
           </w:p>
         </w:tc>
@@ -1981,7 +1981,7 @@
                 <w:sz w:val="18"/>
                 <w:szCs w:val="18"/>
               </w:rPr>
-              <w:t xml:space="preserve">Aufgaben 1–3 (Folie 11), Timer 9 Min. Aufgaben 1–3 direkt auf dem AB (Schreiblinien). Hilfe zu Aufgabe 1: „Was soll der Vater nach diesem Satz anders machen?“</w:t>
+              <w:t xml:space="preserve">Folie 10: Appell, offen, verdeckt (auch AB, Nr. 2). Kontext-Box vorlesen, dann den Auszug (Folie 11, AB).</w:t>
             </w:r>
           </w:p>
         </w:tc>
@@ -2045,7 +2045,7 @@
                 <w:sz w:val="17"/>
                 <w:szCs w:val="17"/>
               </w:rPr>
-              <w:t xml:space="preserve">AB S. 1–2</w:t>
+              <w:t xml:space="preserve">AB S. 1, Folie 10–11</w:t>
             </w:r>
           </w:p>
         </w:tc>
@@ -2085,7 +2085,7 @@
                 <w:sz w:val="18"/>
                 <w:szCs w:val="18"/>
               </w:rPr>
-              <w:t xml:space="preserve">25–31'</w:t>
+              <w:t xml:space="preserve">17–20'</w:t>
             </w:r>
           </w:p>
         </w:tc>
@@ -2120,7 +2120,7 @@
                 <w:sz w:val="18"/>
                 <w:szCs w:val="18"/>
               </w:rPr>
-              <w:t xml:space="preserve">A: Auswerten</w:t>
+              <w:t xml:space="preserve">V: Aufgabe 1</w:t>
             </w:r>
           </w:p>
         </w:tc>
@@ -2152,7 +2152,7 @@
                 <w:sz w:val="18"/>
                 <w:szCs w:val="18"/>
               </w:rPr>
-              <w:t xml:space="preserve">Kernbotschaft anschreiben (②). Leitfragen der Reihe nach, Ergebnisse ins Quadrat, Appell zuletzt und groß (③). Formulierungshilfen (Folie 12): ganze Sätze. Reflexion (Folie 13) → Merksatz (④).</w:t>
+              <w:t xml:space="preserve">Folie 12: Kernbotschaft in einem Satz (3 Min.). Zwei Sätze vorlesen, den treffendsten anschreiben.</w:t>
             </w:r>
           </w:p>
         </w:tc>
@@ -2184,7 +2184,7 @@
                 <w:sz w:val="18"/>
                 <w:szCs w:val="18"/>
               </w:rPr>
-              <w:t xml:space="preserve">② ③ ④</w:t>
+              <w:t xml:space="preserve">② Kernbotschaft</w:t>
             </w:r>
           </w:p>
         </w:tc>
@@ -2216,7 +2216,7 @@
                 <w:sz w:val="17"/>
                 <w:szCs w:val="17"/>
               </w:rPr>
-              <w:t xml:space="preserve">Folie 12–13</w:t>
+              <w:t xml:space="preserve">Folie 12, AB</w:t>
             </w:r>
           </w:p>
         </w:tc>
@@ -2256,7 +2256,7 @@
                 <w:sz w:val="18"/>
                 <w:szCs w:val="18"/>
               </w:rPr>
-              <w:t xml:space="preserve">31–41'</w:t>
+              <w:t xml:space="preserve">20–26'</w:t>
             </w:r>
           </w:p>
         </w:tc>
@@ -2291,7 +2291,7 @@
                 <w:sz w:val="18"/>
                 <w:szCs w:val="18"/>
               </w:rPr>
-              <w:t xml:space="preserve">Transfer: Rede schreiben</w:t>
+              <w:t xml:space="preserve">V: Aufgabe 2</w:t>
             </w:r>
           </w:p>
         </w:tc>
@@ -2323,7 +2323,7 @@
                 <w:sz w:val="18"/>
                 <w:szCs w:val="18"/>
               </w:rPr>
-              <w:t xml:space="preserve">Folie 14 bzw. Whiteboard-PDF: Rede als Franz, Kriterien an die Tafel (⑤). Timer 10 Min. Hinweis: Substantive groß, Komma vor dass – auch bei „Ich hoffe, …“.</w:t>
+              <w:t xml:space="preserve">Folie 13: Leitfragen mit Zitat und Zeile, Formulierungshilfen auf der Folie (6 Min.). Kurz prüfen, bevor es weitergeht.</w:t>
             </w:r>
           </w:p>
         </w:tc>
@@ -2355,7 +2355,7 @@
                 <w:sz w:val="18"/>
                 <w:szCs w:val="18"/>
               </w:rPr>
-              <w:t xml:space="preserve">⑤ Kriterien</w:t>
+              <w:t xml:space="preserve">–</w:t>
             </w:r>
           </w:p>
         </w:tc>
@@ -2387,7 +2387,7 @@
                 <w:sz w:val="17"/>
                 <w:szCs w:val="17"/>
               </w:rPr>
-              <w:t xml:space="preserve">Folie 14 / Whiteboard</w:t>
+              <w:t xml:space="preserve">Folie 13, AB</w:t>
             </w:r>
           </w:p>
         </w:tc>
@@ -2427,7 +2427,7 @@
                 <w:sz w:val="18"/>
                 <w:szCs w:val="18"/>
               </w:rPr>
-              <w:t xml:space="preserve">41–45'</w:t>
+              <w:t xml:space="preserve">26–32'</w:t>
             </w:r>
           </w:p>
         </w:tc>
@@ -2462,7 +2462,7 @@
                 <w:sz w:val="18"/>
                 <w:szCs w:val="18"/>
               </w:rPr>
-              <w:t xml:space="preserve">Vortrag und Rückblick</w:t>
+              <w:t xml:space="preserve">V: Aufgabe 3</w:t>
             </w:r>
           </w:p>
         </w:tc>
@@ -2494,7 +2494,7 @@
                 <w:sz w:val="18"/>
                 <w:szCs w:val="18"/>
               </w:rPr>
-              <w:t xml:space="preserve">Ein bis zwei Reden ohne Unterbrechung, kurze Auswertung nach den Kriterien. Rückblick auf die Lernziele. Wer nicht fertig ist, schreibt nächste Stunde weiter – keine Hausaufgabe.</w:t>
+              <w:t xml:space="preserve">Folie 14: Kommunikationsquadrat, Fokus Appell (6 Min.).</w:t>
             </w:r>
           </w:p>
         </w:tc>
@@ -2558,7 +2558,349 @@
                 <w:sz w:val="17"/>
                 <w:szCs w:val="17"/>
               </w:rPr>
-              <w:t xml:space="preserve">Folie 14</w:t>
+              <w:t xml:space="preserve">Folie 14, AB</w:t>
+            </w:r>
+          </w:p>
+        </w:tc>
+      </w:tr>
+      <w:tr>
+        <w:trPr>
+          <w:cantSplit/>
+        </w:trPr>
+        <w:tc>
+          <w:tcPr>
+            <w:tcW w:type="dxa" w:w="950"/>
+            <w:tcBorders>
+              <w:top w:val="single" w:color="B9C6E8" w:sz="6"/>
+              <w:left w:val="single" w:color="B9C6E8" w:sz="6"/>
+              <w:bottom w:val="single" w:color="B9C6E8" w:sz="6"/>
+              <w:right w:val="single" w:color="B9C6E8" w:sz="6"/>
+            </w:tcBorders>
+            <w:shd w:fill="F4F7FD" w:color="auto" w:val="clear"/>
+            <w:tcMar>
+              <w:top w:type="dxa" w:w="60"/>
+              <w:left w:type="dxa" w:w="120"/>
+              <w:bottom w:type="dxa" w:w="60"/>
+              <w:right w:type="dxa" w:w="120"/>
+            </w:tcMar>
+            <w:vAlign w:val="top"/>
+          </w:tcPr>
+          <w:p>
+            <w:pPr>
+              <w:spacing w:after="0" w:before="0"/>
+            </w:pPr>
+            <w:r>
+              <w:rPr>
+                <w:rFonts w:ascii="Calibri" w:cs="Calibri" w:eastAsia="Calibri" w:hAnsi="Calibri"/>
+                <w:b/>
+                <w:bCs/>
+                <w:color w:val="1E2761"/>
+                <w:sz w:val="18"/>
+                <w:szCs w:val="18"/>
+              </w:rPr>
+              <w:t xml:space="preserve">32–38'</w:t>
+            </w:r>
+          </w:p>
+        </w:tc>
+        <w:tc>
+          <w:tcPr>
+            <w:tcW w:type="dxa" w:w="2350"/>
+            <w:tcBorders>
+              <w:top w:val="single" w:color="B9C6E8" w:sz="6"/>
+              <w:left w:val="single" w:color="B9C6E8" w:sz="6"/>
+              <w:bottom w:val="single" w:color="B9C6E8" w:sz="6"/>
+              <w:right w:val="single" w:color="B9C6E8" w:sz="6"/>
+            </w:tcBorders>
+            <w:shd w:fill="F4F7FD" w:color="auto" w:val="clear"/>
+            <w:tcMar>
+              <w:top w:type="dxa" w:w="60"/>
+              <w:left w:type="dxa" w:w="120"/>
+              <w:bottom w:type="dxa" w:w="60"/>
+              <w:right w:type="dxa" w:w="120"/>
+            </w:tcMar>
+            <w:vAlign w:val="top"/>
+          </w:tcPr>
+          <w:p>
+            <w:pPr>
+              <w:spacing w:after="0" w:before="0"/>
+            </w:pPr>
+            <w:r>
+              <w:rPr>
+                <w:rFonts w:ascii="Calibri" w:cs="Calibri" w:eastAsia="Calibri" w:hAnsi="Calibri"/>
+                <w:b/>
+                <w:bCs/>
+                <w:color w:val="1E2761"/>
+                <w:sz w:val="18"/>
+                <w:szCs w:val="18"/>
+              </w:rPr>
+              <w:t xml:space="preserve">A: Auswerten und Reflexion</w:t>
+            </w:r>
+          </w:p>
+        </w:tc>
+        <w:tc>
+          <w:tcPr>
+            <w:tcW w:type="dxa" w:w="6650"/>
+            <w:tcBorders>
+              <w:top w:val="single" w:color="B9C6E8" w:sz="6"/>
+              <w:left w:val="single" w:color="B9C6E8" w:sz="6"/>
+              <w:bottom w:val="single" w:color="B9C6E8" w:sz="6"/>
+              <w:right w:val="single" w:color="B9C6E8" w:sz="6"/>
+            </w:tcBorders>
+            <w:tcMar>
+              <w:top w:type="dxa" w:w="60"/>
+              <w:left w:type="dxa" w:w="120"/>
+              <w:bottom w:type="dxa" w:w="60"/>
+              <w:right w:type="dxa" w:w="120"/>
+            </w:tcMar>
+            <w:vAlign w:val="top"/>
+          </w:tcPr>
+          <w:p>
+            <w:pPr>
+              <w:spacing w:after="0" w:before="0"/>
+            </w:pPr>
+            <w:r>
+              <w:rPr>
+                <w:rFonts w:ascii="Calibri" w:cs="Calibri" w:eastAsia="Calibri" w:hAnsi="Calibri"/>
+                <w:color w:val="000000"/>
+                <w:sz w:val="18"/>
+                <w:szCs w:val="18"/>
+              </w:rPr>
+              <w:t xml:space="preserve">Leitfragen der Reihe nach, Ergebnisse ins Quadrat, Appell zuletzt und groß (③), ganze Sätze mit den Formulierungshilfen. Reflexion (Folie 15) → Merksatz (④). Rückblick auf die Lernziele.</w:t>
+            </w:r>
+          </w:p>
+        </w:tc>
+        <w:tc>
+          <w:tcPr>
+            <w:tcW w:type="dxa" w:w="2988"/>
+            <w:tcBorders>
+              <w:top w:val="single" w:color="B9C6E8" w:sz="6"/>
+              <w:left w:val="single" w:color="B9C6E8" w:sz="6"/>
+              <w:bottom w:val="single" w:color="B9C6E8" w:sz="6"/>
+              <w:right w:val="single" w:color="B9C6E8" w:sz="6"/>
+            </w:tcBorders>
+            <w:tcMar>
+              <w:top w:type="dxa" w:w="60"/>
+              <w:left w:type="dxa" w:w="120"/>
+              <w:bottom w:type="dxa" w:w="60"/>
+              <w:right w:type="dxa" w:w="120"/>
+            </w:tcMar>
+            <w:vAlign w:val="top"/>
+          </w:tcPr>
+          <w:p>
+            <w:pPr>
+              <w:spacing w:after="0" w:before="0"/>
+            </w:pPr>
+            <w:r>
+              <w:rPr>
+                <w:rFonts w:ascii="Calibri" w:cs="Calibri" w:eastAsia="Calibri" w:hAnsi="Calibri"/>
+                <w:color w:val="000000"/>
+                <w:sz w:val="18"/>
+                <w:szCs w:val="18"/>
+              </w:rPr>
+              <w:t xml:space="preserve">③ ④</w:t>
+            </w:r>
+          </w:p>
+        </w:tc>
+        <w:tc>
+          <w:tcPr>
+            <w:tcW w:type="dxa" w:w="2400"/>
+            <w:tcBorders>
+              <w:top w:val="single" w:color="B9C6E8" w:sz="6"/>
+              <w:left w:val="single" w:color="B9C6E8" w:sz="6"/>
+              <w:bottom w:val="single" w:color="B9C6E8" w:sz="6"/>
+              <w:right w:val="single" w:color="B9C6E8" w:sz="6"/>
+            </w:tcBorders>
+            <w:tcMar>
+              <w:top w:type="dxa" w:w="60"/>
+              <w:left w:type="dxa" w:w="120"/>
+              <w:bottom w:type="dxa" w:w="60"/>
+              <w:right w:type="dxa" w:w="120"/>
+            </w:tcMar>
+            <w:vAlign w:val="top"/>
+          </w:tcPr>
+          <w:p>
+            <w:pPr>
+              <w:spacing w:after="0" w:before="0"/>
+            </w:pPr>
+            <w:r>
+              <w:rPr>
+                <w:rFonts w:ascii="Calibri" w:cs="Calibri" w:eastAsia="Calibri" w:hAnsi="Calibri"/>
+                <w:color w:val="5B6B8C"/>
+                <w:sz w:val="17"/>
+                <w:szCs w:val="17"/>
+              </w:rPr>
+              <w:t xml:space="preserve">Folie 13–15</w:t>
+            </w:r>
+          </w:p>
+        </w:tc>
+      </w:tr>
+      <w:tr>
+        <w:trPr>
+          <w:cantSplit/>
+        </w:trPr>
+        <w:tc>
+          <w:tcPr>
+            <w:tcW w:type="dxa" w:w="950"/>
+            <w:tcBorders>
+              <w:top w:val="single" w:color="B9C6E8" w:sz="6"/>
+              <w:left w:val="single" w:color="B9C6E8" w:sz="6"/>
+              <w:bottom w:val="single" w:color="B9C6E8" w:sz="6"/>
+              <w:right w:val="single" w:color="B9C6E8" w:sz="6"/>
+            </w:tcBorders>
+            <w:shd w:fill="F4F7FD" w:color="auto" w:val="clear"/>
+            <w:tcMar>
+              <w:top w:type="dxa" w:w="60"/>
+              <w:left w:type="dxa" w:w="120"/>
+              <w:bottom w:type="dxa" w:w="60"/>
+              <w:right w:type="dxa" w:w="120"/>
+            </w:tcMar>
+            <w:vAlign w:val="top"/>
+          </w:tcPr>
+          <w:p>
+            <w:pPr>
+              <w:spacing w:after="0" w:before="0"/>
+            </w:pPr>
+            <w:r>
+              <w:rPr>
+                <w:rFonts w:ascii="Calibri" w:cs="Calibri" w:eastAsia="Calibri" w:hAnsi="Calibri"/>
+                <w:b/>
+                <w:bCs/>
+                <w:color w:val="1E2761"/>
+                <w:sz w:val="18"/>
+                <w:szCs w:val="18"/>
+              </w:rPr>
+              <w:t xml:space="preserve">38–45'</w:t>
+            </w:r>
+          </w:p>
+        </w:tc>
+        <w:tc>
+          <w:tcPr>
+            <w:tcW w:type="dxa" w:w="2350"/>
+            <w:tcBorders>
+              <w:top w:val="single" w:color="B9C6E8" w:sz="6"/>
+              <w:left w:val="single" w:color="B9C6E8" w:sz="6"/>
+              <w:bottom w:val="single" w:color="B9C6E8" w:sz="6"/>
+              <w:right w:val="single" w:color="B9C6E8" w:sz="6"/>
+            </w:tcBorders>
+            <w:shd w:fill="F4F7FD" w:color="auto" w:val="clear"/>
+            <w:tcMar>
+              <w:top w:type="dxa" w:w="60"/>
+              <w:left w:type="dxa" w:w="120"/>
+              <w:bottom w:type="dxa" w:w="60"/>
+              <w:right w:type="dxa" w:w="120"/>
+            </w:tcMar>
+            <w:vAlign w:val="top"/>
+          </w:tcPr>
+          <w:p>
+            <w:pPr>
+              <w:spacing w:after="0" w:before="0"/>
+            </w:pPr>
+            <w:r>
+              <w:rPr>
+                <w:rFonts w:ascii="Calibri" w:cs="Calibri" w:eastAsia="Calibri" w:hAnsi="Calibri"/>
+                <w:b/>
+                <w:bCs/>
+                <w:color w:val="1E2761"/>
+                <w:sz w:val="18"/>
+                <w:szCs w:val="18"/>
+              </w:rPr>
+              <w:t xml:space="preserve">Transfer: Rede beginnen</w:t>
+            </w:r>
+          </w:p>
+        </w:tc>
+        <w:tc>
+          <w:tcPr>
+            <w:tcW w:type="dxa" w:w="6650"/>
+            <w:tcBorders>
+              <w:top w:val="single" w:color="B9C6E8" w:sz="6"/>
+              <w:left w:val="single" w:color="B9C6E8" w:sz="6"/>
+              <w:bottom w:val="single" w:color="B9C6E8" w:sz="6"/>
+              <w:right w:val="single" w:color="B9C6E8" w:sz="6"/>
+            </w:tcBorders>
+            <w:tcMar>
+              <w:top w:type="dxa" w:w="60"/>
+              <w:left w:type="dxa" w:w="120"/>
+              <w:bottom w:type="dxa" w:w="60"/>
+              <w:right w:type="dxa" w:w="120"/>
+            </w:tcMar>
+            <w:vAlign w:val="top"/>
+          </w:tcPr>
+          <w:p>
+            <w:pPr>
+              <w:spacing w:after="0" w:before="0"/>
+            </w:pPr>
+            <w:r>
+              <w:rPr>
+                <w:rFonts w:ascii="Calibri" w:cs="Calibri" w:eastAsia="Calibri" w:hAnsi="Calibri"/>
+                <w:color w:val="000000"/>
+                <w:sz w:val="18"/>
+                <w:szCs w:val="18"/>
+              </w:rPr>
+              <w:t xml:space="preserve">Folie 16 bzw. Whiteboard-PDF: Rede als Franz, Kriterien an die Tafel (⑤). In der Stunde beginnen; Vortrag und Auswertung nach den Kriterien in der nächsten Stunde – keine Hausaufgabe.</w:t>
+            </w:r>
+          </w:p>
+        </w:tc>
+        <w:tc>
+          <w:tcPr>
+            <w:tcW w:type="dxa" w:w="2988"/>
+            <w:tcBorders>
+              <w:top w:val="single" w:color="B9C6E8" w:sz="6"/>
+              <w:left w:val="single" w:color="B9C6E8" w:sz="6"/>
+              <w:bottom w:val="single" w:color="B9C6E8" w:sz="6"/>
+              <w:right w:val="single" w:color="B9C6E8" w:sz="6"/>
+            </w:tcBorders>
+            <w:tcMar>
+              <w:top w:type="dxa" w:w="60"/>
+              <w:left w:type="dxa" w:w="120"/>
+              <w:bottom w:type="dxa" w:w="60"/>
+              <w:right w:type="dxa" w:w="120"/>
+            </w:tcMar>
+            <w:vAlign w:val="top"/>
+          </w:tcPr>
+          <w:p>
+            <w:pPr>
+              <w:spacing w:after="0" w:before="0"/>
+            </w:pPr>
+            <w:r>
+              <w:rPr>
+                <w:rFonts w:ascii="Calibri" w:cs="Calibri" w:eastAsia="Calibri" w:hAnsi="Calibri"/>
+                <w:color w:val="000000"/>
+                <w:sz w:val="18"/>
+                <w:szCs w:val="18"/>
+              </w:rPr>
+              <w:t xml:space="preserve">⑤ Kriterien</w:t>
+            </w:r>
+          </w:p>
+        </w:tc>
+        <w:tc>
+          <w:tcPr>
+            <w:tcW w:type="dxa" w:w="2400"/>
+            <w:tcBorders>
+              <w:top w:val="single" w:color="B9C6E8" w:sz="6"/>
+              <w:left w:val="single" w:color="B9C6E8" w:sz="6"/>
+              <w:bottom w:val="single" w:color="B9C6E8" w:sz="6"/>
+              <w:right w:val="single" w:color="B9C6E8" w:sz="6"/>
+            </w:tcBorders>
+            <w:tcMar>
+              <w:top w:type="dxa" w:w="60"/>
+              <w:left w:type="dxa" w:w="120"/>
+              <w:bottom w:type="dxa" w:w="60"/>
+              <w:right w:type="dxa" w:w="120"/>
+            </w:tcMar>
+            <w:vAlign w:val="top"/>
+          </w:tcPr>
+          <w:p>
+            <w:pPr>
+              <w:spacing w:after="0" w:before="0"/>
+            </w:pPr>
+            <w:r>
+              <w:rPr>
+                <w:rFonts w:ascii="Calibri" w:cs="Calibri" w:eastAsia="Calibri" w:hAnsi="Calibri"/>
+                <w:color w:val="5B6B8C"/>
+                <w:sz w:val="17"/>
+                <w:szCs w:val="17"/>
+              </w:rPr>
+              <w:t xml:space="preserve">Folie 16 / Whiteboard</w:t>
             </w:r>
           </w:p>
         </w:tc>
@@ -3186,7 +3528,7 @@
                 <w:sz w:val="18"/>
                 <w:szCs w:val="18"/>
               </w:rPr>
-              <w:t xml:space="preserve">Auftrag (AB Aufgabe 5, Folie 14): </w:t>
+              <w:t xml:space="preserve">Auftrag (AB Aufgabe 5, Folie 16): </w:t>
             </w:r>
             <w:r>
               <w:rPr>
